--- a/Proyecto Gestion 2P.docx
+++ b/Proyecto Gestion 2P.docx
@@ -1,25 +1,2686 @@
 
 <file path=word/document.xml><?xml version="1.0" encoding="utf-8"?>
-<w:document xmlns:wpc="http://schemas.microsoft.com/office/word/2010/wordprocessingCanvas" xmlns:cx="http://schemas.microsoft.com/office/drawing/2014/chartex" xmlns:cx1="http://schemas.microsoft.com/office/drawing/2015/9/8/chartex" xmlns:cx2="http://schemas.microsoft.com/office/drawing/2015/10/21/chartex" xmlns:cx3="http://schemas.microsoft.com/office/drawing/2016/5/9/chartex" xmlns:cx4="http://schemas.microsoft.com/office/drawing/2016/5/10/chartex" xmlns:cx5="http://schemas.microsoft.com/office/drawing/2016/5/11/chartex" xmlns:cx6="http://schemas.microsoft.com/office/drawing/2016/5/12/chartex" xmlns:cx7="http://schemas.microsoft.com/office/drawing/2016/5/13/chartex" xmlns:cx8="http://schemas.microsoft.com/office/drawing/2016/5/14/chartex" xmlns:mc="http://schemas.openxmlformats.org/markup-compatibility/2006" xmlns:aink="http://schemas.microsoft.com/office/drawing/2016/ink" xmlns:am3d="http://schemas.microsoft.com/office/drawing/2017/model3d" xmlns:o="urn:schemas-microsoft-com:office:office" xmlns:r="http://schemas.openxmlformats.org/officeDocument/2006/relationships" xmlns:m="http://schemas.openxmlformats.org/officeDocument/2006/math" xmlns:v="urn:schemas-microsoft-com:vml" xmlns:wp14="http://schemas.microsoft.com/office/word/2010/wordprocessingDrawing" xmlns:wp="http://schemas.openxmlformats.org/drawingml/2006/wordprocessingDrawing" xmlns:w10="urn:schemas-microsoft-com:office:word" xmlns:w="http://schemas.openxmlformats.org/wordprocessingml/2006/main" xmlns:w14="http://schemas.microsoft.com/office/word/2010/wordml" xmlns:w15="http://schemas.microsoft.com/office/word/2012/wordml" xmlns:w16cex="http://schemas.microsoft.com/office/word/2018/wordml/cex" xmlns:w16cid="http://schemas.microsoft.com/office/word/2016/wordml/cid" xmlns:w16="http://schemas.microsoft.com/office/word/2018/wordml" xmlns:w16sdtdh="http://schemas.microsoft.com/office/word/2020/wordml/sdtdatahash" xmlns:w16se="http://schemas.microsoft.com/office/word/2015/wordml/symex" xmlns:wpg="http://schemas.microsoft.com/office/word/2010/wordprocessingGroup" xmlns:wpi="http://schemas.microsoft.com/office/word/2010/wordprocessingInk" xmlns:wne="http://schemas.microsoft.com/office/word/2006/wordml" xmlns:wps="http://schemas.microsoft.com/office/word/2010/wordprocessingShape" mc:Ignorable="w14 w15 w16se w16cid w16 w16cex w16sdtdh wp14">
+<w:document xmlns:wpc="http://schemas.microsoft.com/office/word/2010/wordprocessingCanvas" xmlns:cx="http://schemas.microsoft.com/office/drawing/2014/chartex" xmlns:cx1="http://schemas.microsoft.com/office/drawing/2015/9/8/chartex" xmlns:cx2="http://schemas.microsoft.com/office/drawing/2015/10/21/chartex" xmlns:cx3="http://schemas.microsoft.com/office/drawing/2016/5/9/chartex" xmlns:cx4="http://schemas.microsoft.com/office/drawing/2016/5/10/chartex" xmlns:cx5="http://schemas.microsoft.com/office/drawing/2016/5/11/chartex" xmlns:cx6="http://schemas.microsoft.com/office/drawing/2016/5/12/chartex" xmlns:cx7="http://schemas.microsoft.com/office/drawing/2016/5/13/chartex" xmlns:cx8="http://schemas.microsoft.com/office/drawing/2016/5/14/chartex" xmlns:mc="http://schemas.openxmlformats.org/markup-compatibility/2006" xmlns:aink="http://schemas.microsoft.com/office/drawing/2016/ink" xmlns:am3d="http://schemas.microsoft.com/office/drawing/2017/model3d" xmlns:o="urn:schemas-microsoft-com:office:office" xmlns:oel="http://schemas.microsoft.com/office/2019/extlst" xmlns:r="http://schemas.openxmlformats.org/officeDocument/2006/relationships" xmlns:m="http://schemas.openxmlformats.org/officeDocument/2006/math" xmlns:v="urn:schemas-microsoft-com:vml" xmlns:wp14="http://schemas.microsoft.com/office/word/2010/wordprocessingDrawing" xmlns:wp="http://schemas.openxmlformats.org/drawingml/2006/wordprocessingDrawing" xmlns:w10="urn:schemas-microsoft-com:office:word" xmlns:w="http://schemas.openxmlformats.org/wordprocessingml/2006/main" xmlns:w14="http://schemas.microsoft.com/office/word/2010/wordml" xmlns:w15="http://schemas.microsoft.com/office/word/2012/wordml" xmlns:w16cex="http://schemas.microsoft.com/office/word/2018/wordml/cex" xmlns:w16cid="http://schemas.microsoft.com/office/word/2016/wordml/cid" xmlns:w16="http://schemas.microsoft.com/office/word/2018/wordml" xmlns:w16du="http://schemas.microsoft.com/office/word/2023/wordml/word16du" xmlns:w16sdtdh="http://schemas.microsoft.com/office/word/2020/wordml/sdtdatahash" xmlns:w16sdtfl="http://schemas.microsoft.com/office/word/2024/wordml/sdtformatlock" xmlns:w16se="http://schemas.microsoft.com/office/word/2015/wordml/symex" xmlns:wpg="http://schemas.microsoft.com/office/word/2010/wordprocessingGroup" xmlns:wpi="http://schemas.microsoft.com/office/word/2010/wordprocessingInk" xmlns:wne="http://schemas.microsoft.com/office/word/2006/wordml" xmlns:wps="http://schemas.microsoft.com/office/word/2010/wordprocessingShape" mc:Ignorable="w14 w15 w16se w16cid w16 w16cex w16sdtdh w16sdtfl w16du wp14">
   <w:body>
+    <w:sdt>
+      <w:sdtPr>
+        <w:rPr>
+          <w:b/>
+          <w:bCs/>
+          <w:color w:val="000000"/>
+          <w:sz w:val="24"/>
+          <w:szCs w:val="24"/>
+        </w:rPr>
+        <w:id w:val="-936751919"/>
+        <w:docPartObj>
+          <w:docPartGallery w:val="Cover Pages"/>
+          <w:docPartUnique/>
+        </w:docPartObj>
+      </w:sdtPr>
+      <w:sdtEndPr>
+        <w:rPr>
+          <w:bCs w:val="0"/>
+          <w:color w:val="auto"/>
+          <w:sz w:val="22"/>
+          <w:szCs w:val="22"/>
+        </w:rPr>
+      </w:sdtEndPr>
+      <w:sdtContent>
+        <w:p>
+          <w:pPr>
+            <w:autoSpaceDE w:val="0"/>
+            <w:autoSpaceDN w:val="0"/>
+            <w:adjustRightInd w:val="0"/>
+            <w:spacing w:line="720" w:lineRule="auto"/>
+            <w:ind w:firstLine="0"/>
+            <w:jc w:val="center"/>
+            <w:rPr>
+              <w:b/>
+              <w:bCs/>
+              <w:color w:val="000000"/>
+              <w:sz w:val="24"/>
+              <w:szCs w:val="24"/>
+            </w:rPr>
+          </w:pPr>
+          <w:r>
+            <w:rPr>
+              <w:b/>
+              <w:bCs/>
+              <w:color w:val="000000"/>
+              <w:sz w:val="24"/>
+              <w:szCs w:val="24"/>
+            </w:rPr>
+            <w:t>MATERIA:</w:t>
+          </w:r>
+        </w:p>
+        <w:p>
+          <w:pPr>
+            <w:autoSpaceDE w:val="0"/>
+            <w:autoSpaceDN w:val="0"/>
+            <w:adjustRightInd w:val="0"/>
+            <w:spacing w:line="720" w:lineRule="auto"/>
+            <w:ind w:firstLine="0"/>
+            <w:jc w:val="center"/>
+            <w:rPr>
+              <w:color w:val="000000"/>
+              <w:sz w:val="24"/>
+              <w:szCs w:val="24"/>
+            </w:rPr>
+          </w:pPr>
+          <w:r>
+            <w:rPr>
+              <w:color w:val="000000"/>
+              <w:sz w:val="24"/>
+              <w:szCs w:val="24"/>
+            </w:rPr>
+            <w:t>GESTIÓN DE LA CONFIGURACIÓN DEL SOFTWARE</w:t>
+          </w:r>
+        </w:p>
+        <w:p>
+          <w:pPr>
+            <w:autoSpaceDE w:val="0"/>
+            <w:autoSpaceDN w:val="0"/>
+            <w:adjustRightInd w:val="0"/>
+            <w:spacing w:line="720" w:lineRule="auto"/>
+            <w:ind w:firstLine="0"/>
+            <w:jc w:val="center"/>
+            <w:rPr>
+              <w:b/>
+              <w:bCs/>
+              <w:color w:val="000000"/>
+              <w:sz w:val="24"/>
+              <w:szCs w:val="24"/>
+            </w:rPr>
+          </w:pPr>
+          <w:r>
+            <w:rPr>
+              <w:b/>
+              <w:bCs/>
+              <w:color w:val="000000"/>
+              <w:sz w:val="24"/>
+              <w:szCs w:val="24"/>
+            </w:rPr>
+            <w:t>TEMA:</w:t>
+          </w:r>
+        </w:p>
+        <w:p>
+          <w:pPr>
+            <w:autoSpaceDE w:val="0"/>
+            <w:autoSpaceDN w:val="0"/>
+            <w:adjustRightInd w:val="0"/>
+            <w:spacing w:line="720" w:lineRule="auto"/>
+            <w:ind w:firstLine="0"/>
+            <w:jc w:val="center"/>
+            <w:rPr>
+              <w:color w:val="000000"/>
+              <w:sz w:val="24"/>
+              <w:szCs w:val="24"/>
+            </w:rPr>
+          </w:pPr>
+          <w:r>
+            <w:rPr>
+              <w:color w:val="000000"/>
+              <w:sz w:val="24"/>
+              <w:szCs w:val="24"/>
+            </w:rPr>
+            <w:t>PROYECTO MAVEN</w:t>
+          </w:r>
+        </w:p>
+        <w:p>
+          <w:pPr>
+            <w:autoSpaceDE w:val="0"/>
+            <w:autoSpaceDN w:val="0"/>
+            <w:adjustRightInd w:val="0"/>
+            <w:spacing w:line="720" w:lineRule="auto"/>
+            <w:ind w:firstLine="0"/>
+            <w:jc w:val="center"/>
+            <w:rPr>
+              <w:b/>
+              <w:bCs/>
+              <w:color w:val="000000"/>
+              <w:sz w:val="24"/>
+              <w:szCs w:val="24"/>
+            </w:rPr>
+          </w:pPr>
+          <w:r>
+            <w:rPr>
+              <w:b/>
+              <w:bCs/>
+              <w:color w:val="000000"/>
+              <w:sz w:val="24"/>
+              <w:szCs w:val="24"/>
+            </w:rPr>
+            <w:t>DOCENTE:</w:t>
+          </w:r>
+        </w:p>
+        <w:p>
+          <w:pPr>
+            <w:autoSpaceDE w:val="0"/>
+            <w:autoSpaceDN w:val="0"/>
+            <w:adjustRightInd w:val="0"/>
+            <w:spacing w:line="720" w:lineRule="auto"/>
+            <w:ind w:firstLine="0"/>
+            <w:jc w:val="center"/>
+            <w:rPr>
+              <w:color w:val="000000"/>
+              <w:sz w:val="24"/>
+              <w:szCs w:val="24"/>
+            </w:rPr>
+          </w:pPr>
+          <w:r>
+            <w:rPr>
+              <w:color w:val="000000"/>
+              <w:sz w:val="24"/>
+              <w:szCs w:val="24"/>
+            </w:rPr>
+            <w:t>PHD</w:t>
+          </w:r>
+          <w:r>
+            <w:rPr>
+              <w:color w:val="000000"/>
+              <w:sz w:val="24"/>
+              <w:szCs w:val="24"/>
+            </w:rPr>
+            <w:t xml:space="preserve">. </w:t>
+          </w:r>
+          <w:r>
+            <w:rPr>
+              <w:color w:val="000000"/>
+              <w:sz w:val="24"/>
+              <w:szCs w:val="24"/>
+            </w:rPr>
+            <w:t> PARRALES BRAVO FRANKLIN RICARDO</w:t>
+          </w:r>
+        </w:p>
+        <w:p>
+          <w:pPr>
+            <w:autoSpaceDE w:val="0"/>
+            <w:autoSpaceDN w:val="0"/>
+            <w:adjustRightInd w:val="0"/>
+            <w:spacing w:line="720" w:lineRule="auto"/>
+            <w:ind w:firstLine="0"/>
+            <w:jc w:val="center"/>
+            <w:rPr>
+              <w:b/>
+              <w:bCs/>
+              <w:color w:val="000000"/>
+              <w:sz w:val="24"/>
+              <w:szCs w:val="24"/>
+            </w:rPr>
+          </w:pPr>
+          <w:r>
+            <w:rPr>
+              <w:b/>
+              <w:bCs/>
+              <w:color w:val="000000"/>
+              <w:sz w:val="24"/>
+              <w:szCs w:val="24"/>
+            </w:rPr>
+            <w:t>ESTUDIANTE</w:t>
+          </w:r>
+          <w:r>
+            <w:rPr>
+              <w:b/>
+              <w:bCs/>
+              <w:color w:val="000000"/>
+              <w:sz w:val="24"/>
+              <w:szCs w:val="24"/>
+            </w:rPr>
+            <w:t>S</w:t>
+          </w:r>
+          <w:r>
+            <w:rPr>
+              <w:b/>
+              <w:bCs/>
+              <w:color w:val="000000"/>
+              <w:sz w:val="24"/>
+              <w:szCs w:val="24"/>
+            </w:rPr>
+            <w:t>:</w:t>
+          </w:r>
+        </w:p>
+        <w:p>
+          <w:pPr>
+            <w:spacing w:line="720" w:lineRule="auto"/>
+            <w:ind w:firstLine="0"/>
+            <w:jc w:val="center"/>
+            <w:rPr>
+              <w:color w:val="000000"/>
+              <w:sz w:val="24"/>
+              <w:szCs w:val="24"/>
+            </w:rPr>
+          </w:pPr>
+          <w:r>
+            <w:rPr>
+              <w:color w:val="000000"/>
+              <w:sz w:val="24"/>
+              <w:szCs w:val="24"/>
+            </w:rPr>
+            <w:t>NALDO JONNEL ANCHUNDIA CAICEDO</w:t>
+          </w:r>
+        </w:p>
+        <w:p>
+          <w:pPr>
+            <w:spacing w:after="160" w:line="259" w:lineRule="auto"/>
+            <w:ind w:firstLine="0"/>
+            <w:jc w:val="center"/>
+            <w:rPr>
+              <w:bCs/>
+            </w:rPr>
+          </w:pPr>
+          <w:r>
+            <w:rPr>
+              <w:bCs/>
+            </w:rPr>
+            <w:t>AVILES BAQUE PEDRO ANDRES</w:t>
+          </w:r>
+        </w:p>
+        <w:p>
+          <w:pPr>
+            <w:spacing w:after="160" w:line="259" w:lineRule="auto"/>
+            <w:ind w:firstLine="0"/>
+            <w:jc w:val="left"/>
+          </w:pPr>
+          <w:r>
+            <w:rPr>
+              <w:b/>
+            </w:rPr>
+            <w:t xml:space="preserve"> </w:t>
+          </w:r>
+        </w:p>
+      </w:sdtContent>
+    </w:sdt>
+    <w:p>
+      <w:pPr>
+        <w:tabs>
+          <w:tab w:val="center" w:pos="4252"/>
+        </w:tabs>
+        <w:spacing w:after="160" w:line="259" w:lineRule="auto"/>
+        <w:ind w:firstLine="0"/>
+        <w:jc w:val="center"/>
+      </w:pPr>
+      <w:r>
+        <w:t>FRANCO QUIMI VICTOR GERMAN</w:t>
+      </w:r>
+    </w:p>
+    <w:p>
+      <w:pPr>
+        <w:tabs>
+          <w:tab w:val="center" w:pos="4252"/>
+        </w:tabs>
+        <w:spacing w:after="160" w:line="259" w:lineRule="auto"/>
+        <w:ind w:firstLine="0"/>
+        <w:jc w:val="left"/>
+      </w:pPr>
+    </w:p>
+    <w:p>
+      <w:pPr>
+        <w:tabs>
+          <w:tab w:val="center" w:pos="4252"/>
+        </w:tabs>
+        <w:spacing w:after="160" w:line="259" w:lineRule="auto"/>
+        <w:ind w:firstLine="0"/>
+        <w:jc w:val="center"/>
+      </w:pPr>
+      <w:r>
+        <w:t>LOPEZ MORENO ADIEL STALIN</w:t>
+      </w:r>
+    </w:p>
+    <w:p>
+      <w:pPr>
+        <w:tabs>
+          <w:tab w:val="center" w:pos="4252"/>
+        </w:tabs>
+        <w:spacing w:after="160" w:line="259" w:lineRule="auto"/>
+        <w:ind w:firstLine="0"/>
+        <w:jc w:val="left"/>
+      </w:pPr>
+    </w:p>
+    <w:p>
+      <w:pPr>
+        <w:tabs>
+          <w:tab w:val="center" w:pos="4252"/>
+        </w:tabs>
+        <w:spacing w:after="160" w:line="259" w:lineRule="auto"/>
+        <w:ind w:firstLine="0"/>
+        <w:jc w:val="center"/>
+      </w:pPr>
+      <w:r>
+        <w:t>TOMALA GONZALEZ FELIX JAVIER</w:t>
+      </w:r>
+    </w:p>
+    <w:p>
+      <w:pPr>
+        <w:tabs>
+          <w:tab w:val="center" w:pos="4252"/>
+        </w:tabs>
+        <w:spacing w:after="160" w:line="259" w:lineRule="auto"/>
+        <w:ind w:firstLine="0"/>
+        <w:jc w:val="left"/>
+      </w:pPr>
+    </w:p>
+    <w:p>
+      <w:pPr>
+        <w:spacing w:after="160" w:line="259" w:lineRule="auto"/>
+        <w:ind w:firstLine="0"/>
+        <w:jc w:val="left"/>
+      </w:pPr>
+      <w:r>
+        <w:br w:type="page"/>
+      </w:r>
+    </w:p>
+    <w:sdt>
+      <w:sdtPr>
+        <w:rPr>
+          <w:lang w:val="es-ES"/>
+        </w:rPr>
+        <w:id w:val="-236170328"/>
+        <w:docPartObj>
+          <w:docPartGallery w:val="Table of Contents"/>
+          <w:docPartUnique/>
+        </w:docPartObj>
+      </w:sdtPr>
+      <w:sdtEndPr>
+        <w:rPr>
+          <w:rFonts w:ascii="Times New Roman" w:eastAsiaTheme="minorHAnsi" w:hAnsi="Times New Roman" w:cstheme="minorBidi"/>
+          <w:b/>
+          <w:bCs/>
+          <w:color w:val="auto"/>
+          <w:sz w:val="22"/>
+          <w:szCs w:val="22"/>
+          <w:lang w:eastAsia="en-US"/>
+        </w:rPr>
+      </w:sdtEndPr>
+      <w:sdtContent>
+        <w:p>
+          <w:pPr>
+            <w:pStyle w:val="TtuloTDC"/>
+            <w:rPr>
+              <w:rFonts w:ascii="Times New Roman" w:hAnsi="Times New Roman" w:cs="Times New Roman"/>
+            </w:rPr>
+          </w:pPr>
+          <w:r>
+            <w:rPr>
+              <w:rFonts w:ascii="Times New Roman" w:hAnsi="Times New Roman" w:cs="Times New Roman"/>
+              <w:lang w:val="es-ES"/>
+            </w:rPr>
+            <w:t>Contenido</w:t>
+          </w:r>
+        </w:p>
+        <w:p>
+          <w:pPr>
+            <w:pStyle w:val="TDC1"/>
+            <w:tabs>
+              <w:tab w:val="right" w:leader="dot" w:pos="8494"/>
+            </w:tabs>
+            <w:rPr>
+              <w:rFonts w:cs="Times New Roman"/>
+              <w:noProof/>
+              <w:sz w:val="24"/>
+              <w:szCs w:val="24"/>
+            </w:rPr>
+          </w:pPr>
+          <w:r>
+            <w:rPr>
+              <w:rFonts w:cs="Times New Roman"/>
+              <w:sz w:val="24"/>
+              <w:szCs w:val="24"/>
+            </w:rPr>
+            <w:fldChar w:fldCharType="begin"/>
+          </w:r>
+          <w:r>
+            <w:rPr>
+              <w:rFonts w:cs="Times New Roman"/>
+              <w:sz w:val="24"/>
+              <w:szCs w:val="24"/>
+            </w:rPr>
+            <w:instrText xml:space="preserve"> TOC \o "1-3" \h \z \u </w:instrText>
+          </w:r>
+          <w:r>
+            <w:rPr>
+              <w:rFonts w:cs="Times New Roman"/>
+              <w:sz w:val="24"/>
+              <w:szCs w:val="24"/>
+            </w:rPr>
+            <w:fldChar w:fldCharType="separate"/>
+          </w:r>
+          <w:hyperlink w:anchor="_Toc220847176" w:history="1">
+            <w:r>
+              <w:rPr>
+                <w:rStyle w:val="Hipervnculo"/>
+                <w:rFonts w:cs="Times New Roman"/>
+                <w:noProof/>
+                <w:sz w:val="24"/>
+                <w:szCs w:val="24"/>
+              </w:rPr>
+              <w:t>Generar informe PDF con estructura, capturas y reflexión</w:t>
+            </w:r>
+            <w:r>
+              <w:rPr>
+                <w:rFonts w:cs="Times New Roman"/>
+                <w:noProof/>
+                <w:webHidden/>
+                <w:sz w:val="24"/>
+                <w:szCs w:val="24"/>
+              </w:rPr>
+              <w:tab/>
+            </w:r>
+            <w:r>
+              <w:rPr>
+                <w:rFonts w:cs="Times New Roman"/>
+                <w:noProof/>
+                <w:webHidden/>
+                <w:sz w:val="24"/>
+                <w:szCs w:val="24"/>
+              </w:rPr>
+              <w:fldChar w:fldCharType="begin"/>
+            </w:r>
+            <w:r>
+              <w:rPr>
+                <w:rFonts w:cs="Times New Roman"/>
+                <w:noProof/>
+                <w:webHidden/>
+                <w:sz w:val="24"/>
+                <w:szCs w:val="24"/>
+              </w:rPr>
+              <w:instrText xml:space="preserve"> PAGEREF _Toc220847176 \h </w:instrText>
+            </w:r>
+            <w:r>
+              <w:rPr>
+                <w:rFonts w:cs="Times New Roman"/>
+                <w:noProof/>
+                <w:webHidden/>
+                <w:sz w:val="24"/>
+                <w:szCs w:val="24"/>
+              </w:rPr>
+            </w:r>
+            <w:r>
+              <w:rPr>
+                <w:rFonts w:cs="Times New Roman"/>
+                <w:noProof/>
+                <w:webHidden/>
+                <w:sz w:val="24"/>
+                <w:szCs w:val="24"/>
+              </w:rPr>
+              <w:fldChar w:fldCharType="separate"/>
+            </w:r>
+            <w:r>
+              <w:rPr>
+                <w:rFonts w:cs="Times New Roman"/>
+                <w:noProof/>
+                <w:webHidden/>
+                <w:sz w:val="24"/>
+                <w:szCs w:val="24"/>
+              </w:rPr>
+              <w:t>2</w:t>
+            </w:r>
+            <w:r>
+              <w:rPr>
+                <w:rFonts w:cs="Times New Roman"/>
+                <w:noProof/>
+                <w:webHidden/>
+                <w:sz w:val="24"/>
+                <w:szCs w:val="24"/>
+              </w:rPr>
+              <w:fldChar w:fldCharType="end"/>
+            </w:r>
+          </w:hyperlink>
+        </w:p>
+        <w:p>
+          <w:pPr>
+            <w:pStyle w:val="TDC2"/>
+            <w:tabs>
+              <w:tab w:val="right" w:leader="dot" w:pos="8494"/>
+            </w:tabs>
+            <w:rPr>
+              <w:rFonts w:cs="Times New Roman"/>
+              <w:noProof/>
+              <w:sz w:val="28"/>
+              <w:szCs w:val="28"/>
+            </w:rPr>
+          </w:pPr>
+          <w:hyperlink w:anchor="_Toc220847177" w:history="1">
+            <w:r>
+              <w:rPr>
+                <w:rStyle w:val="Hipervnculo"/>
+                <w:rFonts w:cs="Times New Roman"/>
+                <w:noProof/>
+                <w:sz w:val="24"/>
+                <w:szCs w:val="24"/>
+              </w:rPr>
+              <w:t>1. Introducción</w:t>
+            </w:r>
+            <w:r>
+              <w:rPr>
+                <w:rFonts w:cs="Times New Roman"/>
+                <w:noProof/>
+                <w:webHidden/>
+                <w:sz w:val="24"/>
+                <w:szCs w:val="24"/>
+              </w:rPr>
+              <w:tab/>
+            </w:r>
+            <w:r>
+              <w:rPr>
+                <w:rFonts w:cs="Times New Roman"/>
+                <w:noProof/>
+                <w:webHidden/>
+                <w:sz w:val="24"/>
+                <w:szCs w:val="24"/>
+              </w:rPr>
+              <w:fldChar w:fldCharType="begin"/>
+            </w:r>
+            <w:r>
+              <w:rPr>
+                <w:rFonts w:cs="Times New Roman"/>
+                <w:noProof/>
+                <w:webHidden/>
+                <w:sz w:val="24"/>
+                <w:szCs w:val="24"/>
+              </w:rPr>
+              <w:instrText xml:space="preserve"> PAGEREF _Toc220847177 \h </w:instrText>
+            </w:r>
+            <w:r>
+              <w:rPr>
+                <w:rFonts w:cs="Times New Roman"/>
+                <w:noProof/>
+                <w:webHidden/>
+                <w:sz w:val="24"/>
+                <w:szCs w:val="24"/>
+              </w:rPr>
+            </w:r>
+            <w:r>
+              <w:rPr>
+                <w:rFonts w:cs="Times New Roman"/>
+                <w:noProof/>
+                <w:webHidden/>
+                <w:sz w:val="24"/>
+                <w:szCs w:val="24"/>
+              </w:rPr>
+              <w:fldChar w:fldCharType="separate"/>
+            </w:r>
+            <w:r>
+              <w:rPr>
+                <w:rFonts w:cs="Times New Roman"/>
+                <w:noProof/>
+                <w:webHidden/>
+                <w:sz w:val="24"/>
+                <w:szCs w:val="24"/>
+              </w:rPr>
+              <w:t>2</w:t>
+            </w:r>
+            <w:r>
+              <w:rPr>
+                <w:rFonts w:cs="Times New Roman"/>
+                <w:noProof/>
+                <w:webHidden/>
+                <w:sz w:val="24"/>
+                <w:szCs w:val="24"/>
+              </w:rPr>
+              <w:fldChar w:fldCharType="end"/>
+            </w:r>
+          </w:hyperlink>
+        </w:p>
+        <w:p>
+          <w:pPr>
+            <w:pStyle w:val="TDC2"/>
+            <w:tabs>
+              <w:tab w:val="right" w:leader="dot" w:pos="8494"/>
+            </w:tabs>
+            <w:rPr>
+              <w:rFonts w:cs="Times New Roman"/>
+              <w:noProof/>
+              <w:sz w:val="24"/>
+              <w:szCs w:val="24"/>
+            </w:rPr>
+          </w:pPr>
+          <w:hyperlink w:anchor="_Toc220847178" w:history="1">
+            <w:r>
+              <w:rPr>
+                <w:rStyle w:val="Hipervnculo"/>
+                <w:rFonts w:cs="Times New Roman"/>
+                <w:noProof/>
+                <w:sz w:val="24"/>
+                <w:szCs w:val="24"/>
+              </w:rPr>
+              <w:t>2. Objetivos del Proyecto</w:t>
+            </w:r>
+            <w:r>
+              <w:rPr>
+                <w:rFonts w:cs="Times New Roman"/>
+                <w:noProof/>
+                <w:webHidden/>
+                <w:sz w:val="24"/>
+                <w:szCs w:val="24"/>
+              </w:rPr>
+              <w:tab/>
+            </w:r>
+            <w:r>
+              <w:rPr>
+                <w:rFonts w:cs="Times New Roman"/>
+                <w:noProof/>
+                <w:webHidden/>
+                <w:sz w:val="24"/>
+                <w:szCs w:val="24"/>
+              </w:rPr>
+              <w:fldChar w:fldCharType="begin"/>
+            </w:r>
+            <w:r>
+              <w:rPr>
+                <w:rFonts w:cs="Times New Roman"/>
+                <w:noProof/>
+                <w:webHidden/>
+                <w:sz w:val="24"/>
+                <w:szCs w:val="24"/>
+              </w:rPr>
+              <w:instrText xml:space="preserve"> PAGEREF _Toc220847178 \h </w:instrText>
+            </w:r>
+            <w:r>
+              <w:rPr>
+                <w:rFonts w:cs="Times New Roman"/>
+                <w:noProof/>
+                <w:webHidden/>
+                <w:sz w:val="24"/>
+                <w:szCs w:val="24"/>
+              </w:rPr>
+            </w:r>
+            <w:r>
+              <w:rPr>
+                <w:rFonts w:cs="Times New Roman"/>
+                <w:noProof/>
+                <w:webHidden/>
+                <w:sz w:val="24"/>
+                <w:szCs w:val="24"/>
+              </w:rPr>
+              <w:fldChar w:fldCharType="separate"/>
+            </w:r>
+            <w:r>
+              <w:rPr>
+                <w:rFonts w:cs="Times New Roman"/>
+                <w:noProof/>
+                <w:webHidden/>
+                <w:sz w:val="24"/>
+                <w:szCs w:val="24"/>
+              </w:rPr>
+              <w:t>2</w:t>
+            </w:r>
+            <w:r>
+              <w:rPr>
+                <w:rFonts w:cs="Times New Roman"/>
+                <w:noProof/>
+                <w:webHidden/>
+                <w:sz w:val="24"/>
+                <w:szCs w:val="24"/>
+              </w:rPr>
+              <w:fldChar w:fldCharType="end"/>
+            </w:r>
+          </w:hyperlink>
+        </w:p>
+        <w:p>
+          <w:pPr>
+            <w:pStyle w:val="TDC3"/>
+            <w:tabs>
+              <w:tab w:val="right" w:leader="dot" w:pos="8494"/>
+            </w:tabs>
+            <w:rPr>
+              <w:rFonts w:cs="Times New Roman"/>
+              <w:noProof/>
+              <w:sz w:val="24"/>
+              <w:szCs w:val="24"/>
+            </w:rPr>
+          </w:pPr>
+          <w:hyperlink w:anchor="_Toc220847179" w:history="1">
+            <w:r>
+              <w:rPr>
+                <w:rStyle w:val="Hipervnculo"/>
+                <w:rFonts w:cs="Times New Roman"/>
+                <w:noProof/>
+                <w:sz w:val="24"/>
+                <w:szCs w:val="24"/>
+              </w:rPr>
+              <w:t>2.1 Objetivo General</w:t>
+            </w:r>
+            <w:r>
+              <w:rPr>
+                <w:rFonts w:cs="Times New Roman"/>
+                <w:noProof/>
+                <w:webHidden/>
+                <w:sz w:val="24"/>
+                <w:szCs w:val="24"/>
+              </w:rPr>
+              <w:tab/>
+            </w:r>
+            <w:r>
+              <w:rPr>
+                <w:rFonts w:cs="Times New Roman"/>
+                <w:noProof/>
+                <w:webHidden/>
+                <w:sz w:val="24"/>
+                <w:szCs w:val="24"/>
+              </w:rPr>
+              <w:fldChar w:fldCharType="begin"/>
+            </w:r>
+            <w:r>
+              <w:rPr>
+                <w:rFonts w:cs="Times New Roman"/>
+                <w:noProof/>
+                <w:webHidden/>
+                <w:sz w:val="24"/>
+                <w:szCs w:val="24"/>
+              </w:rPr>
+              <w:instrText xml:space="preserve"> PAGEREF _Toc220847179 \h </w:instrText>
+            </w:r>
+            <w:r>
+              <w:rPr>
+                <w:rFonts w:cs="Times New Roman"/>
+                <w:noProof/>
+                <w:webHidden/>
+                <w:sz w:val="24"/>
+                <w:szCs w:val="24"/>
+              </w:rPr>
+            </w:r>
+            <w:r>
+              <w:rPr>
+                <w:rFonts w:cs="Times New Roman"/>
+                <w:noProof/>
+                <w:webHidden/>
+                <w:sz w:val="24"/>
+                <w:szCs w:val="24"/>
+              </w:rPr>
+              <w:fldChar w:fldCharType="separate"/>
+            </w:r>
+            <w:r>
+              <w:rPr>
+                <w:rFonts w:cs="Times New Roman"/>
+                <w:noProof/>
+                <w:webHidden/>
+                <w:sz w:val="24"/>
+                <w:szCs w:val="24"/>
+              </w:rPr>
+              <w:t>2</w:t>
+            </w:r>
+            <w:r>
+              <w:rPr>
+                <w:rFonts w:cs="Times New Roman"/>
+                <w:noProof/>
+                <w:webHidden/>
+                <w:sz w:val="24"/>
+                <w:szCs w:val="24"/>
+              </w:rPr>
+              <w:fldChar w:fldCharType="end"/>
+            </w:r>
+          </w:hyperlink>
+        </w:p>
+        <w:p>
+          <w:pPr>
+            <w:pStyle w:val="TDC3"/>
+            <w:tabs>
+              <w:tab w:val="right" w:leader="dot" w:pos="8494"/>
+            </w:tabs>
+            <w:rPr>
+              <w:rFonts w:cs="Times New Roman"/>
+              <w:noProof/>
+              <w:sz w:val="24"/>
+              <w:szCs w:val="24"/>
+            </w:rPr>
+          </w:pPr>
+          <w:hyperlink w:anchor="_Toc220847180" w:history="1">
+            <w:r>
+              <w:rPr>
+                <w:rStyle w:val="Hipervnculo"/>
+                <w:rFonts w:cs="Times New Roman"/>
+                <w:noProof/>
+                <w:sz w:val="24"/>
+                <w:szCs w:val="24"/>
+              </w:rPr>
+              <w:t>2.2 Objetivos Específicos</w:t>
+            </w:r>
+            <w:r>
+              <w:rPr>
+                <w:rFonts w:cs="Times New Roman"/>
+                <w:noProof/>
+                <w:webHidden/>
+                <w:sz w:val="24"/>
+                <w:szCs w:val="24"/>
+              </w:rPr>
+              <w:tab/>
+            </w:r>
+            <w:r>
+              <w:rPr>
+                <w:rFonts w:cs="Times New Roman"/>
+                <w:noProof/>
+                <w:webHidden/>
+                <w:sz w:val="24"/>
+                <w:szCs w:val="24"/>
+              </w:rPr>
+              <w:fldChar w:fldCharType="begin"/>
+            </w:r>
+            <w:r>
+              <w:rPr>
+                <w:rFonts w:cs="Times New Roman"/>
+                <w:noProof/>
+                <w:webHidden/>
+                <w:sz w:val="24"/>
+                <w:szCs w:val="24"/>
+              </w:rPr>
+              <w:instrText xml:space="preserve"> PAGEREF _Toc220847180 \h </w:instrText>
+            </w:r>
+            <w:r>
+              <w:rPr>
+                <w:rFonts w:cs="Times New Roman"/>
+                <w:noProof/>
+                <w:webHidden/>
+                <w:sz w:val="24"/>
+                <w:szCs w:val="24"/>
+              </w:rPr>
+            </w:r>
+            <w:r>
+              <w:rPr>
+                <w:rFonts w:cs="Times New Roman"/>
+                <w:noProof/>
+                <w:webHidden/>
+                <w:sz w:val="24"/>
+                <w:szCs w:val="24"/>
+              </w:rPr>
+              <w:fldChar w:fldCharType="separate"/>
+            </w:r>
+            <w:r>
+              <w:rPr>
+                <w:rFonts w:cs="Times New Roman"/>
+                <w:noProof/>
+                <w:webHidden/>
+                <w:sz w:val="24"/>
+                <w:szCs w:val="24"/>
+              </w:rPr>
+              <w:t>2</w:t>
+            </w:r>
+            <w:r>
+              <w:rPr>
+                <w:rFonts w:cs="Times New Roman"/>
+                <w:noProof/>
+                <w:webHidden/>
+                <w:sz w:val="24"/>
+                <w:szCs w:val="24"/>
+              </w:rPr>
+              <w:fldChar w:fldCharType="end"/>
+            </w:r>
+          </w:hyperlink>
+        </w:p>
+        <w:p>
+          <w:pPr>
+            <w:pStyle w:val="TDC2"/>
+            <w:tabs>
+              <w:tab w:val="right" w:leader="dot" w:pos="8494"/>
+            </w:tabs>
+            <w:rPr>
+              <w:rFonts w:cs="Times New Roman"/>
+              <w:noProof/>
+              <w:sz w:val="24"/>
+              <w:szCs w:val="24"/>
+            </w:rPr>
+          </w:pPr>
+          <w:hyperlink w:anchor="_Toc220847181" w:history="1">
+            <w:r>
+              <w:rPr>
+                <w:rStyle w:val="Hipervnculo"/>
+                <w:rFonts w:cs="Times New Roman"/>
+                <w:noProof/>
+                <w:sz w:val="24"/>
+                <w:szCs w:val="24"/>
+              </w:rPr>
+              <w:t>3. Descripción General del Proyecto</w:t>
+            </w:r>
+            <w:r>
+              <w:rPr>
+                <w:rFonts w:cs="Times New Roman"/>
+                <w:noProof/>
+                <w:webHidden/>
+                <w:sz w:val="24"/>
+                <w:szCs w:val="24"/>
+              </w:rPr>
+              <w:tab/>
+            </w:r>
+            <w:r>
+              <w:rPr>
+                <w:rFonts w:cs="Times New Roman"/>
+                <w:noProof/>
+                <w:webHidden/>
+                <w:sz w:val="24"/>
+                <w:szCs w:val="24"/>
+              </w:rPr>
+              <w:fldChar w:fldCharType="begin"/>
+            </w:r>
+            <w:r>
+              <w:rPr>
+                <w:rFonts w:cs="Times New Roman"/>
+                <w:noProof/>
+                <w:webHidden/>
+                <w:sz w:val="24"/>
+                <w:szCs w:val="24"/>
+              </w:rPr>
+              <w:instrText xml:space="preserve"> PAGEREF _Toc220847181 \h </w:instrText>
+            </w:r>
+            <w:r>
+              <w:rPr>
+                <w:rFonts w:cs="Times New Roman"/>
+                <w:noProof/>
+                <w:webHidden/>
+                <w:sz w:val="24"/>
+                <w:szCs w:val="24"/>
+              </w:rPr>
+            </w:r>
+            <w:r>
+              <w:rPr>
+                <w:rFonts w:cs="Times New Roman"/>
+                <w:noProof/>
+                <w:webHidden/>
+                <w:sz w:val="24"/>
+                <w:szCs w:val="24"/>
+              </w:rPr>
+              <w:fldChar w:fldCharType="separate"/>
+            </w:r>
+            <w:r>
+              <w:rPr>
+                <w:rFonts w:cs="Times New Roman"/>
+                <w:noProof/>
+                <w:webHidden/>
+                <w:sz w:val="24"/>
+                <w:szCs w:val="24"/>
+              </w:rPr>
+              <w:t>2</w:t>
+            </w:r>
+            <w:r>
+              <w:rPr>
+                <w:rFonts w:cs="Times New Roman"/>
+                <w:noProof/>
+                <w:webHidden/>
+                <w:sz w:val="24"/>
+                <w:szCs w:val="24"/>
+              </w:rPr>
+              <w:fldChar w:fldCharType="end"/>
+            </w:r>
+          </w:hyperlink>
+        </w:p>
+        <w:p>
+          <w:pPr>
+            <w:pStyle w:val="TDC2"/>
+            <w:tabs>
+              <w:tab w:val="right" w:leader="dot" w:pos="8494"/>
+            </w:tabs>
+            <w:rPr>
+              <w:rFonts w:cs="Times New Roman"/>
+              <w:noProof/>
+              <w:sz w:val="24"/>
+              <w:szCs w:val="24"/>
+            </w:rPr>
+          </w:pPr>
+          <w:hyperlink w:anchor="_Toc220847182" w:history="1">
+            <w:r>
+              <w:rPr>
+                <w:rStyle w:val="Hipervnculo"/>
+                <w:rFonts w:cs="Times New Roman"/>
+                <w:noProof/>
+                <w:sz w:val="24"/>
+                <w:szCs w:val="24"/>
+              </w:rPr>
+              <w:t>4. Configuración del Proyecto Maven</w:t>
+            </w:r>
+            <w:r>
+              <w:rPr>
+                <w:rFonts w:cs="Times New Roman"/>
+                <w:noProof/>
+                <w:webHidden/>
+                <w:sz w:val="24"/>
+                <w:szCs w:val="24"/>
+              </w:rPr>
+              <w:tab/>
+            </w:r>
+            <w:r>
+              <w:rPr>
+                <w:rFonts w:cs="Times New Roman"/>
+                <w:noProof/>
+                <w:webHidden/>
+                <w:sz w:val="24"/>
+                <w:szCs w:val="24"/>
+              </w:rPr>
+              <w:fldChar w:fldCharType="begin"/>
+            </w:r>
+            <w:r>
+              <w:rPr>
+                <w:rFonts w:cs="Times New Roman"/>
+                <w:noProof/>
+                <w:webHidden/>
+                <w:sz w:val="24"/>
+                <w:szCs w:val="24"/>
+              </w:rPr>
+              <w:instrText xml:space="preserve"> PAGEREF _Toc220847182 \h </w:instrText>
+            </w:r>
+            <w:r>
+              <w:rPr>
+                <w:rFonts w:cs="Times New Roman"/>
+                <w:noProof/>
+                <w:webHidden/>
+                <w:sz w:val="24"/>
+                <w:szCs w:val="24"/>
+              </w:rPr>
+            </w:r>
+            <w:r>
+              <w:rPr>
+                <w:rFonts w:cs="Times New Roman"/>
+                <w:noProof/>
+                <w:webHidden/>
+                <w:sz w:val="24"/>
+                <w:szCs w:val="24"/>
+              </w:rPr>
+              <w:fldChar w:fldCharType="separate"/>
+            </w:r>
+            <w:r>
+              <w:rPr>
+                <w:rFonts w:cs="Times New Roman"/>
+                <w:noProof/>
+                <w:webHidden/>
+                <w:sz w:val="24"/>
+                <w:szCs w:val="24"/>
+              </w:rPr>
+              <w:t>3</w:t>
+            </w:r>
+            <w:r>
+              <w:rPr>
+                <w:rFonts w:cs="Times New Roman"/>
+                <w:noProof/>
+                <w:webHidden/>
+                <w:sz w:val="24"/>
+                <w:szCs w:val="24"/>
+              </w:rPr>
+              <w:fldChar w:fldCharType="end"/>
+            </w:r>
+          </w:hyperlink>
+        </w:p>
+        <w:p>
+          <w:pPr>
+            <w:pStyle w:val="TDC2"/>
+            <w:tabs>
+              <w:tab w:val="right" w:leader="dot" w:pos="8494"/>
+            </w:tabs>
+            <w:rPr>
+              <w:rFonts w:cs="Times New Roman"/>
+              <w:noProof/>
+              <w:sz w:val="24"/>
+              <w:szCs w:val="24"/>
+            </w:rPr>
+          </w:pPr>
+          <w:hyperlink w:anchor="_Toc220847183" w:history="1">
+            <w:r>
+              <w:rPr>
+                <w:rStyle w:val="Hipervnculo"/>
+                <w:rFonts w:cs="Times New Roman"/>
+                <w:noProof/>
+                <w:sz w:val="24"/>
+                <w:szCs w:val="24"/>
+              </w:rPr>
+              <w:t>5. Gestión de Dependencias</w:t>
+            </w:r>
+            <w:r>
+              <w:rPr>
+                <w:rFonts w:cs="Times New Roman"/>
+                <w:noProof/>
+                <w:webHidden/>
+                <w:sz w:val="24"/>
+                <w:szCs w:val="24"/>
+              </w:rPr>
+              <w:tab/>
+            </w:r>
+            <w:r>
+              <w:rPr>
+                <w:rFonts w:cs="Times New Roman"/>
+                <w:noProof/>
+                <w:webHidden/>
+                <w:sz w:val="24"/>
+                <w:szCs w:val="24"/>
+              </w:rPr>
+              <w:fldChar w:fldCharType="begin"/>
+            </w:r>
+            <w:r>
+              <w:rPr>
+                <w:rFonts w:cs="Times New Roman"/>
+                <w:noProof/>
+                <w:webHidden/>
+                <w:sz w:val="24"/>
+                <w:szCs w:val="24"/>
+              </w:rPr>
+              <w:instrText xml:space="preserve"> PAGEREF _Toc220847183 \h </w:instrText>
+            </w:r>
+            <w:r>
+              <w:rPr>
+                <w:rFonts w:cs="Times New Roman"/>
+                <w:noProof/>
+                <w:webHidden/>
+                <w:sz w:val="24"/>
+                <w:szCs w:val="24"/>
+              </w:rPr>
+            </w:r>
+            <w:r>
+              <w:rPr>
+                <w:rFonts w:cs="Times New Roman"/>
+                <w:noProof/>
+                <w:webHidden/>
+                <w:sz w:val="24"/>
+                <w:szCs w:val="24"/>
+              </w:rPr>
+              <w:fldChar w:fldCharType="separate"/>
+            </w:r>
+            <w:r>
+              <w:rPr>
+                <w:rFonts w:cs="Times New Roman"/>
+                <w:noProof/>
+                <w:webHidden/>
+                <w:sz w:val="24"/>
+                <w:szCs w:val="24"/>
+              </w:rPr>
+              <w:t>3</w:t>
+            </w:r>
+            <w:r>
+              <w:rPr>
+                <w:rFonts w:cs="Times New Roman"/>
+                <w:noProof/>
+                <w:webHidden/>
+                <w:sz w:val="24"/>
+                <w:szCs w:val="24"/>
+              </w:rPr>
+              <w:fldChar w:fldCharType="end"/>
+            </w:r>
+          </w:hyperlink>
+        </w:p>
+        <w:p>
+          <w:pPr>
+            <w:pStyle w:val="TDC3"/>
+            <w:tabs>
+              <w:tab w:val="right" w:leader="dot" w:pos="8494"/>
+            </w:tabs>
+            <w:rPr>
+              <w:rFonts w:cs="Times New Roman"/>
+              <w:noProof/>
+              <w:sz w:val="24"/>
+              <w:szCs w:val="24"/>
+            </w:rPr>
+          </w:pPr>
+          <w:hyperlink w:anchor="_Toc220847184" w:history="1">
+            <w:r>
+              <w:rPr>
+                <w:rStyle w:val="Hipervnculo"/>
+                <w:rFonts w:cs="Times New Roman"/>
+                <w:noProof/>
+                <w:sz w:val="24"/>
+                <w:szCs w:val="24"/>
+              </w:rPr>
+              <w:t>5.1 JUnit – Framework para Pruebas Unitarias</w:t>
+            </w:r>
+            <w:r>
+              <w:rPr>
+                <w:rFonts w:cs="Times New Roman"/>
+                <w:noProof/>
+                <w:webHidden/>
+                <w:sz w:val="24"/>
+                <w:szCs w:val="24"/>
+              </w:rPr>
+              <w:tab/>
+            </w:r>
+            <w:r>
+              <w:rPr>
+                <w:rFonts w:cs="Times New Roman"/>
+                <w:noProof/>
+                <w:webHidden/>
+                <w:sz w:val="24"/>
+                <w:szCs w:val="24"/>
+              </w:rPr>
+              <w:fldChar w:fldCharType="begin"/>
+            </w:r>
+            <w:r>
+              <w:rPr>
+                <w:rFonts w:cs="Times New Roman"/>
+                <w:noProof/>
+                <w:webHidden/>
+                <w:sz w:val="24"/>
+                <w:szCs w:val="24"/>
+              </w:rPr>
+              <w:instrText xml:space="preserve"> PAGEREF _Toc220847184 \h </w:instrText>
+            </w:r>
+            <w:r>
+              <w:rPr>
+                <w:rFonts w:cs="Times New Roman"/>
+                <w:noProof/>
+                <w:webHidden/>
+                <w:sz w:val="24"/>
+                <w:szCs w:val="24"/>
+              </w:rPr>
+            </w:r>
+            <w:r>
+              <w:rPr>
+                <w:rFonts w:cs="Times New Roman"/>
+                <w:noProof/>
+                <w:webHidden/>
+                <w:sz w:val="24"/>
+                <w:szCs w:val="24"/>
+              </w:rPr>
+              <w:fldChar w:fldCharType="separate"/>
+            </w:r>
+            <w:r>
+              <w:rPr>
+                <w:rFonts w:cs="Times New Roman"/>
+                <w:noProof/>
+                <w:webHidden/>
+                <w:sz w:val="24"/>
+                <w:szCs w:val="24"/>
+              </w:rPr>
+              <w:t>4</w:t>
+            </w:r>
+            <w:r>
+              <w:rPr>
+                <w:rFonts w:cs="Times New Roman"/>
+                <w:noProof/>
+                <w:webHidden/>
+                <w:sz w:val="24"/>
+                <w:szCs w:val="24"/>
+              </w:rPr>
+              <w:fldChar w:fldCharType="end"/>
+            </w:r>
+          </w:hyperlink>
+        </w:p>
+        <w:p>
+          <w:pPr>
+            <w:pStyle w:val="TDC3"/>
+            <w:tabs>
+              <w:tab w:val="right" w:leader="dot" w:pos="8494"/>
+            </w:tabs>
+            <w:rPr>
+              <w:rFonts w:cs="Times New Roman"/>
+              <w:noProof/>
+              <w:sz w:val="24"/>
+              <w:szCs w:val="24"/>
+            </w:rPr>
+          </w:pPr>
+          <w:hyperlink w:anchor="_Toc220847185" w:history="1">
+            <w:r>
+              <w:rPr>
+                <w:rStyle w:val="Hipervnculo"/>
+                <w:rFonts w:cs="Times New Roman"/>
+                <w:noProof/>
+                <w:sz w:val="24"/>
+                <w:szCs w:val="24"/>
+              </w:rPr>
+              <w:t>5.2 Log4j – Biblioteca para Registro de Eventos</w:t>
+            </w:r>
+            <w:r>
+              <w:rPr>
+                <w:rFonts w:cs="Times New Roman"/>
+                <w:noProof/>
+                <w:webHidden/>
+                <w:sz w:val="24"/>
+                <w:szCs w:val="24"/>
+              </w:rPr>
+              <w:tab/>
+            </w:r>
+            <w:r>
+              <w:rPr>
+                <w:rFonts w:cs="Times New Roman"/>
+                <w:noProof/>
+                <w:webHidden/>
+                <w:sz w:val="24"/>
+                <w:szCs w:val="24"/>
+              </w:rPr>
+              <w:fldChar w:fldCharType="begin"/>
+            </w:r>
+            <w:r>
+              <w:rPr>
+                <w:rFonts w:cs="Times New Roman"/>
+                <w:noProof/>
+                <w:webHidden/>
+                <w:sz w:val="24"/>
+                <w:szCs w:val="24"/>
+              </w:rPr>
+              <w:instrText xml:space="preserve"> PAGEREF _Toc220847185 \h </w:instrText>
+            </w:r>
+            <w:r>
+              <w:rPr>
+                <w:rFonts w:cs="Times New Roman"/>
+                <w:noProof/>
+                <w:webHidden/>
+                <w:sz w:val="24"/>
+                <w:szCs w:val="24"/>
+              </w:rPr>
+            </w:r>
+            <w:r>
+              <w:rPr>
+                <w:rFonts w:cs="Times New Roman"/>
+                <w:noProof/>
+                <w:webHidden/>
+                <w:sz w:val="24"/>
+                <w:szCs w:val="24"/>
+              </w:rPr>
+              <w:fldChar w:fldCharType="separate"/>
+            </w:r>
+            <w:r>
+              <w:rPr>
+                <w:rFonts w:cs="Times New Roman"/>
+                <w:noProof/>
+                <w:webHidden/>
+                <w:sz w:val="24"/>
+                <w:szCs w:val="24"/>
+              </w:rPr>
+              <w:t>4</w:t>
+            </w:r>
+            <w:r>
+              <w:rPr>
+                <w:rFonts w:cs="Times New Roman"/>
+                <w:noProof/>
+                <w:webHidden/>
+                <w:sz w:val="24"/>
+                <w:szCs w:val="24"/>
+              </w:rPr>
+              <w:fldChar w:fldCharType="end"/>
+            </w:r>
+          </w:hyperlink>
+        </w:p>
+        <w:p>
+          <w:pPr>
+            <w:pStyle w:val="TDC3"/>
+            <w:tabs>
+              <w:tab w:val="right" w:leader="dot" w:pos="8494"/>
+            </w:tabs>
+            <w:rPr>
+              <w:rFonts w:cs="Times New Roman"/>
+              <w:noProof/>
+              <w:sz w:val="24"/>
+              <w:szCs w:val="24"/>
+            </w:rPr>
+          </w:pPr>
+          <w:hyperlink w:anchor="_Toc220847186" w:history="1">
+            <w:r>
+              <w:rPr>
+                <w:rStyle w:val="Hipervnculo"/>
+                <w:rFonts w:cs="Times New Roman"/>
+                <w:noProof/>
+                <w:sz w:val="24"/>
+                <w:szCs w:val="24"/>
+              </w:rPr>
+              <w:t>5.3 Gson – Manejo de Datos en Formato JSON</w:t>
+            </w:r>
+            <w:r>
+              <w:rPr>
+                <w:rFonts w:cs="Times New Roman"/>
+                <w:noProof/>
+                <w:webHidden/>
+                <w:sz w:val="24"/>
+                <w:szCs w:val="24"/>
+              </w:rPr>
+              <w:tab/>
+            </w:r>
+            <w:r>
+              <w:rPr>
+                <w:rFonts w:cs="Times New Roman"/>
+                <w:noProof/>
+                <w:webHidden/>
+                <w:sz w:val="24"/>
+                <w:szCs w:val="24"/>
+              </w:rPr>
+              <w:fldChar w:fldCharType="begin"/>
+            </w:r>
+            <w:r>
+              <w:rPr>
+                <w:rFonts w:cs="Times New Roman"/>
+                <w:noProof/>
+                <w:webHidden/>
+                <w:sz w:val="24"/>
+                <w:szCs w:val="24"/>
+              </w:rPr>
+              <w:instrText xml:space="preserve"> PAGEREF _Toc220847186 \h </w:instrText>
+            </w:r>
+            <w:r>
+              <w:rPr>
+                <w:rFonts w:cs="Times New Roman"/>
+                <w:noProof/>
+                <w:webHidden/>
+                <w:sz w:val="24"/>
+                <w:szCs w:val="24"/>
+              </w:rPr>
+            </w:r>
+            <w:r>
+              <w:rPr>
+                <w:rFonts w:cs="Times New Roman"/>
+                <w:noProof/>
+                <w:webHidden/>
+                <w:sz w:val="24"/>
+                <w:szCs w:val="24"/>
+              </w:rPr>
+              <w:fldChar w:fldCharType="separate"/>
+            </w:r>
+            <w:r>
+              <w:rPr>
+                <w:rFonts w:cs="Times New Roman"/>
+                <w:noProof/>
+                <w:webHidden/>
+                <w:sz w:val="24"/>
+                <w:szCs w:val="24"/>
+              </w:rPr>
+              <w:t>5</w:t>
+            </w:r>
+            <w:r>
+              <w:rPr>
+                <w:rFonts w:cs="Times New Roman"/>
+                <w:noProof/>
+                <w:webHidden/>
+                <w:sz w:val="24"/>
+                <w:szCs w:val="24"/>
+              </w:rPr>
+              <w:fldChar w:fldCharType="end"/>
+            </w:r>
+          </w:hyperlink>
+        </w:p>
+        <w:p>
+          <w:pPr>
+            <w:pStyle w:val="TDC2"/>
+            <w:tabs>
+              <w:tab w:val="right" w:leader="dot" w:pos="8494"/>
+            </w:tabs>
+            <w:rPr>
+              <w:rFonts w:cs="Times New Roman"/>
+              <w:noProof/>
+              <w:sz w:val="24"/>
+              <w:szCs w:val="24"/>
+            </w:rPr>
+          </w:pPr>
+          <w:hyperlink w:anchor="_Toc220847187" w:history="1">
+            <w:r>
+              <w:rPr>
+                <w:rStyle w:val="Hipervnculo"/>
+                <w:rFonts w:cs="Times New Roman"/>
+                <w:noProof/>
+                <w:sz w:val="24"/>
+                <w:szCs w:val="24"/>
+              </w:rPr>
+              <w:t>6. Ciclo de Vida del Software con Maven</w:t>
+            </w:r>
+            <w:r>
+              <w:rPr>
+                <w:rFonts w:cs="Times New Roman"/>
+                <w:noProof/>
+                <w:webHidden/>
+                <w:sz w:val="24"/>
+                <w:szCs w:val="24"/>
+              </w:rPr>
+              <w:tab/>
+            </w:r>
+            <w:r>
+              <w:rPr>
+                <w:rFonts w:cs="Times New Roman"/>
+                <w:noProof/>
+                <w:webHidden/>
+                <w:sz w:val="24"/>
+                <w:szCs w:val="24"/>
+              </w:rPr>
+              <w:fldChar w:fldCharType="begin"/>
+            </w:r>
+            <w:r>
+              <w:rPr>
+                <w:rFonts w:cs="Times New Roman"/>
+                <w:noProof/>
+                <w:webHidden/>
+                <w:sz w:val="24"/>
+                <w:szCs w:val="24"/>
+              </w:rPr>
+              <w:instrText xml:space="preserve"> PAGEREF _Toc220847187 \h </w:instrText>
+            </w:r>
+            <w:r>
+              <w:rPr>
+                <w:rFonts w:cs="Times New Roman"/>
+                <w:noProof/>
+                <w:webHidden/>
+                <w:sz w:val="24"/>
+                <w:szCs w:val="24"/>
+              </w:rPr>
+            </w:r>
+            <w:r>
+              <w:rPr>
+                <w:rFonts w:cs="Times New Roman"/>
+                <w:noProof/>
+                <w:webHidden/>
+                <w:sz w:val="24"/>
+                <w:szCs w:val="24"/>
+              </w:rPr>
+              <w:fldChar w:fldCharType="separate"/>
+            </w:r>
+            <w:r>
+              <w:rPr>
+                <w:rFonts w:cs="Times New Roman"/>
+                <w:noProof/>
+                <w:webHidden/>
+                <w:sz w:val="24"/>
+                <w:szCs w:val="24"/>
+              </w:rPr>
+              <w:t>5</w:t>
+            </w:r>
+            <w:r>
+              <w:rPr>
+                <w:rFonts w:cs="Times New Roman"/>
+                <w:noProof/>
+                <w:webHidden/>
+                <w:sz w:val="24"/>
+                <w:szCs w:val="24"/>
+              </w:rPr>
+              <w:fldChar w:fldCharType="end"/>
+            </w:r>
+          </w:hyperlink>
+        </w:p>
+        <w:p>
+          <w:pPr>
+            <w:pStyle w:val="TDC3"/>
+            <w:tabs>
+              <w:tab w:val="right" w:leader="dot" w:pos="8494"/>
+            </w:tabs>
+            <w:rPr>
+              <w:rFonts w:cs="Times New Roman"/>
+              <w:noProof/>
+              <w:sz w:val="24"/>
+              <w:szCs w:val="24"/>
+            </w:rPr>
+          </w:pPr>
+          <w:hyperlink w:anchor="_Toc220847188" w:history="1">
+            <w:r>
+              <w:rPr>
+                <w:rStyle w:val="Hipervnculo"/>
+                <w:rFonts w:cs="Times New Roman"/>
+                <w:noProof/>
+                <w:sz w:val="24"/>
+                <w:szCs w:val="24"/>
+              </w:rPr>
+              <w:t>6.1 Fase validate</w:t>
+            </w:r>
+            <w:r>
+              <w:rPr>
+                <w:rFonts w:cs="Times New Roman"/>
+                <w:noProof/>
+                <w:webHidden/>
+                <w:sz w:val="24"/>
+                <w:szCs w:val="24"/>
+              </w:rPr>
+              <w:tab/>
+            </w:r>
+            <w:r>
+              <w:rPr>
+                <w:rFonts w:cs="Times New Roman"/>
+                <w:noProof/>
+                <w:webHidden/>
+                <w:sz w:val="24"/>
+                <w:szCs w:val="24"/>
+              </w:rPr>
+              <w:fldChar w:fldCharType="begin"/>
+            </w:r>
+            <w:r>
+              <w:rPr>
+                <w:rFonts w:cs="Times New Roman"/>
+                <w:noProof/>
+                <w:webHidden/>
+                <w:sz w:val="24"/>
+                <w:szCs w:val="24"/>
+              </w:rPr>
+              <w:instrText xml:space="preserve"> PAGEREF _Toc220847188 \h </w:instrText>
+            </w:r>
+            <w:r>
+              <w:rPr>
+                <w:rFonts w:cs="Times New Roman"/>
+                <w:noProof/>
+                <w:webHidden/>
+                <w:sz w:val="24"/>
+                <w:szCs w:val="24"/>
+              </w:rPr>
+            </w:r>
+            <w:r>
+              <w:rPr>
+                <w:rFonts w:cs="Times New Roman"/>
+                <w:noProof/>
+                <w:webHidden/>
+                <w:sz w:val="24"/>
+                <w:szCs w:val="24"/>
+              </w:rPr>
+              <w:fldChar w:fldCharType="separate"/>
+            </w:r>
+            <w:r>
+              <w:rPr>
+                <w:rFonts w:cs="Times New Roman"/>
+                <w:noProof/>
+                <w:webHidden/>
+                <w:sz w:val="24"/>
+                <w:szCs w:val="24"/>
+              </w:rPr>
+              <w:t>5</w:t>
+            </w:r>
+            <w:r>
+              <w:rPr>
+                <w:rFonts w:cs="Times New Roman"/>
+                <w:noProof/>
+                <w:webHidden/>
+                <w:sz w:val="24"/>
+                <w:szCs w:val="24"/>
+              </w:rPr>
+              <w:fldChar w:fldCharType="end"/>
+            </w:r>
+          </w:hyperlink>
+        </w:p>
+        <w:p>
+          <w:pPr>
+            <w:pStyle w:val="TDC3"/>
+            <w:tabs>
+              <w:tab w:val="right" w:leader="dot" w:pos="8494"/>
+            </w:tabs>
+            <w:rPr>
+              <w:rFonts w:cs="Times New Roman"/>
+              <w:noProof/>
+              <w:sz w:val="24"/>
+              <w:szCs w:val="24"/>
+            </w:rPr>
+          </w:pPr>
+          <w:hyperlink w:anchor="_Toc220847189" w:history="1">
+            <w:r>
+              <w:rPr>
+                <w:rStyle w:val="Hipervnculo"/>
+                <w:rFonts w:cs="Times New Roman"/>
+                <w:noProof/>
+                <w:sz w:val="24"/>
+                <w:szCs w:val="24"/>
+              </w:rPr>
+              <w:t>6.2 Fase test</w:t>
+            </w:r>
+            <w:r>
+              <w:rPr>
+                <w:rFonts w:cs="Times New Roman"/>
+                <w:noProof/>
+                <w:webHidden/>
+                <w:sz w:val="24"/>
+                <w:szCs w:val="24"/>
+              </w:rPr>
+              <w:tab/>
+            </w:r>
+            <w:r>
+              <w:rPr>
+                <w:rFonts w:cs="Times New Roman"/>
+                <w:noProof/>
+                <w:webHidden/>
+                <w:sz w:val="24"/>
+                <w:szCs w:val="24"/>
+              </w:rPr>
+              <w:fldChar w:fldCharType="begin"/>
+            </w:r>
+            <w:r>
+              <w:rPr>
+                <w:rFonts w:cs="Times New Roman"/>
+                <w:noProof/>
+                <w:webHidden/>
+                <w:sz w:val="24"/>
+                <w:szCs w:val="24"/>
+              </w:rPr>
+              <w:instrText xml:space="preserve"> PAGEREF _Toc220847189 \h </w:instrText>
+            </w:r>
+            <w:r>
+              <w:rPr>
+                <w:rFonts w:cs="Times New Roman"/>
+                <w:noProof/>
+                <w:webHidden/>
+                <w:sz w:val="24"/>
+                <w:szCs w:val="24"/>
+              </w:rPr>
+            </w:r>
+            <w:r>
+              <w:rPr>
+                <w:rFonts w:cs="Times New Roman"/>
+                <w:noProof/>
+                <w:webHidden/>
+                <w:sz w:val="24"/>
+                <w:szCs w:val="24"/>
+              </w:rPr>
+              <w:fldChar w:fldCharType="separate"/>
+            </w:r>
+            <w:r>
+              <w:rPr>
+                <w:rFonts w:cs="Times New Roman"/>
+                <w:noProof/>
+                <w:webHidden/>
+                <w:sz w:val="24"/>
+                <w:szCs w:val="24"/>
+              </w:rPr>
+              <w:t>6</w:t>
+            </w:r>
+            <w:r>
+              <w:rPr>
+                <w:rFonts w:cs="Times New Roman"/>
+                <w:noProof/>
+                <w:webHidden/>
+                <w:sz w:val="24"/>
+                <w:szCs w:val="24"/>
+              </w:rPr>
+              <w:fldChar w:fldCharType="end"/>
+            </w:r>
+          </w:hyperlink>
+        </w:p>
+        <w:p>
+          <w:pPr>
+            <w:pStyle w:val="TDC3"/>
+            <w:tabs>
+              <w:tab w:val="right" w:leader="dot" w:pos="8494"/>
+            </w:tabs>
+            <w:rPr>
+              <w:rFonts w:cs="Times New Roman"/>
+              <w:noProof/>
+              <w:sz w:val="24"/>
+              <w:szCs w:val="24"/>
+            </w:rPr>
+          </w:pPr>
+          <w:hyperlink w:anchor="_Toc220847190" w:history="1">
+            <w:r>
+              <w:rPr>
+                <w:rStyle w:val="Hipervnculo"/>
+                <w:rFonts w:cs="Times New Roman"/>
+                <w:noProof/>
+                <w:sz w:val="24"/>
+                <w:szCs w:val="24"/>
+              </w:rPr>
+              <w:t>6.3 Fase package</w:t>
+            </w:r>
+            <w:r>
+              <w:rPr>
+                <w:rFonts w:cs="Times New Roman"/>
+                <w:noProof/>
+                <w:webHidden/>
+                <w:sz w:val="24"/>
+                <w:szCs w:val="24"/>
+              </w:rPr>
+              <w:tab/>
+            </w:r>
+            <w:r>
+              <w:rPr>
+                <w:rFonts w:cs="Times New Roman"/>
+                <w:noProof/>
+                <w:webHidden/>
+                <w:sz w:val="24"/>
+                <w:szCs w:val="24"/>
+              </w:rPr>
+              <w:fldChar w:fldCharType="begin"/>
+            </w:r>
+            <w:r>
+              <w:rPr>
+                <w:rFonts w:cs="Times New Roman"/>
+                <w:noProof/>
+                <w:webHidden/>
+                <w:sz w:val="24"/>
+                <w:szCs w:val="24"/>
+              </w:rPr>
+              <w:instrText xml:space="preserve"> PAGEREF _Toc220847190 \h </w:instrText>
+            </w:r>
+            <w:r>
+              <w:rPr>
+                <w:rFonts w:cs="Times New Roman"/>
+                <w:noProof/>
+                <w:webHidden/>
+                <w:sz w:val="24"/>
+                <w:szCs w:val="24"/>
+              </w:rPr>
+            </w:r>
+            <w:r>
+              <w:rPr>
+                <w:rFonts w:cs="Times New Roman"/>
+                <w:noProof/>
+                <w:webHidden/>
+                <w:sz w:val="24"/>
+                <w:szCs w:val="24"/>
+              </w:rPr>
+              <w:fldChar w:fldCharType="separate"/>
+            </w:r>
+            <w:r>
+              <w:rPr>
+                <w:rFonts w:cs="Times New Roman"/>
+                <w:noProof/>
+                <w:webHidden/>
+                <w:sz w:val="24"/>
+                <w:szCs w:val="24"/>
+              </w:rPr>
+              <w:t>6</w:t>
+            </w:r>
+            <w:r>
+              <w:rPr>
+                <w:rFonts w:cs="Times New Roman"/>
+                <w:noProof/>
+                <w:webHidden/>
+                <w:sz w:val="24"/>
+                <w:szCs w:val="24"/>
+              </w:rPr>
+              <w:fldChar w:fldCharType="end"/>
+            </w:r>
+          </w:hyperlink>
+        </w:p>
+        <w:p>
+          <w:pPr>
+            <w:pStyle w:val="TDC3"/>
+            <w:tabs>
+              <w:tab w:val="right" w:leader="dot" w:pos="8494"/>
+            </w:tabs>
+            <w:rPr>
+              <w:rFonts w:cs="Times New Roman"/>
+              <w:noProof/>
+              <w:sz w:val="24"/>
+              <w:szCs w:val="24"/>
+            </w:rPr>
+          </w:pPr>
+          <w:hyperlink w:anchor="_Toc220847191" w:history="1">
+            <w:r>
+              <w:rPr>
+                <w:rStyle w:val="Hipervnculo"/>
+                <w:rFonts w:cs="Times New Roman"/>
+                <w:noProof/>
+                <w:sz w:val="24"/>
+                <w:szCs w:val="24"/>
+              </w:rPr>
+              <w:t>6.4 Fase install</w:t>
+            </w:r>
+            <w:r>
+              <w:rPr>
+                <w:rFonts w:cs="Times New Roman"/>
+                <w:noProof/>
+                <w:webHidden/>
+                <w:sz w:val="24"/>
+                <w:szCs w:val="24"/>
+              </w:rPr>
+              <w:tab/>
+            </w:r>
+            <w:r>
+              <w:rPr>
+                <w:rFonts w:cs="Times New Roman"/>
+                <w:noProof/>
+                <w:webHidden/>
+                <w:sz w:val="24"/>
+                <w:szCs w:val="24"/>
+              </w:rPr>
+              <w:fldChar w:fldCharType="begin"/>
+            </w:r>
+            <w:r>
+              <w:rPr>
+                <w:rFonts w:cs="Times New Roman"/>
+                <w:noProof/>
+                <w:webHidden/>
+                <w:sz w:val="24"/>
+                <w:szCs w:val="24"/>
+              </w:rPr>
+              <w:instrText xml:space="preserve"> PAGEREF _Toc220847191 \h </w:instrText>
+            </w:r>
+            <w:r>
+              <w:rPr>
+                <w:rFonts w:cs="Times New Roman"/>
+                <w:noProof/>
+                <w:webHidden/>
+                <w:sz w:val="24"/>
+                <w:szCs w:val="24"/>
+              </w:rPr>
+            </w:r>
+            <w:r>
+              <w:rPr>
+                <w:rFonts w:cs="Times New Roman"/>
+                <w:noProof/>
+                <w:webHidden/>
+                <w:sz w:val="24"/>
+                <w:szCs w:val="24"/>
+              </w:rPr>
+              <w:fldChar w:fldCharType="separate"/>
+            </w:r>
+            <w:r>
+              <w:rPr>
+                <w:rFonts w:cs="Times New Roman"/>
+                <w:noProof/>
+                <w:webHidden/>
+                <w:sz w:val="24"/>
+                <w:szCs w:val="24"/>
+              </w:rPr>
+              <w:t>7</w:t>
+            </w:r>
+            <w:r>
+              <w:rPr>
+                <w:rFonts w:cs="Times New Roman"/>
+                <w:noProof/>
+                <w:webHidden/>
+                <w:sz w:val="24"/>
+                <w:szCs w:val="24"/>
+              </w:rPr>
+              <w:fldChar w:fldCharType="end"/>
+            </w:r>
+          </w:hyperlink>
+        </w:p>
+        <w:p>
+          <w:pPr>
+            <w:pStyle w:val="TDC2"/>
+            <w:tabs>
+              <w:tab w:val="right" w:leader="dot" w:pos="8494"/>
+            </w:tabs>
+            <w:rPr>
+              <w:rFonts w:cs="Times New Roman"/>
+              <w:noProof/>
+              <w:sz w:val="24"/>
+              <w:szCs w:val="24"/>
+            </w:rPr>
+          </w:pPr>
+          <w:hyperlink w:anchor="_Toc220847192" w:history="1">
+            <w:r>
+              <w:rPr>
+                <w:rStyle w:val="Hipervnculo"/>
+                <w:rFonts w:cs="Times New Roman"/>
+                <w:noProof/>
+                <w:sz w:val="24"/>
+                <w:szCs w:val="24"/>
+              </w:rPr>
+              <w:t>7. Implementación de Pruebas Unitarias</w:t>
+            </w:r>
+            <w:r>
+              <w:rPr>
+                <w:rFonts w:cs="Times New Roman"/>
+                <w:noProof/>
+                <w:webHidden/>
+                <w:sz w:val="24"/>
+                <w:szCs w:val="24"/>
+              </w:rPr>
+              <w:tab/>
+            </w:r>
+            <w:r>
+              <w:rPr>
+                <w:rFonts w:cs="Times New Roman"/>
+                <w:noProof/>
+                <w:webHidden/>
+                <w:sz w:val="24"/>
+                <w:szCs w:val="24"/>
+              </w:rPr>
+              <w:fldChar w:fldCharType="begin"/>
+            </w:r>
+            <w:r>
+              <w:rPr>
+                <w:rFonts w:cs="Times New Roman"/>
+                <w:noProof/>
+                <w:webHidden/>
+                <w:sz w:val="24"/>
+                <w:szCs w:val="24"/>
+              </w:rPr>
+              <w:instrText xml:space="preserve"> PAGEREF _Toc220847192 \h </w:instrText>
+            </w:r>
+            <w:r>
+              <w:rPr>
+                <w:rFonts w:cs="Times New Roman"/>
+                <w:noProof/>
+                <w:webHidden/>
+                <w:sz w:val="24"/>
+                <w:szCs w:val="24"/>
+              </w:rPr>
+            </w:r>
+            <w:r>
+              <w:rPr>
+                <w:rFonts w:cs="Times New Roman"/>
+                <w:noProof/>
+                <w:webHidden/>
+                <w:sz w:val="24"/>
+                <w:szCs w:val="24"/>
+              </w:rPr>
+              <w:fldChar w:fldCharType="separate"/>
+            </w:r>
+            <w:r>
+              <w:rPr>
+                <w:rFonts w:cs="Times New Roman"/>
+                <w:noProof/>
+                <w:webHidden/>
+                <w:sz w:val="24"/>
+                <w:szCs w:val="24"/>
+              </w:rPr>
+              <w:t>7</w:t>
+            </w:r>
+            <w:r>
+              <w:rPr>
+                <w:rFonts w:cs="Times New Roman"/>
+                <w:noProof/>
+                <w:webHidden/>
+                <w:sz w:val="24"/>
+                <w:szCs w:val="24"/>
+              </w:rPr>
+              <w:fldChar w:fldCharType="end"/>
+            </w:r>
+          </w:hyperlink>
+        </w:p>
+        <w:p>
+          <w:pPr>
+            <w:pStyle w:val="TDC2"/>
+            <w:tabs>
+              <w:tab w:val="right" w:leader="dot" w:pos="8494"/>
+            </w:tabs>
+            <w:rPr>
+              <w:rFonts w:cs="Times New Roman"/>
+              <w:noProof/>
+              <w:sz w:val="24"/>
+              <w:szCs w:val="24"/>
+            </w:rPr>
+          </w:pPr>
+          <w:hyperlink w:anchor="_Toc220847193" w:history="1">
+            <w:r>
+              <w:rPr>
+                <w:rStyle w:val="Hipervnculo"/>
+                <w:rFonts w:cs="Times New Roman"/>
+                <w:noProof/>
+                <w:sz w:val="24"/>
+                <w:szCs w:val="24"/>
+              </w:rPr>
+              <w:t>8. Resultados y Análisis</w:t>
+            </w:r>
+            <w:r>
+              <w:rPr>
+                <w:rFonts w:cs="Times New Roman"/>
+                <w:noProof/>
+                <w:webHidden/>
+                <w:sz w:val="24"/>
+                <w:szCs w:val="24"/>
+              </w:rPr>
+              <w:tab/>
+            </w:r>
+            <w:r>
+              <w:rPr>
+                <w:rFonts w:cs="Times New Roman"/>
+                <w:noProof/>
+                <w:webHidden/>
+                <w:sz w:val="24"/>
+                <w:szCs w:val="24"/>
+              </w:rPr>
+              <w:fldChar w:fldCharType="begin"/>
+            </w:r>
+            <w:r>
+              <w:rPr>
+                <w:rFonts w:cs="Times New Roman"/>
+                <w:noProof/>
+                <w:webHidden/>
+                <w:sz w:val="24"/>
+                <w:szCs w:val="24"/>
+              </w:rPr>
+              <w:instrText xml:space="preserve"> PAGEREF _Toc220847193 \h </w:instrText>
+            </w:r>
+            <w:r>
+              <w:rPr>
+                <w:rFonts w:cs="Times New Roman"/>
+                <w:noProof/>
+                <w:webHidden/>
+                <w:sz w:val="24"/>
+                <w:szCs w:val="24"/>
+              </w:rPr>
+            </w:r>
+            <w:r>
+              <w:rPr>
+                <w:rFonts w:cs="Times New Roman"/>
+                <w:noProof/>
+                <w:webHidden/>
+                <w:sz w:val="24"/>
+                <w:szCs w:val="24"/>
+              </w:rPr>
+              <w:fldChar w:fldCharType="separate"/>
+            </w:r>
+            <w:r>
+              <w:rPr>
+                <w:rFonts w:cs="Times New Roman"/>
+                <w:noProof/>
+                <w:webHidden/>
+                <w:sz w:val="24"/>
+                <w:szCs w:val="24"/>
+              </w:rPr>
+              <w:t>8</w:t>
+            </w:r>
+            <w:r>
+              <w:rPr>
+                <w:rFonts w:cs="Times New Roman"/>
+                <w:noProof/>
+                <w:webHidden/>
+                <w:sz w:val="24"/>
+                <w:szCs w:val="24"/>
+              </w:rPr>
+              <w:fldChar w:fldCharType="end"/>
+            </w:r>
+          </w:hyperlink>
+        </w:p>
+        <w:p>
+          <w:pPr>
+            <w:pStyle w:val="TDC2"/>
+            <w:tabs>
+              <w:tab w:val="right" w:leader="dot" w:pos="8494"/>
+            </w:tabs>
+            <w:rPr>
+              <w:rFonts w:cs="Times New Roman"/>
+              <w:noProof/>
+              <w:sz w:val="24"/>
+              <w:szCs w:val="24"/>
+            </w:rPr>
+          </w:pPr>
+          <w:hyperlink w:anchor="_Toc220847194" w:history="1">
+            <w:r>
+              <w:rPr>
+                <w:rStyle w:val="Hipervnculo"/>
+                <w:rFonts w:cs="Times New Roman"/>
+                <w:noProof/>
+                <w:sz w:val="24"/>
+                <w:szCs w:val="24"/>
+              </w:rPr>
+              <w:t>9. Manual de Operaciones</w:t>
+            </w:r>
+            <w:r>
+              <w:rPr>
+                <w:rFonts w:cs="Times New Roman"/>
+                <w:noProof/>
+                <w:webHidden/>
+                <w:sz w:val="24"/>
+                <w:szCs w:val="24"/>
+              </w:rPr>
+              <w:tab/>
+            </w:r>
+            <w:r>
+              <w:rPr>
+                <w:rFonts w:cs="Times New Roman"/>
+                <w:noProof/>
+                <w:webHidden/>
+                <w:sz w:val="24"/>
+                <w:szCs w:val="24"/>
+              </w:rPr>
+              <w:fldChar w:fldCharType="begin"/>
+            </w:r>
+            <w:r>
+              <w:rPr>
+                <w:rFonts w:cs="Times New Roman"/>
+                <w:noProof/>
+                <w:webHidden/>
+                <w:sz w:val="24"/>
+                <w:szCs w:val="24"/>
+              </w:rPr>
+              <w:instrText xml:space="preserve"> PAGEREF _Toc220847194 \h </w:instrText>
+            </w:r>
+            <w:r>
+              <w:rPr>
+                <w:rFonts w:cs="Times New Roman"/>
+                <w:noProof/>
+                <w:webHidden/>
+                <w:sz w:val="24"/>
+                <w:szCs w:val="24"/>
+              </w:rPr>
+            </w:r>
+            <w:r>
+              <w:rPr>
+                <w:rFonts w:cs="Times New Roman"/>
+                <w:noProof/>
+                <w:webHidden/>
+                <w:sz w:val="24"/>
+                <w:szCs w:val="24"/>
+              </w:rPr>
+              <w:fldChar w:fldCharType="separate"/>
+            </w:r>
+            <w:r>
+              <w:rPr>
+                <w:rFonts w:cs="Times New Roman"/>
+                <w:noProof/>
+                <w:webHidden/>
+                <w:sz w:val="24"/>
+                <w:szCs w:val="24"/>
+              </w:rPr>
+              <w:t>9</w:t>
+            </w:r>
+            <w:r>
+              <w:rPr>
+                <w:rFonts w:cs="Times New Roman"/>
+                <w:noProof/>
+                <w:webHidden/>
+                <w:sz w:val="24"/>
+                <w:szCs w:val="24"/>
+              </w:rPr>
+              <w:fldChar w:fldCharType="end"/>
+            </w:r>
+          </w:hyperlink>
+        </w:p>
+        <w:p>
+          <w:pPr>
+            <w:pStyle w:val="TDC3"/>
+            <w:tabs>
+              <w:tab w:val="right" w:leader="dot" w:pos="8494"/>
+            </w:tabs>
+            <w:rPr>
+              <w:rFonts w:cs="Times New Roman"/>
+              <w:noProof/>
+              <w:sz w:val="24"/>
+              <w:szCs w:val="24"/>
+            </w:rPr>
+          </w:pPr>
+          <w:hyperlink w:anchor="_Toc220847195" w:history="1">
+            <w:r>
+              <w:rPr>
+                <w:rStyle w:val="Hipervnculo"/>
+                <w:rFonts w:cs="Times New Roman"/>
+                <w:noProof/>
+                <w:sz w:val="24"/>
+                <w:szCs w:val="24"/>
+              </w:rPr>
+              <w:t>Requisitos del Sistema</w:t>
+            </w:r>
+            <w:r>
+              <w:rPr>
+                <w:rFonts w:cs="Times New Roman"/>
+                <w:noProof/>
+                <w:webHidden/>
+                <w:sz w:val="24"/>
+                <w:szCs w:val="24"/>
+              </w:rPr>
+              <w:tab/>
+            </w:r>
+            <w:r>
+              <w:rPr>
+                <w:rFonts w:cs="Times New Roman"/>
+                <w:noProof/>
+                <w:webHidden/>
+                <w:sz w:val="24"/>
+                <w:szCs w:val="24"/>
+              </w:rPr>
+              <w:fldChar w:fldCharType="begin"/>
+            </w:r>
+            <w:r>
+              <w:rPr>
+                <w:rFonts w:cs="Times New Roman"/>
+                <w:noProof/>
+                <w:webHidden/>
+                <w:sz w:val="24"/>
+                <w:szCs w:val="24"/>
+              </w:rPr>
+              <w:instrText xml:space="preserve"> PAGEREF _Toc220847195 \h </w:instrText>
+            </w:r>
+            <w:r>
+              <w:rPr>
+                <w:rFonts w:cs="Times New Roman"/>
+                <w:noProof/>
+                <w:webHidden/>
+                <w:sz w:val="24"/>
+                <w:szCs w:val="24"/>
+              </w:rPr>
+            </w:r>
+            <w:r>
+              <w:rPr>
+                <w:rFonts w:cs="Times New Roman"/>
+                <w:noProof/>
+                <w:webHidden/>
+                <w:sz w:val="24"/>
+                <w:szCs w:val="24"/>
+              </w:rPr>
+              <w:fldChar w:fldCharType="separate"/>
+            </w:r>
+            <w:r>
+              <w:rPr>
+                <w:rFonts w:cs="Times New Roman"/>
+                <w:noProof/>
+                <w:webHidden/>
+                <w:sz w:val="24"/>
+                <w:szCs w:val="24"/>
+              </w:rPr>
+              <w:t>9</w:t>
+            </w:r>
+            <w:r>
+              <w:rPr>
+                <w:rFonts w:cs="Times New Roman"/>
+                <w:noProof/>
+                <w:webHidden/>
+                <w:sz w:val="24"/>
+                <w:szCs w:val="24"/>
+              </w:rPr>
+              <w:fldChar w:fldCharType="end"/>
+            </w:r>
+          </w:hyperlink>
+        </w:p>
+        <w:p>
+          <w:pPr>
+            <w:pStyle w:val="TDC3"/>
+            <w:tabs>
+              <w:tab w:val="right" w:leader="dot" w:pos="8494"/>
+            </w:tabs>
+            <w:rPr>
+              <w:rFonts w:cs="Times New Roman"/>
+              <w:noProof/>
+              <w:sz w:val="24"/>
+              <w:szCs w:val="24"/>
+            </w:rPr>
+          </w:pPr>
+          <w:hyperlink w:anchor="_Toc220847196" w:history="1">
+            <w:r>
+              <w:rPr>
+                <w:rStyle w:val="Hipervnculo"/>
+                <w:rFonts w:cs="Times New Roman"/>
+                <w:noProof/>
+                <w:sz w:val="24"/>
+                <w:szCs w:val="24"/>
+              </w:rPr>
+              <w:t>Procedimiento de Ejecución</w:t>
+            </w:r>
+            <w:r>
+              <w:rPr>
+                <w:rFonts w:cs="Times New Roman"/>
+                <w:noProof/>
+                <w:webHidden/>
+                <w:sz w:val="24"/>
+                <w:szCs w:val="24"/>
+              </w:rPr>
+              <w:tab/>
+            </w:r>
+            <w:r>
+              <w:rPr>
+                <w:rFonts w:cs="Times New Roman"/>
+                <w:noProof/>
+                <w:webHidden/>
+                <w:sz w:val="24"/>
+                <w:szCs w:val="24"/>
+              </w:rPr>
+              <w:fldChar w:fldCharType="begin"/>
+            </w:r>
+            <w:r>
+              <w:rPr>
+                <w:rFonts w:cs="Times New Roman"/>
+                <w:noProof/>
+                <w:webHidden/>
+                <w:sz w:val="24"/>
+                <w:szCs w:val="24"/>
+              </w:rPr>
+              <w:instrText xml:space="preserve"> PAGEREF _Toc220847196 \h </w:instrText>
+            </w:r>
+            <w:r>
+              <w:rPr>
+                <w:rFonts w:cs="Times New Roman"/>
+                <w:noProof/>
+                <w:webHidden/>
+                <w:sz w:val="24"/>
+                <w:szCs w:val="24"/>
+              </w:rPr>
+            </w:r>
+            <w:r>
+              <w:rPr>
+                <w:rFonts w:cs="Times New Roman"/>
+                <w:noProof/>
+                <w:webHidden/>
+                <w:sz w:val="24"/>
+                <w:szCs w:val="24"/>
+              </w:rPr>
+              <w:fldChar w:fldCharType="separate"/>
+            </w:r>
+            <w:r>
+              <w:rPr>
+                <w:rFonts w:cs="Times New Roman"/>
+                <w:noProof/>
+                <w:webHidden/>
+                <w:sz w:val="24"/>
+                <w:szCs w:val="24"/>
+              </w:rPr>
+              <w:t>10</w:t>
+            </w:r>
+            <w:r>
+              <w:rPr>
+                <w:rFonts w:cs="Times New Roman"/>
+                <w:noProof/>
+                <w:webHidden/>
+                <w:sz w:val="24"/>
+                <w:szCs w:val="24"/>
+              </w:rPr>
+              <w:fldChar w:fldCharType="end"/>
+            </w:r>
+          </w:hyperlink>
+        </w:p>
+        <w:p>
+          <w:pPr>
+            <w:pStyle w:val="TDC2"/>
+            <w:tabs>
+              <w:tab w:val="right" w:leader="dot" w:pos="8494"/>
+            </w:tabs>
+            <w:rPr>
+              <w:rFonts w:cs="Times New Roman"/>
+              <w:noProof/>
+              <w:sz w:val="24"/>
+              <w:szCs w:val="24"/>
+            </w:rPr>
+          </w:pPr>
+          <w:hyperlink w:anchor="_Toc220847197" w:history="1">
+            <w:r>
+              <w:rPr>
+                <w:rStyle w:val="Hipervnculo"/>
+                <w:rFonts w:cs="Times New Roman"/>
+                <w:noProof/>
+                <w:sz w:val="24"/>
+                <w:szCs w:val="24"/>
+              </w:rPr>
+              <w:t>10. Reflexión Final</w:t>
+            </w:r>
+            <w:r>
+              <w:rPr>
+                <w:rFonts w:cs="Times New Roman"/>
+                <w:noProof/>
+                <w:webHidden/>
+                <w:sz w:val="24"/>
+                <w:szCs w:val="24"/>
+              </w:rPr>
+              <w:tab/>
+            </w:r>
+            <w:r>
+              <w:rPr>
+                <w:rFonts w:cs="Times New Roman"/>
+                <w:noProof/>
+                <w:webHidden/>
+                <w:sz w:val="24"/>
+                <w:szCs w:val="24"/>
+              </w:rPr>
+              <w:fldChar w:fldCharType="begin"/>
+            </w:r>
+            <w:r>
+              <w:rPr>
+                <w:rFonts w:cs="Times New Roman"/>
+                <w:noProof/>
+                <w:webHidden/>
+                <w:sz w:val="24"/>
+                <w:szCs w:val="24"/>
+              </w:rPr>
+              <w:instrText xml:space="preserve"> PAGEREF _Toc220847197 \h </w:instrText>
+            </w:r>
+            <w:r>
+              <w:rPr>
+                <w:rFonts w:cs="Times New Roman"/>
+                <w:noProof/>
+                <w:webHidden/>
+                <w:sz w:val="24"/>
+                <w:szCs w:val="24"/>
+              </w:rPr>
+            </w:r>
+            <w:r>
+              <w:rPr>
+                <w:rFonts w:cs="Times New Roman"/>
+                <w:noProof/>
+                <w:webHidden/>
+                <w:sz w:val="24"/>
+                <w:szCs w:val="24"/>
+              </w:rPr>
+              <w:fldChar w:fldCharType="separate"/>
+            </w:r>
+            <w:r>
+              <w:rPr>
+                <w:rFonts w:cs="Times New Roman"/>
+                <w:noProof/>
+                <w:webHidden/>
+                <w:sz w:val="24"/>
+                <w:szCs w:val="24"/>
+              </w:rPr>
+              <w:t>10</w:t>
+            </w:r>
+            <w:r>
+              <w:rPr>
+                <w:rFonts w:cs="Times New Roman"/>
+                <w:noProof/>
+                <w:webHidden/>
+                <w:sz w:val="24"/>
+                <w:szCs w:val="24"/>
+              </w:rPr>
+              <w:fldChar w:fldCharType="end"/>
+            </w:r>
+          </w:hyperlink>
+        </w:p>
+        <w:p>
+          <w:pPr>
+            <w:pStyle w:val="TDC2"/>
+            <w:tabs>
+              <w:tab w:val="right" w:leader="dot" w:pos="8494"/>
+            </w:tabs>
+            <w:rPr>
+              <w:rFonts w:cs="Times New Roman"/>
+              <w:noProof/>
+              <w:sz w:val="24"/>
+              <w:szCs w:val="24"/>
+            </w:rPr>
+          </w:pPr>
+          <w:hyperlink w:anchor="_Toc220847198" w:history="1">
+            <w:r>
+              <w:rPr>
+                <w:rStyle w:val="Hipervnculo"/>
+                <w:rFonts w:cs="Times New Roman"/>
+                <w:noProof/>
+                <w:sz w:val="24"/>
+                <w:szCs w:val="24"/>
+              </w:rPr>
+              <w:t>11. Anexos</w:t>
+            </w:r>
+            <w:r>
+              <w:rPr>
+                <w:rFonts w:cs="Times New Roman"/>
+                <w:noProof/>
+                <w:webHidden/>
+                <w:sz w:val="24"/>
+                <w:szCs w:val="24"/>
+              </w:rPr>
+              <w:tab/>
+            </w:r>
+            <w:r>
+              <w:rPr>
+                <w:rFonts w:cs="Times New Roman"/>
+                <w:noProof/>
+                <w:webHidden/>
+                <w:sz w:val="24"/>
+                <w:szCs w:val="24"/>
+              </w:rPr>
+              <w:fldChar w:fldCharType="begin"/>
+            </w:r>
+            <w:r>
+              <w:rPr>
+                <w:rFonts w:cs="Times New Roman"/>
+                <w:noProof/>
+                <w:webHidden/>
+                <w:sz w:val="24"/>
+                <w:szCs w:val="24"/>
+              </w:rPr>
+              <w:instrText xml:space="preserve"> PAGEREF _Toc220847198 \h </w:instrText>
+            </w:r>
+            <w:r>
+              <w:rPr>
+                <w:rFonts w:cs="Times New Roman"/>
+                <w:noProof/>
+                <w:webHidden/>
+                <w:sz w:val="24"/>
+                <w:szCs w:val="24"/>
+              </w:rPr>
+            </w:r>
+            <w:r>
+              <w:rPr>
+                <w:rFonts w:cs="Times New Roman"/>
+                <w:noProof/>
+                <w:webHidden/>
+                <w:sz w:val="24"/>
+                <w:szCs w:val="24"/>
+              </w:rPr>
+              <w:fldChar w:fldCharType="separate"/>
+            </w:r>
+            <w:r>
+              <w:rPr>
+                <w:rFonts w:cs="Times New Roman"/>
+                <w:noProof/>
+                <w:webHidden/>
+                <w:sz w:val="24"/>
+                <w:szCs w:val="24"/>
+              </w:rPr>
+              <w:t>10</w:t>
+            </w:r>
+            <w:r>
+              <w:rPr>
+                <w:rFonts w:cs="Times New Roman"/>
+                <w:noProof/>
+                <w:webHidden/>
+                <w:sz w:val="24"/>
+                <w:szCs w:val="24"/>
+              </w:rPr>
+              <w:fldChar w:fldCharType="end"/>
+            </w:r>
+          </w:hyperlink>
+        </w:p>
+        <w:p>
+          <w:r>
+            <w:rPr>
+              <w:rFonts w:cs="Times New Roman"/>
+              <w:b/>
+              <w:bCs/>
+              <w:sz w:val="24"/>
+              <w:szCs w:val="24"/>
+              <w:lang w:val="es-ES"/>
+            </w:rPr>
+            <w:fldChar w:fldCharType="end"/>
+          </w:r>
+        </w:p>
+      </w:sdtContent>
+    </w:sdt>
+    <w:p>
+      <w:pPr>
+        <w:tabs>
+          <w:tab w:val="center" w:pos="4252"/>
+        </w:tabs>
+        <w:spacing w:after="160" w:line="259" w:lineRule="auto"/>
+        <w:ind w:firstLine="0"/>
+        <w:jc w:val="center"/>
+      </w:pPr>
+    </w:p>
+    <w:p>
+      <w:pPr>
+        <w:tabs>
+          <w:tab w:val="center" w:pos="4252"/>
+        </w:tabs>
+        <w:spacing w:after="160" w:line="259" w:lineRule="auto"/>
+        <w:ind w:firstLine="0"/>
+        <w:jc w:val="left"/>
+        <w:rPr>
+          <w:rFonts w:eastAsiaTheme="majorEastAsia" w:cstheme="majorBidi"/>
+          <w:b/>
+          <w:color w:val="2F5496" w:themeColor="accent1" w:themeShade="BF"/>
+          <w:sz w:val="32"/>
+          <w:szCs w:val="32"/>
+        </w:rPr>
+      </w:pPr>
+      <w:r>
+        <w:br w:type="page"/>
+      </w:r>
+    </w:p>
     <w:p>
       <w:pPr>
         <w:pStyle w:val="Ttulo1"/>
       </w:pPr>
-      <w:r>
-        <w:t xml:space="preserve">Generar informe PDF con estructura, capturas y </w:t>
-      </w:r>
-      <w:r>
-        <w:t>reflexión</w:t>
-      </w:r>
+      <w:bookmarkStart w:id="0" w:name="_Toc220847176"/>
+      <w:r>
+        <w:lastRenderedPageBreak/>
+        <w:t>Generar informe PDF con estructura, capturas y reflexión</w:t>
+      </w:r>
+      <w:bookmarkEnd w:id="0"/>
     </w:p>
     <w:p>
       <w:pPr>
         <w:pStyle w:val="Ttulo2"/>
       </w:pPr>
+      <w:bookmarkStart w:id="1" w:name="_Toc220847177"/>
       <w:r>
         <w:t>1. Introducción</w:t>
       </w:r>
+      <w:bookmarkEnd w:id="1"/>
     </w:p>
     <w:p>
       <w:pPr>
@@ -78,17 +2739,21 @@
       <w:pPr>
         <w:pStyle w:val="Ttulo2"/>
       </w:pPr>
+      <w:bookmarkStart w:id="2" w:name="_Toc220847178"/>
       <w:r>
         <w:t>2. Objetivos del Proyecto</w:t>
       </w:r>
+      <w:bookmarkEnd w:id="2"/>
     </w:p>
     <w:p>
       <w:pPr>
         <w:pStyle w:val="Ttulo3"/>
       </w:pPr>
+      <w:bookmarkStart w:id="3" w:name="_Toc220847179"/>
       <w:r>
         <w:t>2.1 Objetivo General</w:t>
       </w:r>
+      <w:bookmarkEnd w:id="3"/>
     </w:p>
     <w:p>
       <w:r>
@@ -99,9 +2764,11 @@
       <w:pPr>
         <w:pStyle w:val="Ttulo3"/>
       </w:pPr>
+      <w:bookmarkStart w:id="4" w:name="_Toc220847180"/>
       <w:r>
         <w:t>2.2 Objetivos Específicos</w:t>
       </w:r>
+      <w:bookmarkEnd w:id="4"/>
     </w:p>
     <w:p>
       <w:pPr>
@@ -184,13 +2851,15 @@
       <w:pPr>
         <w:pStyle w:val="Ttulo2"/>
       </w:pPr>
+      <w:bookmarkStart w:id="5" w:name="_Toc220847181"/>
+      <w:r>
+        <w:t>3. Descripción General del Proyecto</w:t>
+      </w:r>
+      <w:bookmarkEnd w:id="5"/>
+    </w:p>
+    <w:p>
       <w:r>
         <w:lastRenderedPageBreak/>
-        <w:t>3. Descripción General del Proyecto</w:t>
-      </w:r>
-    </w:p>
-    <w:p>
-      <w:r>
         <w:t>El proyecto desarrollado corresponde a una aplicación Java básica configurada como un proyecto Maven. Su propósito principal no es la complejidad funcional, sino la correcta aplicación de los conceptos de gestión de configuración del software.</w:t>
       </w:r>
     </w:p>
@@ -203,9 +2872,11 @@
       <w:pPr>
         <w:pStyle w:val="Ttulo2"/>
       </w:pPr>
+      <w:bookmarkStart w:id="6" w:name="_Toc220847182"/>
       <w:r>
         <w:t>4. Configuración del Proyecto Maven</w:t>
       </w:r>
+      <w:bookmarkEnd w:id="6"/>
     </w:p>
     <w:p>
       <w:r>
@@ -253,6 +2924,9 @@
     </w:p>
     <w:p>
       <w:r>
+        <w:rPr>
+          <w:noProof/>
+        </w:rPr>
         <w:drawing>
           <wp:inline distT="0" distB="0" distL="0" distR="0" wp14:anchorId="6C401DC1" wp14:editId="72C26F8B">
             <wp:extent cx="4671465" cy="1325995"/>
@@ -269,7 +2943,7 @@
                     <pic:cNvPicPr/>
                   </pic:nvPicPr>
                   <pic:blipFill>
-                    <a:blip r:embed="rId5"/>
+                    <a:blip r:embed="rId8"/>
                     <a:stretch>
                       <a:fillRect/>
                     </a:stretch>
@@ -412,9 +3086,11 @@
       <w:pPr>
         <w:pStyle w:val="Ttulo2"/>
       </w:pPr>
+      <w:bookmarkStart w:id="7" w:name="_Toc220847183"/>
       <w:r>
         <w:t>5. Gestión de Dependencias</w:t>
       </w:r>
+      <w:bookmarkEnd w:id="7"/>
     </w:p>
     <w:p>
       <w:r>
@@ -452,6 +3128,7 @@
         <w:rPr>
           <w:noProof/>
         </w:rPr>
+        <w:lastRenderedPageBreak/>
         <w:drawing>
           <wp:inline distT="0" distB="0" distL="0" distR="0" wp14:anchorId="5E9742A4" wp14:editId="0481BA88">
             <wp:extent cx="4685714" cy="4895238"/>
@@ -468,7 +3145,7 @@
                     <pic:cNvPicPr/>
                   </pic:nvPicPr>
                   <pic:blipFill>
-                    <a:blip r:embed="rId6">
+                    <a:blip r:embed="rId9">
                       <a:extLst>
                         <a:ext uri="{28A0092B-C50C-407E-A947-70E740481C1C}">
                           <a14:useLocalDpi xmlns:a14="http://schemas.microsoft.com/office/drawing/2010/main" val="0"/>
@@ -569,6 +3246,7 @@
       <w:pPr>
         <w:pStyle w:val="Ttulo3"/>
       </w:pPr>
+      <w:bookmarkStart w:id="8" w:name="_Toc220847184"/>
       <w:r>
         <w:t xml:space="preserve">5.1 </w:t>
       </w:r>
@@ -580,6 +3258,7 @@
       <w:r>
         <w:t xml:space="preserve"> – Framework para Pruebas Unitarias</w:t>
       </w:r>
+      <w:bookmarkEnd w:id="8"/>
     </w:p>
     <w:p>
       <w:proofErr w:type="spellStart"/>
@@ -648,125 +3327,136 @@
       <w:pPr>
         <w:pStyle w:val="Ttulo3"/>
       </w:pPr>
+      <w:bookmarkStart w:id="9" w:name="_Toc220847185"/>
+      <w:r>
+        <w:t>5.2 Log4j – Biblioteca para Registro de Eventos</w:t>
+      </w:r>
+      <w:bookmarkEnd w:id="9"/>
+    </w:p>
+    <w:p>
+      <w:r>
+        <w:t xml:space="preserve">Log4j es una biblioteca utilizada para el registro de eventos y mensajes durante la ejecución de una aplicación. El uso de un sistema de </w:t>
+      </w:r>
+      <w:proofErr w:type="spellStart"/>
+      <w:r>
+        <w:t>logging</w:t>
+      </w:r>
+      <w:proofErr w:type="spellEnd"/>
+      <w:r>
+        <w:t xml:space="preserve"> permite monitorear el </w:t>
+      </w:r>
       <w:r>
         <w:lastRenderedPageBreak/>
-        <w:t>5.2 Log4j – Biblioteca para Registro de Eventos</w:t>
-      </w:r>
-    </w:p>
-    <w:p>
-      <w:r>
-        <w:t xml:space="preserve">Log4j es una biblioteca utilizada para el registro de eventos y mensajes durante la ejecución de una aplicación. El uso de un sistema de </w:t>
+        <w:t>comportamiento del software, registrar información relevante y facilitar la identificación de errores o situaciones anómalas.</w:t>
+      </w:r>
+    </w:p>
+    <w:p>
+      <w:r>
+        <w:t>En el proyecto, Log4j fue incorporado como dependencia para gestionar mensajes informativos durante la ejecución del programa. Esta biblioteca permite registrar eventos de manera estructurada y configurable, mejorando la trazabilidad del sistema y facilitando tareas de depuración y mantenimiento.</w:t>
+      </w:r>
+    </w:p>
+    <w:p>
+      <w:r>
+        <w:t>La integración de Log4j dentro del proyecto demuestra el uso de buenas prácticas en el desarrollo de software, ya que el registro de eventos es una herramienta clave para el análisis del comportamiento de las aplicaciones en entornos reales.</w:t>
+      </w:r>
+    </w:p>
+    <w:p>
+      <w:pPr>
+        <w:pStyle w:val="Ttulo3"/>
+      </w:pPr>
+      <w:bookmarkStart w:id="10" w:name="_Toc220847186"/>
+      <w:r>
+        <w:t xml:space="preserve">5.3 </w:t>
       </w:r>
       <w:proofErr w:type="spellStart"/>
       <w:r>
-        <w:t>logging</w:t>
+        <w:t>Gson</w:t>
       </w:r>
       <w:proofErr w:type="spellEnd"/>
       <w:r>
-        <w:t xml:space="preserve"> permite monitorear el comportamiento del software, registrar información relevante y facilitar la identificación de errores o situaciones anómalas.</w:t>
-      </w:r>
-    </w:p>
-    <w:p>
-      <w:r>
-        <w:t>En el proyecto, Log4j fue incorporado como dependencia para gestionar mensajes informativos durante la ejecución del programa. Esta biblioteca permite registrar eventos de manera estructurada y configurable, mejorando la trazabilidad del sistema y facilitando tareas de depuración y mantenimiento.</w:t>
-      </w:r>
-    </w:p>
-    <w:p>
-      <w:r>
-        <w:t>La integración de Log4j dentro del proyecto demuestra el uso de buenas prácticas en el desarrollo de software, ya que el registro de eventos es una herramienta clave para el análisis del comportamiento de las aplicaciones en entornos reales.</w:t>
+        <w:t xml:space="preserve"> – Manejo de Datos en Formato JSON</w:t>
+      </w:r>
+      <w:bookmarkEnd w:id="10"/>
+    </w:p>
+    <w:p>
+      <w:proofErr w:type="spellStart"/>
+      <w:r>
+        <w:t>Gson</w:t>
+      </w:r>
+      <w:proofErr w:type="spellEnd"/>
+      <w:r>
+        <w:t xml:space="preserve"> es una librería desarrollada por Google que permite convertir objetos Java a formato JSON y viceversa. Este tipo de funcionalidad es ampliamente utilizada en aplicaciones modernas que intercambian información de forma estructurada, especialmente en servicios web y aplicaciones distribuidas.</w:t>
+      </w:r>
+    </w:p>
+    <w:p>
+      <w:r>
+        <w:t xml:space="preserve">En este proyecto, la dependencia </w:t>
+      </w:r>
+      <w:proofErr w:type="spellStart"/>
+      <w:r>
+        <w:t>Gson</w:t>
+      </w:r>
+      <w:proofErr w:type="spellEnd"/>
+      <w:r>
+        <w:t xml:space="preserve"> fue incluida para demostrar el uso de bibliotecas externas destinadas al manejo de datos. Su incorporación permite convertir información interna del programa en formato JSON, facilitando la interoperabilidad y el procesamiento de datos.</w:t>
+      </w:r>
+    </w:p>
+    <w:p>
+      <w:r>
+        <w:t xml:space="preserve">El uso de </w:t>
+      </w:r>
+      <w:proofErr w:type="spellStart"/>
+      <w:r>
+        <w:t>Gson</w:t>
+      </w:r>
+      <w:proofErr w:type="spellEnd"/>
+      <w:r>
+        <w:t xml:space="preserve"> complementa la gestión de dependencias del proyecto, evidenciando cómo Maven permite integrar fácilmente librerías externas para ampliar las capacidades del software sin afectar su estructura interna.</w:t>
+      </w:r>
+    </w:p>
+    <w:p>
+      <w:pPr>
+        <w:pStyle w:val="Ttulo2"/>
+      </w:pPr>
+      <w:bookmarkStart w:id="11" w:name="_Toc220847187"/>
+      <w:r>
+        <w:t>6. Ciclo de Vida del Software con Maven</w:t>
+      </w:r>
+      <w:bookmarkEnd w:id="11"/>
+    </w:p>
+    <w:p>
+      <w:r>
+        <w:t>Maven define un ciclo de vida compuesto por distintas fases que representan las etapas por las que pasa un proyecto durante su construcción. Estas fases permiten automatizar tareas clave del desarrollo de software.</w:t>
+      </w:r>
+    </w:p>
+    <w:p>
+      <w:r>
+        <w:t>En el presente proyecto se ejecutaron las fases principales del ciclo de vida de Maven, las cuales permitieron validar la estructura del proyecto, ejecutar pruebas unitarias, generar el artefacto final e instalarlo en el repositorio local.</w:t>
+      </w:r>
+    </w:p>
+    <w:p>
+      <w:r>
+        <w:t>La ejecución correcta de estas fases confirma que el proyecto cumple con los estándares necesarios para su construcción y distribución.</w:t>
       </w:r>
     </w:p>
     <w:p>
       <w:pPr>
         <w:pStyle w:val="Ttulo3"/>
       </w:pPr>
-      <w:r>
-        <w:t xml:space="preserve">5.3 </w:t>
+      <w:bookmarkStart w:id="12" w:name="_Toc220847188"/>
+      <w:r>
+        <w:t xml:space="preserve">6.1 Fase </w:t>
       </w:r>
       <w:proofErr w:type="spellStart"/>
       <w:r>
-        <w:t>Gson</w:t>
-      </w:r>
-      <w:proofErr w:type="spellEnd"/>
-      <w:r>
-        <w:t xml:space="preserve"> – Manejo de Datos en Formato JSON</w:t>
-      </w:r>
-    </w:p>
-    <w:p>
-      <w:proofErr w:type="spellStart"/>
-      <w:r>
-        <w:t>Gson</w:t>
-      </w:r>
-      <w:proofErr w:type="spellEnd"/>
-      <w:r>
-        <w:t xml:space="preserve"> es una librería desarrollada por Google que permite convertir objetos Java a formato JSON y viceversa. Este tipo de funcionalidad es ampliamente utilizada en aplicaciones modernas que intercambian información de forma estructurada, especialmente en servicios web y aplicaciones distribuidas.</w:t>
-      </w:r>
-    </w:p>
-    <w:p>
-      <w:r>
-        <w:t xml:space="preserve">En este proyecto, la dependencia </w:t>
-      </w:r>
-      <w:proofErr w:type="spellStart"/>
-      <w:r>
-        <w:t>Gson</w:t>
-      </w:r>
-      <w:proofErr w:type="spellEnd"/>
-      <w:r>
-        <w:t xml:space="preserve"> fue incluida para demostrar el uso de bibliotecas externas destinadas al manejo de datos. Su incorporación permite convertir información interna del programa en formato JSON, facilitando la interoperabilidad y el procesamiento de datos.</w:t>
-      </w:r>
-    </w:p>
-    <w:p>
-      <w:r>
-        <w:t xml:space="preserve">El uso de </w:t>
-      </w:r>
-      <w:proofErr w:type="spellStart"/>
-      <w:r>
-        <w:t>Gson</w:t>
-      </w:r>
-      <w:proofErr w:type="spellEnd"/>
-      <w:r>
-        <w:t xml:space="preserve"> complementa la gestión de dependencias del proyecto, evidenciando cómo Maven permite integrar fácilmente librerías externas para ampliar las capacidades del software sin afectar su estructura interna.</w:t>
-      </w:r>
-    </w:p>
-    <w:p>
-      <w:pPr>
-        <w:pStyle w:val="Ttulo2"/>
-      </w:pPr>
-      <w:r>
-        <w:t>6. Ciclo de Vida del Software con Maven</w:t>
-      </w:r>
-    </w:p>
-    <w:p>
-      <w:r>
-        <w:t>Maven define un ciclo de vida compuesto por distintas fases que representan las etapas por las que pasa un proyecto durante su construcción. Estas fases permiten automatizar tareas clave del desarrollo de software.</w:t>
-      </w:r>
-    </w:p>
-    <w:p>
-      <w:r>
-        <w:t>En el presente proyecto se ejecutaron las fases principales del ciclo de vida de Maven, las cuales permitieron validar la estructura del proyecto, ejecutar pruebas unitarias, generar el artefacto final e instalarlo en el repositorio local.</w:t>
-      </w:r>
-    </w:p>
-    <w:p>
-      <w:r>
-        <w:t>La ejecución correcta de estas fases confirma que el proyecto cumple con los estándares necesarios para su construcción y distribución.</w:t>
-      </w:r>
-    </w:p>
-    <w:p>
-      <w:pPr>
-        <w:pStyle w:val="Ttulo3"/>
-      </w:pPr>
-      <w:r>
-        <w:t xml:space="preserve">6.1 Fase </w:t>
-      </w:r>
-      <w:proofErr w:type="spellStart"/>
-      <w:r>
-        <w:rPr>
-          <w:rStyle w:val="Textoennegrita"/>
+        <w:rPr>
+          <w:rStyle w:val="Fuerte"/>
           <w:b/>
           <w:bCs w:val="0"/>
         </w:rPr>
         <w:t>validate</w:t>
       </w:r>
+      <w:bookmarkEnd w:id="12"/>
       <w:proofErr w:type="spellEnd"/>
     </w:p>
     <w:p>
@@ -776,17 +3466,13 @@
       <w:proofErr w:type="spellStart"/>
       <w:r>
         <w:rPr>
-          <w:rStyle w:val="Textoennegrita"/>
+          <w:rStyle w:val="Fuerte"/>
         </w:rPr>
         <w:t>validate</w:t>
       </w:r>
       <w:proofErr w:type="spellEnd"/>
       <w:r>
-        <w:t xml:space="preserve"> tiene como objetivo verificar que el proyecto esté correctamente estructurado y que cumpla con los requisitos mínimos necesarios para su construcción. Durante </w:t>
-      </w:r>
-      <w:r>
-        <w:lastRenderedPageBreak/>
-        <w:t xml:space="preserve">esta fase, Maven comprueba que el archivo </w:t>
+        <w:t xml:space="preserve"> tiene como objetivo verificar que el proyecto esté correctamente estructurado y que cumpla con los requisitos mínimos necesarios para su construcción. Durante esta fase, Maven comprueba que el archivo </w:t>
       </w:r>
       <w:r>
         <w:rPr>
@@ -801,402 +3487,20 @@
     </w:p>
     <w:p>
       <w:r>
+        <w:lastRenderedPageBreak/>
         <w:t>Esta fase no compila el código ni ejecuta pruebas, sino que actúa como una validación inicial que permite detectar errores de configuración antes de avanzar a etapas posteriores del ciclo de vida.</w:t>
       </w:r>
     </w:p>
     <w:p>
       <w:r>
+        <w:rPr>
+          <w:noProof/>
+        </w:rPr>
         <w:drawing>
           <wp:inline distT="0" distB="0" distL="0" distR="0" wp14:anchorId="1ED2437B" wp14:editId="0D7EBA9A">
             <wp:extent cx="5400040" cy="1160780"/>
             <wp:effectExtent l="0" t="0" r="0" b="1270"/>
             <wp:docPr id="5" name="Imagen 5"/>
-            <wp:cNvGraphicFramePr>
-              <a:graphicFrameLocks xmlns:a="http://schemas.openxmlformats.org/drawingml/2006/main" noChangeAspect="1"/>
-            </wp:cNvGraphicFramePr>
-            <a:graphic xmlns:a="http://schemas.openxmlformats.org/drawingml/2006/main">
-              <a:graphicData uri="http://schemas.openxmlformats.org/drawingml/2006/picture">
-                <pic:pic xmlns:pic="http://schemas.openxmlformats.org/drawingml/2006/picture">
-                  <pic:nvPicPr>
-                    <pic:cNvPr id="1" name=""/>
-                    <pic:cNvPicPr/>
-                  </pic:nvPicPr>
-                  <pic:blipFill>
-                    <a:blip r:embed="rId7"/>
-                    <a:stretch>
-                      <a:fillRect/>
-                    </a:stretch>
-                  </pic:blipFill>
-                  <pic:spPr>
-                    <a:xfrm>
-                      <a:off x="0" y="0"/>
-                      <a:ext cx="5400040" cy="1160780"/>
-                    </a:xfrm>
-                    <a:prstGeom prst="rect">
-                      <a:avLst/>
-                    </a:prstGeom>
-                  </pic:spPr>
-                </pic:pic>
-              </a:graphicData>
-            </a:graphic>
-          </wp:inline>
-        </w:drawing>
-      </w:r>
-    </w:p>
-    <w:p>
-      <w:pPr>
-        <w:rPr>
-          <w:i/>
-          <w:iCs/>
-        </w:rPr>
-      </w:pPr>
-      <w:r>
-        <w:rPr>
-          <w:i/>
-          <w:iCs/>
-        </w:rPr>
-        <w:t xml:space="preserve">Captura de la ejecución del comando </w:t>
-      </w:r>
-      <w:proofErr w:type="spellStart"/>
-      <w:r>
-        <w:rPr>
-          <w:rStyle w:val="CdigoHTML"/>
-          <w:rFonts w:eastAsiaTheme="minorHAnsi"/>
-          <w:i/>
-          <w:iCs/>
-        </w:rPr>
-        <w:t>mvn</w:t>
-      </w:r>
-      <w:proofErr w:type="spellEnd"/>
-      <w:r>
-        <w:rPr>
-          <w:rStyle w:val="CdigoHTML"/>
-          <w:rFonts w:eastAsiaTheme="minorHAnsi"/>
-          <w:i/>
-          <w:iCs/>
-        </w:rPr>
-        <w:t xml:space="preserve"> </w:t>
-      </w:r>
-      <w:proofErr w:type="spellStart"/>
-      <w:r>
-        <w:rPr>
-          <w:rStyle w:val="CdigoHTML"/>
-          <w:rFonts w:eastAsiaTheme="minorHAnsi"/>
-          <w:i/>
-          <w:iCs/>
-        </w:rPr>
-        <w:t>validate</w:t>
-      </w:r>
-      <w:proofErr w:type="spellEnd"/>
-      <w:r>
-        <w:rPr>
-          <w:i/>
-          <w:iCs/>
-        </w:rPr>
-        <w:t xml:space="preserve"> con resultado exitoso.</w:t>
-      </w:r>
-    </w:p>
-    <w:p>
-      <w:pPr>
-        <w:pStyle w:val="Ttulo3"/>
-      </w:pPr>
-      <w:r>
-        <w:t xml:space="preserve">6.2 Fase </w:t>
-      </w:r>
-      <w:r>
-        <w:rPr>
-          <w:rStyle w:val="Textoennegrita"/>
-          <w:b/>
-          <w:bCs w:val="0"/>
-        </w:rPr>
-        <w:t>test</w:t>
-      </w:r>
-    </w:p>
-    <w:p>
-      <w:r>
-        <w:t xml:space="preserve">La fase </w:t>
-      </w:r>
-      <w:r>
-        <w:rPr>
-          <w:rStyle w:val="Textoennegrita"/>
-        </w:rPr>
-        <w:t>test</w:t>
-      </w:r>
-      <w:r>
-        <w:t xml:space="preserve"> se encarga de ejecutar las pruebas unitarias definidas en el proyecto. Durante esta etapa, Maven compila el código necesario para las pruebas y ejecuta automáticamente los métodos marcados como pruebas utilizando el </w:t>
-      </w:r>
-      <w:proofErr w:type="spellStart"/>
-      <w:r>
-        <w:t>framework</w:t>
-      </w:r>
-      <w:proofErr w:type="spellEnd"/>
-      <w:r>
-        <w:t xml:space="preserve"> correspondiente.</w:t>
-      </w:r>
-    </w:p>
-    <w:p>
-      <w:r>
-        <w:t>La ejecución de esta fase permite verificar que las funcionalidades del sistema se comporten de manera correcta y que los cambios realizados en el código no introduzcan errores. En este proyecto, esta fase fue utilizada para ejecutar pruebas unitarias básicas, obteniendo resultados satisfactorios.</w:t>
-      </w:r>
-    </w:p>
-    <w:p>
-      <w:pPr>
-        <w:rPr>
-          <w:lang w:eastAsia="es-EC"/>
-        </w:rPr>
-      </w:pPr>
-      <w:r>
-        <w:drawing>
-          <wp:inline distT="0" distB="0" distL="0" distR="0" wp14:anchorId="3AFA3560" wp14:editId="1FE71F3D">
-            <wp:extent cx="5400040" cy="2966720"/>
-            <wp:effectExtent l="0" t="0" r="0" b="5080"/>
-            <wp:docPr id="6" name="Imagen 6"/>
-            <wp:cNvGraphicFramePr>
-              <a:graphicFrameLocks xmlns:a="http://schemas.openxmlformats.org/drawingml/2006/main" noChangeAspect="1"/>
-            </wp:cNvGraphicFramePr>
-            <a:graphic xmlns:a="http://schemas.openxmlformats.org/drawingml/2006/main">
-              <a:graphicData uri="http://schemas.openxmlformats.org/drawingml/2006/picture">
-                <pic:pic xmlns:pic="http://schemas.openxmlformats.org/drawingml/2006/picture">
-                  <pic:nvPicPr>
-                    <pic:cNvPr id="1" name=""/>
-                    <pic:cNvPicPr/>
-                  </pic:nvPicPr>
-                  <pic:blipFill>
-                    <a:blip r:embed="rId8"/>
-                    <a:stretch>
-                      <a:fillRect/>
-                    </a:stretch>
-                  </pic:blipFill>
-                  <pic:spPr>
-                    <a:xfrm>
-                      <a:off x="0" y="0"/>
-                      <a:ext cx="5400040" cy="2966720"/>
-                    </a:xfrm>
-                    <a:prstGeom prst="rect">
-                      <a:avLst/>
-                    </a:prstGeom>
-                  </pic:spPr>
-                </pic:pic>
-              </a:graphicData>
-            </a:graphic>
-          </wp:inline>
-        </w:drawing>
-      </w:r>
-    </w:p>
-    <w:p>
-      <w:pPr>
-        <w:rPr>
-          <w:i/>
-          <w:iCs/>
-        </w:rPr>
-      </w:pPr>
-      <w:r>
-        <w:rPr>
-          <w:i/>
-          <w:iCs/>
-          <w:lang w:eastAsia="es-EC"/>
-        </w:rPr>
-        <w:t xml:space="preserve">Captura de la ejecución del comando </w:t>
-      </w:r>
-      <w:proofErr w:type="spellStart"/>
-      <w:r>
-        <w:rPr>
-          <w:i/>
-          <w:iCs/>
-          <w:lang w:eastAsia="es-EC"/>
-        </w:rPr>
-        <w:t>mvn</w:t>
-      </w:r>
-      <w:proofErr w:type="spellEnd"/>
-      <w:r>
-        <w:rPr>
-          <w:i/>
-          <w:iCs/>
-          <w:lang w:eastAsia="es-EC"/>
-        </w:rPr>
-        <w:t xml:space="preserve"> test mostrando las pruebas unitarias ejecutadas correctamente.</w:t>
-      </w:r>
-    </w:p>
-    <w:p>
-      <w:pPr>
-        <w:pStyle w:val="Ttulo3"/>
-      </w:pPr>
-      <w:r>
-        <w:lastRenderedPageBreak/>
-        <w:t xml:space="preserve">6.3 Fase </w:t>
-      </w:r>
-      <w:proofErr w:type="spellStart"/>
-      <w:r>
-        <w:rPr>
-          <w:rStyle w:val="Textoennegrita"/>
-          <w:b/>
-          <w:bCs w:val="0"/>
-        </w:rPr>
-        <w:t>package</w:t>
-      </w:r>
-      <w:proofErr w:type="spellEnd"/>
-    </w:p>
-    <w:p>
-      <w:r>
-        <w:t xml:space="preserve">La fase </w:t>
-      </w:r>
-      <w:proofErr w:type="spellStart"/>
-      <w:r>
-        <w:rPr>
-          <w:rStyle w:val="Textoennegrita"/>
-        </w:rPr>
-        <w:t>package</w:t>
-      </w:r>
-      <w:proofErr w:type="spellEnd"/>
-      <w:r>
-        <w:t xml:space="preserve"> se encarga de compilar el código fuente del proyecto y generar un artefacto distribuible, generalmente en formato JAR. Durante esta fase, Maven ejecuta todas las fases anteriores del ciclo de vida de forma automática, asegurando que el proyecto haya sido validado y probado antes de ser empaquetado.</w:t>
-      </w:r>
-    </w:p>
-    <w:p>
-      <w:pPr>
-        <w:rPr>
-          <w:rFonts w:eastAsia="Times New Roman" w:cs="Times New Roman"/>
-          <w:sz w:val="24"/>
-          <w:szCs w:val="24"/>
-          <w:lang w:eastAsia="es-EC"/>
-        </w:rPr>
-      </w:pPr>
-      <w:r>
-        <w:t xml:space="preserve">El resultado de esta fase es la creación del archivo JAR dentro de la carpeta </w:t>
-      </w:r>
-      <w:r>
-        <w:rPr>
-          <w:rStyle w:val="CdigoHTML"/>
-          <w:rFonts w:eastAsiaTheme="minorHAnsi"/>
-        </w:rPr>
-        <w:t>target</w:t>
-      </w:r>
-      <w:r>
-        <w:t>, el cual representa la versión compilada del proyecto lista para ser distribuida o ejecutada.</w:t>
-      </w:r>
-    </w:p>
-    <w:p>
-      <w:pPr>
-        <w:rPr>
-          <w:i/>
-          <w:iCs/>
-        </w:rPr>
-      </w:pPr>
-      <w:r>
-        <w:drawing>
-          <wp:inline distT="0" distB="0" distL="0" distR="0" wp14:anchorId="6B692231" wp14:editId="58DDAB58">
-            <wp:extent cx="4953000" cy="2831783"/>
-            <wp:effectExtent l="0" t="0" r="0" b="6985"/>
-            <wp:docPr id="7" name="Imagen 7"/>
-            <wp:cNvGraphicFramePr>
-              <a:graphicFrameLocks xmlns:a="http://schemas.openxmlformats.org/drawingml/2006/main" noChangeAspect="1"/>
-            </wp:cNvGraphicFramePr>
-            <a:graphic xmlns:a="http://schemas.openxmlformats.org/drawingml/2006/main">
-              <a:graphicData uri="http://schemas.openxmlformats.org/drawingml/2006/picture">
-                <pic:pic xmlns:pic="http://schemas.openxmlformats.org/drawingml/2006/picture">
-                  <pic:nvPicPr>
-                    <pic:cNvPr id="1" name=""/>
-                    <pic:cNvPicPr/>
-                  </pic:nvPicPr>
-                  <pic:blipFill>
-                    <a:blip r:embed="rId9"/>
-                    <a:stretch>
-                      <a:fillRect/>
-                    </a:stretch>
-                  </pic:blipFill>
-                  <pic:spPr>
-                    <a:xfrm>
-                      <a:off x="0" y="0"/>
-                      <a:ext cx="4955320" cy="2833109"/>
-                    </a:xfrm>
-                    <a:prstGeom prst="rect">
-                      <a:avLst/>
-                    </a:prstGeom>
-                  </pic:spPr>
-                </pic:pic>
-              </a:graphicData>
-            </a:graphic>
-          </wp:inline>
-        </w:drawing>
-      </w:r>
-    </w:p>
-    <w:p>
-      <w:pPr>
-        <w:rPr>
-          <w:i/>
-          <w:iCs/>
-        </w:rPr>
-      </w:pPr>
-      <w:r>
-        <w:rPr>
-          <w:i/>
-          <w:iCs/>
-        </w:rPr>
-        <w:t xml:space="preserve">Captura de la carpeta </w:t>
-      </w:r>
-      <w:r>
-        <w:rPr>
-          <w:rStyle w:val="CdigoHTML"/>
-          <w:rFonts w:eastAsiaTheme="minorHAnsi"/>
-          <w:i/>
-          <w:iCs/>
-        </w:rPr>
-        <w:t>target</w:t>
-      </w:r>
-      <w:r>
-        <w:rPr>
-          <w:i/>
-          <w:iCs/>
-        </w:rPr>
-        <w:t xml:space="preserve"> mostrando el archivo JAR generado.</w:t>
-      </w:r>
-    </w:p>
-    <w:p>
-      <w:pPr>
-        <w:pStyle w:val="Ttulo3"/>
-      </w:pPr>
-      <w:r>
-        <w:t xml:space="preserve">6.4 Fase </w:t>
-      </w:r>
-      <w:proofErr w:type="spellStart"/>
-      <w:r>
-        <w:rPr>
-          <w:rStyle w:val="Textoennegrita"/>
-          <w:b/>
-          <w:bCs w:val="0"/>
-        </w:rPr>
-        <w:t>install</w:t>
-      </w:r>
-      <w:proofErr w:type="spellEnd"/>
-    </w:p>
-    <w:p>
-      <w:r>
-        <w:t xml:space="preserve">La fase </w:t>
-      </w:r>
-      <w:proofErr w:type="spellStart"/>
-      <w:r>
-        <w:rPr>
-          <w:rStyle w:val="Textoennegrita"/>
-        </w:rPr>
-        <w:t>install</w:t>
-      </w:r>
-      <w:proofErr w:type="spellEnd"/>
-      <w:r>
-        <w:t xml:space="preserve"> se encarga de instalar el artefacto generado en el repositorio local de Maven. Este repositorio permite que otros proyectos locales puedan utilizar el artefacto como dependencia sin necesidad de descargarlo nuevamente desde un repositorio remoto.</w:t>
-      </w:r>
-    </w:p>
-    <w:p>
-      <w:r>
-        <w:t>La ejecución de esta fase confirma que el proyecto ha sido construido correctamente y que se encuentra disponible para su reutilización dentro del entorno local de desarrollo.</w:t>
-      </w:r>
-    </w:p>
-    <w:p>
-      <w:r>
-        <w:drawing>
-          <wp:inline distT="0" distB="0" distL="0" distR="0" wp14:anchorId="28EF55C2" wp14:editId="50CF84E4">
-            <wp:extent cx="5029200" cy="2458418"/>
-            <wp:effectExtent l="0" t="0" r="0" b="0"/>
-            <wp:docPr id="8" name="Imagen 8"/>
             <wp:cNvGraphicFramePr>
               <a:graphicFrameLocks xmlns:a="http://schemas.openxmlformats.org/drawingml/2006/main" noChangeAspect="1"/>
             </wp:cNvGraphicFramePr>
@@ -1216,7 +3520,7 @@
                   <pic:spPr>
                     <a:xfrm>
                       <a:off x="0" y="0"/>
-                      <a:ext cx="5033625" cy="2460581"/>
+                      <a:ext cx="5400040" cy="1160780"/>
                     </a:xfrm>
                     <a:prstGeom prst="rect">
                       <a:avLst/>
@@ -1231,12 +3535,16 @@
     </w:p>
     <w:p>
       <w:pPr>
-        <w:tabs>
-          <w:tab w:val="left" w:pos="2820"/>
-        </w:tabs>
-      </w:pPr>
-      <w:r>
-        <w:lastRenderedPageBreak/>
+        <w:rPr>
+          <w:i/>
+          <w:iCs/>
+        </w:rPr>
+      </w:pPr>
+      <w:r>
+        <w:rPr>
+          <w:i/>
+          <w:iCs/>
+        </w:rPr>
         <w:t xml:space="preserve">Captura de la ejecución del comando </w:t>
       </w:r>
       <w:proofErr w:type="spellStart"/>
@@ -1244,6 +3552,8 @@
         <w:rPr>
           <w:rStyle w:val="CdigoHTML"/>
           <w:rFonts w:eastAsiaTheme="minorHAnsi"/>
+          <w:i/>
+          <w:iCs/>
         </w:rPr>
         <w:t>mvn</w:t>
       </w:r>
@@ -1252,6 +3562,8 @@
         <w:rPr>
           <w:rStyle w:val="CdigoHTML"/>
           <w:rFonts w:eastAsiaTheme="minorHAnsi"/>
+          <w:i/>
+          <w:iCs/>
         </w:rPr>
         <w:t xml:space="preserve"> </w:t>
       </w:r>
@@ -1260,42 +3572,80 @@
         <w:rPr>
           <w:rStyle w:val="CdigoHTML"/>
           <w:rFonts w:eastAsiaTheme="minorHAnsi"/>
-        </w:rPr>
-        <w:t>install</w:t>
+          <w:i/>
+          <w:iCs/>
+        </w:rPr>
+        <w:t>validate</w:t>
       </w:r>
       <w:proofErr w:type="spellEnd"/>
       <w:r>
+        <w:rPr>
+          <w:i/>
+          <w:iCs/>
+        </w:rPr>
         <w:t xml:space="preserve"> con resultado exitoso.</w:t>
       </w:r>
     </w:p>
     <w:p>
       <w:pPr>
-        <w:pStyle w:val="Ttulo2"/>
-      </w:pPr>
-      <w:r>
-        <w:t>7. Implementación de Pruebas Unitarias</w:t>
-      </w:r>
-    </w:p>
-    <w:p>
-      <w:r>
-        <w:t>Las pruebas unitarias constituyen una práctica fundamental para garantizar la calidad del software. En este proyecto se implementaron pruebas unitarias básicas con el objetivo de verificar el correcto funcionamiento de métodos y operaciones simples del sistema.</w:t>
-      </w:r>
-    </w:p>
-    <w:p>
-      <w:r>
-        <w:t>La ejecución de estas pruebas permitió identificar posibles errores en etapas tempranas del desarrollo, asegurando que los cambios realizados no afecten negativamente el comportamiento del sistema. Las pruebas fueron ejecutadas exitosamente mediante las herramientas proporcionadas por Maven.</w:t>
-      </w:r>
-    </w:p>
-    <w:p>
-      <w:pPr>
-        <w:jc w:val="center"/>
-      </w:pPr>
-      <w:r>
+        <w:pStyle w:val="Ttulo3"/>
+      </w:pPr>
+      <w:bookmarkStart w:id="13" w:name="_Toc220847189"/>
+      <w:r>
+        <w:t xml:space="preserve">6.2 Fase </w:t>
+      </w:r>
+      <w:r>
+        <w:rPr>
+          <w:rStyle w:val="Fuerte"/>
+          <w:b/>
+          <w:bCs w:val="0"/>
+        </w:rPr>
+        <w:t>test</w:t>
+      </w:r>
+      <w:bookmarkEnd w:id="13"/>
+    </w:p>
+    <w:p>
+      <w:r>
+        <w:t xml:space="preserve">La fase </w:t>
+      </w:r>
+      <w:r>
+        <w:rPr>
+          <w:rStyle w:val="Fuerte"/>
+        </w:rPr>
+        <w:t>test</w:t>
+      </w:r>
+      <w:r>
+        <w:t xml:space="preserve"> se encarga de ejecutar las pruebas unitarias definidas en el proyecto. Durante esta etapa, Maven compila el código necesario para las pruebas y ejecuta automáticamente los métodos marcados como pruebas utilizando el </w:t>
+      </w:r>
+      <w:proofErr w:type="spellStart"/>
+      <w:r>
+        <w:t>framework</w:t>
+      </w:r>
+      <w:proofErr w:type="spellEnd"/>
+      <w:r>
+        <w:t xml:space="preserve"> correspondiente.</w:t>
+      </w:r>
+    </w:p>
+    <w:p>
+      <w:r>
+        <w:t>La ejecución de esta fase permite verificar que las funcionalidades del sistema se comporten de manera correcta y que los cambios realizados en el código no introduzcan errores. En este proyecto, esta fase fue utilizada para ejecutar pruebas unitarias básicas, obteniendo resultados satisfactorios.</w:t>
+      </w:r>
+    </w:p>
+    <w:p>
+      <w:pPr>
+        <w:rPr>
+          <w:lang w:eastAsia="es-EC"/>
+        </w:rPr>
+      </w:pPr>
+      <w:r>
+        <w:rPr>
+          <w:noProof/>
+        </w:rPr>
         <w:drawing>
-          <wp:inline distT="0" distB="0" distL="0" distR="0" wp14:anchorId="55A0F626" wp14:editId="7ECA0EAC">
-            <wp:extent cx="3098609" cy="5657850"/>
-            <wp:effectExtent l="0" t="0" r="6985" b="0"/>
-            <wp:docPr id="9" name="Imagen 9"/>
+          <wp:inline distT="0" distB="0" distL="0" distR="0" wp14:anchorId="3AFA3560" wp14:editId="1FE71F3D">
+            <wp:extent cx="5400040" cy="2966720"/>
+            <wp:effectExtent l="0" t="0" r="0" b="5080"/>
+            <wp:docPr id="6" name="Imagen 6"/>
             <wp:cNvGraphicFramePr>
               <a:graphicFrameLocks xmlns:a="http://schemas.openxmlformats.org/drawingml/2006/main" noChangeAspect="1"/>
             </wp:cNvGraphicFramePr>
@@ -1315,7 +3665,7 @@
                   <pic:spPr>
                     <a:xfrm>
                       <a:off x="0" y="0"/>
-                      <a:ext cx="3106767" cy="5672746"/>
+                      <a:ext cx="5400040" cy="2966720"/>
                     </a:xfrm>
                     <a:prstGeom prst="rect">
                       <a:avLst/>
@@ -1330,9 +3680,6 @@
     </w:p>
     <w:p>
       <w:pPr>
-        <w:tabs>
-          <w:tab w:val="left" w:pos="2820"/>
-        </w:tabs>
         <w:rPr>
           <w:i/>
           <w:iCs/>
@@ -1342,81 +3689,108 @@
         <w:rPr>
           <w:i/>
           <w:iCs/>
-        </w:rPr>
-        <w:t xml:space="preserve">Captura de la ejecución de las pruebas unitarias en IntelliJ IDEA o salida del comando </w:t>
+          <w:lang w:eastAsia="es-EC"/>
+        </w:rPr>
+        <w:t xml:space="preserve">Captura de la ejecución del comando </w:t>
       </w:r>
       <w:proofErr w:type="spellStart"/>
+      <w:r>
+        <w:rPr>
+          <w:i/>
+          <w:iCs/>
+          <w:lang w:eastAsia="es-EC"/>
+        </w:rPr>
+        <w:t>mvn</w:t>
+      </w:r>
+      <w:proofErr w:type="spellEnd"/>
+      <w:r>
+        <w:rPr>
+          <w:i/>
+          <w:iCs/>
+          <w:lang w:eastAsia="es-EC"/>
+        </w:rPr>
+        <w:t xml:space="preserve"> test mostrando las pruebas unitarias ejecutadas correctamente.</w:t>
+      </w:r>
+    </w:p>
+    <w:p>
+      <w:pPr>
+        <w:pStyle w:val="Ttulo3"/>
+      </w:pPr>
+      <w:bookmarkStart w:id="14" w:name="_Toc220847190"/>
+      <w:r>
+        <w:t xml:space="preserve">6.3 Fase </w:t>
+      </w:r>
+      <w:proofErr w:type="spellStart"/>
+      <w:r>
+        <w:rPr>
+          <w:rStyle w:val="Fuerte"/>
+          <w:b/>
+          <w:bCs w:val="0"/>
+        </w:rPr>
+        <w:t>package</w:t>
+      </w:r>
+      <w:bookmarkEnd w:id="14"/>
+      <w:proofErr w:type="spellEnd"/>
+    </w:p>
+    <w:p>
+      <w:r>
+        <w:t xml:space="preserve">La fase </w:t>
+      </w:r>
+      <w:proofErr w:type="spellStart"/>
+      <w:r>
+        <w:rPr>
+          <w:rStyle w:val="Fuerte"/>
+        </w:rPr>
+        <w:t>package</w:t>
+      </w:r>
+      <w:proofErr w:type="spellEnd"/>
+      <w:r>
+        <w:t xml:space="preserve"> se encarga de compilar el código fuente del proyecto y generar un artefacto distribuible, generalmente en formato JAR. Durante esta fase, Maven ejecuta todas las </w:t>
+      </w:r>
+      <w:r>
+        <w:lastRenderedPageBreak/>
+        <w:t>fases anteriores del ciclo de vida de forma automática, asegurando que el proyecto haya sido validado y probado antes de ser empaquetado.</w:t>
+      </w:r>
+    </w:p>
+    <w:p>
+      <w:pPr>
+        <w:rPr>
+          <w:rFonts w:eastAsia="Times New Roman" w:cs="Times New Roman"/>
+          <w:sz w:val="24"/>
+          <w:szCs w:val="24"/>
+          <w:lang w:eastAsia="es-EC"/>
+        </w:rPr>
+      </w:pPr>
+      <w:r>
+        <w:t xml:space="preserve">El resultado de esta fase es la creación del archivo JAR dentro de la carpeta </w:t>
+      </w:r>
       <w:r>
         <w:rPr>
           <w:rStyle w:val="CdigoHTML"/>
           <w:rFonts w:eastAsiaTheme="minorHAnsi"/>
+        </w:rPr>
+        <w:t>target</w:t>
+      </w:r>
+      <w:r>
+        <w:t>, el cual representa la versión compilada del proyecto lista para ser distribuida o ejecutada.</w:t>
+      </w:r>
+    </w:p>
+    <w:p>
+      <w:pPr>
+        <w:rPr>
           <w:i/>
           <w:iCs/>
         </w:rPr>
-        <w:t>mvn</w:t>
-      </w:r>
-      <w:proofErr w:type="spellEnd"/>
-      <w:r>
-        <w:rPr>
-          <w:rStyle w:val="CdigoHTML"/>
-          <w:rFonts w:eastAsiaTheme="minorHAnsi"/>
-          <w:i/>
-          <w:iCs/>
-        </w:rPr>
-        <w:t xml:space="preserve"> test</w:t>
-      </w:r>
-      <w:r>
-        <w:rPr>
-          <w:i/>
-          <w:iCs/>
-        </w:rPr>
-        <w:t>.</w:t>
-      </w:r>
-    </w:p>
-    <w:p>
-      <w:pPr>
-        <w:pStyle w:val="Ttulo2"/>
-      </w:pPr>
-      <w:r>
-        <w:lastRenderedPageBreak/>
-        <w:t>8. Resultados y Análisis</w:t>
-      </w:r>
-    </w:p>
-    <w:p>
-      <w:r>
-        <w:t>Como resultado del desarrollo del proyecto, se obtuvo una aplicación correctamente configurada como proyecto Maven. Las dependencias fueron gestionadas automáticamente y las pruebas unitarias se ejecutaron sin errores.</w:t>
-      </w:r>
-    </w:p>
-    <w:p>
-      <w:r>
-        <w:t xml:space="preserve">Asimismo, se generó el artefacto del proyecto dentro de la carpeta </w:t>
-      </w:r>
-      <w:r>
-        <w:rPr>
-          <w:rStyle w:val="CdigoHTML"/>
-          <w:rFonts w:eastAsiaTheme="majorEastAsia"/>
-        </w:rPr>
-        <w:t>target</w:t>
-      </w:r>
-      <w:r>
-        <w:t>, demostrando el correcto funcionamiento del proceso de compilación y empaquetado. Estos resultados evidencian la eficacia de Maven como herramienta de gestión de la configuración del software.</w:t>
-      </w:r>
-    </w:p>
-    <w:p>
-      <w:pPr>
-        <w:tabs>
-          <w:tab w:val="left" w:pos="2387"/>
-        </w:tabs>
-      </w:pPr>
-      <w:r>
-        <w:tab/>
-      </w:r>
-      <w:r>
+      </w:pPr>
+      <w:r>
+        <w:rPr>
+          <w:noProof/>
+        </w:rPr>
         <w:drawing>
-          <wp:inline distT="0" distB="0" distL="0" distR="0" wp14:anchorId="73CE2310" wp14:editId="46240616">
-            <wp:extent cx="3848433" cy="5547841"/>
-            <wp:effectExtent l="0" t="0" r="0" b="0"/>
-            <wp:docPr id="11" name="Imagen 11"/>
+          <wp:inline distT="0" distB="0" distL="0" distR="0" wp14:anchorId="6B692231" wp14:editId="58DDAB58">
+            <wp:extent cx="4953000" cy="2831783"/>
+            <wp:effectExtent l="0" t="0" r="0" b="6985"/>
+            <wp:docPr id="7" name="Imagen 7"/>
             <wp:cNvGraphicFramePr>
               <a:graphicFrameLocks xmlns:a="http://schemas.openxmlformats.org/drawingml/2006/main" noChangeAspect="1"/>
             </wp:cNvGraphicFramePr>
@@ -1436,7 +3810,7 @@
                   <pic:spPr>
                     <a:xfrm>
                       <a:off x="0" y="0"/>
-                      <a:ext cx="3848433" cy="5547841"/>
+                      <a:ext cx="4955320" cy="2833109"/>
                     </a:xfrm>
                     <a:prstGeom prst="rect">
                       <a:avLst/>
@@ -1451,9 +3825,6 @@
     </w:p>
     <w:p>
       <w:pPr>
-        <w:tabs>
-          <w:tab w:val="left" w:pos="2387"/>
-        </w:tabs>
         <w:rPr>
           <w:i/>
           <w:iCs/>
@@ -1480,133 +3851,60 @@
           <w:i/>
           <w:iCs/>
         </w:rPr>
-        <w:t xml:space="preserve"> y del archivo JAR generado.</w:t>
-      </w:r>
-    </w:p>
-    <w:p>
-      <w:pPr>
-        <w:pStyle w:val="Ttulo2"/>
-      </w:pPr>
-      <w:r>
-        <w:t>9. Manual de Operaciones</w:t>
+        <w:t xml:space="preserve"> mostrando el archivo JAR generado.</w:t>
       </w:r>
     </w:p>
     <w:p>
       <w:pPr>
         <w:pStyle w:val="Ttulo3"/>
       </w:pPr>
-      <w:r>
-        <w:t>Requisitos del Sistema</w:t>
-      </w:r>
-    </w:p>
-    <w:p>
-      <w:pPr>
-        <w:pStyle w:val="Prrafodelista"/>
-        <w:numPr>
-          <w:ilvl w:val="0"/>
-          <w:numId w:val="7"/>
-        </w:numPr>
-      </w:pPr>
-      <w:r>
-        <w:t>Java JDK 17 o superior</w:t>
-      </w:r>
-    </w:p>
-    <w:p>
-      <w:pPr>
-        <w:pStyle w:val="Prrafodelista"/>
-        <w:numPr>
-          <w:ilvl w:val="0"/>
-          <w:numId w:val="7"/>
-        </w:numPr>
-      </w:pPr>
-      <w:r>
-        <w:lastRenderedPageBreak/>
-        <w:t>Apache Maven</w:t>
-      </w:r>
-    </w:p>
-    <w:p>
-      <w:pPr>
-        <w:pStyle w:val="Prrafodelista"/>
-        <w:numPr>
-          <w:ilvl w:val="0"/>
-          <w:numId w:val="7"/>
-        </w:numPr>
-      </w:pPr>
-      <w:r>
-        <w:t>Entorno de desarrollo compatible (IntelliJ IDEA)</w:t>
-      </w:r>
-    </w:p>
-    <w:p>
-      <w:pPr>
-        <w:pStyle w:val="Ttulo3"/>
-      </w:pPr>
-      <w:r>
-        <w:t>Procedimiento de Ejecución</w:t>
-      </w:r>
-    </w:p>
-    <w:p>
-      <w:pPr>
-        <w:pStyle w:val="Prrafodelista"/>
-        <w:numPr>
-          <w:ilvl w:val="0"/>
-          <w:numId w:val="8"/>
-        </w:numPr>
-        <w:tabs>
-          <w:tab w:val="clear" w:pos="720"/>
-          <w:tab w:val="num" w:pos="1890"/>
-        </w:tabs>
-        <w:ind w:left="1350"/>
-      </w:pPr>
-      <w:r>
-        <w:t>Clonar el repositorio del proyecto desde GitHub.</w:t>
-      </w:r>
-    </w:p>
-    <w:p>
-      <w:pPr>
-        <w:pStyle w:val="Prrafodelista"/>
-        <w:numPr>
-          <w:ilvl w:val="0"/>
-          <w:numId w:val="8"/>
-        </w:numPr>
-        <w:tabs>
-          <w:tab w:val="clear" w:pos="720"/>
-          <w:tab w:val="num" w:pos="1890"/>
-        </w:tabs>
-        <w:ind w:left="1350"/>
-      </w:pPr>
-      <w:r>
-        <w:t>Abrir el proyecto en el entorno de desarrollo.</w:t>
-      </w:r>
-    </w:p>
-    <w:p>
-      <w:pPr>
-        <w:pStyle w:val="Prrafodelista"/>
-        <w:numPr>
-          <w:ilvl w:val="0"/>
-          <w:numId w:val="8"/>
-        </w:numPr>
-        <w:tabs>
-          <w:tab w:val="clear" w:pos="720"/>
-          <w:tab w:val="num" w:pos="1890"/>
-        </w:tabs>
-        <w:ind w:left="1350"/>
-      </w:pPr>
-      <w:r>
-        <w:t>Ejecutar los comandos del ciclo de vida de Maven:</w:t>
-      </w:r>
-    </w:p>
-    <w:p>
-      <w:pPr>
-        <w:pStyle w:val="Prrafodelista"/>
-        <w:ind w:left="1350" w:firstLine="0"/>
-        <w:jc w:val="center"/>
-      </w:pPr>
-      <w:r>
+      <w:bookmarkStart w:id="15" w:name="_Toc220847191"/>
+      <w:r>
+        <w:t xml:space="preserve">6.4 Fase </w:t>
+      </w:r>
+      <w:proofErr w:type="spellStart"/>
+      <w:r>
+        <w:rPr>
+          <w:rStyle w:val="Fuerte"/>
+          <w:b/>
+          <w:bCs w:val="0"/>
+        </w:rPr>
+        <w:t>install</w:t>
+      </w:r>
+      <w:bookmarkEnd w:id="15"/>
+      <w:proofErr w:type="spellEnd"/>
+    </w:p>
+    <w:p>
+      <w:r>
+        <w:t xml:space="preserve">La fase </w:t>
+      </w:r>
+      <w:proofErr w:type="spellStart"/>
+      <w:r>
+        <w:rPr>
+          <w:rStyle w:val="Fuerte"/>
+        </w:rPr>
+        <w:t>install</w:t>
+      </w:r>
+      <w:proofErr w:type="spellEnd"/>
+      <w:r>
+        <w:t xml:space="preserve"> se encarga de instalar el artefacto generado en el repositorio local de Maven. Este repositorio permite que otros proyectos locales puedan utilizar el artefacto como dependencia sin necesidad de descargarlo nuevamente desde un repositorio remoto.</w:t>
+      </w:r>
+    </w:p>
+    <w:p>
+      <w:r>
+        <w:t>La ejecución de esta fase confirma que el proyecto ha sido construido correctamente y que se encuentra disponible para su reutilización dentro del entorno local de desarrollo.</w:t>
+      </w:r>
+    </w:p>
+    <w:p>
+      <w:r>
+        <w:rPr>
+          <w:noProof/>
+        </w:rPr>
         <w:drawing>
-          <wp:inline distT="0" distB="0" distL="0" distR="0" wp14:anchorId="0A04A0B8" wp14:editId="6E9673BB">
-            <wp:extent cx="990686" cy="800169"/>
+          <wp:inline distT="0" distB="0" distL="0" distR="0" wp14:anchorId="28EF55C2" wp14:editId="50CF84E4">
+            <wp:extent cx="5029200" cy="2458418"/>
             <wp:effectExtent l="0" t="0" r="0" b="0"/>
-            <wp:docPr id="13" name="Imagen 13"/>
+            <wp:docPr id="8" name="Imagen 8"/>
             <wp:cNvGraphicFramePr>
               <a:graphicFrameLocks xmlns:a="http://schemas.openxmlformats.org/drawingml/2006/main" noChangeAspect="1"/>
             </wp:cNvGraphicFramePr>
@@ -1626,7 +3924,7 @@
                   <pic:spPr>
                     <a:xfrm>
                       <a:off x="0" y="0"/>
-                      <a:ext cx="990686" cy="800169"/>
+                      <a:ext cx="5033625" cy="2460581"/>
                     </a:xfrm>
                     <a:prstGeom prst="rect">
                       <a:avLst/>
@@ -1641,89 +3939,76 @@
     </w:p>
     <w:p>
       <w:pPr>
-        <w:pStyle w:val="Prrafodelista"/>
-        <w:numPr>
-          <w:ilvl w:val="0"/>
-          <w:numId w:val="8"/>
-        </w:numPr>
         <w:tabs>
-          <w:tab w:val="clear" w:pos="720"/>
-          <w:tab w:val="num" w:pos="1890"/>
+          <w:tab w:val="left" w:pos="2820"/>
         </w:tabs>
-        <w:ind w:left="1350"/>
-      </w:pPr>
-      <w:r>
-        <w:t xml:space="preserve">Verificar la generación del artefacto en la carpeta </w:t>
-      </w:r>
+      </w:pPr>
+      <w:r>
+        <w:t xml:space="preserve">Captura de la ejecución del comando </w:t>
+      </w:r>
+      <w:proofErr w:type="spellStart"/>
       <w:r>
         <w:rPr>
           <w:rStyle w:val="CdigoHTML"/>
           <w:rFonts w:eastAsiaTheme="minorHAnsi"/>
         </w:rPr>
-        <w:t>target</w:t>
-      </w:r>
-      <w:r>
-        <w:t>.</w:t>
+        <w:t>mvn</w:t>
+      </w:r>
+      <w:proofErr w:type="spellEnd"/>
+      <w:r>
+        <w:rPr>
+          <w:rStyle w:val="CdigoHTML"/>
+          <w:rFonts w:eastAsiaTheme="minorHAnsi"/>
+        </w:rPr>
+        <w:t xml:space="preserve"> </w:t>
+      </w:r>
+      <w:proofErr w:type="spellStart"/>
+      <w:r>
+        <w:rPr>
+          <w:rStyle w:val="CdigoHTML"/>
+          <w:rFonts w:eastAsiaTheme="minorHAnsi"/>
+        </w:rPr>
+        <w:t>install</w:t>
+      </w:r>
+      <w:proofErr w:type="spellEnd"/>
+      <w:r>
+        <w:t xml:space="preserve"> con resultado exitoso.</w:t>
       </w:r>
     </w:p>
     <w:p>
       <w:pPr>
         <w:pStyle w:val="Ttulo2"/>
       </w:pPr>
-      <w:r>
-        <w:t>10. Reflexión Final</w:t>
-      </w:r>
-    </w:p>
-    <w:p>
-      <w:r>
-        <w:t>El desarrollo de este proyecto permitió comprender la importancia de la gestión de la configuración del software dentro del proceso de desarrollo. El uso de Maven facilitó la automatización de tareas repetitivas y promovió una estructura ordenada del proyecto.</w:t>
-      </w:r>
-    </w:p>
-    <w:p>
-      <w:r>
-        <w:t>Además, la implementación de pruebas unitarias resaltó la relevancia de aplicar buenas prácticas de aseguramiento de calidad desde las primeras etapas del desarrollo. En conclusión, Apache Maven se presenta como una herramienta clave para el desarrollo de aplicaciones Java modernas, contribuyendo a la eficiencia, calidad y mantenibilidad del software.</w:t>
-      </w:r>
-    </w:p>
-    <w:p>
-      <w:pPr>
-        <w:pStyle w:val="Ttulo2"/>
-      </w:pPr>
-      <w:r>
-        <w:t>11. Anexos</w:t>
-      </w:r>
-    </w:p>
-    <w:p>
-      <w:pPr>
-        <w:pStyle w:val="NormalWeb"/>
-      </w:pPr>
-      <w:r>
-        <w:rPr>
-          <w:rStyle w:val="Textoennegrita"/>
-          <w:rFonts w:eastAsiaTheme="majorEastAsia"/>
-        </w:rPr>
-        <w:t>EVIDENCIAS A INSERTAR:</w:t>
-      </w:r>
-    </w:p>
-    <w:p>
-      <w:pPr>
-        <w:pStyle w:val="NormalWeb"/>
-        <w:numPr>
-          <w:ilvl w:val="0"/>
-          <w:numId w:val="5"/>
-        </w:numPr>
-      </w:pPr>
-      <w:r>
-        <w:t>Capturas del proyecto en IntelliJ IDEA</w:t>
-      </w:r>
+      <w:bookmarkStart w:id="16" w:name="_Toc220847192"/>
+      <w:r>
+        <w:t>7. Implementación de Pruebas Unitarias</w:t>
+      </w:r>
+      <w:bookmarkEnd w:id="16"/>
     </w:p>
     <w:p>
       <w:r>
         <w:lastRenderedPageBreak/>
+        <w:t>Las pruebas unitarias constituyen una práctica fundamental para garantizar la calidad del software. En este proyecto se implementaron pruebas unitarias básicas con el objetivo de verificar el correcto funcionamiento de métodos y operaciones simples del sistema.</w:t>
+      </w:r>
+    </w:p>
+    <w:p>
+      <w:r>
+        <w:t>La ejecución de estas pruebas permitió identificar posibles errores en etapas tempranas del desarrollo, asegurando que los cambios realizados no afecten negativamente el comportamiento del sistema. Las pruebas fueron ejecutadas exitosamente mediante las herramientas proporcionadas por Maven.</w:t>
+      </w:r>
+    </w:p>
+    <w:p>
+      <w:pPr>
+        <w:jc w:val="center"/>
+      </w:pPr>
+      <w:r>
+        <w:rPr>
+          <w:noProof/>
+        </w:rPr>
         <w:drawing>
-          <wp:inline distT="0" distB="0" distL="0" distR="0" wp14:anchorId="518132F9" wp14:editId="2DA55FDF">
-            <wp:extent cx="5400040" cy="3037840"/>
-            <wp:effectExtent l="0" t="0" r="0" b="0"/>
-            <wp:docPr id="16" name="Imagen 16"/>
+          <wp:inline distT="0" distB="0" distL="0" distR="0" wp14:anchorId="55A0F626" wp14:editId="7ECA0EAC">
+            <wp:extent cx="3098609" cy="5657850"/>
+            <wp:effectExtent l="0" t="0" r="6985" b="0"/>
+            <wp:docPr id="9" name="Imagen 9"/>
             <wp:cNvGraphicFramePr>
               <a:graphicFrameLocks xmlns:a="http://schemas.openxmlformats.org/drawingml/2006/main" noChangeAspect="1"/>
             </wp:cNvGraphicFramePr>
@@ -1743,7 +4028,7 @@
                   <pic:spPr>
                     <a:xfrm>
                       <a:off x="0" y="0"/>
-                      <a:ext cx="5400040" cy="3037840"/>
+                      <a:ext cx="3106767" cy="5672746"/>
                     </a:xfrm>
                     <a:prstGeom prst="rect">
                       <a:avLst/>
@@ -1758,23 +4043,98 @@
     </w:p>
     <w:p>
       <w:pPr>
-        <w:pStyle w:val="NormalWeb"/>
-        <w:numPr>
-          <w:ilvl w:val="0"/>
-          <w:numId w:val="5"/>
-        </w:numPr>
-      </w:pPr>
-      <w:r>
-        <w:t>Capturas de la ejecución de comandos Maven</w:t>
-      </w:r>
-    </w:p>
-    <w:p>
-      <w:r>
+        <w:tabs>
+          <w:tab w:val="left" w:pos="2820"/>
+        </w:tabs>
+        <w:rPr>
+          <w:i/>
+          <w:iCs/>
+        </w:rPr>
+      </w:pPr>
+      <w:r>
+        <w:rPr>
+          <w:i/>
+          <w:iCs/>
+        </w:rPr>
+        <w:t xml:space="preserve">Captura de la ejecución de las pruebas unitarias en IntelliJ IDEA o salida del comando </w:t>
+      </w:r>
+      <w:proofErr w:type="spellStart"/>
+      <w:r>
+        <w:rPr>
+          <w:rStyle w:val="CdigoHTML"/>
+          <w:rFonts w:eastAsiaTheme="minorHAnsi"/>
+          <w:i/>
+          <w:iCs/>
+        </w:rPr>
+        <w:t>mvn</w:t>
+      </w:r>
+      <w:proofErr w:type="spellEnd"/>
+      <w:r>
+        <w:rPr>
+          <w:rStyle w:val="CdigoHTML"/>
+          <w:rFonts w:eastAsiaTheme="minorHAnsi"/>
+          <w:i/>
+          <w:iCs/>
+        </w:rPr>
+        <w:t xml:space="preserve"> test</w:t>
+      </w:r>
+      <w:r>
+        <w:rPr>
+          <w:i/>
+          <w:iCs/>
+        </w:rPr>
+        <w:t>.</w:t>
+      </w:r>
+    </w:p>
+    <w:p>
+      <w:pPr>
+        <w:pStyle w:val="Ttulo2"/>
+      </w:pPr>
+      <w:bookmarkStart w:id="17" w:name="_Toc220847193"/>
+      <w:r>
+        <w:t>8. Resultados y Análisis</w:t>
+      </w:r>
+      <w:bookmarkEnd w:id="17"/>
+    </w:p>
+    <w:p>
+      <w:r>
+        <w:lastRenderedPageBreak/>
+        <w:t>Como resultado del desarrollo del proyecto, se obtuvo una aplicación correctamente configurada como proyecto Maven. Las dependencias fueron gestionadas automáticamente y las pruebas unitarias se ejecutaron sin errores.</w:t>
+      </w:r>
+    </w:p>
+    <w:p>
+      <w:r>
+        <w:t xml:space="preserve">Asimismo, se generó el artefacto del proyecto dentro de la carpeta </w:t>
+      </w:r>
+      <w:r>
+        <w:rPr>
+          <w:rStyle w:val="CdigoHTML"/>
+          <w:rFonts w:eastAsiaTheme="majorEastAsia"/>
+        </w:rPr>
+        <w:t>target</w:t>
+      </w:r>
+      <w:r>
+        <w:t>, demostrando el correcto funcionamiento del proceso de compilación y empaquetado. Estos resultados evidencian la eficacia de Maven como herramienta de gestión de la configuración del software.</w:t>
+      </w:r>
+    </w:p>
+    <w:p>
+      <w:pPr>
+        <w:tabs>
+          <w:tab w:val="left" w:pos="2387"/>
+        </w:tabs>
+      </w:pPr>
+      <w:r>
+        <w:tab/>
+      </w:r>
+      <w:r>
+        <w:rPr>
+          <w:noProof/>
+        </w:rPr>
         <w:drawing>
-          <wp:inline distT="0" distB="0" distL="0" distR="0" wp14:anchorId="08FE6E92" wp14:editId="4FABEE26">
-            <wp:extent cx="5400040" cy="3037840"/>
+          <wp:inline distT="0" distB="0" distL="0" distR="0" wp14:anchorId="73CE2310" wp14:editId="46240616">
+            <wp:extent cx="3848433" cy="5547841"/>
             <wp:effectExtent l="0" t="0" r="0" b="0"/>
-            <wp:docPr id="17" name="Imagen 17"/>
+            <wp:docPr id="11" name="Imagen 11"/>
             <wp:cNvGraphicFramePr>
               <a:graphicFrameLocks xmlns:a="http://schemas.openxmlformats.org/drawingml/2006/main" noChangeAspect="1"/>
             </wp:cNvGraphicFramePr>
@@ -1794,7 +4154,7 @@
                   <pic:spPr>
                     <a:xfrm>
                       <a:off x="0" y="0"/>
-                      <a:ext cx="5400040" cy="3037840"/>
+                      <a:ext cx="3848433" cy="5547841"/>
                     </a:xfrm>
                     <a:prstGeom prst="rect">
                       <a:avLst/>
@@ -1809,27 +4169,171 @@
     </w:p>
     <w:p>
       <w:pPr>
-        <w:pStyle w:val="NormalWeb"/>
+        <w:tabs>
+          <w:tab w:val="left" w:pos="2387"/>
+        </w:tabs>
+        <w:rPr>
+          <w:i/>
+          <w:iCs/>
+        </w:rPr>
+      </w:pPr>
+      <w:r>
+        <w:rPr>
+          <w:i/>
+          <w:iCs/>
+        </w:rPr>
+        <w:t xml:space="preserve">Captura de la carpeta </w:t>
+      </w:r>
+      <w:r>
+        <w:rPr>
+          <w:rStyle w:val="CdigoHTML"/>
+          <w:rFonts w:eastAsiaTheme="minorHAnsi"/>
+          <w:i/>
+          <w:iCs/>
+        </w:rPr>
+        <w:t>target</w:t>
+      </w:r>
+      <w:r>
+        <w:rPr>
+          <w:i/>
+          <w:iCs/>
+        </w:rPr>
+        <w:t xml:space="preserve"> y del archivo JAR generado.</w:t>
+      </w:r>
+    </w:p>
+    <w:p>
+      <w:pPr>
+        <w:pStyle w:val="Ttulo2"/>
+      </w:pPr>
+      <w:bookmarkStart w:id="18" w:name="_Toc220847194"/>
+      <w:r>
+        <w:t>9. Manual de Operaciones</w:t>
+      </w:r>
+      <w:bookmarkEnd w:id="18"/>
+    </w:p>
+    <w:p>
+      <w:pPr>
+        <w:pStyle w:val="Ttulo3"/>
+      </w:pPr>
+      <w:bookmarkStart w:id="19" w:name="_Toc220847195"/>
+      <w:r>
+        <w:t>Requisitos del Sistema</w:t>
+      </w:r>
+      <w:bookmarkEnd w:id="19"/>
+    </w:p>
+    <w:p>
+      <w:pPr>
+        <w:pStyle w:val="Prrafodelista"/>
         <w:numPr>
           <w:ilvl w:val="0"/>
-          <w:numId w:val="5"/>
+          <w:numId w:val="7"/>
         </w:numPr>
       </w:pPr>
       <w:r>
-        <w:t>Capturas de pruebas unitarias</w:t>
-      </w:r>
-    </w:p>
-    <w:p>
-      <w:pPr>
-        <w:pStyle w:val="NormalWeb"/>
-        <w:ind w:left="720"/>
-      </w:pPr>
-      <w:r>
+        <w:t>Java JDK 17 o superior</w:t>
+      </w:r>
+    </w:p>
+    <w:p>
+      <w:pPr>
+        <w:pStyle w:val="Prrafodelista"/>
+        <w:numPr>
+          <w:ilvl w:val="0"/>
+          <w:numId w:val="7"/>
+        </w:numPr>
+      </w:pPr>
+      <w:r>
+        <w:t>Apache Maven</w:t>
+      </w:r>
+    </w:p>
+    <w:p>
+      <w:pPr>
+        <w:pStyle w:val="Prrafodelista"/>
+        <w:numPr>
+          <w:ilvl w:val="0"/>
+          <w:numId w:val="7"/>
+        </w:numPr>
+      </w:pPr>
+      <w:r>
+        <w:t>Entorno de desarrollo compatible (IntelliJ IDEA)</w:t>
+      </w:r>
+    </w:p>
+    <w:p>
+      <w:pPr>
+        <w:pStyle w:val="Ttulo3"/>
+      </w:pPr>
+      <w:bookmarkStart w:id="20" w:name="_Toc220847196"/>
+      <w:r>
+        <w:lastRenderedPageBreak/>
+        <w:t>Procedimiento de Ejecución</w:t>
+      </w:r>
+      <w:bookmarkEnd w:id="20"/>
+    </w:p>
+    <w:p>
+      <w:pPr>
+        <w:pStyle w:val="Prrafodelista"/>
+        <w:numPr>
+          <w:ilvl w:val="0"/>
+          <w:numId w:val="8"/>
+        </w:numPr>
+        <w:tabs>
+          <w:tab w:val="clear" w:pos="720"/>
+          <w:tab w:val="num" w:pos="1890"/>
+        </w:tabs>
+        <w:ind w:left="1350"/>
+      </w:pPr>
+      <w:r>
+        <w:t>Clonar el repositorio del proyecto desde GitHub.</w:t>
+      </w:r>
+    </w:p>
+    <w:p>
+      <w:pPr>
+        <w:pStyle w:val="Prrafodelista"/>
+        <w:numPr>
+          <w:ilvl w:val="0"/>
+          <w:numId w:val="8"/>
+        </w:numPr>
+        <w:tabs>
+          <w:tab w:val="clear" w:pos="720"/>
+          <w:tab w:val="num" w:pos="1890"/>
+        </w:tabs>
+        <w:ind w:left="1350"/>
+      </w:pPr>
+      <w:r>
+        <w:t>Abrir el proyecto en el entorno de desarrollo.</w:t>
+      </w:r>
+    </w:p>
+    <w:p>
+      <w:pPr>
+        <w:pStyle w:val="Prrafodelista"/>
+        <w:numPr>
+          <w:ilvl w:val="0"/>
+          <w:numId w:val="8"/>
+        </w:numPr>
+        <w:tabs>
+          <w:tab w:val="clear" w:pos="720"/>
+          <w:tab w:val="num" w:pos="1890"/>
+        </w:tabs>
+        <w:ind w:left="1350"/>
+      </w:pPr>
+      <w:r>
+        <w:t>Ejecutar los comandos del ciclo de vida de Maven:</w:t>
+      </w:r>
+    </w:p>
+    <w:p>
+      <w:pPr>
+        <w:pStyle w:val="Prrafodelista"/>
+        <w:ind w:left="1350" w:firstLine="0"/>
+        <w:jc w:val="center"/>
+      </w:pPr>
+      <w:r>
+        <w:rPr>
+          <w:noProof/>
+        </w:rPr>
         <w:drawing>
-          <wp:inline distT="0" distB="0" distL="0" distR="0" wp14:anchorId="0DAE483C" wp14:editId="3B0BE565">
-            <wp:extent cx="5400040" cy="961390"/>
+          <wp:inline distT="0" distB="0" distL="0" distR="0" wp14:anchorId="0A04A0B8" wp14:editId="6E9673BB">
+            <wp:extent cx="990686" cy="800169"/>
             <wp:effectExtent l="0" t="0" r="0" b="0"/>
-            <wp:docPr id="15" name="Imagen 15"/>
+            <wp:docPr id="13" name="Imagen 13"/>
             <wp:cNvGraphicFramePr>
               <a:graphicFrameLocks xmlns:a="http://schemas.openxmlformats.org/drawingml/2006/main" noChangeAspect="1"/>
             </wp:cNvGraphicFramePr>
@@ -1849,6 +4353,242 @@
                   <pic:spPr>
                     <a:xfrm>
                       <a:off x="0" y="0"/>
+                      <a:ext cx="990686" cy="800169"/>
+                    </a:xfrm>
+                    <a:prstGeom prst="rect">
+                      <a:avLst/>
+                    </a:prstGeom>
+                  </pic:spPr>
+                </pic:pic>
+              </a:graphicData>
+            </a:graphic>
+          </wp:inline>
+        </w:drawing>
+      </w:r>
+    </w:p>
+    <w:p>
+      <w:pPr>
+        <w:pStyle w:val="Prrafodelista"/>
+        <w:numPr>
+          <w:ilvl w:val="0"/>
+          <w:numId w:val="8"/>
+        </w:numPr>
+        <w:tabs>
+          <w:tab w:val="clear" w:pos="720"/>
+          <w:tab w:val="num" w:pos="1890"/>
+        </w:tabs>
+        <w:ind w:left="1350"/>
+      </w:pPr>
+      <w:r>
+        <w:t xml:space="preserve">Verificar la generación del artefacto en la carpeta </w:t>
+      </w:r>
+      <w:r>
+        <w:rPr>
+          <w:rStyle w:val="CdigoHTML"/>
+          <w:rFonts w:eastAsiaTheme="minorHAnsi"/>
+        </w:rPr>
+        <w:t>target</w:t>
+      </w:r>
+      <w:r>
+        <w:t>.</w:t>
+      </w:r>
+    </w:p>
+    <w:p>
+      <w:pPr>
+        <w:pStyle w:val="Ttulo2"/>
+      </w:pPr>
+      <w:bookmarkStart w:id="21" w:name="_Toc220847197"/>
+      <w:r>
+        <w:t>10. Reflexión Final</w:t>
+      </w:r>
+      <w:bookmarkEnd w:id="21"/>
+    </w:p>
+    <w:p>
+      <w:r>
+        <w:t>El desarrollo de este proyecto permitió comprender la importancia de la gestión de la configuración del software dentro del proceso de desarrollo. El uso de Maven facilitó la automatización de tareas repetitivas y promovió una estructura ordenada del proyecto.</w:t>
+      </w:r>
+    </w:p>
+    <w:p>
+      <w:r>
+        <w:t>Además, la implementación de pruebas unitarias resaltó la relevancia de aplicar buenas prácticas de aseguramiento de calidad desde las primeras etapas del desarrollo. En conclusión, Apache Maven se presenta como una herramienta clave para el desarrollo de aplicaciones Java modernas, contribuyendo a la eficiencia, calidad y mantenibilidad del software.</w:t>
+      </w:r>
+    </w:p>
+    <w:p>
+      <w:pPr>
+        <w:pStyle w:val="Ttulo2"/>
+      </w:pPr>
+      <w:bookmarkStart w:id="22" w:name="_Toc220847198"/>
+      <w:r>
+        <w:t>11. Anexos</w:t>
+      </w:r>
+      <w:bookmarkEnd w:id="22"/>
+    </w:p>
+    <w:p>
+      <w:pPr>
+        <w:pStyle w:val="NormalWeb"/>
+      </w:pPr>
+      <w:r>
+        <w:rPr>
+          <w:rStyle w:val="Fuerte"/>
+          <w:rFonts w:eastAsiaTheme="majorEastAsia"/>
+        </w:rPr>
+        <w:t>EVIDENCIAS A INSERTAR:</w:t>
+      </w:r>
+    </w:p>
+    <w:p>
+      <w:pPr>
+        <w:pStyle w:val="NormalWeb"/>
+        <w:numPr>
+          <w:ilvl w:val="0"/>
+          <w:numId w:val="5"/>
+        </w:numPr>
+      </w:pPr>
+      <w:r>
+        <w:t>Capturas del proyecto en IntelliJ IDEA</w:t>
+      </w:r>
+    </w:p>
+    <w:p>
+      <w:r>
+        <w:rPr>
+          <w:noProof/>
+        </w:rPr>
+        <w:drawing>
+          <wp:inline distT="0" distB="0" distL="0" distR="0" wp14:anchorId="518132F9" wp14:editId="2DA55FDF">
+            <wp:extent cx="5400040" cy="3037840"/>
+            <wp:effectExtent l="0" t="0" r="0" b="0"/>
+            <wp:docPr id="16" name="Imagen 16"/>
+            <wp:cNvGraphicFramePr>
+              <a:graphicFrameLocks xmlns:a="http://schemas.openxmlformats.org/drawingml/2006/main" noChangeAspect="1"/>
+            </wp:cNvGraphicFramePr>
+            <a:graphic xmlns:a="http://schemas.openxmlformats.org/drawingml/2006/main">
+              <a:graphicData uri="http://schemas.openxmlformats.org/drawingml/2006/picture">
+                <pic:pic xmlns:pic="http://schemas.openxmlformats.org/drawingml/2006/picture">
+                  <pic:nvPicPr>
+                    <pic:cNvPr id="1" name=""/>
+                    <pic:cNvPicPr/>
+                  </pic:nvPicPr>
+                  <pic:blipFill>
+                    <a:blip r:embed="rId17"/>
+                    <a:stretch>
+                      <a:fillRect/>
+                    </a:stretch>
+                  </pic:blipFill>
+                  <pic:spPr>
+                    <a:xfrm>
+                      <a:off x="0" y="0"/>
+                      <a:ext cx="5400040" cy="3037840"/>
+                    </a:xfrm>
+                    <a:prstGeom prst="rect">
+                      <a:avLst/>
+                    </a:prstGeom>
+                  </pic:spPr>
+                </pic:pic>
+              </a:graphicData>
+            </a:graphic>
+          </wp:inline>
+        </w:drawing>
+      </w:r>
+    </w:p>
+    <w:p>
+      <w:pPr>
+        <w:pStyle w:val="NormalWeb"/>
+        <w:numPr>
+          <w:ilvl w:val="0"/>
+          <w:numId w:val="5"/>
+        </w:numPr>
+      </w:pPr>
+      <w:r>
+        <w:lastRenderedPageBreak/>
+        <w:t>Capturas de la ejecución de comandos Maven</w:t>
+      </w:r>
+    </w:p>
+    <w:p>
+      <w:r>
+        <w:rPr>
+          <w:noProof/>
+        </w:rPr>
+        <w:drawing>
+          <wp:inline distT="0" distB="0" distL="0" distR="0" wp14:anchorId="08FE6E92" wp14:editId="4FABEE26">
+            <wp:extent cx="5400040" cy="3037840"/>
+            <wp:effectExtent l="0" t="0" r="0" b="0"/>
+            <wp:docPr id="17" name="Imagen 17"/>
+            <wp:cNvGraphicFramePr>
+              <a:graphicFrameLocks xmlns:a="http://schemas.openxmlformats.org/drawingml/2006/main" noChangeAspect="1"/>
+            </wp:cNvGraphicFramePr>
+            <a:graphic xmlns:a="http://schemas.openxmlformats.org/drawingml/2006/main">
+              <a:graphicData uri="http://schemas.openxmlformats.org/drawingml/2006/picture">
+                <pic:pic xmlns:pic="http://schemas.openxmlformats.org/drawingml/2006/picture">
+                  <pic:nvPicPr>
+                    <pic:cNvPr id="1" name=""/>
+                    <pic:cNvPicPr/>
+                  </pic:nvPicPr>
+                  <pic:blipFill>
+                    <a:blip r:embed="rId18"/>
+                    <a:stretch>
+                      <a:fillRect/>
+                    </a:stretch>
+                  </pic:blipFill>
+                  <pic:spPr>
+                    <a:xfrm>
+                      <a:off x="0" y="0"/>
+                      <a:ext cx="5400040" cy="3037840"/>
+                    </a:xfrm>
+                    <a:prstGeom prst="rect">
+                      <a:avLst/>
+                    </a:prstGeom>
+                  </pic:spPr>
+                </pic:pic>
+              </a:graphicData>
+            </a:graphic>
+          </wp:inline>
+        </w:drawing>
+      </w:r>
+    </w:p>
+    <w:p>
+      <w:pPr>
+        <w:pStyle w:val="NormalWeb"/>
+        <w:numPr>
+          <w:ilvl w:val="0"/>
+          <w:numId w:val="5"/>
+        </w:numPr>
+      </w:pPr>
+      <w:r>
+        <w:t>Capturas de pruebas unitarias</w:t>
+      </w:r>
+    </w:p>
+    <w:p>
+      <w:pPr>
+        <w:pStyle w:val="NormalWeb"/>
+        <w:ind w:left="720"/>
+      </w:pPr>
+      <w:r>
+        <w:rPr>
+          <w:noProof/>
+        </w:rPr>
+        <w:drawing>
+          <wp:inline distT="0" distB="0" distL="0" distR="0" wp14:anchorId="0DAE483C" wp14:editId="3B0BE565">
+            <wp:extent cx="5400040" cy="961390"/>
+            <wp:effectExtent l="0" t="0" r="0" b="0"/>
+            <wp:docPr id="15" name="Imagen 15"/>
+            <wp:cNvGraphicFramePr>
+              <a:graphicFrameLocks xmlns:a="http://schemas.openxmlformats.org/drawingml/2006/main" noChangeAspect="1"/>
+            </wp:cNvGraphicFramePr>
+            <a:graphic xmlns:a="http://schemas.openxmlformats.org/drawingml/2006/main">
+              <a:graphicData uri="http://schemas.openxmlformats.org/drawingml/2006/picture">
+                <pic:pic xmlns:pic="http://schemas.openxmlformats.org/drawingml/2006/picture">
+                  <pic:nvPicPr>
+                    <pic:cNvPr id="1" name=""/>
+                    <pic:cNvPicPr/>
+                  </pic:nvPicPr>
+                  <pic:blipFill>
+                    <a:blip r:embed="rId19"/>
+                    <a:stretch>
+                      <a:fillRect/>
+                    </a:stretch>
+                  </pic:blipFill>
+                  <pic:spPr>
+                    <a:xfrm>
+                      <a:off x="0" y="0"/>
                       <a:ext cx="5400040" cy="961390"/>
                     </a:xfrm>
                     <a:prstGeom prst="rect">
@@ -1871,12 +4611,9 @@
         </w:numPr>
       </w:pPr>
       <w:r>
-        <w:t>Enlace al repositorio GitHub</w:t>
-      </w:r>
-      <w:r>
-        <w:t xml:space="preserve">: </w:t>
-      </w:r>
-      <w:hyperlink r:id="rId17" w:history="1">
+        <w:t xml:space="preserve">Enlace al repositorio GitHub: </w:t>
+      </w:r>
+      <w:hyperlink r:id="rId20" w:history="1">
         <w:r>
           <w:rPr>
             <w:rStyle w:val="Hipervnculo"/>
@@ -1904,17 +4641,345 @@
       </w:r>
     </w:p>
     <w:sectPr>
+      <w:headerReference w:type="first" r:id="rId21"/>
       <w:pgSz w:w="11906" w:h="16838"/>
       <w:pgMar w:top="1417" w:right="1701" w:bottom="1417" w:left="1701" w:header="708" w:footer="708" w:gutter="0"/>
+      <w:pgNumType w:start="0"/>
       <w:cols w:space="708"/>
+      <w:titlePg/>
       <w:docGrid w:linePitch="360"/>
     </w:sectPr>
   </w:body>
 </w:document>
 </file>
 
+<file path=word/endnotes.xml><?xml version="1.0" encoding="utf-8"?>
+<w:endnotes xmlns:wpc="http://schemas.microsoft.com/office/word/2010/wordprocessingCanvas" xmlns:cx="http://schemas.microsoft.com/office/drawing/2014/chartex" xmlns:cx1="http://schemas.microsoft.com/office/drawing/2015/9/8/chartex" xmlns:cx2="http://schemas.microsoft.com/office/drawing/2015/10/21/chartex" xmlns:cx3="http://schemas.microsoft.com/office/drawing/2016/5/9/chartex" xmlns:cx4="http://schemas.microsoft.com/office/drawing/2016/5/10/chartex" xmlns:cx5="http://schemas.microsoft.com/office/drawing/2016/5/11/chartex" xmlns:cx6="http://schemas.microsoft.com/office/drawing/2016/5/12/chartex" xmlns:cx7="http://schemas.microsoft.com/office/drawing/2016/5/13/chartex" xmlns:cx8="http://schemas.microsoft.com/office/drawing/2016/5/14/chartex" xmlns:mc="http://schemas.openxmlformats.org/markup-compatibility/2006" xmlns:aink="http://schemas.microsoft.com/office/drawing/2016/ink" xmlns:am3d="http://schemas.microsoft.com/office/drawing/2017/model3d" xmlns:o="urn:schemas-microsoft-com:office:office" xmlns:oel="http://schemas.microsoft.com/office/2019/extlst" xmlns:r="http://schemas.openxmlformats.org/officeDocument/2006/relationships" xmlns:m="http://schemas.openxmlformats.org/officeDocument/2006/math" xmlns:v="urn:schemas-microsoft-com:vml" xmlns:wp14="http://schemas.microsoft.com/office/word/2010/wordprocessingDrawing" xmlns:wp="http://schemas.openxmlformats.org/drawingml/2006/wordprocessingDrawing" xmlns:w10="urn:schemas-microsoft-com:office:word" xmlns:w="http://schemas.openxmlformats.org/wordprocessingml/2006/main" xmlns:w14="http://schemas.microsoft.com/office/word/2010/wordml" xmlns:w15="http://schemas.microsoft.com/office/word/2012/wordml" xmlns:w16cex="http://schemas.microsoft.com/office/word/2018/wordml/cex" xmlns:w16cid="http://schemas.microsoft.com/office/word/2016/wordml/cid" xmlns:w16="http://schemas.microsoft.com/office/word/2018/wordml" xmlns:w16du="http://schemas.microsoft.com/office/word/2023/wordml/word16du" xmlns:w16sdtdh="http://schemas.microsoft.com/office/word/2020/wordml/sdtdatahash" xmlns:w16sdtfl="http://schemas.microsoft.com/office/word/2024/wordml/sdtformatlock" xmlns:w16se="http://schemas.microsoft.com/office/word/2015/wordml/symex" xmlns:wpg="http://schemas.microsoft.com/office/word/2010/wordprocessingGroup" xmlns:wpi="http://schemas.microsoft.com/office/word/2010/wordprocessingInk" xmlns:wne="http://schemas.microsoft.com/office/word/2006/wordml" xmlns:wps="http://schemas.microsoft.com/office/word/2010/wordprocessingShape" mc:Ignorable="w14 w15 w16se w16cid w16 w16cex w16sdtdh w16sdtfl w16du wp14">
+  <w:endnote w:type="separator" w:id="-1">
+    <w:p>
+      <w:pPr>
+        <w:spacing w:line="240" w:lineRule="auto"/>
+      </w:pPr>
+      <w:r>
+        <w:separator/>
+      </w:r>
+    </w:p>
+  </w:endnote>
+  <w:endnote w:type="continuationSeparator" w:id="0">
+    <w:p>
+      <w:pPr>
+        <w:spacing w:line="240" w:lineRule="auto"/>
+      </w:pPr>
+      <w:r>
+        <w:continuationSeparator/>
+      </w:r>
+    </w:p>
+  </w:endnote>
+</w:endnotes>
+</file>
+
+<file path=word/footnotes.xml><?xml version="1.0" encoding="utf-8"?>
+<w:footnotes xmlns:wpc="http://schemas.microsoft.com/office/word/2010/wordprocessingCanvas" xmlns:cx="http://schemas.microsoft.com/office/drawing/2014/chartex" xmlns:cx1="http://schemas.microsoft.com/office/drawing/2015/9/8/chartex" xmlns:cx2="http://schemas.microsoft.com/office/drawing/2015/10/21/chartex" xmlns:cx3="http://schemas.microsoft.com/office/drawing/2016/5/9/chartex" xmlns:cx4="http://schemas.microsoft.com/office/drawing/2016/5/10/chartex" xmlns:cx5="http://schemas.microsoft.com/office/drawing/2016/5/11/chartex" xmlns:cx6="http://schemas.microsoft.com/office/drawing/2016/5/12/chartex" xmlns:cx7="http://schemas.microsoft.com/office/drawing/2016/5/13/chartex" xmlns:cx8="http://schemas.microsoft.com/office/drawing/2016/5/14/chartex" xmlns:mc="http://schemas.openxmlformats.org/markup-compatibility/2006" xmlns:aink="http://schemas.microsoft.com/office/drawing/2016/ink" xmlns:am3d="http://schemas.microsoft.com/office/drawing/2017/model3d" xmlns:o="urn:schemas-microsoft-com:office:office" xmlns:oel="http://schemas.microsoft.com/office/2019/extlst" xmlns:r="http://schemas.openxmlformats.org/officeDocument/2006/relationships" xmlns:m="http://schemas.openxmlformats.org/officeDocument/2006/math" xmlns:v="urn:schemas-microsoft-com:vml" xmlns:wp14="http://schemas.microsoft.com/office/word/2010/wordprocessingDrawing" xmlns:wp="http://schemas.openxmlformats.org/drawingml/2006/wordprocessingDrawing" xmlns:w10="urn:schemas-microsoft-com:office:word" xmlns:w="http://schemas.openxmlformats.org/wordprocessingml/2006/main" xmlns:w14="http://schemas.microsoft.com/office/word/2010/wordml" xmlns:w15="http://schemas.microsoft.com/office/word/2012/wordml" xmlns:w16cex="http://schemas.microsoft.com/office/word/2018/wordml/cex" xmlns:w16cid="http://schemas.microsoft.com/office/word/2016/wordml/cid" xmlns:w16="http://schemas.microsoft.com/office/word/2018/wordml" xmlns:w16du="http://schemas.microsoft.com/office/word/2023/wordml/word16du" xmlns:w16sdtdh="http://schemas.microsoft.com/office/word/2020/wordml/sdtdatahash" xmlns:w16sdtfl="http://schemas.microsoft.com/office/word/2024/wordml/sdtformatlock" xmlns:w16se="http://schemas.microsoft.com/office/word/2015/wordml/symex" xmlns:wpg="http://schemas.microsoft.com/office/word/2010/wordprocessingGroup" xmlns:wpi="http://schemas.microsoft.com/office/word/2010/wordprocessingInk" xmlns:wne="http://schemas.microsoft.com/office/word/2006/wordml" xmlns:wps="http://schemas.microsoft.com/office/word/2010/wordprocessingShape" mc:Ignorable="w14 w15 w16se w16cid w16 w16cex w16sdtdh w16sdtfl w16du wp14">
+  <w:footnote w:type="separator" w:id="-1">
+    <w:p>
+      <w:pPr>
+        <w:spacing w:line="240" w:lineRule="auto"/>
+      </w:pPr>
+      <w:r>
+        <w:separator/>
+      </w:r>
+    </w:p>
+  </w:footnote>
+  <w:footnote w:type="continuationSeparator" w:id="0">
+    <w:p>
+      <w:pPr>
+        <w:spacing w:line="240" w:lineRule="auto"/>
+      </w:pPr>
+      <w:r>
+        <w:continuationSeparator/>
+      </w:r>
+    </w:p>
+  </w:footnote>
+</w:footnotes>
+</file>
+
+<file path=word/header1.xml><?xml version="1.0" encoding="utf-8"?>
+<w:hdr xmlns:wpc="http://schemas.microsoft.com/office/word/2010/wordprocessingCanvas" xmlns:cx="http://schemas.microsoft.com/office/drawing/2014/chartex" xmlns:cx1="http://schemas.microsoft.com/office/drawing/2015/9/8/chartex" xmlns:cx2="http://schemas.microsoft.com/office/drawing/2015/10/21/chartex" xmlns:cx3="http://schemas.microsoft.com/office/drawing/2016/5/9/chartex" xmlns:cx4="http://schemas.microsoft.com/office/drawing/2016/5/10/chartex" xmlns:cx5="http://schemas.microsoft.com/office/drawing/2016/5/11/chartex" xmlns:cx6="http://schemas.microsoft.com/office/drawing/2016/5/12/chartex" xmlns:cx7="http://schemas.microsoft.com/office/drawing/2016/5/13/chartex" xmlns:cx8="http://schemas.microsoft.com/office/drawing/2016/5/14/chartex" xmlns:mc="http://schemas.openxmlformats.org/markup-compatibility/2006" xmlns:aink="http://schemas.microsoft.com/office/drawing/2016/ink" xmlns:am3d="http://schemas.microsoft.com/office/drawing/2017/model3d" xmlns:o="urn:schemas-microsoft-com:office:office" xmlns:oel="http://schemas.microsoft.com/office/2019/extlst" xmlns:r="http://schemas.openxmlformats.org/officeDocument/2006/relationships" xmlns:m="http://schemas.openxmlformats.org/officeDocument/2006/math" xmlns:v="urn:schemas-microsoft-com:vml" xmlns:wp14="http://schemas.microsoft.com/office/word/2010/wordprocessingDrawing" xmlns:wp="http://schemas.openxmlformats.org/drawingml/2006/wordprocessingDrawing" xmlns:w10="urn:schemas-microsoft-com:office:word" xmlns:w="http://schemas.openxmlformats.org/wordprocessingml/2006/main" xmlns:w14="http://schemas.microsoft.com/office/word/2010/wordml" xmlns:w15="http://schemas.microsoft.com/office/word/2012/wordml" xmlns:w16cex="http://schemas.microsoft.com/office/word/2018/wordml/cex" xmlns:w16cid="http://schemas.microsoft.com/office/word/2016/wordml/cid" xmlns:w16="http://schemas.microsoft.com/office/word/2018/wordml" xmlns:w16du="http://schemas.microsoft.com/office/word/2023/wordml/word16du" xmlns:w16sdtdh="http://schemas.microsoft.com/office/word/2020/wordml/sdtdatahash" xmlns:w16sdtfl="http://schemas.microsoft.com/office/word/2024/wordml/sdtformatlock" xmlns:w16se="http://schemas.microsoft.com/office/word/2015/wordml/symex" xmlns:wpg="http://schemas.microsoft.com/office/word/2010/wordprocessingGroup" xmlns:wpi="http://schemas.microsoft.com/office/word/2010/wordprocessingInk" xmlns:wne="http://schemas.microsoft.com/office/word/2006/wordml" xmlns:wps="http://schemas.microsoft.com/office/word/2010/wordprocessingShape" mc:Ignorable="w14 w15 w16se w16cid w16 w16cex w16sdtdh w16sdtfl w16du wp14">
+  <w:p>
+    <w:pPr>
+      <w:pStyle w:val="Encabezado"/>
+    </w:pPr>
+    <w:r>
+      <w:rPr>
+        <w:noProof/>
+        <w:position w:val="32"/>
+        <w:sz w:val="20"/>
+      </w:rPr>
+      <w:drawing>
+        <wp:anchor distT="0" distB="0" distL="114300" distR="114300" simplePos="0" relativeHeight="251659264" behindDoc="0" locked="0" layoutInCell="1" allowOverlap="1" wp14:anchorId="3E2F0B65" wp14:editId="2DD4F4B7">
+          <wp:simplePos x="0" y="0"/>
+          <wp:positionH relativeFrom="column">
+            <wp:posOffset>3647777</wp:posOffset>
+          </wp:positionH>
+          <wp:positionV relativeFrom="paragraph">
+            <wp:posOffset>-276860</wp:posOffset>
+          </wp:positionV>
+          <wp:extent cx="2663190" cy="499110"/>
+          <wp:effectExtent l="0" t="0" r="3810" b="0"/>
+          <wp:wrapTopAndBottom/>
+          <wp:docPr id="2" name="Image 2" descr="Texto&#10;&#10;Descripción generada automáticamente"/>
+          <wp:cNvGraphicFramePr>
+            <a:graphicFrameLocks xmlns:a="http://schemas.openxmlformats.org/drawingml/2006/main"/>
+          </wp:cNvGraphicFramePr>
+          <a:graphic xmlns:a="http://schemas.openxmlformats.org/drawingml/2006/main">
+            <a:graphicData uri="http://schemas.openxmlformats.org/drawingml/2006/picture">
+              <pic:pic xmlns:pic="http://schemas.openxmlformats.org/drawingml/2006/picture">
+                <pic:nvPicPr>
+                  <pic:cNvPr id="2" name="Image 2" descr="Texto&#10;&#10;Descripción generada automáticamente"/>
+                  <pic:cNvPicPr/>
+                </pic:nvPicPr>
+                <pic:blipFill>
+                  <a:blip r:embed="rId1" cstate="print"/>
+                  <a:stretch>
+                    <a:fillRect/>
+                  </a:stretch>
+                </pic:blipFill>
+                <pic:spPr>
+                  <a:xfrm>
+                    <a:off x="0" y="0"/>
+                    <a:ext cx="2663190" cy="499110"/>
+                  </a:xfrm>
+                  <a:prstGeom prst="rect">
+                    <a:avLst/>
+                  </a:prstGeom>
+                </pic:spPr>
+              </pic:pic>
+            </a:graphicData>
+          </a:graphic>
+        </wp:anchor>
+      </w:drawing>
+    </w:r>
+    <w:r>
+      <w:rPr>
+        <w:noProof/>
+        <w:position w:val="32"/>
+        <w:sz w:val="20"/>
+      </w:rPr>
+      <mc:AlternateContent>
+        <mc:Choice Requires="wps">
+          <w:drawing>
+            <wp:anchor distT="0" distB="0" distL="114300" distR="114300" simplePos="0" relativeHeight="251661312" behindDoc="0" locked="0" layoutInCell="1" allowOverlap="1" wp14:anchorId="5DBCCDD8" wp14:editId="2F31CE9B">
+              <wp:simplePos x="0" y="0"/>
+              <wp:positionH relativeFrom="column">
+                <wp:posOffset>-682102</wp:posOffset>
+              </wp:positionH>
+              <wp:positionV relativeFrom="paragraph">
+                <wp:posOffset>393737</wp:posOffset>
+              </wp:positionV>
+              <wp:extent cx="6831106" cy="0"/>
+              <wp:effectExtent l="0" t="0" r="0" b="0"/>
+              <wp:wrapNone/>
+              <wp:docPr id="1356633441" name="Conector recto 1"/>
+              <wp:cNvGraphicFramePr/>
+              <a:graphic xmlns:a="http://schemas.openxmlformats.org/drawingml/2006/main">
+                <a:graphicData uri="http://schemas.microsoft.com/office/word/2010/wordprocessingShape">
+                  <wps:wsp>
+                    <wps:cNvCnPr/>
+                    <wps:spPr>
+                      <a:xfrm flipH="1">
+                        <a:off x="0" y="0"/>
+                        <a:ext cx="6831106" cy="0"/>
+                      </a:xfrm>
+                      <a:prstGeom prst="line">
+                        <a:avLst/>
+                      </a:prstGeom>
+                      <a:ln w="19050"/>
+                    </wps:spPr>
+                    <wps:style>
+                      <a:lnRef idx="1">
+                        <a:schemeClr val="dk1"/>
+                      </a:lnRef>
+                      <a:fillRef idx="0">
+                        <a:schemeClr val="dk1"/>
+                      </a:fillRef>
+                      <a:effectRef idx="0">
+                        <a:schemeClr val="dk1"/>
+                      </a:effectRef>
+                      <a:fontRef idx="minor">
+                        <a:schemeClr val="tx1"/>
+                      </a:fontRef>
+                    </wps:style>
+                    <wps:bodyPr/>
+                  </wps:wsp>
+                </a:graphicData>
+              </a:graphic>
+            </wp:anchor>
+          </w:drawing>
+        </mc:Choice>
+        <mc:Fallback>
+          <w:pict>
+            <v:line w14:anchorId="7F49AD3A" id="Conector recto 1" o:spid="_x0000_s1026" style="position:absolute;flip:x;z-index:251661312;visibility:visible;mso-wrap-style:square;mso-wrap-distance-left:9pt;mso-wrap-distance-top:0;mso-wrap-distance-right:9pt;mso-wrap-distance-bottom:0;mso-position-horizontal:absolute;mso-position-horizontal-relative:text;mso-position-vertical:absolute;mso-position-vertical-relative:text" from="-53.7pt,31pt" to="484.2pt,31pt" o:gfxdata="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" strokecolor="black [3200]" strokeweight="1.5pt">
+              <v:stroke joinstyle="miter"/>
+            </v:line>
+          </w:pict>
+        </mc:Fallback>
+      </mc:AlternateContent>
+    </w:r>
+    <w:r>
+      <w:rPr>
+        <w:noProof/>
+        <w:position w:val="32"/>
+        <w:sz w:val="20"/>
+      </w:rPr>
+      <mc:AlternateContent>
+        <mc:Choice Requires="wpg">
+          <w:drawing>
+            <wp:anchor distT="0" distB="0" distL="114300" distR="114300" simplePos="0" relativeHeight="251660288" behindDoc="0" locked="0" layoutInCell="1" allowOverlap="1" wp14:anchorId="24CFE2CE" wp14:editId="563CD226">
+              <wp:simplePos x="0" y="0"/>
+              <wp:positionH relativeFrom="column">
+                <wp:posOffset>-817582</wp:posOffset>
+              </wp:positionH>
+              <wp:positionV relativeFrom="paragraph">
+                <wp:posOffset>-276009</wp:posOffset>
+              </wp:positionV>
+              <wp:extent cx="1359494" cy="671195"/>
+              <wp:effectExtent l="0" t="0" r="0" b="0"/>
+              <wp:wrapTopAndBottom/>
+              <wp:docPr id="449828527" name="Grupo 2"/>
+              <wp:cNvGraphicFramePr/>
+              <a:graphic xmlns:a="http://schemas.openxmlformats.org/drawingml/2006/main">
+                <a:graphicData uri="http://schemas.microsoft.com/office/word/2010/wordprocessingGroup">
+                  <wpg:wgp>
+                    <wpg:cNvGrpSpPr/>
+                    <wpg:grpSpPr>
+                      <a:xfrm>
+                        <a:off x="0" y="0"/>
+                        <a:ext cx="1359494" cy="671195"/>
+                        <a:chOff x="0" y="0"/>
+                        <a:chExt cx="1359494" cy="671195"/>
+                      </a:xfrm>
+                    </wpg:grpSpPr>
+                    <pic:pic xmlns:pic="http://schemas.openxmlformats.org/drawingml/2006/picture">
+                      <pic:nvPicPr>
+                        <pic:cNvPr id="1513661129" name="Imagen 1" descr="Logotipo&#10;&#10;Descripción generada automáticamente"/>
+                        <pic:cNvPicPr>
+                          <a:picLocks noChangeAspect="1"/>
+                        </pic:cNvPicPr>
+                      </pic:nvPicPr>
+                      <pic:blipFill>
+                        <a:blip r:embed="rId2">
+                          <a:extLst>
+                            <a:ext uri="{28A0092B-C50C-407E-A947-70E740481C1C}">
+                              <a14:useLocalDpi xmlns:a14="http://schemas.microsoft.com/office/drawing/2010/main" val="0"/>
+                            </a:ext>
+                          </a:extLst>
+                        </a:blip>
+                        <a:srcRect/>
+                        <a:stretch>
+                          <a:fillRect/>
+                        </a:stretch>
+                      </pic:blipFill>
+                      <pic:spPr bwMode="auto">
+                        <a:xfrm>
+                          <a:off x="0" y="0"/>
+                          <a:ext cx="671195" cy="671195"/>
+                        </a:xfrm>
+                        <a:prstGeom prst="rect">
+                          <a:avLst/>
+                        </a:prstGeom>
+                        <a:noFill/>
+                        <a:ln>
+                          <a:noFill/>
+                        </a:ln>
+                      </pic:spPr>
+                    </pic:pic>
+                    <pic:pic xmlns:pic="http://schemas.openxmlformats.org/drawingml/2006/picture">
+                      <pic:nvPicPr>
+                        <pic:cNvPr id="98083651" name="Image 1" descr="Logotipo&#10;&#10;Descripción generada automáticamente"/>
+                        <pic:cNvPicPr>
+                          <a:picLocks/>
+                        </pic:cNvPicPr>
+                      </pic:nvPicPr>
+                      <pic:blipFill rotWithShape="1">
+                        <a:blip r:embed="rId3" cstate="print"/>
+                        <a:srcRect t="70702"/>
+                        <a:stretch/>
+                      </pic:blipFill>
+                      <pic:spPr bwMode="auto">
+                        <a:xfrm>
+                          <a:off x="729574" y="223736"/>
+                          <a:ext cx="629920" cy="225425"/>
+                        </a:xfrm>
+                        <a:prstGeom prst="rect">
+                          <a:avLst/>
+                        </a:prstGeom>
+                        <a:ln>
+                          <a:noFill/>
+                        </a:ln>
+                        <a:extLst>
+                          <a:ext uri="{53640926-AAD7-44D8-BBD7-CCE9431645EC}">
+                            <a14:shadowObscured xmlns:a14="http://schemas.microsoft.com/office/drawing/2010/main"/>
+                          </a:ext>
+                        </a:extLst>
+                      </pic:spPr>
+                    </pic:pic>
+                  </wpg:wgp>
+                </a:graphicData>
+              </a:graphic>
+            </wp:anchor>
+          </w:drawing>
+        </mc:Choice>
+        <mc:Fallback>
+          <w:pict>
+            <v:group w14:anchorId="5C9DDED9" id="Grupo 2" o:spid="_x0000_s1026" style="position:absolute;margin-left:-64.4pt;margin-top:-21.75pt;width:107.05pt;height:52.85pt;z-index:251660288" coordsize="13594,6711" o:gfxdata="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">
+              <v:shapetype id="_x0000_t75" coordsize="21600,21600" o:spt="75" o:preferrelative="t" path="m@4@5l@4@11@9@11@9@5xe" filled="f" stroked="f">
+                <v:stroke joinstyle="miter"/>
+                <v:formulas>
+                  <v:f eqn="if lineDrawn pixelLineWidth 0"/>
+                  <v:f eqn="sum @0 1 0"/>
+                  <v:f eqn="sum 0 0 @1"/>
+                  <v:f eqn="prod @2 1 2"/>
+                  <v:f eqn="prod @3 21600 pixelWidth"/>
+                  <v:f eqn="prod @3 21600 pixelHeight"/>
+                  <v:f eqn="sum @0 0 1"/>
+                  <v:f eqn="prod @6 1 2"/>
+                  <v:f eqn="prod @7 21600 pixelWidth"/>
+                  <v:f eqn="sum @8 21600 0"/>
+                  <v:f eqn="prod @7 21600 pixelHeight"/>
+                  <v:f eqn="sum @10 21600 0"/>
+                </v:formulas>
+                <v:path o:extrusionok="f" gradientshapeok="t" o:connecttype="rect"/>
+                <o:lock v:ext="edit" aspectratio="t"/>
+              </v:shapetype>
+              <v:shape id="Imagen 1" o:spid="_x0000_s1027" type="#_x0000_t75" alt="Logotipo&#10;&#10;Descripción generada automáticamente" style="position:absolute;width:6711;height:6711;visibility:visible;mso-wrap-style:square" o:gfxdata="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">
+                <v:imagedata r:id="rId4" o:title="Logotipo&#10;&#10;Descripción generada automáticamente"/>
+              </v:shape>
+              <v:shape id="Image 1" o:spid="_x0000_s1028" type="#_x0000_t75" alt="Logotipo&#10;&#10;Descripción generada automáticamente" style="position:absolute;left:7295;top:2237;width:6299;height:2254;visibility:visible;mso-wrap-style:square" o:gfxdata="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">
+                <v:imagedata r:id="rId5" o:title="Logotipo&#10;&#10;Descripción generada automáticamente" croptop="46335f"/>
+                <o:lock v:ext="edit" aspectratio="f"/>
+              </v:shape>
+              <w10:wrap type="topAndBottom"/>
+            </v:group>
+          </w:pict>
+        </mc:Fallback>
+      </mc:AlternateContent>
+    </w:r>
+  </w:p>
+  <w:p>
+    <w:pPr>
+      <w:pStyle w:val="Encabezado"/>
+    </w:pPr>
+  </w:p>
+  <w:p>
+    <w:pPr>
+      <w:pStyle w:val="Encabezado"/>
+    </w:pPr>
+  </w:p>
+</w:hdr>
+</file>
+
 <file path=word/numbering.xml><?xml version="1.0" encoding="utf-8"?>
-<w:numbering xmlns:wpc="http://schemas.microsoft.com/office/word/2010/wordprocessingCanvas" xmlns:cx="http://schemas.microsoft.com/office/drawing/2014/chartex" xmlns:cx1="http://schemas.microsoft.com/office/drawing/2015/9/8/chartex" xmlns:cx2="http://schemas.microsoft.com/office/drawing/2015/10/21/chartex" xmlns:cx3="http://schemas.microsoft.com/office/drawing/2016/5/9/chartex" xmlns:cx4="http://schemas.microsoft.com/office/drawing/2016/5/10/chartex" xmlns:cx5="http://schemas.microsoft.com/office/drawing/2016/5/11/chartex" xmlns:cx6="http://schemas.microsoft.com/office/drawing/2016/5/12/chartex" xmlns:cx7="http://schemas.microsoft.com/office/drawing/2016/5/13/chartex" xmlns:cx8="http://schemas.microsoft.com/office/drawing/2016/5/14/chartex" xmlns:mc="http://schemas.openxmlformats.org/markup-compatibility/2006" xmlns:aink="http://schemas.microsoft.com/office/drawing/2016/ink" xmlns:am3d="http://schemas.microsoft.com/office/drawing/2017/model3d" xmlns:o="urn:schemas-microsoft-com:office:office" xmlns:r="http://schemas.openxmlformats.org/officeDocument/2006/relationships" xmlns:m="http://schemas.openxmlformats.org/officeDocument/2006/math" xmlns:v="urn:schemas-microsoft-com:vml" xmlns:wp14="http://schemas.microsoft.com/office/word/2010/wordprocessingDrawing" xmlns:wp="http://schemas.openxmlformats.org/drawingml/2006/wordprocessingDrawing" xmlns:w10="urn:schemas-microsoft-com:office:word" xmlns:w="http://schemas.openxmlformats.org/wordprocessingml/2006/main" xmlns:w14="http://schemas.microsoft.com/office/word/2010/wordml" xmlns:w15="http://schemas.microsoft.com/office/word/2012/wordml" xmlns:w16cex="http://schemas.microsoft.com/office/word/2018/wordml/cex" xmlns:w16cid="http://schemas.microsoft.com/office/word/2016/wordml/cid" xmlns:w16="http://schemas.microsoft.com/office/word/2018/wordml" xmlns:w16sdtdh="http://schemas.microsoft.com/office/word/2020/wordml/sdtdatahash" xmlns:w16se="http://schemas.microsoft.com/office/word/2015/wordml/symex" xmlns:wpg="http://schemas.microsoft.com/office/word/2010/wordprocessingGroup" xmlns:wpi="http://schemas.microsoft.com/office/word/2010/wordprocessingInk" xmlns:wne="http://schemas.microsoft.com/office/word/2006/wordml" xmlns:wps="http://schemas.microsoft.com/office/word/2010/wordprocessingShape" mc:Ignorable="w14 w15 w16se w16cid w16 w16cex w16sdtdh wp14">
+<w:numbering xmlns:wpc="http://schemas.microsoft.com/office/word/2010/wordprocessingCanvas" xmlns:cx="http://schemas.microsoft.com/office/drawing/2014/chartex" xmlns:cx1="http://schemas.microsoft.com/office/drawing/2015/9/8/chartex" xmlns:cx2="http://schemas.microsoft.com/office/drawing/2015/10/21/chartex" xmlns:cx3="http://schemas.microsoft.com/office/drawing/2016/5/9/chartex" xmlns:cx4="http://schemas.microsoft.com/office/drawing/2016/5/10/chartex" xmlns:cx5="http://schemas.microsoft.com/office/drawing/2016/5/11/chartex" xmlns:cx6="http://schemas.microsoft.com/office/drawing/2016/5/12/chartex" xmlns:cx7="http://schemas.microsoft.com/office/drawing/2016/5/13/chartex" xmlns:cx8="http://schemas.microsoft.com/office/drawing/2016/5/14/chartex" xmlns:mc="http://schemas.openxmlformats.org/markup-compatibility/2006" xmlns:aink="http://schemas.microsoft.com/office/drawing/2016/ink" xmlns:am3d="http://schemas.microsoft.com/office/drawing/2017/model3d" xmlns:o="urn:schemas-microsoft-com:office:office" xmlns:oel="http://schemas.microsoft.com/office/2019/extlst" xmlns:r="http://schemas.openxmlformats.org/officeDocument/2006/relationships" xmlns:m="http://schemas.openxmlformats.org/officeDocument/2006/math" xmlns:v="urn:schemas-microsoft-com:vml" xmlns:wp14="http://schemas.microsoft.com/office/word/2010/wordprocessingDrawing" xmlns:wp="http://schemas.openxmlformats.org/drawingml/2006/wordprocessingDrawing" xmlns:w10="urn:schemas-microsoft-com:office:word" xmlns:w="http://schemas.openxmlformats.org/wordprocessingml/2006/main" xmlns:w14="http://schemas.microsoft.com/office/word/2010/wordml" xmlns:w15="http://schemas.microsoft.com/office/word/2012/wordml" xmlns:w16cex="http://schemas.microsoft.com/office/word/2018/wordml/cex" xmlns:w16cid="http://schemas.microsoft.com/office/word/2016/wordml/cid" xmlns:w16="http://schemas.microsoft.com/office/word/2018/wordml" xmlns:w16du="http://schemas.microsoft.com/office/word/2023/wordml/word16du" xmlns:w16sdtdh="http://schemas.microsoft.com/office/word/2020/wordml/sdtdatahash" xmlns:w16sdtfl="http://schemas.microsoft.com/office/word/2024/wordml/sdtformatlock" xmlns:w16se="http://schemas.microsoft.com/office/word/2015/wordml/symex" xmlns:wpg="http://schemas.microsoft.com/office/word/2010/wordprocessingGroup" xmlns:wpi="http://schemas.microsoft.com/office/word/2010/wordprocessingInk" xmlns:wne="http://schemas.microsoft.com/office/word/2006/wordml" xmlns:wps="http://schemas.microsoft.com/office/word/2010/wordprocessingShape" mc:Ignorable="w14 w15 w16se w16cid w16 w16cex w16sdtdh w16sdtfl w16du wp14">
   <w:abstractNum w:abstractNumId="0" w15:restartNumberingAfterBreak="0">
     <w:nsid w:val="17846787"/>
     <w:multiLevelType w:val="hybridMultilevel"/>
@@ -2927,35 +5992,35 @@
       </w:rPr>
     </w:lvl>
   </w:abstractNum>
-  <w:num w:numId="1">
+  <w:num w:numId="1" w16cid:durableId="1290015530">
     <w:abstractNumId w:val="7"/>
   </w:num>
-  <w:num w:numId="2">
+  <w:num w:numId="2" w16cid:durableId="486676889">
     <w:abstractNumId w:val="1"/>
   </w:num>
-  <w:num w:numId="3">
+  <w:num w:numId="3" w16cid:durableId="1426999288">
     <w:abstractNumId w:val="6"/>
   </w:num>
-  <w:num w:numId="4">
+  <w:num w:numId="4" w16cid:durableId="238949863">
     <w:abstractNumId w:val="4"/>
   </w:num>
-  <w:num w:numId="5">
+  <w:num w:numId="5" w16cid:durableId="1887139991">
     <w:abstractNumId w:val="3"/>
   </w:num>
-  <w:num w:numId="6">
+  <w:num w:numId="6" w16cid:durableId="412556729">
     <w:abstractNumId w:val="2"/>
   </w:num>
-  <w:num w:numId="7">
+  <w:num w:numId="7" w16cid:durableId="1791510402">
     <w:abstractNumId w:val="0"/>
   </w:num>
-  <w:num w:numId="8">
+  <w:num w:numId="8" w16cid:durableId="1489248207">
     <w:abstractNumId w:val="5"/>
   </w:num>
 </w:numbering>
 </file>
 
 <file path=word/styles.xml><?xml version="1.0" encoding="utf-8"?>
-<w:styles xmlns:mc="http://schemas.openxmlformats.org/markup-compatibility/2006" xmlns:r="http://schemas.openxmlformats.org/officeDocument/2006/relationships" xmlns:w="http://schemas.openxmlformats.org/wordprocessingml/2006/main" xmlns:w14="http://schemas.microsoft.com/office/word/2010/wordml" xmlns:w15="http://schemas.microsoft.com/office/word/2012/wordml" xmlns:w16cex="http://schemas.microsoft.com/office/word/2018/wordml/cex" xmlns:w16cid="http://schemas.microsoft.com/office/word/2016/wordml/cid" xmlns:w16="http://schemas.microsoft.com/office/word/2018/wordml" xmlns:w16sdtdh="http://schemas.microsoft.com/office/word/2020/wordml/sdtdatahash" xmlns:w16se="http://schemas.microsoft.com/office/word/2015/wordml/symex" mc:Ignorable="w14 w15 w16se w16cid w16 w16cex w16sdtdh">
+<w:styles xmlns:mc="http://schemas.openxmlformats.org/markup-compatibility/2006" xmlns:r="http://schemas.openxmlformats.org/officeDocument/2006/relationships" xmlns:w="http://schemas.openxmlformats.org/wordprocessingml/2006/main" xmlns:w14="http://schemas.microsoft.com/office/word/2010/wordml" xmlns:w15="http://schemas.microsoft.com/office/word/2012/wordml" xmlns:w16cex="http://schemas.microsoft.com/office/word/2018/wordml/cex" xmlns:w16cid="http://schemas.microsoft.com/office/word/2016/wordml/cid" xmlns:w16="http://schemas.microsoft.com/office/word/2018/wordml" xmlns:w16du="http://schemas.microsoft.com/office/word/2023/wordml/word16du" xmlns:w16sdtdh="http://schemas.microsoft.com/office/word/2020/wordml/sdtdatahash" xmlns:w16sdtfl="http://schemas.microsoft.com/office/word/2024/wordml/sdtformatlock" xmlns:w16se="http://schemas.microsoft.com/office/word/2015/wordml/symex" mc:Ignorable="w14 w15 w16se w16cid w16 w16cex w16sdtdh w16sdtfl w16du">
   <w:docDefaults>
     <w:rPrDefault>
       <w:rPr>
@@ -3491,7 +6556,7 @@
       <w:lang w:eastAsia="es-EC"/>
     </w:rPr>
   </w:style>
-  <w:style w:type="character" w:styleId="Textoennegrita">
+  <w:style w:type="character" w:styleId="Fuerte">
     <w:name w:val="Strong"/>
     <w:basedOn w:val="Fuentedeprrafopredeter"/>
     <w:uiPriority w:val="22"/>
@@ -3587,6 +6652,114 @@
     <w:pPr>
       <w:ind w:left="720"/>
       <w:contextualSpacing/>
+    </w:pPr>
+  </w:style>
+  <w:style w:type="paragraph" w:styleId="Encabezado">
+    <w:name w:val="header"/>
+    <w:basedOn w:val="Normal"/>
+    <w:link w:val="EncabezadoCar"/>
+    <w:uiPriority w:val="99"/>
+    <w:unhideWhenUsed/>
+    <w:rsid w:val="00076DDD"/>
+    <w:pPr>
+      <w:tabs>
+        <w:tab w:val="center" w:pos="4252"/>
+        <w:tab w:val="right" w:pos="8504"/>
+      </w:tabs>
+      <w:spacing w:line="240" w:lineRule="auto"/>
+    </w:pPr>
+  </w:style>
+  <w:style w:type="character" w:customStyle="1" w:styleId="EncabezadoCar">
+    <w:name w:val="Encabezado Car"/>
+    <w:basedOn w:val="Fuentedeprrafopredeter"/>
+    <w:link w:val="Encabezado"/>
+    <w:uiPriority w:val="99"/>
+    <w:rsid w:val="00076DDD"/>
+    <w:rPr>
+      <w:rFonts w:ascii="Times New Roman" w:hAnsi="Times New Roman"/>
+    </w:rPr>
+  </w:style>
+  <w:style w:type="paragraph" w:styleId="Piedepgina">
+    <w:name w:val="footer"/>
+    <w:basedOn w:val="Normal"/>
+    <w:link w:val="PiedepginaCar"/>
+    <w:uiPriority w:val="99"/>
+    <w:unhideWhenUsed/>
+    <w:rsid w:val="00076DDD"/>
+    <w:pPr>
+      <w:tabs>
+        <w:tab w:val="center" w:pos="4252"/>
+        <w:tab w:val="right" w:pos="8504"/>
+      </w:tabs>
+      <w:spacing w:line="240" w:lineRule="auto"/>
+    </w:pPr>
+  </w:style>
+  <w:style w:type="character" w:customStyle="1" w:styleId="PiedepginaCar">
+    <w:name w:val="Pie de página Car"/>
+    <w:basedOn w:val="Fuentedeprrafopredeter"/>
+    <w:link w:val="Piedepgina"/>
+    <w:uiPriority w:val="99"/>
+    <w:rsid w:val="00076DDD"/>
+    <w:rPr>
+      <w:rFonts w:ascii="Times New Roman" w:hAnsi="Times New Roman"/>
+    </w:rPr>
+  </w:style>
+  <w:style w:type="paragraph" w:styleId="TtuloTDC">
+    <w:name w:val="TOC Heading"/>
+    <w:basedOn w:val="Ttulo1"/>
+    <w:next w:val="Normal"/>
+    <w:uiPriority w:val="39"/>
+    <w:unhideWhenUsed/>
+    <w:qFormat/>
+    <w:rsid w:val="00076DDD"/>
+    <w:pPr>
+      <w:spacing w:line="259" w:lineRule="auto"/>
+      <w:ind w:firstLine="0"/>
+      <w:jc w:val="left"/>
+      <w:outlineLvl w:val="9"/>
+    </w:pPr>
+    <w:rPr>
+      <w:rFonts w:asciiTheme="majorHAnsi" w:hAnsiTheme="majorHAnsi"/>
+      <w:b w:val="0"/>
+      <w:lang w:eastAsia="es-EC"/>
+    </w:rPr>
+  </w:style>
+  <w:style w:type="paragraph" w:styleId="TDC1">
+    <w:name w:val="toc 1"/>
+    <w:basedOn w:val="Normal"/>
+    <w:next w:val="Normal"/>
+    <w:autoRedefine/>
+    <w:uiPriority w:val="39"/>
+    <w:unhideWhenUsed/>
+    <w:rsid w:val="00076DDD"/>
+    <w:pPr>
+      <w:spacing w:after="100"/>
+    </w:pPr>
+  </w:style>
+  <w:style w:type="paragraph" w:styleId="TDC2">
+    <w:name w:val="toc 2"/>
+    <w:basedOn w:val="Normal"/>
+    <w:next w:val="Normal"/>
+    <w:autoRedefine/>
+    <w:uiPriority w:val="39"/>
+    <w:unhideWhenUsed/>
+    <w:rsid w:val="00076DDD"/>
+    <w:pPr>
+      <w:spacing w:after="100"/>
+      <w:ind w:left="220"/>
+    </w:pPr>
+  </w:style>
+  <w:style w:type="paragraph" w:styleId="TDC3">
+    <w:name w:val="toc 3"/>
+    <w:basedOn w:val="Normal"/>
+    <w:next w:val="Normal"/>
+    <w:autoRedefine/>
+    <w:uiPriority w:val="39"/>
+    <w:unhideWhenUsed/>
+    <w:rsid w:val="00076DDD"/>
+    <w:pPr>
+      <w:spacing w:after="100"/>
+      <w:ind w:left="440"/>
     </w:pPr>
   </w:style>
 </w:styles>
@@ -3885,4 +7058,16 @@
     </a:ext>
   </a:extLst>
 </a:theme>
+</file>
+
+<file path=customXml/item1.xml><?xml version="1.0" encoding="utf-8"?>
+<b:Sources xmlns:b="http://schemas.openxmlformats.org/officeDocument/2006/bibliography" xmlns="http://schemas.openxmlformats.org/officeDocument/2006/bibliography" SelectedStyle="\APASixthEditionOfficeOnline.xsl" StyleName="APA" Version="6"/>
+</file>
+
+<file path=customXml/itemProps1.xml><?xml version="1.0" encoding="utf-8"?>
+<ds:datastoreItem xmlns:ds="http://schemas.openxmlformats.org/officeDocument/2006/customXml" ds:itemID="{B5AAFFC6-FFC2-4665-BB8E-369BEB880BA9}">
+  <ds:schemaRefs>
+    <ds:schemaRef ds:uri="http://schemas.openxmlformats.org/officeDocument/2006/bibliography"/>
+  </ds:schemaRefs>
+</ds:datastoreItem>
 </file>
--- a/Proyecto Gestion 2P.docx
+++ b/Proyecto Gestion 2P.docx
@@ -21,8 +21,6 @@
         <w:rPr>
           <w:bCs w:val="0"/>
           <w:color w:val="auto"/>
-          <w:sz w:val="22"/>
-          <w:szCs w:val="22"/>
         </w:rPr>
       </w:sdtEndPr>
       <w:sdtContent>
@@ -266,11 +264,15 @@
             <w:jc w:val="center"/>
             <w:rPr>
               <w:bCs/>
+              <w:sz w:val="24"/>
+              <w:szCs w:val="24"/>
             </w:rPr>
           </w:pPr>
           <w:r>
             <w:rPr>
               <w:bCs/>
+              <w:sz w:val="24"/>
+              <w:szCs w:val="24"/>
             </w:rPr>
             <w:t>AVILES BAQUE PEDRO ANDRES</w:t>
           </w:r>
@@ -280,10 +282,16 @@
             <w:spacing w:after="160" w:line="259" w:lineRule="auto"/>
             <w:ind w:firstLine="0"/>
             <w:jc w:val="left"/>
+            <w:rPr>
+              <w:sz w:val="24"/>
+              <w:szCs w:val="24"/>
+            </w:rPr>
           </w:pPr>
           <w:r>
             <w:rPr>
               <w:b/>
+              <w:sz w:val="24"/>
+              <w:szCs w:val="24"/>
             </w:rPr>
             <w:t xml:space="preserve"> </w:t>
           </w:r>
@@ -298,8 +306,16 @@
         <w:spacing w:after="160" w:line="259" w:lineRule="auto"/>
         <w:ind w:firstLine="0"/>
         <w:jc w:val="center"/>
-      </w:pPr>
-      <w:r>
+        <w:rPr>
+          <w:sz w:val="24"/>
+          <w:szCs w:val="24"/>
+        </w:rPr>
+      </w:pPr>
+      <w:r>
+        <w:rPr>
+          <w:sz w:val="24"/>
+          <w:szCs w:val="24"/>
+        </w:rPr>
         <w:t>FRANCO QUIMI VICTOR GERMAN</w:t>
       </w:r>
     </w:p>
@@ -311,6 +327,10 @@
         <w:spacing w:after="160" w:line="259" w:lineRule="auto"/>
         <w:ind w:firstLine="0"/>
         <w:jc w:val="left"/>
+        <w:rPr>
+          <w:sz w:val="24"/>
+          <w:szCs w:val="24"/>
+        </w:rPr>
       </w:pPr>
     </w:p>
     <w:p>
@@ -321,8 +341,16 @@
         <w:spacing w:after="160" w:line="259" w:lineRule="auto"/>
         <w:ind w:firstLine="0"/>
         <w:jc w:val="center"/>
-      </w:pPr>
-      <w:r>
+        <w:rPr>
+          <w:sz w:val="24"/>
+          <w:szCs w:val="24"/>
+        </w:rPr>
+      </w:pPr>
+      <w:r>
+        <w:rPr>
+          <w:sz w:val="24"/>
+          <w:szCs w:val="24"/>
+        </w:rPr>
         <w:t>LOPEZ MORENO ADIEL STALIN</w:t>
       </w:r>
     </w:p>
@@ -334,6 +362,10 @@
         <w:spacing w:after="160" w:line="259" w:lineRule="auto"/>
         <w:ind w:firstLine="0"/>
         <w:jc w:val="left"/>
+        <w:rPr>
+          <w:sz w:val="24"/>
+          <w:szCs w:val="24"/>
+        </w:rPr>
       </w:pPr>
     </w:p>
     <w:p>
@@ -344,8 +376,16 @@
         <w:spacing w:after="160" w:line="259" w:lineRule="auto"/>
         <w:ind w:firstLine="0"/>
         <w:jc w:val="center"/>
-      </w:pPr>
-      <w:r>
+        <w:rPr>
+          <w:sz w:val="24"/>
+          <w:szCs w:val="24"/>
+        </w:rPr>
+      </w:pPr>
+      <w:r>
+        <w:rPr>
+          <w:sz w:val="24"/>
+          <w:szCs w:val="24"/>
+        </w:rPr>
         <w:t>TOMALA GONZALEZ FELIX JAVIER</w:t>
       </w:r>
     </w:p>
@@ -372,7 +412,11 @@
     <w:sdt>
       <w:sdtPr>
         <w:rPr>
-          <w:lang w:val="es-ES"/>
+          <w:rFonts w:ascii="Times New Roman" w:eastAsiaTheme="minorHAnsi" w:hAnsi="Times New Roman" w:cstheme="minorBidi"/>
+          <w:color w:val="auto"/>
+          <w:sz w:val="22"/>
+          <w:szCs w:val="22"/>
+          <w:lang w:val="es-ES" w:eastAsia="en-US"/>
         </w:rPr>
         <w:id w:val="-236170328"/>
         <w:docPartObj>
@@ -382,13 +426,8 @@
       </w:sdtPr>
       <w:sdtEndPr>
         <w:rPr>
-          <w:rFonts w:ascii="Times New Roman" w:eastAsiaTheme="minorHAnsi" w:hAnsi="Times New Roman" w:cstheme="minorBidi"/>
           <w:b/>
           <w:bCs/>
-          <w:color w:val="auto"/>
-          <w:sz w:val="22"/>
-          <w:szCs w:val="22"/>
-          <w:lang w:eastAsia="en-US"/>
         </w:rPr>
       </w:sdtEndPr>
       <w:sdtContent>
@@ -6500,6 +6539,7 @@
   <w:style w:type="character" w:default="1" w:styleId="Fuentedeprrafopredeter">
     <w:name w:val="Default Paragraph Font"/>
     <w:uiPriority w:val="1"/>
+    <w:semiHidden/>
     <w:unhideWhenUsed/>
   </w:style>
   <w:style w:type="table" w:default="1" w:styleId="Tablanormal">

--- a/Proyecto Gestion 2P.docx
+++ b/Proyecto Gestion 2P.docx
@@ -4,459 +4,138 @@
   <w:body>
     <w:p>
       <w:pPr>
-        <w:pStyle w:val="Ttulo1"/>
-      </w:pPr>
-      <w:r>
-        <w:t xml:space="preserve">Generar informe PDF con estructura, capturas y </w:t>
-      </w:r>
-      <w:r>
-        <w:t>reflexión</w:t>
-      </w:r>
-    </w:p>
-    <w:p>
-      <w:pPr>
-        <w:pStyle w:val="Ttulo2"/>
-      </w:pPr>
-      <w:r>
-        <w:t>1. Introducción</w:t>
-      </w:r>
-    </w:p>
-    <w:p>
-      <w:pPr>
-        <w:rPr>
-          <w:lang w:eastAsia="es-EC"/>
-        </w:rPr>
-      </w:pPr>
-      <w:r>
-        <w:rPr>
-          <w:lang w:eastAsia="es-EC"/>
-        </w:rPr>
-        <w:t>La gestión de la configuración del software es una disciplina esencial dentro de la ingeniería de software, ya que permite controlar, organizar y mantener de manera ordenada los diferentes elementos que componen un sistema informático a lo largo de su ciclo de vida. Esta práctica resulta fundamental para garantizar la estabilidad, mantenibilidad y trazabilidad del software, especialmente en proyectos que evolucionan constantemente.</w:t>
-      </w:r>
-    </w:p>
-    <w:p>
-      <w:pPr>
-        <w:rPr>
-          <w:lang w:eastAsia="es-EC"/>
-        </w:rPr>
-      </w:pPr>
-      <w:r>
-        <w:rPr>
-          <w:lang w:eastAsia="es-EC"/>
-        </w:rPr>
-        <w:t xml:space="preserve">En el desarrollo de aplicaciones modernas, la correcta administración de dependencias y la automatización de procesos como la compilación, ejecución de pruebas y empaquetado se han convertido en una necesidad. Herramientas como </w:t>
-      </w:r>
-      <w:r>
-        <w:rPr>
-          <w:b/>
-          <w:bCs/>
-          <w:lang w:eastAsia="es-EC"/>
-        </w:rPr>
-        <w:t>Apache Maven</w:t>
-      </w:r>
-      <w:r>
-        <w:rPr>
-          <w:lang w:eastAsia="es-EC"/>
-        </w:rPr>
-        <w:t xml:space="preserve"> permiten estandarizar estos procesos, reduciendo errores manuales y mejorando la eficiencia del equipo de desarrollo.</w:t>
-      </w:r>
-    </w:p>
-    <w:p>
-      <w:pPr>
-        <w:rPr>
-          <w:lang w:eastAsia="es-EC"/>
-        </w:rPr>
-      </w:pPr>
-      <w:r>
-        <w:rPr>
-          <w:lang w:eastAsia="es-EC"/>
-        </w:rPr>
-        <w:t>El presente proyecto tiene como finalidad aplicar los conceptos de gestión de la configuración del software mediante el uso de Maven, configurando un proyecto Java estructurado que permita gestionar dependencias externas, ejecutar pruebas unitarias y automatizar el ciclo de vida del software, utilizando el entorno de desarrollo IntelliJ IDEA.</w:t>
-      </w:r>
-    </w:p>
-    <w:p>
-      <w:pPr>
-        <w:pStyle w:val="Ttulo2"/>
-      </w:pPr>
-      <w:r>
-        <w:t>2. Objetivos del Proyecto</w:t>
-      </w:r>
-    </w:p>
-    <w:p>
-      <w:pPr>
-        <w:pStyle w:val="Ttulo3"/>
-      </w:pPr>
-      <w:r>
-        <w:t>2.1 Objetivo General</w:t>
-      </w:r>
-    </w:p>
-    <w:p>
-      <w:r>
-        <w:t>Aplicar los principios de la gestión de la configuración del software mediante el uso de Apache Maven, desarrollando un proyecto Java que integre la gestión de dependencias, la ejecución de pruebas unitarias y la automatización del ciclo de vida del software.</w:t>
-      </w:r>
-    </w:p>
-    <w:p>
-      <w:pPr>
-        <w:pStyle w:val="Ttulo3"/>
-      </w:pPr>
-      <w:r>
-        <w:t>2.2 Objetivos Específicos</w:t>
-      </w:r>
-    </w:p>
-    <w:p>
-      <w:pPr>
-        <w:pStyle w:val="Prrafodelista"/>
-        <w:numPr>
-          <w:ilvl w:val="0"/>
-          <w:numId w:val="6"/>
-        </w:numPr>
-        <w:ind w:left="1080"/>
-      </w:pPr>
-      <w:r>
-        <w:t>Comprender la estructura estándar de un proyecto Maven y su importancia en el desarrollo de software.</w:t>
-      </w:r>
-    </w:p>
-    <w:p>
-      <w:pPr>
-        <w:pStyle w:val="Prrafodelista"/>
-        <w:numPr>
-          <w:ilvl w:val="0"/>
-          <w:numId w:val="6"/>
-        </w:numPr>
-        <w:ind w:left="1080"/>
-      </w:pPr>
-      <w:r>
-        <w:t xml:space="preserve">Configurar correctamente el archivo </w:t>
-      </w:r>
-      <w:r>
-        <w:rPr>
-          <w:rStyle w:val="CdigoHTML"/>
-          <w:rFonts w:eastAsiaTheme="minorHAnsi"/>
-        </w:rPr>
-        <w:t>pom.xml</w:t>
-      </w:r>
-      <w:r>
-        <w:t xml:space="preserve"> para la gestión de dependencias.</w:t>
-      </w:r>
-    </w:p>
-    <w:p>
-      <w:pPr>
-        <w:pStyle w:val="Prrafodelista"/>
-        <w:numPr>
-          <w:ilvl w:val="0"/>
-          <w:numId w:val="6"/>
-        </w:numPr>
-        <w:ind w:left="1080"/>
-      </w:pPr>
-      <w:r>
-        <w:t>Ejecutar las principales fases del ciclo de vida de Maven.</w:t>
-      </w:r>
-    </w:p>
-    <w:p>
-      <w:pPr>
-        <w:pStyle w:val="Prrafodelista"/>
-        <w:numPr>
-          <w:ilvl w:val="0"/>
-          <w:numId w:val="6"/>
-        </w:numPr>
-        <w:ind w:left="1080"/>
-      </w:pPr>
-      <w:r>
-        <w:t>Implementar pruebas unitarias básicas como mecanismo de aseguramiento de la calidad.</w:t>
-      </w:r>
-    </w:p>
-    <w:p>
-      <w:pPr>
-        <w:pStyle w:val="Prrafodelista"/>
-        <w:numPr>
-          <w:ilvl w:val="0"/>
-          <w:numId w:val="6"/>
-        </w:numPr>
-        <w:ind w:left="1080"/>
-      </w:pPr>
-      <w:r>
-        <w:t>Documentar el proceso de configuración, ejecución y resultados obtenidos.</w:t>
-      </w:r>
-    </w:p>
-    <w:p/>
-    <w:p/>
-    <w:p>
-      <w:pPr>
-        <w:pStyle w:val="Ttulo2"/>
-      </w:pPr>
-      <w:r>
-        <w:lastRenderedPageBreak/>
-        <w:t>3. Descripción General del Proyecto</w:t>
-      </w:r>
-    </w:p>
-    <w:p>
-      <w:r>
-        <w:t>El proyecto desarrollado corresponde a una aplicación Java básica configurada como un proyecto Maven. Su propósito principal no es la complejidad funcional, sino la correcta aplicación de los conceptos de gestión de configuración del software.</w:t>
-      </w:r>
-    </w:p>
-    <w:p>
-      <w:r>
-        <w:t>La estructura del proyecto sigue el estándar establecido por Maven, separando claramente el código fuente principal de las pruebas unitarias. Esta organización facilita el mantenimiento del proyecto y permite que las herramientas de automatización identifiquen correctamente cada componente durante el proceso de construcción.</w:t>
-      </w:r>
-    </w:p>
-    <w:p>
-      <w:pPr>
-        <w:pStyle w:val="Ttulo2"/>
-      </w:pPr>
-      <w:r>
-        <w:t>4. Configuración del Proyecto Maven</w:t>
-      </w:r>
-    </w:p>
-    <w:p>
-      <w:r>
-        <w:t xml:space="preserve">La configuración del proyecto se realizó utilizando Apache Maven, herramienta que permite definir de forma centralizada la información del proyecto y sus dependencias. El archivo principal de configuración es el </w:t>
-      </w:r>
-      <w:r>
-        <w:rPr>
-          <w:rStyle w:val="CdigoHTML"/>
-          <w:rFonts w:eastAsiaTheme="majorEastAsia"/>
-        </w:rPr>
-        <w:t>pom.xml</w:t>
-      </w:r>
-      <w:r>
-        <w:t xml:space="preserve">, en el cual se establecen los identificadores únicos del proyecto como el </w:t>
-      </w:r>
-      <w:proofErr w:type="spellStart"/>
-      <w:r>
-        <w:rPr>
-          <w:rStyle w:val="CdigoHTML"/>
-          <w:rFonts w:eastAsiaTheme="majorEastAsia"/>
-        </w:rPr>
-        <w:t>groupId</w:t>
-      </w:r>
-      <w:proofErr w:type="spellEnd"/>
-      <w:r>
-        <w:t xml:space="preserve">, </w:t>
-      </w:r>
-      <w:proofErr w:type="spellStart"/>
-      <w:r>
-        <w:rPr>
-          <w:rStyle w:val="CdigoHTML"/>
-          <w:rFonts w:eastAsiaTheme="majorEastAsia"/>
-        </w:rPr>
-        <w:t>artifactId</w:t>
-      </w:r>
-      <w:proofErr w:type="spellEnd"/>
-      <w:r>
-        <w:t xml:space="preserve"> y la versión.</w:t>
-      </w:r>
-    </w:p>
-    <w:p>
-      <w:r>
-        <w:t>Estos identificadores permiten que Maven reconozca el proyecto dentro de su repositorio local y facilitan la gestión de versiones del software. Además, se definieron propiedades relacionadas con la versión del lenguaje Java utilizado, garantizando compatibilidad durante el proceso de compilación.</w:t>
-      </w:r>
-    </w:p>
-    <w:p>
-      <w:r>
-        <w:drawing>
-          <wp:inline distT="0" distB="0" distL="0" distR="0" wp14:anchorId="6C401DC1" wp14:editId="72C26F8B">
-            <wp:extent cx="4671465" cy="1325995"/>
-            <wp:effectExtent l="0" t="0" r="0" b="7620"/>
-            <wp:docPr id="4" name="Imagen 4"/>
-            <wp:cNvGraphicFramePr>
-              <a:graphicFrameLocks xmlns:a="http://schemas.openxmlformats.org/drawingml/2006/main" noChangeAspect="1"/>
-            </wp:cNvGraphicFramePr>
-            <a:graphic xmlns:a="http://schemas.openxmlformats.org/drawingml/2006/main">
-              <a:graphicData uri="http://schemas.openxmlformats.org/drawingml/2006/picture">
-                <pic:pic xmlns:pic="http://schemas.openxmlformats.org/drawingml/2006/picture">
-                  <pic:nvPicPr>
-                    <pic:cNvPr id="1" name=""/>
-                    <pic:cNvPicPr/>
-                  </pic:nvPicPr>
-                  <pic:blipFill>
-                    <a:blip r:embed="rId5"/>
-                    <a:stretch>
-                      <a:fillRect/>
-                    </a:stretch>
-                  </pic:blipFill>
-                  <pic:spPr>
-                    <a:xfrm>
-                      <a:off x="0" y="0"/>
-                      <a:ext cx="4671465" cy="1325995"/>
-                    </a:xfrm>
-                    <a:prstGeom prst="rect">
-                      <a:avLst/>
-                    </a:prstGeom>
-                  </pic:spPr>
-                </pic:pic>
-              </a:graphicData>
-            </a:graphic>
-          </wp:inline>
-        </w:drawing>
-      </w:r>
-    </w:p>
-    <w:p>
-      <w:pPr>
-        <w:spacing w:before="100" w:beforeAutospacing="1" w:after="100" w:afterAutospacing="1" w:line="240" w:lineRule="auto"/>
+        <w:spacing w:after="160" w:line="259" w:lineRule="auto"/>
         <w:ind w:firstLine="0"/>
         <w:jc w:val="left"/>
-        <w:rPr>
-          <w:rFonts w:eastAsia="Times New Roman" w:cs="Times New Roman"/>
-          <w:sz w:val="24"/>
-          <w:szCs w:val="24"/>
-          <w:lang w:eastAsia="es-EC"/>
-        </w:rPr>
-      </w:pPr>
-      <w:r>
-        <w:rPr>
-          <w:rFonts w:eastAsia="Times New Roman" w:cs="Times New Roman"/>
-          <w:i/>
-          <w:iCs/>
-          <w:sz w:val="24"/>
-          <w:szCs w:val="24"/>
-          <w:lang w:eastAsia="es-EC"/>
-        </w:rPr>
-        <w:t xml:space="preserve">Captura del archivo </w:t>
-      </w:r>
-      <w:r>
-        <w:rPr>
-          <w:rFonts w:ascii="Courier New" w:eastAsia="Times New Roman" w:hAnsi="Courier New" w:cs="Courier New"/>
-          <w:i/>
-          <w:iCs/>
-          <w:sz w:val="20"/>
-          <w:szCs w:val="20"/>
-          <w:lang w:eastAsia="es-EC"/>
-        </w:rPr>
-        <w:t>pom.xml</w:t>
-      </w:r>
-      <w:r>
-        <w:rPr>
-          <w:rFonts w:eastAsia="Times New Roman" w:cs="Times New Roman"/>
-          <w:i/>
-          <w:iCs/>
-          <w:sz w:val="24"/>
-          <w:szCs w:val="24"/>
-          <w:lang w:eastAsia="es-EC"/>
-        </w:rPr>
-        <w:t xml:space="preserve"> mostrando </w:t>
-      </w:r>
-      <w:proofErr w:type="spellStart"/>
-      <w:r>
-        <w:rPr>
-          <w:rFonts w:eastAsia="Times New Roman" w:cs="Times New Roman"/>
-          <w:i/>
-          <w:iCs/>
-          <w:sz w:val="24"/>
-          <w:szCs w:val="24"/>
-          <w:lang w:eastAsia="es-EC"/>
-        </w:rPr>
-        <w:t>groupId</w:t>
-      </w:r>
-      <w:proofErr w:type="spellEnd"/>
-      <w:r>
-        <w:rPr>
-          <w:rFonts w:eastAsia="Times New Roman" w:cs="Times New Roman"/>
-          <w:i/>
-          <w:iCs/>
-          <w:sz w:val="24"/>
-          <w:szCs w:val="24"/>
-          <w:lang w:eastAsia="es-EC"/>
-        </w:rPr>
-        <w:t xml:space="preserve">, </w:t>
-      </w:r>
-      <w:proofErr w:type="spellStart"/>
-      <w:r>
-        <w:rPr>
-          <w:rFonts w:eastAsia="Times New Roman" w:cs="Times New Roman"/>
-          <w:i/>
-          <w:iCs/>
-          <w:sz w:val="24"/>
-          <w:szCs w:val="24"/>
-          <w:lang w:eastAsia="es-EC"/>
-        </w:rPr>
-        <w:t>artifactId</w:t>
-      </w:r>
-      <w:proofErr w:type="spellEnd"/>
-      <w:r>
-        <w:rPr>
-          <w:rFonts w:eastAsia="Times New Roman" w:cs="Times New Roman"/>
-          <w:i/>
-          <w:iCs/>
-          <w:sz w:val="24"/>
-          <w:szCs w:val="24"/>
-          <w:lang w:eastAsia="es-EC"/>
-        </w:rPr>
-        <w:t xml:space="preserve">, </w:t>
-      </w:r>
-      <w:proofErr w:type="spellStart"/>
-      <w:r>
-        <w:rPr>
-          <w:rFonts w:eastAsia="Times New Roman" w:cs="Times New Roman"/>
-          <w:i/>
-          <w:iCs/>
-          <w:sz w:val="24"/>
-          <w:szCs w:val="24"/>
-          <w:lang w:eastAsia="es-EC"/>
-        </w:rPr>
-        <w:t>version</w:t>
-      </w:r>
-      <w:proofErr w:type="spellEnd"/>
-      <w:r>
-        <w:rPr>
-          <w:rFonts w:eastAsia="Times New Roman" w:cs="Times New Roman"/>
-          <w:i/>
-          <w:iCs/>
-          <w:sz w:val="24"/>
-          <w:szCs w:val="24"/>
-          <w:lang w:eastAsia="es-EC"/>
-        </w:rPr>
-        <w:t xml:space="preserve"> y propiedades del compilador.</w:t>
-      </w:r>
-    </w:p>
-    <w:p>
-      <w:pPr>
-        <w:pStyle w:val="Ttulo2"/>
-      </w:pPr>
-      <w:r>
-        <w:t>5. Gestión de Dependencias</w:t>
-      </w:r>
-    </w:p>
-    <w:p>
-      <w:r>
-        <w:t xml:space="preserve">Uno de los principales beneficios de Maven es la gestión automática de dependencias. En lugar de incluir manualmente librerías externas en el proyecto, Maven permite declararlas en el archivo </w:t>
-      </w:r>
-      <w:r>
-        <w:rPr>
-          <w:rStyle w:val="CdigoHTML"/>
-          <w:rFonts w:eastAsiaTheme="majorEastAsia"/>
-        </w:rPr>
-        <w:t>pom.xml</w:t>
-      </w:r>
-      <w:r>
-        <w:t>, descargándolas automáticamente desde repositorios remotos.</w:t>
-      </w:r>
-    </w:p>
-    <w:p>
-      <w:r>
-        <w:t>En este proyecto se incorporaron dependencias externas que cumplen diferentes funciones dentro del sistema, tales como la ejecución de pruebas unitarias, el registro de eventos del sistema y el manejo de datos estructurados. Esta gestión centralizada mejora la organización del proyecto y reduce conflictos entre versiones de librerías.</w:t>
-      </w:r>
-    </w:p>
-    <w:p>
-      <w:pPr>
+      </w:pPr>
+      <w:r>
         <w:rPr>
           <w:noProof/>
         </w:rPr>
-      </w:pPr>
-    </w:p>
-    <w:p>
-      <w:pPr>
-        <w:ind w:firstLine="0"/>
-        <w:jc w:val="center"/>
-      </w:pPr>
+        <mc:AlternateContent>
+          <mc:Choice Requires="wps">
+            <w:drawing>
+              <wp:anchor distT="0" distB="0" distL="114300" distR="114300" simplePos="0" relativeHeight="251659264" behindDoc="0" locked="0" layoutInCell="1" allowOverlap="1" wp14:anchorId="33054705" wp14:editId="5D334561">
+                <wp:simplePos x="0" y="0"/>
+                <wp:positionH relativeFrom="column">
+                  <wp:posOffset>1586865</wp:posOffset>
+                </wp:positionH>
+                <wp:positionV relativeFrom="paragraph">
+                  <wp:posOffset>1123738</wp:posOffset>
+                </wp:positionV>
+                <wp:extent cx="2286000" cy="508000"/>
+                <wp:effectExtent l="0" t="0" r="0" b="6350"/>
+                <wp:wrapNone/>
+                <wp:docPr id="3" name="Cuadro de texto 3"/>
+                <wp:cNvGraphicFramePr/>
+                <a:graphic xmlns:a="http://schemas.openxmlformats.org/drawingml/2006/main">
+                  <a:graphicData uri="http://schemas.microsoft.com/office/word/2010/wordprocessingShape">
+                    <wps:wsp>
+                      <wps:cNvSpPr txBox="1"/>
+                      <wps:spPr>
+                        <a:xfrm>
+                          <a:off x="0" y="0"/>
+                          <a:ext cx="2286000" cy="508000"/>
+                        </a:xfrm>
+                        <a:prstGeom prst="rect">
+                          <a:avLst/>
+                        </a:prstGeom>
+                        <a:solidFill>
+                          <a:schemeClr val="lt1"/>
+                        </a:solidFill>
+                        <a:ln w="6350">
+                          <a:noFill/>
+                        </a:ln>
+                      </wps:spPr>
+                      <wps:txbx>
+                        <w:txbxContent>
+                          <w:p>
+                            <w:pPr>
+                              <w:rPr>
+                                <w:b/>
+                                <w:bCs/>
+                                <w:sz w:val="32"/>
+                                <w:szCs w:val="32"/>
+                              </w:rPr>
+                            </w:pPr>
+                            <w:r>
+                              <w:rPr>
+                                <w:b/>
+                                <w:bCs/>
+                                <w:sz w:val="32"/>
+                                <w:szCs w:val="32"/>
+                              </w:rPr>
+                              <w:t>U3 S14: Tarea 1</w:t>
+                            </w:r>
+                          </w:p>
+                          <w:p/>
+                        </w:txbxContent>
+                      </wps:txbx>
+                      <wps:bodyPr rot="0" spcFirstLastPara="0" vertOverflow="overflow" horzOverflow="overflow" vert="horz" wrap="square" lIns="91440" tIns="45720" rIns="91440" bIns="45720" numCol="1" spcCol="0" rtlCol="0" fromWordArt="0" anchor="t" anchorCtr="0" forceAA="0" compatLnSpc="1">
+                        <a:prstTxWarp prst="textNoShape">
+                          <a:avLst/>
+                        </a:prstTxWarp>
+                        <a:noAutofit/>
+                      </wps:bodyPr>
+                    </wps:wsp>
+                  </a:graphicData>
+                </a:graphic>
+              </wp:anchor>
+            </w:drawing>
+          </mc:Choice>
+          <mc:Fallback>
+            <w:pict>
+              <v:shapetype w14:anchorId="33054705" id="_x0000_t202" coordsize="21600,21600" o:spt="202" path="m,l,21600r21600,l21600,xe">
+                <v:stroke joinstyle="miter"/>
+                <v:path gradientshapeok="t" o:connecttype="rect"/>
+              </v:shapetype>
+              <v:shape id="Cuadro de texto 3" o:spid="_x0000_s1026" type="#_x0000_t202" style="position:absolute;margin-left:124.95pt;margin-top:88.5pt;width:180pt;height:40pt;z-index:251659264;visibility:visible;mso-wrap-style:square;mso-wrap-distance-left:9pt;mso-wrap-distance-top:0;mso-wrap-distance-right:9pt;mso-wrap-distance-bottom:0;mso-position-horizontal:absolute;mso-position-horizontal-relative:text;mso-position-vertical:absolute;mso-position-vertical-relative:text;v-text-anchor:top" o:gfxdata="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" fillcolor="white [3201]" stroked="f" strokeweight=".5pt">
+                <v:textbox>
+                  <w:txbxContent>
+                    <w:p>
+                      <w:pPr>
+                        <w:rPr>
+                          <w:b/>
+                          <w:bCs/>
+                          <w:sz w:val="32"/>
+                          <w:szCs w:val="32"/>
+                        </w:rPr>
+                      </w:pPr>
+                      <w:r>
+                        <w:rPr>
+                          <w:b/>
+                          <w:bCs/>
+                          <w:sz w:val="32"/>
+                          <w:szCs w:val="32"/>
+                        </w:rPr>
+                        <w:t>U3 S14: Tarea 1</w:t>
+                      </w:r>
+                    </w:p>
+                    <w:p/>
+                  </w:txbxContent>
+                </v:textbox>
+              </v:shape>
+            </w:pict>
+          </mc:Fallback>
+        </mc:AlternateContent>
+      </w:r>
       <w:r>
         <w:rPr>
           <w:noProof/>
         </w:rPr>
         <w:drawing>
-          <wp:inline distT="0" distB="0" distL="0" distR="0" wp14:anchorId="5E9742A4" wp14:editId="0481BA88">
-            <wp:extent cx="4685714" cy="4895238"/>
-            <wp:effectExtent l="0" t="0" r="635" b="635"/>
-            <wp:docPr id="1" name="Imagen 1"/>
+          <wp:anchor distT="0" distB="0" distL="114300" distR="114300" simplePos="0" relativeHeight="251658240" behindDoc="0" locked="0" layoutInCell="1" allowOverlap="1" wp14:anchorId="6BB620F1" wp14:editId="72FD6A53">
+            <wp:simplePos x="16510" y="25400"/>
+            <wp:positionH relativeFrom="margin">
+              <wp:align>center</wp:align>
+            </wp:positionH>
+            <wp:positionV relativeFrom="margin">
+              <wp:align>center</wp:align>
+            </wp:positionV>
+            <wp:extent cx="7518400" cy="9756140"/>
+            <wp:effectExtent l="0" t="0" r="6350" b="0"/>
+            <wp:wrapSquare wrapText="bothSides"/>
+            <wp:docPr id="2" name="Imagen 2"/>
             <wp:cNvGraphicFramePr>
               <a:graphicFrameLocks xmlns:a="http://schemas.openxmlformats.org/drawingml/2006/main" noChangeAspect="1"/>
             </wp:cNvGraphicFramePr>
@@ -482,7 +161,7 @@
                   <pic:spPr>
                     <a:xfrm>
                       <a:off x="0" y="0"/>
-                      <a:ext cx="4685714" cy="4895238"/>
+                      <a:ext cx="7518400" cy="9756140"/>
                     </a:xfrm>
                     <a:prstGeom prst="rect">
                       <a:avLst/>
@@ -491,326 +170,1962 @@
                 </pic:pic>
               </a:graphicData>
             </a:graphic>
-          </wp:inline>
+            <wp14:sizeRelH relativeFrom="margin">
+              <wp14:pctWidth>0</wp14:pctWidth>
+            </wp14:sizeRelH>
+            <wp14:sizeRelV relativeFrom="margin">
+              <wp14:pctHeight>0</wp14:pctHeight>
+            </wp14:sizeRelV>
+          </wp:anchor>
         </w:drawing>
       </w:r>
-    </w:p>
-    <w:p>
-      <w:pPr>
-        <w:tabs>
-          <w:tab w:val="left" w:pos="3192"/>
-        </w:tabs>
-        <w:rPr>
-          <w:i/>
-          <w:iCs/>
-        </w:rPr>
-      </w:pPr>
-      <w:r>
-        <w:rPr>
-          <w:i/>
-          <w:iCs/>
-        </w:rPr>
-        <w:t xml:space="preserve">Captura de la sección </w:t>
+      <w:r>
+        <w:br w:type="page"/>
+      </w:r>
+    </w:p>
+    <w:sdt>
+      <w:sdtPr>
+        <w:rPr>
+          <w:rFonts w:ascii="Times New Roman" w:eastAsiaTheme="minorHAnsi" w:hAnsi="Times New Roman" w:cstheme="minorBidi"/>
+          <w:color w:val="auto"/>
+          <w:sz w:val="22"/>
+          <w:szCs w:val="22"/>
+          <w:lang w:val="es-ES" w:eastAsia="en-US"/>
+        </w:rPr>
+        <w:id w:val="-1550606016"/>
+        <w:docPartObj>
+          <w:docPartGallery w:val="Table of Contents"/>
+          <w:docPartUnique/>
+        </w:docPartObj>
+      </w:sdtPr>
+      <w:sdtEndPr>
+        <w:rPr>
+          <w:b/>
+          <w:bCs/>
+        </w:rPr>
+      </w:sdtEndPr>
+      <w:sdtContent>
+        <w:p>
+          <w:pPr>
+            <w:pStyle w:val="TtuloTDC"/>
+            <w:jc w:val="center"/>
+            <w:rPr>
+              <w:rFonts w:ascii="Times New Roman" w:hAnsi="Times New Roman" w:cs="Times New Roman"/>
+              <w:b/>
+              <w:bCs/>
+            </w:rPr>
+          </w:pPr>
+          <w:r>
+            <w:rPr>
+              <w:rFonts w:ascii="Times New Roman" w:hAnsi="Times New Roman" w:cs="Times New Roman"/>
+              <w:b/>
+              <w:bCs/>
+              <w:lang w:val="es-ES"/>
+            </w:rPr>
+            <w:t>Contenido</w:t>
+          </w:r>
+        </w:p>
+        <w:p>
+          <w:pPr>
+            <w:pStyle w:val="TDC1"/>
+            <w:tabs>
+              <w:tab w:val="right" w:leader="dot" w:pos="8494"/>
+            </w:tabs>
+            <w:rPr>
+              <w:rFonts w:asciiTheme="minorHAnsi" w:eastAsiaTheme="minorEastAsia" w:hAnsiTheme="minorHAnsi"/>
+              <w:noProof/>
+              <w:lang w:eastAsia="es-EC"/>
+            </w:rPr>
+          </w:pPr>
+          <w:r>
+            <w:fldChar w:fldCharType="begin"/>
+          </w:r>
+          <w:r>
+            <w:instrText xml:space="preserve"> TOC \o "1-3" \h \z \u </w:instrText>
+          </w:r>
+          <w:r>
+            <w:fldChar w:fldCharType="separate"/>
+          </w:r>
+          <w:hyperlink w:anchor="_Toc220866276" w:history="1">
+            <w:r>
+              <w:rPr>
+                <w:rStyle w:val="Hipervnculo"/>
+                <w:noProof/>
+              </w:rPr>
+              <w:t>Informe</w:t>
+            </w:r>
+            <w:r>
+              <w:rPr>
+                <w:noProof/>
+                <w:webHidden/>
+              </w:rPr>
+              <w:tab/>
+            </w:r>
+            <w:r>
+              <w:rPr>
+                <w:noProof/>
+                <w:webHidden/>
+              </w:rPr>
+              <w:fldChar w:fldCharType="begin"/>
+            </w:r>
+            <w:r>
+              <w:rPr>
+                <w:noProof/>
+                <w:webHidden/>
+              </w:rPr>
+              <w:instrText xml:space="preserve"> PAGEREF _Toc220866276 \h </w:instrText>
+            </w:r>
+            <w:r>
+              <w:rPr>
+                <w:noProof/>
+                <w:webHidden/>
+              </w:rPr>
+            </w:r>
+            <w:r>
+              <w:rPr>
+                <w:noProof/>
+                <w:webHidden/>
+              </w:rPr>
+              <w:fldChar w:fldCharType="separate"/>
+            </w:r>
+            <w:r>
+              <w:rPr>
+                <w:noProof/>
+                <w:webHidden/>
+              </w:rPr>
+              <w:t>3</w:t>
+            </w:r>
+            <w:r>
+              <w:rPr>
+                <w:noProof/>
+                <w:webHidden/>
+              </w:rPr>
+              <w:fldChar w:fldCharType="end"/>
+            </w:r>
+          </w:hyperlink>
+        </w:p>
+        <w:p>
+          <w:pPr>
+            <w:pStyle w:val="TDC2"/>
+            <w:tabs>
+              <w:tab w:val="right" w:leader="dot" w:pos="8494"/>
+            </w:tabs>
+            <w:rPr>
+              <w:rFonts w:asciiTheme="minorHAnsi" w:eastAsiaTheme="minorEastAsia" w:hAnsiTheme="minorHAnsi"/>
+              <w:noProof/>
+              <w:lang w:eastAsia="es-EC"/>
+            </w:rPr>
+          </w:pPr>
+          <w:hyperlink w:anchor="_Toc220866277" w:history="1">
+            <w:r>
+              <w:rPr>
+                <w:rStyle w:val="Hipervnculo"/>
+                <w:noProof/>
+              </w:rPr>
+              <w:t>1. Introducción</w:t>
+            </w:r>
+            <w:r>
+              <w:rPr>
+                <w:noProof/>
+                <w:webHidden/>
+              </w:rPr>
+              <w:tab/>
+            </w:r>
+            <w:r>
+              <w:rPr>
+                <w:noProof/>
+                <w:webHidden/>
+              </w:rPr>
+              <w:fldChar w:fldCharType="begin"/>
+            </w:r>
+            <w:r>
+              <w:rPr>
+                <w:noProof/>
+                <w:webHidden/>
+              </w:rPr>
+              <w:instrText xml:space="preserve"> PAGEREF _Toc220866277 \h </w:instrText>
+            </w:r>
+            <w:r>
+              <w:rPr>
+                <w:noProof/>
+                <w:webHidden/>
+              </w:rPr>
+            </w:r>
+            <w:r>
+              <w:rPr>
+                <w:noProof/>
+                <w:webHidden/>
+              </w:rPr>
+              <w:fldChar w:fldCharType="separate"/>
+            </w:r>
+            <w:r>
+              <w:rPr>
+                <w:noProof/>
+                <w:webHidden/>
+              </w:rPr>
+              <w:t>3</w:t>
+            </w:r>
+            <w:r>
+              <w:rPr>
+                <w:noProof/>
+                <w:webHidden/>
+              </w:rPr>
+              <w:fldChar w:fldCharType="end"/>
+            </w:r>
+          </w:hyperlink>
+        </w:p>
+        <w:p>
+          <w:pPr>
+            <w:pStyle w:val="TDC2"/>
+            <w:tabs>
+              <w:tab w:val="right" w:leader="dot" w:pos="8494"/>
+            </w:tabs>
+            <w:rPr>
+              <w:rFonts w:asciiTheme="minorHAnsi" w:eastAsiaTheme="minorEastAsia" w:hAnsiTheme="minorHAnsi"/>
+              <w:noProof/>
+              <w:lang w:eastAsia="es-EC"/>
+            </w:rPr>
+          </w:pPr>
+          <w:hyperlink w:anchor="_Toc220866278" w:history="1">
+            <w:r>
+              <w:rPr>
+                <w:rStyle w:val="Hipervnculo"/>
+                <w:noProof/>
+              </w:rPr>
+              <w:t>2. Objetivos del Proyecto</w:t>
+            </w:r>
+            <w:r>
+              <w:rPr>
+                <w:noProof/>
+                <w:webHidden/>
+              </w:rPr>
+              <w:tab/>
+            </w:r>
+            <w:r>
+              <w:rPr>
+                <w:noProof/>
+                <w:webHidden/>
+              </w:rPr>
+              <w:fldChar w:fldCharType="begin"/>
+            </w:r>
+            <w:r>
+              <w:rPr>
+                <w:noProof/>
+                <w:webHidden/>
+              </w:rPr>
+              <w:instrText xml:space="preserve"> PAGEREF _Toc220866278 \h </w:instrText>
+            </w:r>
+            <w:r>
+              <w:rPr>
+                <w:noProof/>
+                <w:webHidden/>
+              </w:rPr>
+            </w:r>
+            <w:r>
+              <w:rPr>
+                <w:noProof/>
+                <w:webHidden/>
+              </w:rPr>
+              <w:fldChar w:fldCharType="separate"/>
+            </w:r>
+            <w:r>
+              <w:rPr>
+                <w:noProof/>
+                <w:webHidden/>
+              </w:rPr>
+              <w:t>3</w:t>
+            </w:r>
+            <w:r>
+              <w:rPr>
+                <w:noProof/>
+                <w:webHidden/>
+              </w:rPr>
+              <w:fldChar w:fldCharType="end"/>
+            </w:r>
+          </w:hyperlink>
+        </w:p>
+        <w:p>
+          <w:pPr>
+            <w:pStyle w:val="TDC3"/>
+            <w:tabs>
+              <w:tab w:val="right" w:leader="dot" w:pos="8494"/>
+            </w:tabs>
+            <w:rPr>
+              <w:rFonts w:asciiTheme="minorHAnsi" w:eastAsiaTheme="minorEastAsia" w:hAnsiTheme="minorHAnsi"/>
+              <w:noProof/>
+              <w:lang w:eastAsia="es-EC"/>
+            </w:rPr>
+          </w:pPr>
+          <w:hyperlink w:anchor="_Toc220866279" w:history="1">
+            <w:r>
+              <w:rPr>
+                <w:rStyle w:val="Hipervnculo"/>
+                <w:noProof/>
+              </w:rPr>
+              <w:t>2.1 Objetivo General</w:t>
+            </w:r>
+            <w:r>
+              <w:rPr>
+                <w:noProof/>
+                <w:webHidden/>
+              </w:rPr>
+              <w:tab/>
+            </w:r>
+            <w:r>
+              <w:rPr>
+                <w:noProof/>
+                <w:webHidden/>
+              </w:rPr>
+              <w:fldChar w:fldCharType="begin"/>
+            </w:r>
+            <w:r>
+              <w:rPr>
+                <w:noProof/>
+                <w:webHidden/>
+              </w:rPr>
+              <w:instrText xml:space="preserve"> PAGEREF _Toc220866279 \h </w:instrText>
+            </w:r>
+            <w:r>
+              <w:rPr>
+                <w:noProof/>
+                <w:webHidden/>
+              </w:rPr>
+            </w:r>
+            <w:r>
+              <w:rPr>
+                <w:noProof/>
+                <w:webHidden/>
+              </w:rPr>
+              <w:fldChar w:fldCharType="separate"/>
+            </w:r>
+            <w:r>
+              <w:rPr>
+                <w:noProof/>
+                <w:webHidden/>
+              </w:rPr>
+              <w:t>3</w:t>
+            </w:r>
+            <w:r>
+              <w:rPr>
+                <w:noProof/>
+                <w:webHidden/>
+              </w:rPr>
+              <w:fldChar w:fldCharType="end"/>
+            </w:r>
+          </w:hyperlink>
+        </w:p>
+        <w:p>
+          <w:pPr>
+            <w:pStyle w:val="TDC3"/>
+            <w:tabs>
+              <w:tab w:val="right" w:leader="dot" w:pos="8494"/>
+            </w:tabs>
+            <w:rPr>
+              <w:rFonts w:asciiTheme="minorHAnsi" w:eastAsiaTheme="minorEastAsia" w:hAnsiTheme="minorHAnsi"/>
+              <w:noProof/>
+              <w:lang w:eastAsia="es-EC"/>
+            </w:rPr>
+          </w:pPr>
+          <w:hyperlink w:anchor="_Toc220866280" w:history="1">
+            <w:r>
+              <w:rPr>
+                <w:rStyle w:val="Hipervnculo"/>
+                <w:noProof/>
+              </w:rPr>
+              <w:t>2.2 Objetivos Específicos</w:t>
+            </w:r>
+            <w:r>
+              <w:rPr>
+                <w:noProof/>
+                <w:webHidden/>
+              </w:rPr>
+              <w:tab/>
+            </w:r>
+            <w:r>
+              <w:rPr>
+                <w:noProof/>
+                <w:webHidden/>
+              </w:rPr>
+              <w:fldChar w:fldCharType="begin"/>
+            </w:r>
+            <w:r>
+              <w:rPr>
+                <w:noProof/>
+                <w:webHidden/>
+              </w:rPr>
+              <w:instrText xml:space="preserve"> PAGEREF _Toc220866280 \h </w:instrText>
+            </w:r>
+            <w:r>
+              <w:rPr>
+                <w:noProof/>
+                <w:webHidden/>
+              </w:rPr>
+            </w:r>
+            <w:r>
+              <w:rPr>
+                <w:noProof/>
+                <w:webHidden/>
+              </w:rPr>
+              <w:fldChar w:fldCharType="separate"/>
+            </w:r>
+            <w:r>
+              <w:rPr>
+                <w:noProof/>
+                <w:webHidden/>
+              </w:rPr>
+              <w:t>3</w:t>
+            </w:r>
+            <w:r>
+              <w:rPr>
+                <w:noProof/>
+                <w:webHidden/>
+              </w:rPr>
+              <w:fldChar w:fldCharType="end"/>
+            </w:r>
+          </w:hyperlink>
+        </w:p>
+        <w:p>
+          <w:pPr>
+            <w:pStyle w:val="TDC2"/>
+            <w:tabs>
+              <w:tab w:val="right" w:leader="dot" w:pos="8494"/>
+            </w:tabs>
+            <w:rPr>
+              <w:rFonts w:asciiTheme="minorHAnsi" w:eastAsiaTheme="minorEastAsia" w:hAnsiTheme="minorHAnsi"/>
+              <w:noProof/>
+              <w:lang w:eastAsia="es-EC"/>
+            </w:rPr>
+          </w:pPr>
+          <w:hyperlink w:anchor="_Toc220866281" w:history="1">
+            <w:r>
+              <w:rPr>
+                <w:rStyle w:val="Hipervnculo"/>
+                <w:noProof/>
+              </w:rPr>
+              <w:t>3. Descripción General del Proyecto</w:t>
+            </w:r>
+            <w:r>
+              <w:rPr>
+                <w:noProof/>
+                <w:webHidden/>
+              </w:rPr>
+              <w:tab/>
+            </w:r>
+            <w:r>
+              <w:rPr>
+                <w:noProof/>
+                <w:webHidden/>
+              </w:rPr>
+              <w:fldChar w:fldCharType="begin"/>
+            </w:r>
+            <w:r>
+              <w:rPr>
+                <w:noProof/>
+                <w:webHidden/>
+              </w:rPr>
+              <w:instrText xml:space="preserve"> PAGEREF _Toc220866281 \h </w:instrText>
+            </w:r>
+            <w:r>
+              <w:rPr>
+                <w:noProof/>
+                <w:webHidden/>
+              </w:rPr>
+            </w:r>
+            <w:r>
+              <w:rPr>
+                <w:noProof/>
+                <w:webHidden/>
+              </w:rPr>
+              <w:fldChar w:fldCharType="separate"/>
+            </w:r>
+            <w:r>
+              <w:rPr>
+                <w:noProof/>
+                <w:webHidden/>
+              </w:rPr>
+              <w:t>3</w:t>
+            </w:r>
+            <w:r>
+              <w:rPr>
+                <w:noProof/>
+                <w:webHidden/>
+              </w:rPr>
+              <w:fldChar w:fldCharType="end"/>
+            </w:r>
+          </w:hyperlink>
+        </w:p>
+        <w:p>
+          <w:pPr>
+            <w:pStyle w:val="TDC2"/>
+            <w:tabs>
+              <w:tab w:val="right" w:leader="dot" w:pos="8494"/>
+            </w:tabs>
+            <w:rPr>
+              <w:rFonts w:asciiTheme="minorHAnsi" w:eastAsiaTheme="minorEastAsia" w:hAnsiTheme="minorHAnsi"/>
+              <w:noProof/>
+              <w:lang w:eastAsia="es-EC"/>
+            </w:rPr>
+          </w:pPr>
+          <w:hyperlink w:anchor="_Toc220866282" w:history="1">
+            <w:r>
+              <w:rPr>
+                <w:rStyle w:val="Hipervnculo"/>
+                <w:noProof/>
+              </w:rPr>
+              <w:t>4. Configuración del Proyecto Maven</w:t>
+            </w:r>
+            <w:r>
+              <w:rPr>
+                <w:noProof/>
+                <w:webHidden/>
+              </w:rPr>
+              <w:tab/>
+            </w:r>
+            <w:r>
+              <w:rPr>
+                <w:noProof/>
+                <w:webHidden/>
+              </w:rPr>
+              <w:fldChar w:fldCharType="begin"/>
+            </w:r>
+            <w:r>
+              <w:rPr>
+                <w:noProof/>
+                <w:webHidden/>
+              </w:rPr>
+              <w:instrText xml:space="preserve"> PAGEREF _Toc220866282 \h </w:instrText>
+            </w:r>
+            <w:r>
+              <w:rPr>
+                <w:noProof/>
+                <w:webHidden/>
+              </w:rPr>
+            </w:r>
+            <w:r>
+              <w:rPr>
+                <w:noProof/>
+                <w:webHidden/>
+              </w:rPr>
+              <w:fldChar w:fldCharType="separate"/>
+            </w:r>
+            <w:r>
+              <w:rPr>
+                <w:noProof/>
+                <w:webHidden/>
+              </w:rPr>
+              <w:t>4</w:t>
+            </w:r>
+            <w:r>
+              <w:rPr>
+                <w:noProof/>
+                <w:webHidden/>
+              </w:rPr>
+              <w:fldChar w:fldCharType="end"/>
+            </w:r>
+          </w:hyperlink>
+        </w:p>
+        <w:p>
+          <w:pPr>
+            <w:pStyle w:val="TDC2"/>
+            <w:tabs>
+              <w:tab w:val="right" w:leader="dot" w:pos="8494"/>
+            </w:tabs>
+            <w:rPr>
+              <w:rFonts w:asciiTheme="minorHAnsi" w:eastAsiaTheme="minorEastAsia" w:hAnsiTheme="minorHAnsi"/>
+              <w:noProof/>
+              <w:lang w:eastAsia="es-EC"/>
+            </w:rPr>
+          </w:pPr>
+          <w:hyperlink w:anchor="_Toc220866283" w:history="1">
+            <w:r>
+              <w:rPr>
+                <w:rStyle w:val="Hipervnculo"/>
+                <w:noProof/>
+              </w:rPr>
+              <w:t>5. Gestión de Dependencias</w:t>
+            </w:r>
+            <w:r>
+              <w:rPr>
+                <w:noProof/>
+                <w:webHidden/>
+              </w:rPr>
+              <w:tab/>
+            </w:r>
+            <w:r>
+              <w:rPr>
+                <w:noProof/>
+                <w:webHidden/>
+              </w:rPr>
+              <w:fldChar w:fldCharType="begin"/>
+            </w:r>
+            <w:r>
+              <w:rPr>
+                <w:noProof/>
+                <w:webHidden/>
+              </w:rPr>
+              <w:instrText xml:space="preserve"> PAGEREF _Toc220866283 \h </w:instrText>
+            </w:r>
+            <w:r>
+              <w:rPr>
+                <w:noProof/>
+                <w:webHidden/>
+              </w:rPr>
+            </w:r>
+            <w:r>
+              <w:rPr>
+                <w:noProof/>
+                <w:webHidden/>
+              </w:rPr>
+              <w:fldChar w:fldCharType="separate"/>
+            </w:r>
+            <w:r>
+              <w:rPr>
+                <w:noProof/>
+                <w:webHidden/>
+              </w:rPr>
+              <w:t>4</w:t>
+            </w:r>
+            <w:r>
+              <w:rPr>
+                <w:noProof/>
+                <w:webHidden/>
+              </w:rPr>
+              <w:fldChar w:fldCharType="end"/>
+            </w:r>
+          </w:hyperlink>
+        </w:p>
+        <w:p>
+          <w:pPr>
+            <w:pStyle w:val="TDC3"/>
+            <w:tabs>
+              <w:tab w:val="right" w:leader="dot" w:pos="8494"/>
+            </w:tabs>
+            <w:rPr>
+              <w:rFonts w:asciiTheme="minorHAnsi" w:eastAsiaTheme="minorEastAsia" w:hAnsiTheme="minorHAnsi"/>
+              <w:noProof/>
+              <w:lang w:eastAsia="es-EC"/>
+            </w:rPr>
+          </w:pPr>
+          <w:hyperlink w:anchor="_Toc220866284" w:history="1">
+            <w:r>
+              <w:rPr>
+                <w:rStyle w:val="Hipervnculo"/>
+                <w:noProof/>
+              </w:rPr>
+              <w:t>5.1 JUnit – Framework para Pruebas Unitarias</w:t>
+            </w:r>
+            <w:r>
+              <w:rPr>
+                <w:noProof/>
+                <w:webHidden/>
+              </w:rPr>
+              <w:tab/>
+            </w:r>
+            <w:r>
+              <w:rPr>
+                <w:noProof/>
+                <w:webHidden/>
+              </w:rPr>
+              <w:fldChar w:fldCharType="begin"/>
+            </w:r>
+            <w:r>
+              <w:rPr>
+                <w:noProof/>
+                <w:webHidden/>
+              </w:rPr>
+              <w:instrText xml:space="preserve"> PAGEREF _Toc220866284 \h </w:instrText>
+            </w:r>
+            <w:r>
+              <w:rPr>
+                <w:noProof/>
+                <w:webHidden/>
+              </w:rPr>
+            </w:r>
+            <w:r>
+              <w:rPr>
+                <w:noProof/>
+                <w:webHidden/>
+              </w:rPr>
+              <w:fldChar w:fldCharType="separate"/>
+            </w:r>
+            <w:r>
+              <w:rPr>
+                <w:noProof/>
+                <w:webHidden/>
+              </w:rPr>
+              <w:t>5</w:t>
+            </w:r>
+            <w:r>
+              <w:rPr>
+                <w:noProof/>
+                <w:webHidden/>
+              </w:rPr>
+              <w:fldChar w:fldCharType="end"/>
+            </w:r>
+          </w:hyperlink>
+        </w:p>
+        <w:p>
+          <w:pPr>
+            <w:pStyle w:val="TDC3"/>
+            <w:tabs>
+              <w:tab w:val="right" w:leader="dot" w:pos="8494"/>
+            </w:tabs>
+            <w:rPr>
+              <w:rFonts w:asciiTheme="minorHAnsi" w:eastAsiaTheme="minorEastAsia" w:hAnsiTheme="minorHAnsi"/>
+              <w:noProof/>
+              <w:lang w:eastAsia="es-EC"/>
+            </w:rPr>
+          </w:pPr>
+          <w:hyperlink w:anchor="_Toc220866285" w:history="1">
+            <w:r>
+              <w:rPr>
+                <w:rStyle w:val="Hipervnculo"/>
+                <w:noProof/>
+              </w:rPr>
+              <w:t>5.2 Log4j – Biblioteca para Registro de Eventos</w:t>
+            </w:r>
+            <w:r>
+              <w:rPr>
+                <w:noProof/>
+                <w:webHidden/>
+              </w:rPr>
+              <w:tab/>
+            </w:r>
+            <w:r>
+              <w:rPr>
+                <w:noProof/>
+                <w:webHidden/>
+              </w:rPr>
+              <w:fldChar w:fldCharType="begin"/>
+            </w:r>
+            <w:r>
+              <w:rPr>
+                <w:noProof/>
+                <w:webHidden/>
+              </w:rPr>
+              <w:instrText xml:space="preserve"> PAGEREF _Toc220866285 \h </w:instrText>
+            </w:r>
+            <w:r>
+              <w:rPr>
+                <w:noProof/>
+                <w:webHidden/>
+              </w:rPr>
+            </w:r>
+            <w:r>
+              <w:rPr>
+                <w:noProof/>
+                <w:webHidden/>
+              </w:rPr>
+              <w:fldChar w:fldCharType="separate"/>
+            </w:r>
+            <w:r>
+              <w:rPr>
+                <w:noProof/>
+                <w:webHidden/>
+              </w:rPr>
+              <w:t>5</w:t>
+            </w:r>
+            <w:r>
+              <w:rPr>
+                <w:noProof/>
+                <w:webHidden/>
+              </w:rPr>
+              <w:fldChar w:fldCharType="end"/>
+            </w:r>
+          </w:hyperlink>
+        </w:p>
+        <w:p>
+          <w:pPr>
+            <w:pStyle w:val="TDC3"/>
+            <w:tabs>
+              <w:tab w:val="right" w:leader="dot" w:pos="8494"/>
+            </w:tabs>
+            <w:rPr>
+              <w:rFonts w:asciiTheme="minorHAnsi" w:eastAsiaTheme="minorEastAsia" w:hAnsiTheme="minorHAnsi"/>
+              <w:noProof/>
+              <w:lang w:eastAsia="es-EC"/>
+            </w:rPr>
+          </w:pPr>
+          <w:hyperlink w:anchor="_Toc220866286" w:history="1">
+            <w:r>
+              <w:rPr>
+                <w:rStyle w:val="Hipervnculo"/>
+                <w:noProof/>
+              </w:rPr>
+              <w:t>5.3 Gson – Manejo de Datos en Formato JSON</w:t>
+            </w:r>
+            <w:r>
+              <w:rPr>
+                <w:noProof/>
+                <w:webHidden/>
+              </w:rPr>
+              <w:tab/>
+            </w:r>
+            <w:r>
+              <w:rPr>
+                <w:noProof/>
+                <w:webHidden/>
+              </w:rPr>
+              <w:fldChar w:fldCharType="begin"/>
+            </w:r>
+            <w:r>
+              <w:rPr>
+                <w:noProof/>
+                <w:webHidden/>
+              </w:rPr>
+              <w:instrText xml:space="preserve"> PAGEREF _Toc220866286 \h </w:instrText>
+            </w:r>
+            <w:r>
+              <w:rPr>
+                <w:noProof/>
+                <w:webHidden/>
+              </w:rPr>
+            </w:r>
+            <w:r>
+              <w:rPr>
+                <w:noProof/>
+                <w:webHidden/>
+              </w:rPr>
+              <w:fldChar w:fldCharType="separate"/>
+            </w:r>
+            <w:r>
+              <w:rPr>
+                <w:noProof/>
+                <w:webHidden/>
+              </w:rPr>
+              <w:t>6</w:t>
+            </w:r>
+            <w:r>
+              <w:rPr>
+                <w:noProof/>
+                <w:webHidden/>
+              </w:rPr>
+              <w:fldChar w:fldCharType="end"/>
+            </w:r>
+          </w:hyperlink>
+        </w:p>
+        <w:p>
+          <w:pPr>
+            <w:pStyle w:val="TDC2"/>
+            <w:tabs>
+              <w:tab w:val="right" w:leader="dot" w:pos="8494"/>
+            </w:tabs>
+            <w:rPr>
+              <w:rFonts w:asciiTheme="minorHAnsi" w:eastAsiaTheme="minorEastAsia" w:hAnsiTheme="minorHAnsi"/>
+              <w:noProof/>
+              <w:lang w:eastAsia="es-EC"/>
+            </w:rPr>
+          </w:pPr>
+          <w:hyperlink w:anchor="_Toc220866287" w:history="1">
+            <w:r>
+              <w:rPr>
+                <w:rStyle w:val="Hipervnculo"/>
+                <w:noProof/>
+              </w:rPr>
+              <w:t>6. Ciclo de Vida del Software con Maven</w:t>
+            </w:r>
+            <w:r>
+              <w:rPr>
+                <w:noProof/>
+                <w:webHidden/>
+              </w:rPr>
+              <w:tab/>
+            </w:r>
+            <w:r>
+              <w:rPr>
+                <w:noProof/>
+                <w:webHidden/>
+              </w:rPr>
+              <w:fldChar w:fldCharType="begin"/>
+            </w:r>
+            <w:r>
+              <w:rPr>
+                <w:noProof/>
+                <w:webHidden/>
+              </w:rPr>
+              <w:instrText xml:space="preserve"> PAGEREF _Toc220866287 \h </w:instrText>
+            </w:r>
+            <w:r>
+              <w:rPr>
+                <w:noProof/>
+                <w:webHidden/>
+              </w:rPr>
+            </w:r>
+            <w:r>
+              <w:rPr>
+                <w:noProof/>
+                <w:webHidden/>
+              </w:rPr>
+              <w:fldChar w:fldCharType="separate"/>
+            </w:r>
+            <w:r>
+              <w:rPr>
+                <w:noProof/>
+                <w:webHidden/>
+              </w:rPr>
+              <w:t>6</w:t>
+            </w:r>
+            <w:r>
+              <w:rPr>
+                <w:noProof/>
+                <w:webHidden/>
+              </w:rPr>
+              <w:fldChar w:fldCharType="end"/>
+            </w:r>
+          </w:hyperlink>
+        </w:p>
+        <w:p>
+          <w:pPr>
+            <w:pStyle w:val="TDC3"/>
+            <w:tabs>
+              <w:tab w:val="right" w:leader="dot" w:pos="8494"/>
+            </w:tabs>
+            <w:rPr>
+              <w:rFonts w:asciiTheme="minorHAnsi" w:eastAsiaTheme="minorEastAsia" w:hAnsiTheme="minorHAnsi"/>
+              <w:noProof/>
+              <w:lang w:eastAsia="es-EC"/>
+            </w:rPr>
+          </w:pPr>
+          <w:hyperlink w:anchor="_Toc220866288" w:history="1">
+            <w:r>
+              <w:rPr>
+                <w:rStyle w:val="Hipervnculo"/>
+                <w:noProof/>
+              </w:rPr>
+              <w:t>6.1 Fase validate</w:t>
+            </w:r>
+            <w:r>
+              <w:rPr>
+                <w:noProof/>
+                <w:webHidden/>
+              </w:rPr>
+              <w:tab/>
+            </w:r>
+            <w:r>
+              <w:rPr>
+                <w:noProof/>
+                <w:webHidden/>
+              </w:rPr>
+              <w:fldChar w:fldCharType="begin"/>
+            </w:r>
+            <w:r>
+              <w:rPr>
+                <w:noProof/>
+                <w:webHidden/>
+              </w:rPr>
+              <w:instrText xml:space="preserve"> PAGEREF _Toc220866288 \h </w:instrText>
+            </w:r>
+            <w:r>
+              <w:rPr>
+                <w:noProof/>
+                <w:webHidden/>
+              </w:rPr>
+            </w:r>
+            <w:r>
+              <w:rPr>
+                <w:noProof/>
+                <w:webHidden/>
+              </w:rPr>
+              <w:fldChar w:fldCharType="separate"/>
+            </w:r>
+            <w:r>
+              <w:rPr>
+                <w:noProof/>
+                <w:webHidden/>
+              </w:rPr>
+              <w:t>6</w:t>
+            </w:r>
+            <w:r>
+              <w:rPr>
+                <w:noProof/>
+                <w:webHidden/>
+              </w:rPr>
+              <w:fldChar w:fldCharType="end"/>
+            </w:r>
+          </w:hyperlink>
+        </w:p>
+        <w:p>
+          <w:pPr>
+            <w:pStyle w:val="TDC3"/>
+            <w:tabs>
+              <w:tab w:val="right" w:leader="dot" w:pos="8494"/>
+            </w:tabs>
+            <w:rPr>
+              <w:rFonts w:asciiTheme="minorHAnsi" w:eastAsiaTheme="minorEastAsia" w:hAnsiTheme="minorHAnsi"/>
+              <w:noProof/>
+              <w:lang w:eastAsia="es-EC"/>
+            </w:rPr>
+          </w:pPr>
+          <w:hyperlink w:anchor="_Toc220866289" w:history="1">
+            <w:r>
+              <w:rPr>
+                <w:rStyle w:val="Hipervnculo"/>
+                <w:noProof/>
+              </w:rPr>
+              <w:t>6.2 Fase test</w:t>
+            </w:r>
+            <w:r>
+              <w:rPr>
+                <w:noProof/>
+                <w:webHidden/>
+              </w:rPr>
+              <w:tab/>
+            </w:r>
+            <w:r>
+              <w:rPr>
+                <w:noProof/>
+                <w:webHidden/>
+              </w:rPr>
+              <w:fldChar w:fldCharType="begin"/>
+            </w:r>
+            <w:r>
+              <w:rPr>
+                <w:noProof/>
+                <w:webHidden/>
+              </w:rPr>
+              <w:instrText xml:space="preserve"> PAGEREF _Toc220866289 \h </w:instrText>
+            </w:r>
+            <w:r>
+              <w:rPr>
+                <w:noProof/>
+                <w:webHidden/>
+              </w:rPr>
+            </w:r>
+            <w:r>
+              <w:rPr>
+                <w:noProof/>
+                <w:webHidden/>
+              </w:rPr>
+              <w:fldChar w:fldCharType="separate"/>
+            </w:r>
+            <w:r>
+              <w:rPr>
+                <w:noProof/>
+                <w:webHidden/>
+              </w:rPr>
+              <w:t>7</w:t>
+            </w:r>
+            <w:r>
+              <w:rPr>
+                <w:noProof/>
+                <w:webHidden/>
+              </w:rPr>
+              <w:fldChar w:fldCharType="end"/>
+            </w:r>
+          </w:hyperlink>
+        </w:p>
+        <w:p>
+          <w:pPr>
+            <w:pStyle w:val="TDC3"/>
+            <w:tabs>
+              <w:tab w:val="right" w:leader="dot" w:pos="8494"/>
+            </w:tabs>
+            <w:rPr>
+              <w:rFonts w:asciiTheme="minorHAnsi" w:eastAsiaTheme="minorEastAsia" w:hAnsiTheme="minorHAnsi"/>
+              <w:noProof/>
+              <w:lang w:eastAsia="es-EC"/>
+            </w:rPr>
+          </w:pPr>
+          <w:hyperlink w:anchor="_Toc220866290" w:history="1">
+            <w:r>
+              <w:rPr>
+                <w:rStyle w:val="Hipervnculo"/>
+                <w:noProof/>
+              </w:rPr>
+              <w:t>6.3 Fase package</w:t>
+            </w:r>
+            <w:r>
+              <w:rPr>
+                <w:noProof/>
+                <w:webHidden/>
+              </w:rPr>
+              <w:tab/>
+            </w:r>
+            <w:r>
+              <w:rPr>
+                <w:noProof/>
+                <w:webHidden/>
+              </w:rPr>
+              <w:fldChar w:fldCharType="begin"/>
+            </w:r>
+            <w:r>
+              <w:rPr>
+                <w:noProof/>
+                <w:webHidden/>
+              </w:rPr>
+              <w:instrText xml:space="preserve"> PAGEREF _Toc220866290 \h </w:instrText>
+            </w:r>
+            <w:r>
+              <w:rPr>
+                <w:noProof/>
+                <w:webHidden/>
+              </w:rPr>
+            </w:r>
+            <w:r>
+              <w:rPr>
+                <w:noProof/>
+                <w:webHidden/>
+              </w:rPr>
+              <w:fldChar w:fldCharType="separate"/>
+            </w:r>
+            <w:r>
+              <w:rPr>
+                <w:noProof/>
+                <w:webHidden/>
+              </w:rPr>
+              <w:t>7</w:t>
+            </w:r>
+            <w:r>
+              <w:rPr>
+                <w:noProof/>
+                <w:webHidden/>
+              </w:rPr>
+              <w:fldChar w:fldCharType="end"/>
+            </w:r>
+          </w:hyperlink>
+        </w:p>
+        <w:p>
+          <w:pPr>
+            <w:pStyle w:val="TDC3"/>
+            <w:tabs>
+              <w:tab w:val="right" w:leader="dot" w:pos="8494"/>
+            </w:tabs>
+            <w:rPr>
+              <w:rFonts w:asciiTheme="minorHAnsi" w:eastAsiaTheme="minorEastAsia" w:hAnsiTheme="minorHAnsi"/>
+              <w:noProof/>
+              <w:lang w:eastAsia="es-EC"/>
+            </w:rPr>
+          </w:pPr>
+          <w:hyperlink w:anchor="_Toc220866291" w:history="1">
+            <w:r>
+              <w:rPr>
+                <w:rStyle w:val="Hipervnculo"/>
+                <w:noProof/>
+              </w:rPr>
+              <w:t>6.4 Fase install</w:t>
+            </w:r>
+            <w:r>
+              <w:rPr>
+                <w:noProof/>
+                <w:webHidden/>
+              </w:rPr>
+              <w:tab/>
+            </w:r>
+            <w:r>
+              <w:rPr>
+                <w:noProof/>
+                <w:webHidden/>
+              </w:rPr>
+              <w:fldChar w:fldCharType="begin"/>
+            </w:r>
+            <w:r>
+              <w:rPr>
+                <w:noProof/>
+                <w:webHidden/>
+              </w:rPr>
+              <w:instrText xml:space="preserve"> PAGEREF _Toc220866291 \h </w:instrText>
+            </w:r>
+            <w:r>
+              <w:rPr>
+                <w:noProof/>
+                <w:webHidden/>
+              </w:rPr>
+            </w:r>
+            <w:r>
+              <w:rPr>
+                <w:noProof/>
+                <w:webHidden/>
+              </w:rPr>
+              <w:fldChar w:fldCharType="separate"/>
+            </w:r>
+            <w:r>
+              <w:rPr>
+                <w:noProof/>
+                <w:webHidden/>
+              </w:rPr>
+              <w:t>8</w:t>
+            </w:r>
+            <w:r>
+              <w:rPr>
+                <w:noProof/>
+                <w:webHidden/>
+              </w:rPr>
+              <w:fldChar w:fldCharType="end"/>
+            </w:r>
+          </w:hyperlink>
+        </w:p>
+        <w:p>
+          <w:pPr>
+            <w:pStyle w:val="TDC2"/>
+            <w:tabs>
+              <w:tab w:val="right" w:leader="dot" w:pos="8494"/>
+            </w:tabs>
+            <w:rPr>
+              <w:rFonts w:asciiTheme="minorHAnsi" w:eastAsiaTheme="minorEastAsia" w:hAnsiTheme="minorHAnsi"/>
+              <w:noProof/>
+              <w:lang w:eastAsia="es-EC"/>
+            </w:rPr>
+          </w:pPr>
+          <w:hyperlink w:anchor="_Toc220866292" w:history="1">
+            <w:r>
+              <w:rPr>
+                <w:rStyle w:val="Hipervnculo"/>
+                <w:noProof/>
+              </w:rPr>
+              <w:t>7. Implementación de Pruebas Unitarias</w:t>
+            </w:r>
+            <w:r>
+              <w:rPr>
+                <w:noProof/>
+                <w:webHidden/>
+              </w:rPr>
+              <w:tab/>
+            </w:r>
+            <w:r>
+              <w:rPr>
+                <w:noProof/>
+                <w:webHidden/>
+              </w:rPr>
+              <w:fldChar w:fldCharType="begin"/>
+            </w:r>
+            <w:r>
+              <w:rPr>
+                <w:noProof/>
+                <w:webHidden/>
+              </w:rPr>
+              <w:instrText xml:space="preserve"> PAGEREF _Toc220866292 \h </w:instrText>
+            </w:r>
+            <w:r>
+              <w:rPr>
+                <w:noProof/>
+                <w:webHidden/>
+              </w:rPr>
+            </w:r>
+            <w:r>
+              <w:rPr>
+                <w:noProof/>
+                <w:webHidden/>
+              </w:rPr>
+              <w:fldChar w:fldCharType="separate"/>
+            </w:r>
+            <w:r>
+              <w:rPr>
+                <w:noProof/>
+                <w:webHidden/>
+              </w:rPr>
+              <w:t>8</w:t>
+            </w:r>
+            <w:r>
+              <w:rPr>
+                <w:noProof/>
+                <w:webHidden/>
+              </w:rPr>
+              <w:fldChar w:fldCharType="end"/>
+            </w:r>
+          </w:hyperlink>
+        </w:p>
+        <w:p>
+          <w:pPr>
+            <w:pStyle w:val="TDC2"/>
+            <w:tabs>
+              <w:tab w:val="right" w:leader="dot" w:pos="8494"/>
+            </w:tabs>
+            <w:rPr>
+              <w:rFonts w:asciiTheme="minorHAnsi" w:eastAsiaTheme="minorEastAsia" w:hAnsiTheme="minorHAnsi"/>
+              <w:noProof/>
+              <w:lang w:eastAsia="es-EC"/>
+            </w:rPr>
+          </w:pPr>
+          <w:hyperlink w:anchor="_Toc220866293" w:history="1">
+            <w:r>
+              <w:rPr>
+                <w:rStyle w:val="Hipervnculo"/>
+                <w:noProof/>
+              </w:rPr>
+              <w:t>8. Resultados y Análisis</w:t>
+            </w:r>
+            <w:r>
+              <w:rPr>
+                <w:noProof/>
+                <w:webHidden/>
+              </w:rPr>
+              <w:tab/>
+            </w:r>
+            <w:r>
+              <w:rPr>
+                <w:noProof/>
+                <w:webHidden/>
+              </w:rPr>
+              <w:fldChar w:fldCharType="begin"/>
+            </w:r>
+            <w:r>
+              <w:rPr>
+                <w:noProof/>
+                <w:webHidden/>
+              </w:rPr>
+              <w:instrText xml:space="preserve"> PAGEREF _Toc220866293 \h </w:instrText>
+            </w:r>
+            <w:r>
+              <w:rPr>
+                <w:noProof/>
+                <w:webHidden/>
+              </w:rPr>
+            </w:r>
+            <w:r>
+              <w:rPr>
+                <w:noProof/>
+                <w:webHidden/>
+              </w:rPr>
+              <w:fldChar w:fldCharType="separate"/>
+            </w:r>
+            <w:r>
+              <w:rPr>
+                <w:noProof/>
+                <w:webHidden/>
+              </w:rPr>
+              <w:t>9</w:t>
+            </w:r>
+            <w:r>
+              <w:rPr>
+                <w:noProof/>
+                <w:webHidden/>
+              </w:rPr>
+              <w:fldChar w:fldCharType="end"/>
+            </w:r>
+          </w:hyperlink>
+        </w:p>
+        <w:p>
+          <w:pPr>
+            <w:pStyle w:val="TDC2"/>
+            <w:tabs>
+              <w:tab w:val="right" w:leader="dot" w:pos="8494"/>
+            </w:tabs>
+            <w:rPr>
+              <w:rFonts w:asciiTheme="minorHAnsi" w:eastAsiaTheme="minorEastAsia" w:hAnsiTheme="minorHAnsi"/>
+              <w:noProof/>
+              <w:lang w:eastAsia="es-EC"/>
+            </w:rPr>
+          </w:pPr>
+          <w:hyperlink w:anchor="_Toc220866294" w:history="1">
+            <w:r>
+              <w:rPr>
+                <w:rStyle w:val="Hipervnculo"/>
+                <w:noProof/>
+              </w:rPr>
+              <w:t>9. Manual de Operaciones</w:t>
+            </w:r>
+            <w:r>
+              <w:rPr>
+                <w:noProof/>
+                <w:webHidden/>
+              </w:rPr>
+              <w:tab/>
+            </w:r>
+            <w:r>
+              <w:rPr>
+                <w:noProof/>
+                <w:webHidden/>
+              </w:rPr>
+              <w:fldChar w:fldCharType="begin"/>
+            </w:r>
+            <w:r>
+              <w:rPr>
+                <w:noProof/>
+                <w:webHidden/>
+              </w:rPr>
+              <w:instrText xml:space="preserve"> PAGEREF _Toc220866294 \h </w:instrText>
+            </w:r>
+            <w:r>
+              <w:rPr>
+                <w:noProof/>
+                <w:webHidden/>
+              </w:rPr>
+            </w:r>
+            <w:r>
+              <w:rPr>
+                <w:noProof/>
+                <w:webHidden/>
+              </w:rPr>
+              <w:fldChar w:fldCharType="separate"/>
+            </w:r>
+            <w:r>
+              <w:rPr>
+                <w:noProof/>
+                <w:webHidden/>
+              </w:rPr>
+              <w:t>10</w:t>
+            </w:r>
+            <w:r>
+              <w:rPr>
+                <w:noProof/>
+                <w:webHidden/>
+              </w:rPr>
+              <w:fldChar w:fldCharType="end"/>
+            </w:r>
+          </w:hyperlink>
+        </w:p>
+        <w:p>
+          <w:pPr>
+            <w:pStyle w:val="TDC3"/>
+            <w:tabs>
+              <w:tab w:val="right" w:leader="dot" w:pos="8494"/>
+            </w:tabs>
+            <w:rPr>
+              <w:rFonts w:asciiTheme="minorHAnsi" w:eastAsiaTheme="minorEastAsia" w:hAnsiTheme="minorHAnsi"/>
+              <w:noProof/>
+              <w:lang w:eastAsia="es-EC"/>
+            </w:rPr>
+          </w:pPr>
+          <w:hyperlink w:anchor="_Toc220866295" w:history="1">
+            <w:r>
+              <w:rPr>
+                <w:rStyle w:val="Hipervnculo"/>
+                <w:noProof/>
+              </w:rPr>
+              <w:t>Requisitos del Sistema</w:t>
+            </w:r>
+            <w:r>
+              <w:rPr>
+                <w:noProof/>
+                <w:webHidden/>
+              </w:rPr>
+              <w:tab/>
+            </w:r>
+            <w:r>
+              <w:rPr>
+                <w:noProof/>
+                <w:webHidden/>
+              </w:rPr>
+              <w:fldChar w:fldCharType="begin"/>
+            </w:r>
+            <w:r>
+              <w:rPr>
+                <w:noProof/>
+                <w:webHidden/>
+              </w:rPr>
+              <w:instrText xml:space="preserve"> PAGEREF _Toc220866295 \h </w:instrText>
+            </w:r>
+            <w:r>
+              <w:rPr>
+                <w:noProof/>
+                <w:webHidden/>
+              </w:rPr>
+            </w:r>
+            <w:r>
+              <w:rPr>
+                <w:noProof/>
+                <w:webHidden/>
+              </w:rPr>
+              <w:fldChar w:fldCharType="separate"/>
+            </w:r>
+            <w:r>
+              <w:rPr>
+                <w:noProof/>
+                <w:webHidden/>
+              </w:rPr>
+              <w:t>10</w:t>
+            </w:r>
+            <w:r>
+              <w:rPr>
+                <w:noProof/>
+                <w:webHidden/>
+              </w:rPr>
+              <w:fldChar w:fldCharType="end"/>
+            </w:r>
+          </w:hyperlink>
+        </w:p>
+        <w:p>
+          <w:pPr>
+            <w:pStyle w:val="TDC3"/>
+            <w:tabs>
+              <w:tab w:val="right" w:leader="dot" w:pos="8494"/>
+            </w:tabs>
+            <w:rPr>
+              <w:rFonts w:asciiTheme="minorHAnsi" w:eastAsiaTheme="minorEastAsia" w:hAnsiTheme="minorHAnsi"/>
+              <w:noProof/>
+              <w:lang w:eastAsia="es-EC"/>
+            </w:rPr>
+          </w:pPr>
+          <w:hyperlink w:anchor="_Toc220866296" w:history="1">
+            <w:r>
+              <w:rPr>
+                <w:rStyle w:val="Hipervnculo"/>
+                <w:noProof/>
+              </w:rPr>
+              <w:t>Procedimiento de Ejecución</w:t>
+            </w:r>
+            <w:r>
+              <w:rPr>
+                <w:noProof/>
+                <w:webHidden/>
+              </w:rPr>
+              <w:tab/>
+            </w:r>
+            <w:r>
+              <w:rPr>
+                <w:noProof/>
+                <w:webHidden/>
+              </w:rPr>
+              <w:fldChar w:fldCharType="begin"/>
+            </w:r>
+            <w:r>
+              <w:rPr>
+                <w:noProof/>
+                <w:webHidden/>
+              </w:rPr>
+              <w:instrText xml:space="preserve"> PAGEREF _Toc220866296 \h </w:instrText>
+            </w:r>
+            <w:r>
+              <w:rPr>
+                <w:noProof/>
+                <w:webHidden/>
+              </w:rPr>
+            </w:r>
+            <w:r>
+              <w:rPr>
+                <w:noProof/>
+                <w:webHidden/>
+              </w:rPr>
+              <w:fldChar w:fldCharType="separate"/>
+            </w:r>
+            <w:r>
+              <w:rPr>
+                <w:noProof/>
+                <w:webHidden/>
+              </w:rPr>
+              <w:t>11</w:t>
+            </w:r>
+            <w:r>
+              <w:rPr>
+                <w:noProof/>
+                <w:webHidden/>
+              </w:rPr>
+              <w:fldChar w:fldCharType="end"/>
+            </w:r>
+          </w:hyperlink>
+        </w:p>
+        <w:p>
+          <w:pPr>
+            <w:pStyle w:val="TDC2"/>
+            <w:tabs>
+              <w:tab w:val="right" w:leader="dot" w:pos="8494"/>
+            </w:tabs>
+            <w:rPr>
+              <w:rFonts w:asciiTheme="minorHAnsi" w:eastAsiaTheme="minorEastAsia" w:hAnsiTheme="minorHAnsi"/>
+              <w:noProof/>
+              <w:lang w:eastAsia="es-EC"/>
+            </w:rPr>
+          </w:pPr>
+          <w:hyperlink w:anchor="_Toc220866297" w:history="1">
+            <w:r>
+              <w:rPr>
+                <w:rStyle w:val="Hipervnculo"/>
+                <w:noProof/>
+              </w:rPr>
+              <w:t>10. Reflexión Final</w:t>
+            </w:r>
+            <w:r>
+              <w:rPr>
+                <w:noProof/>
+                <w:webHidden/>
+              </w:rPr>
+              <w:tab/>
+            </w:r>
+            <w:r>
+              <w:rPr>
+                <w:noProof/>
+                <w:webHidden/>
+              </w:rPr>
+              <w:fldChar w:fldCharType="begin"/>
+            </w:r>
+            <w:r>
+              <w:rPr>
+                <w:noProof/>
+                <w:webHidden/>
+              </w:rPr>
+              <w:instrText xml:space="preserve"> PAGEREF _Toc220866297 \h </w:instrText>
+            </w:r>
+            <w:r>
+              <w:rPr>
+                <w:noProof/>
+                <w:webHidden/>
+              </w:rPr>
+            </w:r>
+            <w:r>
+              <w:rPr>
+                <w:noProof/>
+                <w:webHidden/>
+              </w:rPr>
+              <w:fldChar w:fldCharType="separate"/>
+            </w:r>
+            <w:r>
+              <w:rPr>
+                <w:noProof/>
+                <w:webHidden/>
+              </w:rPr>
+              <w:t>11</w:t>
+            </w:r>
+            <w:r>
+              <w:rPr>
+                <w:noProof/>
+                <w:webHidden/>
+              </w:rPr>
+              <w:fldChar w:fldCharType="end"/>
+            </w:r>
+          </w:hyperlink>
+        </w:p>
+        <w:p>
+          <w:pPr>
+            <w:pStyle w:val="TDC2"/>
+            <w:tabs>
+              <w:tab w:val="right" w:leader="dot" w:pos="8494"/>
+            </w:tabs>
+            <w:rPr>
+              <w:rFonts w:asciiTheme="minorHAnsi" w:eastAsiaTheme="minorEastAsia" w:hAnsiTheme="minorHAnsi"/>
+              <w:noProof/>
+              <w:lang w:eastAsia="es-EC"/>
+            </w:rPr>
+          </w:pPr>
+          <w:hyperlink w:anchor="_Toc220866298" w:history="1">
+            <w:r>
+              <w:rPr>
+                <w:rStyle w:val="Hipervnculo"/>
+                <w:noProof/>
+              </w:rPr>
+              <w:t>11. Anexos</w:t>
+            </w:r>
+            <w:r>
+              <w:rPr>
+                <w:noProof/>
+                <w:webHidden/>
+              </w:rPr>
+              <w:tab/>
+            </w:r>
+            <w:r>
+              <w:rPr>
+                <w:noProof/>
+                <w:webHidden/>
+              </w:rPr>
+              <w:fldChar w:fldCharType="begin"/>
+            </w:r>
+            <w:r>
+              <w:rPr>
+                <w:noProof/>
+                <w:webHidden/>
+              </w:rPr>
+              <w:instrText xml:space="preserve"> PAGEREF _Toc220866298 \h </w:instrText>
+            </w:r>
+            <w:r>
+              <w:rPr>
+                <w:noProof/>
+                <w:webHidden/>
+              </w:rPr>
+            </w:r>
+            <w:r>
+              <w:rPr>
+                <w:noProof/>
+                <w:webHidden/>
+              </w:rPr>
+              <w:fldChar w:fldCharType="separate"/>
+            </w:r>
+            <w:r>
+              <w:rPr>
+                <w:noProof/>
+                <w:webHidden/>
+              </w:rPr>
+              <w:t>11</w:t>
+            </w:r>
+            <w:r>
+              <w:rPr>
+                <w:noProof/>
+                <w:webHidden/>
+              </w:rPr>
+              <w:fldChar w:fldCharType="end"/>
+            </w:r>
+          </w:hyperlink>
+        </w:p>
+        <w:p>
+          <w:r>
+            <w:rPr>
+              <w:b/>
+              <w:bCs/>
+              <w:lang w:val="es-ES"/>
+            </w:rPr>
+            <w:fldChar w:fldCharType="end"/>
+          </w:r>
+        </w:p>
+      </w:sdtContent>
+    </w:sdt>
+    <w:p/>
+    <w:p/>
+    <w:p/>
+    <w:p>
+      <w:pPr>
+        <w:pStyle w:val="Ttulo1"/>
+      </w:pPr>
+      <w:bookmarkStart w:id="0" w:name="_Toc220866276"/>
+      <w:r>
+        <w:lastRenderedPageBreak/>
+        <w:t>Informe</w:t>
+      </w:r>
+      <w:bookmarkEnd w:id="0"/>
+    </w:p>
+    <w:p>
+      <w:pPr>
+        <w:pStyle w:val="Ttulo2"/>
+      </w:pPr>
+      <w:bookmarkStart w:id="1" w:name="_Toc220866277"/>
+      <w:r>
+        <w:t>1. Introducción</w:t>
+      </w:r>
+      <w:bookmarkEnd w:id="1"/>
+    </w:p>
+    <w:p>
+      <w:pPr>
+        <w:rPr>
+          <w:lang w:eastAsia="es-EC"/>
+        </w:rPr>
+      </w:pPr>
+      <w:r>
+        <w:rPr>
+          <w:lang w:eastAsia="es-EC"/>
+        </w:rPr>
+        <w:t>La gestión de la configuración del software es una disciplina esencial dentro de la ingeniería de software, ya que permite controlar, organizar y mantener de manera ordenada los diferentes elementos que componen un sistema informático a lo largo de su ciclo de vida. Esta práctica resulta fundamental para garantizar la estabilidad, mantenibilidad y trazabilidad del software, especialmente en proyectos que evolucionan constantemente.</w:t>
+      </w:r>
+    </w:p>
+    <w:p>
+      <w:pPr>
+        <w:rPr>
+          <w:lang w:eastAsia="es-EC"/>
+        </w:rPr>
+      </w:pPr>
+      <w:r>
+        <w:rPr>
+          <w:lang w:eastAsia="es-EC"/>
+        </w:rPr>
+        <w:t xml:space="preserve">En el desarrollo de aplicaciones modernas, la correcta administración de dependencias y la automatización de procesos como la compilación, ejecución de pruebas y empaquetado se han convertido en una necesidad. Herramientas como </w:t>
+      </w:r>
+      <w:r>
+        <w:rPr>
+          <w:b/>
+          <w:bCs/>
+          <w:lang w:eastAsia="es-EC"/>
+        </w:rPr>
+        <w:t>Apache Maven</w:t>
+      </w:r>
+      <w:r>
+        <w:rPr>
+          <w:lang w:eastAsia="es-EC"/>
+        </w:rPr>
+        <w:t xml:space="preserve"> permiten estandarizar estos procesos, reduciendo errores manuales y mejorando la eficiencia del equipo de desarrollo.</w:t>
+      </w:r>
+    </w:p>
+    <w:p>
+      <w:pPr>
+        <w:rPr>
+          <w:lang w:eastAsia="es-EC"/>
+        </w:rPr>
+      </w:pPr>
+      <w:r>
+        <w:rPr>
+          <w:lang w:eastAsia="es-EC"/>
+        </w:rPr>
+        <w:t>El presente proyecto tiene como finalidad aplicar los conceptos de gestión de la configuración del software mediante el uso de Maven, configurando un proyecto Java estructurado que permita gestionar dependencias externas, ejecutar pruebas unitarias y automatizar el ciclo de vida del software, utilizando el entorno de desarrollo IntelliJ IDEA.</w:t>
+      </w:r>
+    </w:p>
+    <w:p>
+      <w:pPr>
+        <w:pStyle w:val="Ttulo2"/>
+      </w:pPr>
+      <w:bookmarkStart w:id="2" w:name="_Toc220866278"/>
+      <w:r>
+        <w:t>2. Objetivos del Proyecto</w:t>
+      </w:r>
+      <w:bookmarkEnd w:id="2"/>
+    </w:p>
+    <w:p>
+      <w:pPr>
+        <w:pStyle w:val="Ttulo3"/>
+      </w:pPr>
+      <w:bookmarkStart w:id="3" w:name="_Toc220866279"/>
+      <w:r>
+        <w:t>2.1 Objetivo General</w:t>
+      </w:r>
+      <w:bookmarkEnd w:id="3"/>
+    </w:p>
+    <w:p>
+      <w:r>
+        <w:t>Aplicar los principios de la gestión de la configuración del software mediante el uso de Apache Maven, desarrollando un proyecto Java que integre la gestión de dependencias, la ejecución de pruebas unitarias y la automatización del ciclo de vida del software.</w:t>
+      </w:r>
+    </w:p>
+    <w:p>
+      <w:pPr>
+        <w:pStyle w:val="Ttulo3"/>
+      </w:pPr>
+      <w:bookmarkStart w:id="4" w:name="_Toc220866280"/>
+      <w:r>
+        <w:t>2.2 Objetivos Específicos</w:t>
+      </w:r>
+      <w:bookmarkEnd w:id="4"/>
+    </w:p>
+    <w:p>
+      <w:pPr>
+        <w:pStyle w:val="Prrafodelista"/>
+        <w:numPr>
+          <w:ilvl w:val="0"/>
+          <w:numId w:val="6"/>
+        </w:numPr>
+        <w:ind w:left="1080"/>
+      </w:pPr>
+      <w:r>
+        <w:t>Comprender la estructura estándar de un proyecto Maven y su importancia en el desarrollo de software.</w:t>
+      </w:r>
+    </w:p>
+    <w:p>
+      <w:pPr>
+        <w:pStyle w:val="Prrafodelista"/>
+        <w:numPr>
+          <w:ilvl w:val="0"/>
+          <w:numId w:val="6"/>
+        </w:numPr>
+        <w:ind w:left="1080"/>
+      </w:pPr>
+      <w:r>
+        <w:t xml:space="preserve">Configurar correctamente el archivo </w:t>
       </w:r>
       <w:r>
         <w:rPr>
           <w:rStyle w:val="CdigoHTML"/>
           <w:rFonts w:eastAsiaTheme="minorHAnsi"/>
-          <w:i/>
-          <w:iCs/>
-        </w:rPr>
-        <w:t>&lt;</w:t>
-      </w:r>
-      <w:proofErr w:type="spellStart"/>
-      <w:r>
-        <w:rPr>
-          <w:rStyle w:val="CdigoHTML"/>
-          <w:rFonts w:eastAsiaTheme="minorHAnsi"/>
-          <w:i/>
-          <w:iCs/>
-        </w:rPr>
-        <w:t>dependencies</w:t>
-      </w:r>
-      <w:proofErr w:type="spellEnd"/>
-      <w:r>
-        <w:rPr>
-          <w:rStyle w:val="CdigoHTML"/>
-          <w:rFonts w:eastAsiaTheme="minorHAnsi"/>
-          <w:i/>
-          <w:iCs/>
-        </w:rPr>
-        <w:t>&gt;</w:t>
-      </w:r>
-      <w:r>
-        <w:rPr>
-          <w:i/>
-          <w:iCs/>
-        </w:rPr>
-        <w:t xml:space="preserve"> del archivo </w:t>
-      </w:r>
-      <w:r>
-        <w:rPr>
-          <w:rStyle w:val="CdigoHTML"/>
-          <w:rFonts w:eastAsiaTheme="minorHAnsi"/>
-          <w:i/>
-          <w:iCs/>
         </w:rPr>
         <w:t>pom.xml</w:t>
       </w:r>
       <w:r>
-        <w:rPr>
-          <w:i/>
-          <w:iCs/>
-        </w:rPr>
-        <w:t>.</w:t>
-      </w:r>
-    </w:p>
-    <w:p>
-      <w:pPr>
-        <w:pStyle w:val="Ttulo3"/>
-      </w:pPr>
-      <w:r>
-        <w:t xml:space="preserve">5.1 </w:t>
-      </w:r>
-      <w:proofErr w:type="spellStart"/>
-      <w:r>
-        <w:t>JUnit</w:t>
-      </w:r>
-      <w:proofErr w:type="spellEnd"/>
-      <w:r>
-        <w:t xml:space="preserve"> – Framework para Pruebas Unitarias</w:t>
-      </w:r>
-    </w:p>
-    <w:p>
-      <w:proofErr w:type="spellStart"/>
-      <w:r>
-        <w:t>JUnit</w:t>
-      </w:r>
-      <w:proofErr w:type="spellEnd"/>
-      <w:r>
-        <w:t xml:space="preserve"> es un </w:t>
-      </w:r>
-      <w:proofErr w:type="spellStart"/>
-      <w:r>
-        <w:t>framework</w:t>
-      </w:r>
-      <w:proofErr w:type="spellEnd"/>
-      <w:r>
-        <w:t xml:space="preserve"> ampliamente utilizado en el desarrollo de aplicaciones Java para la creación y ejecución de pruebas unitarias. Su principal objetivo es permitir la validación del comportamiento de métodos y componentes de manera aislada, asegurando que cada parte del sistema funcione correctamente.</w:t>
-      </w:r>
-    </w:p>
-    <w:p>
-      <w:r>
-        <w:t xml:space="preserve">En este proyecto, </w:t>
-      </w:r>
-      <w:proofErr w:type="spellStart"/>
-      <w:r>
-        <w:t>JUnit</w:t>
-      </w:r>
-      <w:proofErr w:type="spellEnd"/>
-      <w:r>
-        <w:t xml:space="preserve"> fue utilizado para implementar pruebas unitarias básicas que verifican operaciones lógicas y matemáticas simples. Estas pruebas permiten detectar errores en etapas tempranas del desarrollo y garantizan que los cambios realizados en el código no afecten negativamente su funcionamiento.</w:t>
-      </w:r>
-    </w:p>
-    <w:p>
-      <w:r>
-        <w:t xml:space="preserve">La inclusión de </w:t>
-      </w:r>
-      <w:proofErr w:type="spellStart"/>
-      <w:r>
-        <w:t>JUnit</w:t>
-      </w:r>
-      <w:proofErr w:type="spellEnd"/>
-      <w:r>
-        <w:t xml:space="preserve"> como dependencia facilita la ejecución automatizada de pruebas mediante el comando </w:t>
-      </w:r>
-      <w:proofErr w:type="spellStart"/>
+        <w:t xml:space="preserve"> para la gestión de dependencias.</w:t>
+      </w:r>
+    </w:p>
+    <w:p>
+      <w:pPr>
+        <w:pStyle w:val="Prrafodelista"/>
+        <w:numPr>
+          <w:ilvl w:val="0"/>
+          <w:numId w:val="6"/>
+        </w:numPr>
+        <w:ind w:left="1080"/>
+      </w:pPr>
+      <w:r>
+        <w:t>Ejecutar las principales fases del ciclo de vida de Maven.</w:t>
+      </w:r>
+    </w:p>
+    <w:p>
+      <w:pPr>
+        <w:pStyle w:val="Prrafodelista"/>
+        <w:numPr>
+          <w:ilvl w:val="0"/>
+          <w:numId w:val="6"/>
+        </w:numPr>
+        <w:ind w:left="1080"/>
+      </w:pPr>
+      <w:r>
+        <w:t>Implementar pruebas unitarias básicas como mecanismo de aseguramiento de la calidad.</w:t>
+      </w:r>
+    </w:p>
+    <w:p>
+      <w:pPr>
+        <w:pStyle w:val="Prrafodelista"/>
+        <w:numPr>
+          <w:ilvl w:val="0"/>
+          <w:numId w:val="6"/>
+        </w:numPr>
+        <w:ind w:left="1080"/>
+      </w:pPr>
+      <w:r>
+        <w:t>Documentar el proceso de configuración, ejecución y resultados obtenidos.</w:t>
+      </w:r>
+    </w:p>
+    <w:p/>
+    <w:p/>
+    <w:p>
+      <w:pPr>
+        <w:pStyle w:val="Ttulo2"/>
+      </w:pPr>
+      <w:bookmarkStart w:id="5" w:name="_Toc220866281"/>
+      <w:r>
+        <w:t>3. Descripción General del Proyecto</w:t>
+      </w:r>
+      <w:bookmarkEnd w:id="5"/>
+    </w:p>
+    <w:p>
+      <w:r>
+        <w:lastRenderedPageBreak/>
+        <w:t>El proyecto desarrollado corresponde a una aplicación Java básica configurada como un proyecto Maven. Su propósito principal no es la complejidad funcional, sino la correcta aplicación de los conceptos de gestión de configuración del software.</w:t>
+      </w:r>
+    </w:p>
+    <w:p>
+      <w:r>
+        <w:t>La estructura del proyecto sigue el estándar establecido por Maven, separando claramente el código fuente principal de las pruebas unitarias. Esta organización facilita el mantenimiento del proyecto y permite que las herramientas de automatización identifiquen correctamente cada componente durante el proceso de construcción.</w:t>
+      </w:r>
+    </w:p>
+    <w:p>
+      <w:pPr>
+        <w:pStyle w:val="Ttulo2"/>
+      </w:pPr>
+      <w:bookmarkStart w:id="6" w:name="_Toc220866282"/>
+      <w:r>
+        <w:t>4. Configuración del Proyecto Maven</w:t>
+      </w:r>
+      <w:bookmarkEnd w:id="6"/>
+    </w:p>
+    <w:p>
+      <w:r>
+        <w:t xml:space="preserve">La configuración del proyecto se realizó utilizando Apache Maven, herramienta que permite definir de forma centralizada la información del proyecto y sus dependencias. El archivo principal de configuración es el </w:t>
+      </w:r>
       <w:r>
         <w:rPr>
           <w:rStyle w:val="CdigoHTML"/>
           <w:rFonts w:eastAsiaTheme="majorEastAsia"/>
         </w:rPr>
-        <w:t>mvn</w:t>
-      </w:r>
-      <w:proofErr w:type="spellEnd"/>
+        <w:t>pom.xml</w:t>
+      </w:r>
+      <w:r>
+        <w:t xml:space="preserve">, en el cual se establecen los identificadores únicos del proyecto como el </w:t>
+      </w:r>
       <w:r>
         <w:rPr>
           <w:rStyle w:val="CdigoHTML"/>
           <w:rFonts w:eastAsiaTheme="majorEastAsia"/>
         </w:rPr>
-        <w:t xml:space="preserve"> test</w:t>
-      </w:r>
-      <w:r>
-        <w:t>, integrando el aseguramiento de la calidad dentro del ciclo de vida del software.</w:t>
-      </w:r>
-    </w:p>
-    <w:p>
-      <w:pPr>
-        <w:pStyle w:val="Ttulo3"/>
-      </w:pPr>
-      <w:r>
-        <w:lastRenderedPageBreak/>
-        <w:t>5.2 Log4j – Biblioteca para Registro de Eventos</w:t>
-      </w:r>
-    </w:p>
-    <w:p>
-      <w:r>
-        <w:t xml:space="preserve">Log4j es una biblioteca utilizada para el registro de eventos y mensajes durante la ejecución de una aplicación. El uso de un sistema de </w:t>
-      </w:r>
-      <w:proofErr w:type="spellStart"/>
-      <w:r>
-        <w:t>logging</w:t>
-      </w:r>
-      <w:proofErr w:type="spellEnd"/>
-      <w:r>
-        <w:t xml:space="preserve"> permite monitorear el comportamiento del software, registrar información relevante y facilitar la identificación de errores o situaciones anómalas.</w:t>
-      </w:r>
-    </w:p>
-    <w:p>
-      <w:r>
-        <w:t>En el proyecto, Log4j fue incorporado como dependencia para gestionar mensajes informativos durante la ejecución del programa. Esta biblioteca permite registrar eventos de manera estructurada y configurable, mejorando la trazabilidad del sistema y facilitando tareas de depuración y mantenimiento.</w:t>
-      </w:r>
-    </w:p>
-    <w:p>
-      <w:r>
-        <w:t>La integración de Log4j dentro del proyecto demuestra el uso de buenas prácticas en el desarrollo de software, ya que el registro de eventos es una herramienta clave para el análisis del comportamiento de las aplicaciones en entornos reales.</w:t>
-      </w:r>
-    </w:p>
-    <w:p>
-      <w:pPr>
-        <w:pStyle w:val="Ttulo3"/>
-      </w:pPr>
-      <w:r>
-        <w:t xml:space="preserve">5.3 </w:t>
-      </w:r>
-      <w:proofErr w:type="spellStart"/>
-      <w:r>
-        <w:t>Gson</w:t>
-      </w:r>
-      <w:proofErr w:type="spellEnd"/>
-      <w:r>
-        <w:t xml:space="preserve"> – Manejo de Datos en Formato JSON</w:t>
-      </w:r>
-    </w:p>
-    <w:p>
-      <w:proofErr w:type="spellStart"/>
-      <w:r>
-        <w:t>Gson</w:t>
-      </w:r>
-      <w:proofErr w:type="spellEnd"/>
-      <w:r>
-        <w:t xml:space="preserve"> es una librería desarrollada por Google que permite convertir objetos Java a formato JSON y viceversa. Este tipo de funcionalidad es ampliamente utilizada en aplicaciones modernas que intercambian información de forma estructurada, especialmente en servicios web y aplicaciones distribuidas.</w:t>
-      </w:r>
-    </w:p>
-    <w:p>
-      <w:r>
-        <w:t xml:space="preserve">En este proyecto, la dependencia </w:t>
-      </w:r>
-      <w:proofErr w:type="spellStart"/>
-      <w:r>
-        <w:t>Gson</w:t>
-      </w:r>
-      <w:proofErr w:type="spellEnd"/>
-      <w:r>
-        <w:t xml:space="preserve"> fue incluida para demostrar el uso de bibliotecas externas destinadas al manejo de datos. Su incorporación permite convertir información interna del programa en formato JSON, facilitando la interoperabilidad y el procesamiento de datos.</w:t>
-      </w:r>
-    </w:p>
-    <w:p>
-      <w:r>
-        <w:t xml:space="preserve">El uso de </w:t>
-      </w:r>
-      <w:proofErr w:type="spellStart"/>
-      <w:r>
-        <w:t>Gson</w:t>
-      </w:r>
-      <w:proofErr w:type="spellEnd"/>
-      <w:r>
-        <w:t xml:space="preserve"> complementa la gestión de dependencias del proyecto, evidenciando cómo Maven permite integrar fácilmente librerías externas para ampliar las capacidades del software sin afectar su estructura interna.</w:t>
-      </w:r>
-    </w:p>
-    <w:p>
-      <w:pPr>
-        <w:pStyle w:val="Ttulo2"/>
-      </w:pPr>
-      <w:r>
-        <w:t>6. Ciclo de Vida del Software con Maven</w:t>
-      </w:r>
-    </w:p>
-    <w:p>
-      <w:r>
-        <w:t>Maven define un ciclo de vida compuesto por distintas fases que representan las etapas por las que pasa un proyecto durante su construcción. Estas fases permiten automatizar tareas clave del desarrollo de software.</w:t>
-      </w:r>
-    </w:p>
-    <w:p>
-      <w:r>
-        <w:t>En el presente proyecto se ejecutaron las fases principales del ciclo de vida de Maven, las cuales permitieron validar la estructura del proyecto, ejecutar pruebas unitarias, generar el artefacto final e instalarlo en el repositorio local.</w:t>
-      </w:r>
-    </w:p>
-    <w:p>
-      <w:r>
-        <w:t>La ejecución correcta de estas fases confirma que el proyecto cumple con los estándares necesarios para su construcción y distribución.</w:t>
-      </w:r>
-    </w:p>
-    <w:p>
-      <w:pPr>
-        <w:pStyle w:val="Ttulo3"/>
-      </w:pPr>
-      <w:r>
-        <w:t xml:space="preserve">6.1 Fase </w:t>
-      </w:r>
-      <w:proofErr w:type="spellStart"/>
-      <w:r>
-        <w:rPr>
-          <w:rStyle w:val="Textoennegrita"/>
-          <w:b/>
-          <w:bCs w:val="0"/>
-        </w:rPr>
-        <w:t>validate</w:t>
-      </w:r>
-      <w:proofErr w:type="spellEnd"/>
-    </w:p>
-    <w:p>
-      <w:r>
-        <w:t xml:space="preserve">La fase </w:t>
-      </w:r>
-      <w:proofErr w:type="spellStart"/>
-      <w:r>
-        <w:rPr>
-          <w:rStyle w:val="Textoennegrita"/>
-        </w:rPr>
-        <w:t>validate</w:t>
-      </w:r>
-      <w:proofErr w:type="spellEnd"/>
-      <w:r>
-        <w:t xml:space="preserve"> tiene como objetivo verificar que el proyecto esté correctamente estructurado y que cumpla con los requisitos mínimos necesarios para su construcción. Durante </w:t>
-      </w:r>
-      <w:r>
-        <w:lastRenderedPageBreak/>
-        <w:t xml:space="preserve">esta fase, Maven comprueba que el archivo </w:t>
+        <w:t>groupId</w:t>
+      </w:r>
+      <w:r>
+        <w:t xml:space="preserve">, </w:t>
       </w:r>
       <w:r>
         <w:rPr>
           <w:rStyle w:val="CdigoHTML"/>
-          <w:rFonts w:eastAsiaTheme="minorHAnsi"/>
-        </w:rPr>
-        <w:t>pom.xml</w:t>
-      </w:r>
-      <w:r>
-        <w:t xml:space="preserve"> esté correctamente definido y que la estructura del proyecto siga el estándar esperado.</w:t>
-      </w:r>
-    </w:p>
-    <w:p>
-      <w:r>
-        <w:t>Esta fase no compila el código ni ejecuta pruebas, sino que actúa como una validación inicial que permite detectar errores de configuración antes de avanzar a etapas posteriores del ciclo de vida.</w:t>
-      </w:r>
-    </w:p>
-    <w:p>
-      <w:r>
+          <w:rFonts w:eastAsiaTheme="majorEastAsia"/>
+        </w:rPr>
+        <w:t>artifactId</w:t>
+      </w:r>
+      <w:r>
+        <w:t xml:space="preserve"> y la versión.</w:t>
+      </w:r>
+    </w:p>
+    <w:p>
+      <w:r>
+        <w:t>Estos identificadores permiten que Maven reconozca el proyecto dentro de su repositorio local y facilitan la gestión de versiones del software. Además, se definieron propiedades relacionadas con la versión del lenguaje Java utilizado, garantizando compatibilidad durante el proceso de compilación.</w:t>
+      </w:r>
+    </w:p>
+    <w:p>
+      <w:r>
+        <w:rPr>
+          <w:noProof/>
+        </w:rPr>
         <w:drawing>
-          <wp:inline distT="0" distB="0" distL="0" distR="0" wp14:anchorId="1ED2437B" wp14:editId="0D7EBA9A">
-            <wp:extent cx="5400040" cy="1160780"/>
-            <wp:effectExtent l="0" t="0" r="0" b="1270"/>
-            <wp:docPr id="5" name="Imagen 5"/>
+          <wp:inline distT="0" distB="0" distL="0" distR="0" wp14:anchorId="6C401DC1" wp14:editId="72C26F8B">
+            <wp:extent cx="4671465" cy="1325995"/>
+            <wp:effectExtent l="0" t="0" r="0" b="7620"/>
+            <wp:docPr id="4" name="Imagen 4"/>
             <wp:cNvGraphicFramePr>
               <a:graphicFrameLocks xmlns:a="http://schemas.openxmlformats.org/drawingml/2006/main" noChangeAspect="1"/>
             </wp:cNvGraphicFramePr>
@@ -830,7 +2145,7 @@
                   <pic:spPr>
                     <a:xfrm>
                       <a:off x="0" y="0"/>
-                      <a:ext cx="5400040" cy="1160780"/>
+                      <a:ext cx="4671465" cy="1325995"/>
                     </a:xfrm>
                     <a:prstGeom prst="rect">
                       <a:avLst/>
@@ -845,112 +2160,102 @@
     </w:p>
     <w:p>
       <w:pPr>
-        <w:rPr>
+        <w:spacing w:before="100" w:beforeAutospacing="1" w:after="100" w:afterAutospacing="1" w:line="240" w:lineRule="auto"/>
+        <w:ind w:firstLine="0"/>
+        <w:jc w:val="left"/>
+        <w:rPr>
+          <w:rFonts w:eastAsia="Times New Roman" w:cs="Times New Roman"/>
+          <w:sz w:val="24"/>
+          <w:szCs w:val="24"/>
+          <w:lang w:eastAsia="es-EC"/>
+        </w:rPr>
+      </w:pPr>
+      <w:r>
+        <w:rPr>
+          <w:rFonts w:eastAsia="Times New Roman" w:cs="Times New Roman"/>
           <w:i/>
           <w:iCs/>
-        </w:rPr>
-      </w:pPr>
-      <w:r>
-        <w:rPr>
+          <w:sz w:val="24"/>
+          <w:szCs w:val="24"/>
+          <w:lang w:eastAsia="es-EC"/>
+        </w:rPr>
+        <w:t xml:space="preserve">Captura del archivo </w:t>
+      </w:r>
+      <w:r>
+        <w:rPr>
+          <w:rFonts w:ascii="Courier New" w:eastAsia="Times New Roman" w:hAnsi="Courier New" w:cs="Courier New"/>
           <w:i/>
           <w:iCs/>
-        </w:rPr>
-        <w:t xml:space="preserve">Captura de la ejecución del comando </w:t>
-      </w:r>
-      <w:proofErr w:type="spellStart"/>
-      <w:r>
-        <w:rPr>
-          <w:rStyle w:val="CdigoHTML"/>
-          <w:rFonts w:eastAsiaTheme="minorHAnsi"/>
+          <w:sz w:val="20"/>
+          <w:szCs w:val="20"/>
+          <w:lang w:eastAsia="es-EC"/>
+        </w:rPr>
+        <w:t>pom.xml</w:t>
+      </w:r>
+      <w:r>
+        <w:rPr>
+          <w:rFonts w:eastAsia="Times New Roman" w:cs="Times New Roman"/>
           <w:i/>
           <w:iCs/>
-        </w:rPr>
-        <w:t>mvn</w:t>
-      </w:r>
-      <w:proofErr w:type="spellEnd"/>
+          <w:sz w:val="24"/>
+          <w:szCs w:val="24"/>
+          <w:lang w:eastAsia="es-EC"/>
+        </w:rPr>
+        <w:t xml:space="preserve"> mostrando groupId, artifactId, version y propiedades del compilador.</w:t>
+      </w:r>
+    </w:p>
+    <w:p>
+      <w:pPr>
+        <w:pStyle w:val="Ttulo2"/>
+      </w:pPr>
+      <w:bookmarkStart w:id="7" w:name="_Toc220866283"/>
+      <w:r>
+        <w:t>5. Gestión de Dependencias</w:t>
+      </w:r>
+      <w:bookmarkEnd w:id="7"/>
+    </w:p>
+    <w:p>
+      <w:r>
+        <w:t xml:space="preserve">Uno de los principales beneficios de Maven es la gestión automática de dependencias. En lugar de incluir manualmente librerías externas en el proyecto, Maven permite declararlas en el archivo </w:t>
+      </w:r>
       <w:r>
         <w:rPr>
           <w:rStyle w:val="CdigoHTML"/>
-          <w:rFonts w:eastAsiaTheme="minorHAnsi"/>
-          <w:i/>
-          <w:iCs/>
-        </w:rPr>
-        <w:t xml:space="preserve"> </w:t>
-      </w:r>
-      <w:proofErr w:type="spellStart"/>
-      <w:r>
-        <w:rPr>
-          <w:rStyle w:val="CdigoHTML"/>
-          <w:rFonts w:eastAsiaTheme="minorHAnsi"/>
-          <w:i/>
-          <w:iCs/>
-        </w:rPr>
-        <w:t>validate</w:t>
-      </w:r>
-      <w:proofErr w:type="spellEnd"/>
-      <w:r>
-        <w:rPr>
-          <w:i/>
-          <w:iCs/>
-        </w:rPr>
-        <w:t xml:space="preserve"> con resultado exitoso.</w:t>
-      </w:r>
-    </w:p>
-    <w:p>
-      <w:pPr>
-        <w:pStyle w:val="Ttulo3"/>
-      </w:pPr>
-      <w:r>
-        <w:t xml:space="preserve">6.2 Fase </w:t>
-      </w:r>
-      <w:r>
-        <w:rPr>
-          <w:rStyle w:val="Textoennegrita"/>
-          <w:b/>
-          <w:bCs w:val="0"/>
-        </w:rPr>
-        <w:t>test</w:t>
-      </w:r>
-    </w:p>
-    <w:p>
-      <w:r>
-        <w:t xml:space="preserve">La fase </w:t>
-      </w:r>
-      <w:r>
-        <w:rPr>
-          <w:rStyle w:val="Textoennegrita"/>
-        </w:rPr>
-        <w:t>test</w:t>
-      </w:r>
-      <w:r>
-        <w:t xml:space="preserve"> se encarga de ejecutar las pruebas unitarias definidas en el proyecto. Durante esta etapa, Maven compila el código necesario para las pruebas y ejecuta automáticamente los métodos marcados como pruebas utilizando el </w:t>
-      </w:r>
-      <w:proofErr w:type="spellStart"/>
-      <w:r>
-        <w:t>framework</w:t>
-      </w:r>
-      <w:proofErr w:type="spellEnd"/>
-      <w:r>
-        <w:t xml:space="preserve"> correspondiente.</w:t>
-      </w:r>
-    </w:p>
-    <w:p>
-      <w:r>
-        <w:t>La ejecución de esta fase permite verificar que las funcionalidades del sistema se comporten de manera correcta y que los cambios realizados en el código no introduzcan errores. En este proyecto, esta fase fue utilizada para ejecutar pruebas unitarias básicas, obteniendo resultados satisfactorios.</w:t>
-      </w:r>
-    </w:p>
-    <w:p>
-      <w:pPr>
-        <w:rPr>
-          <w:lang w:eastAsia="es-EC"/>
-        </w:rPr>
-      </w:pPr>
-      <w:r>
+          <w:rFonts w:eastAsiaTheme="majorEastAsia"/>
+        </w:rPr>
+        <w:t>pom.xml</w:t>
+      </w:r>
+      <w:r>
+        <w:t>, descargándolas automáticamente desde repositorios remotos.</w:t>
+      </w:r>
+    </w:p>
+    <w:p>
+      <w:r>
+        <w:t>En este proyecto se incorporaron dependencias externas que cumplen diferentes funciones dentro del sistema, tales como la ejecución de pruebas unitarias, el registro de eventos del sistema y el manejo de datos estructurados. Esta gestión centralizada mejora la organización del proyecto y reduce conflictos entre versiones de librerías.</w:t>
+      </w:r>
+    </w:p>
+    <w:p>
+      <w:pPr>
+        <w:rPr>
+          <w:noProof/>
+        </w:rPr>
+      </w:pPr>
+    </w:p>
+    <w:p>
+      <w:pPr>
+        <w:ind w:firstLine="0"/>
+        <w:jc w:val="center"/>
+      </w:pPr>
+      <w:r>
+        <w:rPr>
+          <w:noProof/>
+        </w:rPr>
+        <w:lastRenderedPageBreak/>
         <w:drawing>
-          <wp:inline distT="0" distB="0" distL="0" distR="0" wp14:anchorId="3AFA3560" wp14:editId="1FE71F3D">
-            <wp:extent cx="5400040" cy="2966720"/>
-            <wp:effectExtent l="0" t="0" r="0" b="5080"/>
-            <wp:docPr id="6" name="Imagen 6"/>
+          <wp:inline distT="0" distB="0" distL="0" distR="0" wp14:anchorId="5E9742A4" wp14:editId="0481BA88">
+            <wp:extent cx="4685714" cy="4895238"/>
+            <wp:effectExtent l="0" t="0" r="635" b="635"/>
+            <wp:docPr id="1" name="Imagen 1"/>
             <wp:cNvGraphicFramePr>
               <a:graphicFrameLocks xmlns:a="http://schemas.openxmlformats.org/drawingml/2006/main" noChangeAspect="1"/>
             </wp:cNvGraphicFramePr>
@@ -962,7 +2267,13 @@
                     <pic:cNvPicPr/>
                   </pic:nvPicPr>
                   <pic:blipFill>
-                    <a:blip r:embed="rId8"/>
+                    <a:blip r:embed="rId8">
+                      <a:extLst>
+                        <a:ext uri="{28A0092B-C50C-407E-A947-70E740481C1C}">
+                          <a14:useLocalDpi xmlns:a14="http://schemas.microsoft.com/office/drawing/2010/main" val="0"/>
+                        </a:ext>
+                      </a:extLst>
+                    </a:blip>
                     <a:stretch>
                       <a:fillRect/>
                     </a:stretch>
@@ -970,7 +2281,7 @@
                   <pic:spPr>
                     <a:xfrm>
                       <a:off x="0" y="0"/>
-                      <a:ext cx="5400040" cy="2966720"/>
+                      <a:ext cx="4685714" cy="4895238"/>
                     </a:xfrm>
                     <a:prstGeom prst="rect">
                       <a:avLst/>
@@ -985,6 +2296,9 @@
     </w:p>
     <w:p>
       <w:pPr>
+        <w:tabs>
+          <w:tab w:val="left" w:pos="3192"/>
+        </w:tabs>
         <w:rPr>
           <w:i/>
           <w:iCs/>
@@ -994,100 +2308,214 @@
         <w:rPr>
           <w:i/>
           <w:iCs/>
-          <w:lang w:eastAsia="es-EC"/>
-        </w:rPr>
-        <w:t xml:space="preserve">Captura de la ejecución del comando </w:t>
-      </w:r>
-      <w:proofErr w:type="spellStart"/>
-      <w:r>
-        <w:rPr>
+        </w:rPr>
+        <w:t xml:space="preserve">Captura de la sección </w:t>
+      </w:r>
+      <w:r>
+        <w:rPr>
+          <w:rStyle w:val="CdigoHTML"/>
+          <w:rFonts w:eastAsiaTheme="minorHAnsi"/>
           <w:i/>
           <w:iCs/>
-          <w:lang w:eastAsia="es-EC"/>
-        </w:rPr>
-        <w:t>mvn</w:t>
-      </w:r>
-      <w:proofErr w:type="spellEnd"/>
+        </w:rPr>
+        <w:t>&lt;dependencies&gt;</w:t>
+      </w:r>
       <w:r>
         <w:rPr>
           <w:i/>
           <w:iCs/>
-          <w:lang w:eastAsia="es-EC"/>
-        </w:rPr>
-        <w:t xml:space="preserve"> test mostrando las pruebas unitarias ejecutadas correctamente.</w:t>
+        </w:rPr>
+        <w:t xml:space="preserve"> del archivo </w:t>
+      </w:r>
+      <w:r>
+        <w:rPr>
+          <w:rStyle w:val="CdigoHTML"/>
+          <w:rFonts w:eastAsiaTheme="minorHAnsi"/>
+          <w:i/>
+          <w:iCs/>
+        </w:rPr>
+        <w:t>pom.xml</w:t>
+      </w:r>
+      <w:r>
+        <w:rPr>
+          <w:i/>
+          <w:iCs/>
+        </w:rPr>
+        <w:t>.</w:t>
       </w:r>
     </w:p>
     <w:p>
       <w:pPr>
         <w:pStyle w:val="Ttulo3"/>
       </w:pPr>
+      <w:bookmarkStart w:id="8" w:name="_Toc220866284"/>
+      <w:r>
+        <w:t>5.1 JUnit – Framework para Pruebas Unitarias</w:t>
+      </w:r>
+      <w:bookmarkEnd w:id="8"/>
+    </w:p>
+    <w:p>
+      <w:r>
+        <w:t>JUnit es un framework ampliamente utilizado en el desarrollo de aplicaciones Java para la creación y ejecución de pruebas unitarias. Su principal objetivo es permitir la validación del comportamiento de métodos y componentes de manera aislada, asegurando que cada parte del sistema funcione correctamente.</w:t>
+      </w:r>
+    </w:p>
+    <w:p>
+      <w:r>
+        <w:t>En este proyecto, JUnit fue utilizado para implementar pruebas unitarias básicas que verifican operaciones lógicas y matemáticas simples. Estas pruebas permiten detectar errores en etapas tempranas del desarrollo y garantizan que los cambios realizados en el código no afecten negativamente su funcionamiento.</w:t>
+      </w:r>
+    </w:p>
+    <w:p>
+      <w:r>
+        <w:t xml:space="preserve">La inclusión de JUnit como dependencia facilita la ejecución automatizada de pruebas mediante el comando </w:t>
+      </w:r>
+      <w:r>
+        <w:rPr>
+          <w:rStyle w:val="CdigoHTML"/>
+          <w:rFonts w:eastAsiaTheme="majorEastAsia"/>
+        </w:rPr>
+        <w:t>mvn test</w:t>
+      </w:r>
+      <w:r>
+        <w:t>, integrando el aseguramiento de la calidad dentro del ciclo de vida del software.</w:t>
+      </w:r>
+    </w:p>
+    <w:p>
+      <w:pPr>
+        <w:pStyle w:val="Ttulo3"/>
+      </w:pPr>
+      <w:bookmarkStart w:id="9" w:name="_Toc220866285"/>
+      <w:r>
+        <w:t>5.2 Log4j – Biblioteca para Registro de Eventos</w:t>
+      </w:r>
+      <w:bookmarkEnd w:id="9"/>
+    </w:p>
+    <w:p>
+      <w:r>
+        <w:t xml:space="preserve">Log4j es una biblioteca utilizada para el registro de eventos y mensajes durante la ejecución de una aplicación. El uso de un sistema de logging permite monitorear el </w:t>
+      </w:r>
       <w:r>
         <w:lastRenderedPageBreak/>
-        <w:t xml:space="preserve">6.3 Fase </w:t>
-      </w:r>
-      <w:proofErr w:type="spellStart"/>
+        <w:t>comportamiento del software, registrar información relevante y facilitar la identificación de errores o situaciones anómalas.</w:t>
+      </w:r>
+    </w:p>
+    <w:p>
+      <w:r>
+        <w:t>En el proyecto, Log4j fue incorporado como dependencia para gestionar mensajes informativos durante la ejecución del programa. Esta biblioteca permite registrar eventos de manera estructurada y configurable, mejorando la trazabilidad del sistema y facilitando tareas de depuración y mantenimiento.</w:t>
+      </w:r>
+    </w:p>
+    <w:p>
+      <w:r>
+        <w:t>La integración de Log4j dentro del proyecto demuestra el uso de buenas prácticas en el desarrollo de software, ya que el registro de eventos es una herramienta clave para el análisis del comportamiento de las aplicaciones en entornos reales.</w:t>
+      </w:r>
+    </w:p>
+    <w:p>
+      <w:pPr>
+        <w:pStyle w:val="Ttulo3"/>
+      </w:pPr>
+      <w:bookmarkStart w:id="10" w:name="_Toc220866286"/>
+      <w:r>
+        <w:t>5.3 Gson – Manejo de Datos en Formato JSON</w:t>
+      </w:r>
+      <w:bookmarkEnd w:id="10"/>
+    </w:p>
+    <w:p>
+      <w:r>
+        <w:t>Gson es una librería desarrollada por Google que permite convertir objetos Java a formato JSON y viceversa. Este tipo de funcionalidad es ampliamente utilizada en aplicaciones modernas que intercambian información de forma estructurada, especialmente en servicios web y aplicaciones distribuidas.</w:t>
+      </w:r>
+    </w:p>
+    <w:p>
+      <w:r>
+        <w:t>En este proyecto, la dependencia Gson fue incluida para demostrar el uso de bibliotecas externas destinadas al manejo de datos. Su incorporación permite convertir información interna del programa en formato JSON, facilitando la interoperabilidad y el procesamiento de datos.</w:t>
+      </w:r>
+    </w:p>
+    <w:p>
+      <w:r>
+        <w:t>El uso de Gson complementa la gestión de dependencias del proyecto, evidenciando cómo Maven permite integrar fácilmente librerías externas para ampliar las capacidades del software sin afectar su estructura interna.</w:t>
+      </w:r>
+    </w:p>
+    <w:p>
+      <w:pPr>
+        <w:pStyle w:val="Ttulo2"/>
+      </w:pPr>
+      <w:bookmarkStart w:id="11" w:name="_Toc220866287"/>
+      <w:r>
+        <w:t>6. Ciclo de Vida del Software con Maven</w:t>
+      </w:r>
+      <w:bookmarkEnd w:id="11"/>
+    </w:p>
+    <w:p>
+      <w:r>
+        <w:t>Maven define un ciclo de vida compuesto por distintas fases que representan las etapas por las que pasa un proyecto durante su construcción. Estas fases permiten automatizar tareas clave del desarrollo de software.</w:t>
+      </w:r>
+    </w:p>
+    <w:p>
+      <w:r>
+        <w:t>En el presente proyecto se ejecutaron las fases principales del ciclo de vida de Maven, las cuales permitieron validar la estructura del proyecto, ejecutar pruebas unitarias, generar el artefacto final e instalarlo en el repositorio local.</w:t>
+      </w:r>
+    </w:p>
+    <w:p>
+      <w:r>
+        <w:t>La ejecución correcta de estas fases confirma que el proyecto cumple con los estándares necesarios para su construcción y distribución.</w:t>
+      </w:r>
+    </w:p>
+    <w:p>
+      <w:pPr>
+        <w:pStyle w:val="Ttulo3"/>
+      </w:pPr>
+      <w:bookmarkStart w:id="12" w:name="_Toc220866288"/>
+      <w:r>
+        <w:t xml:space="preserve">6.1 Fase </w:t>
+      </w:r>
       <w:r>
         <w:rPr>
           <w:rStyle w:val="Textoennegrita"/>
           <w:b/>
           <w:bCs w:val="0"/>
         </w:rPr>
-        <w:t>package</w:t>
-      </w:r>
-      <w:proofErr w:type="spellEnd"/>
+        <w:t>validate</w:t>
+      </w:r>
+      <w:bookmarkEnd w:id="12"/>
     </w:p>
     <w:p>
       <w:r>
         <w:t xml:space="preserve">La fase </w:t>
       </w:r>
-      <w:proofErr w:type="spellStart"/>
       <w:r>
         <w:rPr>
           <w:rStyle w:val="Textoennegrita"/>
         </w:rPr>
-        <w:t>package</w:t>
-      </w:r>
-      <w:proofErr w:type="spellEnd"/>
-      <w:r>
-        <w:t xml:space="preserve"> se encarga de compilar el código fuente del proyecto y generar un artefacto distribuible, generalmente en formato JAR. Durante esta fase, Maven ejecuta todas las fases anteriores del ciclo de vida de forma automática, asegurando que el proyecto haya sido validado y probado antes de ser empaquetado.</w:t>
-      </w:r>
-    </w:p>
-    <w:p>
-      <w:pPr>
-        <w:rPr>
-          <w:rFonts w:eastAsia="Times New Roman" w:cs="Times New Roman"/>
-          <w:sz w:val="24"/>
-          <w:szCs w:val="24"/>
-          <w:lang w:eastAsia="es-EC"/>
-        </w:rPr>
-      </w:pPr>
-      <w:r>
-        <w:t xml:space="preserve">El resultado de esta fase es la creación del archivo JAR dentro de la carpeta </w:t>
+        <w:t>validate</w:t>
+      </w:r>
+      <w:r>
+        <w:t xml:space="preserve"> tiene como objetivo verificar que el proyecto esté correctamente estructurado y que cumpla con los requisitos mínimos necesarios para su construcción. Durante esta fase, Maven comprueba que el archivo </w:t>
       </w:r>
       <w:r>
         <w:rPr>
           <w:rStyle w:val="CdigoHTML"/>
           <w:rFonts w:eastAsiaTheme="minorHAnsi"/>
         </w:rPr>
-        <w:t>target</w:t>
-      </w:r>
-      <w:r>
-        <w:t>, el cual representa la versión compilada del proyecto lista para ser distribuida o ejecutada.</w:t>
-      </w:r>
-    </w:p>
-    <w:p>
-      <w:pPr>
-        <w:rPr>
-          <w:i/>
-          <w:iCs/>
-        </w:rPr>
-      </w:pPr>
-      <w:r>
+        <w:t>pom.xml</w:t>
+      </w:r>
+      <w:r>
+        <w:t xml:space="preserve"> esté correctamente definido y que la estructura del proyecto siga el estándar esperado.</w:t>
+      </w:r>
+    </w:p>
+    <w:p>
+      <w:r>
+        <w:lastRenderedPageBreak/>
+        <w:t>Esta fase no compila el código ni ejecuta pruebas, sino que actúa como una validación inicial que permite detectar errores de configuración antes de avanzar a etapas posteriores del ciclo de vida.</w:t>
+      </w:r>
+    </w:p>
+    <w:p>
+      <w:r>
+        <w:rPr>
+          <w:noProof/>
+        </w:rPr>
         <w:drawing>
-          <wp:inline distT="0" distB="0" distL="0" distR="0" wp14:anchorId="6B692231" wp14:editId="58DDAB58">
-            <wp:extent cx="4953000" cy="2831783"/>
-            <wp:effectExtent l="0" t="0" r="0" b="6985"/>
-            <wp:docPr id="7" name="Imagen 7"/>
+          <wp:inline distT="0" distB="0" distL="0" distR="0" wp14:anchorId="1ED2437B" wp14:editId="0D7EBA9A">
+            <wp:extent cx="5400040" cy="1160780"/>
+            <wp:effectExtent l="0" t="0" r="0" b="1270"/>
+            <wp:docPr id="5" name="Imagen 5"/>
             <wp:cNvGraphicFramePr>
               <a:graphicFrameLocks xmlns:a="http://schemas.openxmlformats.org/drawingml/2006/main" noChangeAspect="1"/>
             </wp:cNvGraphicFramePr>
@@ -1107,7 +2535,7 @@
                   <pic:spPr>
                     <a:xfrm>
                       <a:off x="0" y="0"/>
-                      <a:ext cx="4955320" cy="2833109"/>
+                      <a:ext cx="5400040" cy="1160780"/>
                     </a:xfrm>
                     <a:prstGeom prst="rect">
                       <a:avLst/>
@@ -1132,7 +2560,7 @@
           <w:i/>
           <w:iCs/>
         </w:rPr>
-        <w:t xml:space="preserve">Captura de la carpeta </w:t>
+        <w:t xml:space="preserve">Captura de la ejecución del comando </w:t>
       </w:r>
       <w:r>
         <w:rPr>
@@ -1141,62 +2569,68 @@
           <w:i/>
           <w:iCs/>
         </w:rPr>
-        <w:t>target</w:t>
+        <w:t>mvn validate</w:t>
       </w:r>
       <w:r>
         <w:rPr>
           <w:i/>
           <w:iCs/>
         </w:rPr>
-        <w:t xml:space="preserve"> mostrando el archivo JAR generado.</w:t>
+        <w:t xml:space="preserve"> con resultado exitoso.</w:t>
       </w:r>
     </w:p>
     <w:p>
       <w:pPr>
         <w:pStyle w:val="Ttulo3"/>
       </w:pPr>
-      <w:r>
-        <w:t xml:space="preserve">6.4 Fase </w:t>
-      </w:r>
-      <w:proofErr w:type="spellStart"/>
+      <w:bookmarkStart w:id="13" w:name="_Toc220866289"/>
+      <w:r>
+        <w:t xml:space="preserve">6.2 Fase </w:t>
+      </w:r>
       <w:r>
         <w:rPr>
           <w:rStyle w:val="Textoennegrita"/>
           <w:b/>
           <w:bCs w:val="0"/>
         </w:rPr>
-        <w:t>install</w:t>
-      </w:r>
-      <w:proofErr w:type="spellEnd"/>
+        <w:t>test</w:t>
+      </w:r>
+      <w:bookmarkEnd w:id="13"/>
     </w:p>
     <w:p>
       <w:r>
         <w:t xml:space="preserve">La fase </w:t>
       </w:r>
-      <w:proofErr w:type="spellStart"/>
       <w:r>
         <w:rPr>
           <w:rStyle w:val="Textoennegrita"/>
         </w:rPr>
-        <w:t>install</w:t>
-      </w:r>
-      <w:proofErr w:type="spellEnd"/>
-      <w:r>
-        <w:t xml:space="preserve"> se encarga de instalar el artefacto generado en el repositorio local de Maven. Este repositorio permite que otros proyectos locales puedan utilizar el artefacto como dependencia sin necesidad de descargarlo nuevamente desde un repositorio remoto.</w:t>
-      </w:r>
-    </w:p>
-    <w:p>
-      <w:r>
-        <w:t>La ejecución de esta fase confirma que el proyecto ha sido construido correctamente y que se encuentra disponible para su reutilización dentro del entorno local de desarrollo.</w:t>
-      </w:r>
-    </w:p>
-    <w:p>
-      <w:r>
+        <w:t>test</w:t>
+      </w:r>
+      <w:r>
+        <w:t xml:space="preserve"> se encarga de ejecutar las pruebas unitarias definidas en el proyecto. Durante esta etapa, Maven compila el código necesario para las pruebas y ejecuta automáticamente los métodos marcados como pruebas utilizando el framework correspondiente.</w:t>
+      </w:r>
+    </w:p>
+    <w:p>
+      <w:r>
+        <w:t>La ejecución de esta fase permite verificar que las funcionalidades del sistema se comporten de manera correcta y que los cambios realizados en el código no introduzcan errores. En este proyecto, esta fase fue utilizada para ejecutar pruebas unitarias básicas, obteniendo resultados satisfactorios.</w:t>
+      </w:r>
+    </w:p>
+    <w:p>
+      <w:pPr>
+        <w:rPr>
+          <w:lang w:eastAsia="es-EC"/>
+        </w:rPr>
+      </w:pPr>
+      <w:r>
+        <w:rPr>
+          <w:noProof/>
+        </w:rPr>
         <w:drawing>
-          <wp:inline distT="0" distB="0" distL="0" distR="0" wp14:anchorId="28EF55C2" wp14:editId="50CF84E4">
-            <wp:extent cx="5029200" cy="2458418"/>
-            <wp:effectExtent l="0" t="0" r="0" b="0"/>
-            <wp:docPr id="8" name="Imagen 8"/>
+          <wp:inline distT="0" distB="0" distL="0" distR="0" wp14:anchorId="3AFA3560" wp14:editId="1FE71F3D">
+            <wp:extent cx="5400040" cy="2966720"/>
+            <wp:effectExtent l="0" t="0" r="0" b="5080"/>
+            <wp:docPr id="6" name="Imagen 6"/>
             <wp:cNvGraphicFramePr>
               <a:graphicFrameLocks xmlns:a="http://schemas.openxmlformats.org/drawingml/2006/main" noChangeAspect="1"/>
             </wp:cNvGraphicFramePr>
@@ -1216,7 +2650,7 @@
                   <pic:spPr>
                     <a:xfrm>
                       <a:off x="0" y="0"/>
-                      <a:ext cx="5033625" cy="2460581"/>
+                      <a:ext cx="5400040" cy="2966720"/>
                     </a:xfrm>
                     <a:prstGeom prst="rect">
                       <a:avLst/>
@@ -1231,71 +2665,95 @@
     </w:p>
     <w:p>
       <w:pPr>
-        <w:tabs>
-          <w:tab w:val="left" w:pos="2820"/>
-        </w:tabs>
-      </w:pPr>
+        <w:rPr>
+          <w:i/>
+          <w:iCs/>
+        </w:rPr>
+      </w:pPr>
+      <w:r>
+        <w:rPr>
+          <w:i/>
+          <w:iCs/>
+          <w:lang w:eastAsia="es-EC"/>
+        </w:rPr>
+        <w:t>Captura de la ejecución del comando mvn test mostrando las pruebas unitarias ejecutadas correctamente.</w:t>
+      </w:r>
+    </w:p>
+    <w:p>
+      <w:pPr>
+        <w:pStyle w:val="Ttulo3"/>
+      </w:pPr>
+      <w:bookmarkStart w:id="14" w:name="_Toc220866290"/>
+      <w:r>
+        <w:t xml:space="preserve">6.3 Fase </w:t>
+      </w:r>
+      <w:r>
+        <w:rPr>
+          <w:rStyle w:val="Textoennegrita"/>
+          <w:b/>
+          <w:bCs w:val="0"/>
+        </w:rPr>
+        <w:t>package</w:t>
+      </w:r>
+      <w:bookmarkEnd w:id="14"/>
+    </w:p>
+    <w:p>
+      <w:r>
+        <w:t xml:space="preserve">La fase </w:t>
+      </w:r>
+      <w:r>
+        <w:rPr>
+          <w:rStyle w:val="Textoennegrita"/>
+        </w:rPr>
+        <w:t>package</w:t>
+      </w:r>
+      <w:r>
+        <w:t xml:space="preserve"> se encarga de compilar el código fuente del proyecto y generar un artefacto distribuible, generalmente en formato JAR. Durante esta fase, Maven ejecuta todas las </w:t>
+      </w:r>
       <w:r>
         <w:lastRenderedPageBreak/>
-        <w:t xml:space="preserve">Captura de la ejecución del comando </w:t>
-      </w:r>
-      <w:proofErr w:type="spellStart"/>
+        <w:t>fases anteriores del ciclo de vida de forma automática, asegurando que el proyecto haya sido validado y probado antes de ser empaquetado.</w:t>
+      </w:r>
+    </w:p>
+    <w:p>
+      <w:pPr>
+        <w:rPr>
+          <w:rFonts w:eastAsia="Times New Roman" w:cs="Times New Roman"/>
+          <w:sz w:val="24"/>
+          <w:szCs w:val="24"/>
+          <w:lang w:eastAsia="es-EC"/>
+        </w:rPr>
+      </w:pPr>
+      <w:r>
+        <w:t xml:space="preserve">El resultado de esta fase es la creación del archivo JAR dentro de la carpeta </w:t>
+      </w:r>
       <w:r>
         <w:rPr>
           <w:rStyle w:val="CdigoHTML"/>
           <w:rFonts w:eastAsiaTheme="minorHAnsi"/>
         </w:rPr>
-        <w:t>mvn</w:t>
-      </w:r>
-      <w:proofErr w:type="spellEnd"/>
-      <w:r>
-        <w:rPr>
-          <w:rStyle w:val="CdigoHTML"/>
-          <w:rFonts w:eastAsiaTheme="minorHAnsi"/>
-        </w:rPr>
-        <w:t xml:space="preserve"> </w:t>
-      </w:r>
-      <w:proofErr w:type="spellStart"/>
-      <w:r>
-        <w:rPr>
-          <w:rStyle w:val="CdigoHTML"/>
-          <w:rFonts w:eastAsiaTheme="minorHAnsi"/>
-        </w:rPr>
-        <w:t>install</w:t>
-      </w:r>
-      <w:proofErr w:type="spellEnd"/>
-      <w:r>
-        <w:t xml:space="preserve"> con resultado exitoso.</w:t>
-      </w:r>
-    </w:p>
-    <w:p>
-      <w:pPr>
-        <w:pStyle w:val="Ttulo2"/>
-      </w:pPr>
-      <w:r>
-        <w:t>7. Implementación de Pruebas Unitarias</w:t>
-      </w:r>
-    </w:p>
-    <w:p>
-      <w:r>
-        <w:t>Las pruebas unitarias constituyen una práctica fundamental para garantizar la calidad del software. En este proyecto se implementaron pruebas unitarias básicas con el objetivo de verificar el correcto funcionamiento de métodos y operaciones simples del sistema.</w:t>
-      </w:r>
-    </w:p>
-    <w:p>
-      <w:r>
-        <w:t>La ejecución de estas pruebas permitió identificar posibles errores en etapas tempranas del desarrollo, asegurando que los cambios realizados no afecten negativamente el comportamiento del sistema. Las pruebas fueron ejecutadas exitosamente mediante las herramientas proporcionadas por Maven.</w:t>
-      </w:r>
-    </w:p>
-    <w:p>
-      <w:pPr>
-        <w:jc w:val="center"/>
-      </w:pPr>
-      <w:r>
+        <w:t>target</w:t>
+      </w:r>
+      <w:r>
+        <w:t>, el cual representa la versión compilada del proyecto lista para ser distribuida o ejecutada.</w:t>
+      </w:r>
+    </w:p>
+    <w:p>
+      <w:pPr>
+        <w:rPr>
+          <w:i/>
+          <w:iCs/>
+        </w:rPr>
+      </w:pPr>
+      <w:r>
+        <w:rPr>
+          <w:noProof/>
+        </w:rPr>
         <w:drawing>
-          <wp:inline distT="0" distB="0" distL="0" distR="0" wp14:anchorId="55A0F626" wp14:editId="7ECA0EAC">
-            <wp:extent cx="3098609" cy="5657850"/>
-            <wp:effectExtent l="0" t="0" r="6985" b="0"/>
-            <wp:docPr id="9" name="Imagen 9"/>
+          <wp:inline distT="0" distB="0" distL="0" distR="0" wp14:anchorId="6B692231" wp14:editId="58DDAB58">
+            <wp:extent cx="4953000" cy="2831783"/>
+            <wp:effectExtent l="0" t="0" r="0" b="6985"/>
+            <wp:docPr id="7" name="Imagen 7"/>
             <wp:cNvGraphicFramePr>
               <a:graphicFrameLocks xmlns:a="http://schemas.openxmlformats.org/drawingml/2006/main" noChangeAspect="1"/>
             </wp:cNvGraphicFramePr>
@@ -1315,7 +2773,7 @@
                   <pic:spPr>
                     <a:xfrm>
                       <a:off x="0" y="0"/>
-                      <a:ext cx="3106767" cy="5672746"/>
+                      <a:ext cx="4955320" cy="2833109"/>
                     </a:xfrm>
                     <a:prstGeom prst="rect">
                       <a:avLst/>
@@ -1330,9 +2788,6 @@
     </w:p>
     <w:p>
       <w:pPr>
-        <w:tabs>
-          <w:tab w:val="left" w:pos="2820"/>
-        </w:tabs>
         <w:rPr>
           <w:i/>
           <w:iCs/>
@@ -1343,9 +2798,8 @@
           <w:i/>
           <w:iCs/>
         </w:rPr>
-        <w:t xml:space="preserve">Captura de la ejecución de las pruebas unitarias en IntelliJ IDEA o salida del comando </w:t>
-      </w:r>
-      <w:proofErr w:type="spellStart"/>
+        <w:t xml:space="preserve">Captura de la carpeta </w:t>
+      </w:r>
       <w:r>
         <w:rPr>
           <w:rStyle w:val="CdigoHTML"/>
@@ -1353,70 +2807,63 @@
           <w:i/>
           <w:iCs/>
         </w:rPr>
-        <w:t>mvn</w:t>
-      </w:r>
-      <w:proofErr w:type="spellEnd"/>
-      <w:r>
-        <w:rPr>
-          <w:rStyle w:val="CdigoHTML"/>
-          <w:rFonts w:eastAsiaTheme="minorHAnsi"/>
+        <w:t>target</w:t>
+      </w:r>
+      <w:r>
+        <w:rPr>
           <w:i/>
           <w:iCs/>
         </w:rPr>
-        <w:t xml:space="preserve"> test</w:t>
-      </w:r>
-      <w:r>
-        <w:rPr>
-          <w:i/>
-          <w:iCs/>
-        </w:rPr>
-        <w:t>.</w:t>
-      </w:r>
-    </w:p>
-    <w:p>
-      <w:pPr>
-        <w:pStyle w:val="Ttulo2"/>
-      </w:pPr>
-      <w:r>
-        <w:lastRenderedPageBreak/>
-        <w:t>8. Resultados y Análisis</w:t>
-      </w:r>
-    </w:p>
-    <w:p>
-      <w:r>
-        <w:t>Como resultado del desarrollo del proyecto, se obtuvo una aplicación correctamente configurada como proyecto Maven. Las dependencias fueron gestionadas automáticamente y las pruebas unitarias se ejecutaron sin errores.</w:t>
-      </w:r>
-    </w:p>
-    <w:p>
-      <w:r>
-        <w:t xml:space="preserve">Asimismo, se generó el artefacto del proyecto dentro de la carpeta </w:t>
-      </w:r>
-      <w:r>
-        <w:rPr>
-          <w:rStyle w:val="CdigoHTML"/>
-          <w:rFonts w:eastAsiaTheme="majorEastAsia"/>
-        </w:rPr>
-        <w:t>target</w:t>
-      </w:r>
-      <w:r>
-        <w:t>, demostrando el correcto funcionamiento del proceso de compilación y empaquetado. Estos resultados evidencian la eficacia de Maven como herramienta de gestión de la configuración del software.</w:t>
-      </w:r>
-    </w:p>
-    <w:p>
-      <w:pPr>
-        <w:tabs>
-          <w:tab w:val="left" w:pos="2387"/>
-        </w:tabs>
-      </w:pPr>
-      <w:r>
-        <w:tab/>
-      </w:r>
-      <w:r>
+        <w:t xml:space="preserve"> mostrando el archivo JAR generado.</w:t>
+      </w:r>
+    </w:p>
+    <w:p>
+      <w:pPr>
+        <w:pStyle w:val="Ttulo3"/>
+      </w:pPr>
+      <w:bookmarkStart w:id="15" w:name="_Toc220866291"/>
+      <w:r>
+        <w:t xml:space="preserve">6.4 Fase </w:t>
+      </w:r>
+      <w:r>
+        <w:rPr>
+          <w:rStyle w:val="Textoennegrita"/>
+          <w:b/>
+          <w:bCs w:val="0"/>
+        </w:rPr>
+        <w:t>install</w:t>
+      </w:r>
+      <w:bookmarkEnd w:id="15"/>
+    </w:p>
+    <w:p>
+      <w:r>
+        <w:t xml:space="preserve">La fase </w:t>
+      </w:r>
+      <w:r>
+        <w:rPr>
+          <w:rStyle w:val="Textoennegrita"/>
+        </w:rPr>
+        <w:t>install</w:t>
+      </w:r>
+      <w:r>
+        <w:t xml:space="preserve"> se encarga de instalar el artefacto generado en el repositorio local de Maven. Este repositorio permite que otros proyectos locales puedan utilizar el artefacto como dependencia sin necesidad de descargarlo nuevamente desde un repositorio remoto.</w:t>
+      </w:r>
+    </w:p>
+    <w:p>
+      <w:r>
+        <w:t>La ejecución de esta fase confirma que el proyecto ha sido construido correctamente y que se encuentra disponible para su reutilización dentro del entorno local de desarrollo.</w:t>
+      </w:r>
+    </w:p>
+    <w:p>
+      <w:r>
+        <w:rPr>
+          <w:noProof/>
+        </w:rPr>
         <w:drawing>
-          <wp:inline distT="0" distB="0" distL="0" distR="0" wp14:anchorId="73CE2310" wp14:editId="46240616">
-            <wp:extent cx="3848433" cy="5547841"/>
+          <wp:inline distT="0" distB="0" distL="0" distR="0" wp14:anchorId="28EF55C2" wp14:editId="50CF84E4">
+            <wp:extent cx="5029200" cy="2458418"/>
             <wp:effectExtent l="0" t="0" r="0" b="0"/>
-            <wp:docPr id="11" name="Imagen 11"/>
+            <wp:docPr id="8" name="Imagen 8"/>
             <wp:cNvGraphicFramePr>
               <a:graphicFrameLocks xmlns:a="http://schemas.openxmlformats.org/drawingml/2006/main" noChangeAspect="1"/>
             </wp:cNvGraphicFramePr>
@@ -1436,7 +2883,7 @@
                   <pic:spPr>
                     <a:xfrm>
                       <a:off x="0" y="0"/>
-                      <a:ext cx="3848433" cy="5547841"/>
+                      <a:ext cx="5033625" cy="2460581"/>
                     </a:xfrm>
                     <a:prstGeom prst="rect">
                       <a:avLst/>
@@ -1452,161 +2899,57 @@
     <w:p>
       <w:pPr>
         <w:tabs>
-          <w:tab w:val="left" w:pos="2387"/>
-        </w:tabs>
-        <w:rPr>
-          <w:i/>
-          <w:iCs/>
-        </w:rPr>
-      </w:pPr>
-      <w:r>
-        <w:rPr>
-          <w:i/>
-          <w:iCs/>
-        </w:rPr>
-        <w:t xml:space="preserve">Captura de la carpeta </w:t>
+          <w:tab w:val="left" w:pos="2820"/>
+        </w:tabs>
+      </w:pPr>
+      <w:r>
+        <w:t xml:space="preserve">Captura de la ejecución del comando </w:t>
       </w:r>
       <w:r>
         <w:rPr>
           <w:rStyle w:val="CdigoHTML"/>
           <w:rFonts w:eastAsiaTheme="minorHAnsi"/>
-          <w:i/>
-          <w:iCs/>
-        </w:rPr>
-        <w:t>target</w:t>
-      </w:r>
-      <w:r>
-        <w:rPr>
-          <w:i/>
-          <w:iCs/>
-        </w:rPr>
-        <w:t xml:space="preserve"> y del archivo JAR generado.</w:t>
+        </w:rPr>
+        <w:t>mvn install</w:t>
+      </w:r>
+      <w:r>
+        <w:t xml:space="preserve"> con resultado exitoso.</w:t>
       </w:r>
     </w:p>
     <w:p>
       <w:pPr>
         <w:pStyle w:val="Ttulo2"/>
       </w:pPr>
-      <w:r>
-        <w:t>9. Manual de Operaciones</w:t>
-      </w:r>
-    </w:p>
-    <w:p>
-      <w:pPr>
-        <w:pStyle w:val="Ttulo3"/>
-      </w:pPr>
-      <w:r>
-        <w:t>Requisitos del Sistema</w:t>
-      </w:r>
-    </w:p>
-    <w:p>
-      <w:pPr>
-        <w:pStyle w:val="Prrafodelista"/>
-        <w:numPr>
-          <w:ilvl w:val="0"/>
-          <w:numId w:val="7"/>
-        </w:numPr>
-      </w:pPr>
-      <w:r>
-        <w:t>Java JDK 17 o superior</w:t>
-      </w:r>
-    </w:p>
-    <w:p>
-      <w:pPr>
-        <w:pStyle w:val="Prrafodelista"/>
-        <w:numPr>
-          <w:ilvl w:val="0"/>
-          <w:numId w:val="7"/>
-        </w:numPr>
-      </w:pPr>
+      <w:bookmarkStart w:id="16" w:name="_Toc220866292"/>
+      <w:r>
+        <w:t>7. Implementación de Pruebas Unitarias</w:t>
+      </w:r>
+      <w:bookmarkEnd w:id="16"/>
+    </w:p>
+    <w:p>
       <w:r>
         <w:lastRenderedPageBreak/>
-        <w:t>Apache Maven</w:t>
-      </w:r>
-    </w:p>
-    <w:p>
-      <w:pPr>
-        <w:pStyle w:val="Prrafodelista"/>
-        <w:numPr>
-          <w:ilvl w:val="0"/>
-          <w:numId w:val="7"/>
-        </w:numPr>
-      </w:pPr>
-      <w:r>
-        <w:t>Entorno de desarrollo compatible (IntelliJ IDEA)</w:t>
-      </w:r>
-    </w:p>
-    <w:p>
-      <w:pPr>
-        <w:pStyle w:val="Ttulo3"/>
-      </w:pPr>
-      <w:r>
-        <w:t>Procedimiento de Ejecución</w:t>
-      </w:r>
-    </w:p>
-    <w:p>
-      <w:pPr>
-        <w:pStyle w:val="Prrafodelista"/>
-        <w:numPr>
-          <w:ilvl w:val="0"/>
-          <w:numId w:val="8"/>
-        </w:numPr>
-        <w:tabs>
-          <w:tab w:val="clear" w:pos="720"/>
-          <w:tab w:val="num" w:pos="1890"/>
-        </w:tabs>
-        <w:ind w:left="1350"/>
-      </w:pPr>
-      <w:r>
-        <w:t>Clonar el repositorio del proyecto desde GitHub.</w:t>
-      </w:r>
-    </w:p>
-    <w:p>
-      <w:pPr>
-        <w:pStyle w:val="Prrafodelista"/>
-        <w:numPr>
-          <w:ilvl w:val="0"/>
-          <w:numId w:val="8"/>
-        </w:numPr>
-        <w:tabs>
-          <w:tab w:val="clear" w:pos="720"/>
-          <w:tab w:val="num" w:pos="1890"/>
-        </w:tabs>
-        <w:ind w:left="1350"/>
-      </w:pPr>
-      <w:r>
-        <w:t>Abrir el proyecto en el entorno de desarrollo.</w:t>
-      </w:r>
-    </w:p>
-    <w:p>
-      <w:pPr>
-        <w:pStyle w:val="Prrafodelista"/>
-        <w:numPr>
-          <w:ilvl w:val="0"/>
-          <w:numId w:val="8"/>
-        </w:numPr>
-        <w:tabs>
-          <w:tab w:val="clear" w:pos="720"/>
-          <w:tab w:val="num" w:pos="1890"/>
-        </w:tabs>
-        <w:ind w:left="1350"/>
-      </w:pPr>
-      <w:r>
-        <w:t>Ejecutar los comandos del ciclo de vida de Maven:</w:t>
-      </w:r>
-    </w:p>
-    <w:p>
-      <w:pPr>
-        <w:pStyle w:val="Prrafodelista"/>
-        <w:ind w:left="1350" w:firstLine="0"/>
+        <w:t>Las pruebas unitarias constituyen una práctica fundamental para garantizar la calidad del software. En este proyecto se implementaron pruebas unitarias básicas con el objetivo de verificar el correcto funcionamiento de métodos y operaciones simples del sistema.</w:t>
+      </w:r>
+    </w:p>
+    <w:p>
+      <w:r>
+        <w:t>La ejecución de estas pruebas permitió identificar posibles errores en etapas tempranas del desarrollo, asegurando que los cambios realizados no afecten negativamente el comportamiento del sistema. Las pruebas fueron ejecutadas exitosamente mediante las herramientas proporcionadas por Maven.</w:t>
+      </w:r>
+    </w:p>
+    <w:p>
+      <w:pPr>
         <w:jc w:val="center"/>
       </w:pPr>
       <w:r>
+        <w:rPr>
+          <w:noProof/>
+        </w:rPr>
         <w:drawing>
-          <wp:inline distT="0" distB="0" distL="0" distR="0" wp14:anchorId="0A04A0B8" wp14:editId="6E9673BB">
-            <wp:extent cx="990686" cy="800169"/>
-            <wp:effectExtent l="0" t="0" r="0" b="0"/>
-            <wp:docPr id="13" name="Imagen 13"/>
+          <wp:inline distT="0" distB="0" distL="0" distR="0" wp14:anchorId="55A0F626" wp14:editId="7ECA0EAC">
+            <wp:extent cx="3098609" cy="5657850"/>
+            <wp:effectExtent l="0" t="0" r="6985" b="0"/>
+            <wp:docPr id="9" name="Imagen 9"/>
             <wp:cNvGraphicFramePr>
               <a:graphicFrameLocks xmlns:a="http://schemas.openxmlformats.org/drawingml/2006/main" noChangeAspect="1"/>
             </wp:cNvGraphicFramePr>
@@ -1626,7 +2969,7 @@
                   <pic:spPr>
                     <a:xfrm>
                       <a:off x="0" y="0"/>
-                      <a:ext cx="990686" cy="800169"/>
+                      <a:ext cx="3106767" cy="5672746"/>
                     </a:xfrm>
                     <a:prstGeom prst="rect">
                       <a:avLst/>
@@ -1641,89 +2984,87 @@
     </w:p>
     <w:p>
       <w:pPr>
-        <w:pStyle w:val="Prrafodelista"/>
-        <w:numPr>
-          <w:ilvl w:val="0"/>
-          <w:numId w:val="8"/>
-        </w:numPr>
-        <w:tabs>
-          <w:tab w:val="clear" w:pos="720"/>
-          <w:tab w:val="num" w:pos="1890"/>
-        </w:tabs>
-        <w:ind w:left="1350"/>
-      </w:pPr>
-      <w:r>
-        <w:t xml:space="preserve">Verificar la generación del artefacto en la carpeta </w:t>
+        <w:tabs>
+          <w:tab w:val="left" w:pos="2820"/>
+        </w:tabs>
+        <w:rPr>
+          <w:i/>
+          <w:iCs/>
+        </w:rPr>
+      </w:pPr>
+      <w:r>
+        <w:rPr>
+          <w:i/>
+          <w:iCs/>
+        </w:rPr>
+        <w:t xml:space="preserve">Captura de la ejecución de las pruebas unitarias en IntelliJ IDEA o salida del comando </w:t>
       </w:r>
       <w:r>
         <w:rPr>
           <w:rStyle w:val="CdigoHTML"/>
           <w:rFonts w:eastAsiaTheme="minorHAnsi"/>
+          <w:i/>
+          <w:iCs/>
+        </w:rPr>
+        <w:t>mvn test</w:t>
+      </w:r>
+      <w:r>
+        <w:rPr>
+          <w:i/>
+          <w:iCs/>
+        </w:rPr>
+        <w:t>.</w:t>
+      </w:r>
+    </w:p>
+    <w:p>
+      <w:pPr>
+        <w:pStyle w:val="Ttulo2"/>
+      </w:pPr>
+      <w:bookmarkStart w:id="17" w:name="_Toc220866293"/>
+      <w:r>
+        <w:t>8. Resultados y Análisis</w:t>
+      </w:r>
+      <w:bookmarkEnd w:id="17"/>
+    </w:p>
+    <w:p>
+      <w:r>
+        <w:lastRenderedPageBreak/>
+        <w:t>Como resultado del desarrollo del proyecto, se obtuvo una aplicación correctamente configurada como proyecto Maven. Las dependencias fueron gestionadas automáticamente y las pruebas unitarias se ejecutaron sin errores.</w:t>
+      </w:r>
+    </w:p>
+    <w:p>
+      <w:r>
+        <w:t xml:space="preserve">Asimismo, se generó el artefacto del proyecto dentro de la carpeta </w:t>
+      </w:r>
+      <w:r>
+        <w:rPr>
+          <w:rStyle w:val="CdigoHTML"/>
+          <w:rFonts w:eastAsiaTheme="majorEastAsia"/>
         </w:rPr>
         <w:t>target</w:t>
       </w:r>
       <w:r>
-        <w:t>.</w:t>
-      </w:r>
-    </w:p>
-    <w:p>
-      <w:pPr>
-        <w:pStyle w:val="Ttulo2"/>
-      </w:pPr>
-      <w:r>
-        <w:t>10. Reflexión Final</w:t>
-      </w:r>
-    </w:p>
-    <w:p>
-      <w:r>
-        <w:t>El desarrollo de este proyecto permitió comprender la importancia de la gestión de la configuración del software dentro del proceso de desarrollo. El uso de Maven facilitó la automatización de tareas repetitivas y promovió una estructura ordenada del proyecto.</w:t>
-      </w:r>
-    </w:p>
-    <w:p>
-      <w:r>
-        <w:t>Además, la implementación de pruebas unitarias resaltó la relevancia de aplicar buenas prácticas de aseguramiento de calidad desde las primeras etapas del desarrollo. En conclusión, Apache Maven se presenta como una herramienta clave para el desarrollo de aplicaciones Java modernas, contribuyendo a la eficiencia, calidad y mantenibilidad del software.</w:t>
-      </w:r>
-    </w:p>
-    <w:p>
-      <w:pPr>
-        <w:pStyle w:val="Ttulo2"/>
-      </w:pPr>
-      <w:r>
-        <w:t>11. Anexos</w:t>
-      </w:r>
-    </w:p>
-    <w:p>
-      <w:pPr>
-        <w:pStyle w:val="NormalWeb"/>
-      </w:pPr>
-      <w:r>
-        <w:rPr>
-          <w:rStyle w:val="Textoennegrita"/>
-          <w:rFonts w:eastAsiaTheme="majorEastAsia"/>
-        </w:rPr>
-        <w:t>EVIDENCIAS A INSERTAR:</w:t>
-      </w:r>
-    </w:p>
-    <w:p>
-      <w:pPr>
-        <w:pStyle w:val="NormalWeb"/>
-        <w:numPr>
-          <w:ilvl w:val="0"/>
-          <w:numId w:val="5"/>
-        </w:numPr>
-      </w:pPr>
-      <w:r>
-        <w:t>Capturas del proyecto en IntelliJ IDEA</w:t>
-      </w:r>
-    </w:p>
-    <w:p>
-      <w:r>
-        <w:lastRenderedPageBreak/>
+        <w:t>, demostrando el correcto funcionamiento del proceso de compilación y empaquetado. Estos resultados evidencian la eficacia de Maven como herramienta de gestión de la configuración del software.</w:t>
+      </w:r>
+    </w:p>
+    <w:p>
+      <w:pPr>
+        <w:tabs>
+          <w:tab w:val="left" w:pos="2387"/>
+        </w:tabs>
+      </w:pPr>
+      <w:r>
+        <w:tab/>
+      </w:r>
+      <w:r>
+        <w:rPr>
+          <w:noProof/>
+        </w:rPr>
         <w:drawing>
-          <wp:inline distT="0" distB="0" distL="0" distR="0" wp14:anchorId="518132F9" wp14:editId="2DA55FDF">
-            <wp:extent cx="5400040" cy="3037840"/>
+          <wp:inline distT="0" distB="0" distL="0" distR="0" wp14:anchorId="73CE2310" wp14:editId="46240616">
+            <wp:extent cx="3848433" cy="5547841"/>
             <wp:effectExtent l="0" t="0" r="0" b="0"/>
-            <wp:docPr id="16" name="Imagen 16"/>
+            <wp:docPr id="11" name="Imagen 11"/>
             <wp:cNvGraphicFramePr>
               <a:graphicFrameLocks xmlns:a="http://schemas.openxmlformats.org/drawingml/2006/main" noChangeAspect="1"/>
             </wp:cNvGraphicFramePr>
@@ -1743,7 +3084,7 @@
                   <pic:spPr>
                     <a:xfrm>
                       <a:off x="0" y="0"/>
-                      <a:ext cx="5400040" cy="3037840"/>
+                      <a:ext cx="3848433" cy="5547841"/>
                     </a:xfrm>
                     <a:prstGeom prst="rect">
                       <a:avLst/>
@@ -1758,23 +3099,171 @@
     </w:p>
     <w:p>
       <w:pPr>
-        <w:pStyle w:val="NormalWeb"/>
+        <w:tabs>
+          <w:tab w:val="left" w:pos="2387"/>
+        </w:tabs>
+        <w:rPr>
+          <w:i/>
+          <w:iCs/>
+        </w:rPr>
+      </w:pPr>
+      <w:r>
+        <w:rPr>
+          <w:i/>
+          <w:iCs/>
+        </w:rPr>
+        <w:t xml:space="preserve">Captura de la carpeta </w:t>
+      </w:r>
+      <w:r>
+        <w:rPr>
+          <w:rStyle w:val="CdigoHTML"/>
+          <w:rFonts w:eastAsiaTheme="minorHAnsi"/>
+          <w:i/>
+          <w:iCs/>
+        </w:rPr>
+        <w:t>target</w:t>
+      </w:r>
+      <w:r>
+        <w:rPr>
+          <w:i/>
+          <w:iCs/>
+        </w:rPr>
+        <w:t xml:space="preserve"> y del archivo JAR generado.</w:t>
+      </w:r>
+    </w:p>
+    <w:p>
+      <w:pPr>
+        <w:pStyle w:val="Ttulo2"/>
+      </w:pPr>
+      <w:bookmarkStart w:id="18" w:name="_Toc220866294"/>
+      <w:r>
+        <w:t>9. Manual de Operaciones</w:t>
+      </w:r>
+      <w:bookmarkEnd w:id="18"/>
+    </w:p>
+    <w:p>
+      <w:pPr>
+        <w:pStyle w:val="Ttulo3"/>
+      </w:pPr>
+      <w:bookmarkStart w:id="19" w:name="_Toc220866295"/>
+      <w:r>
+        <w:t>Requisitos del Sistema</w:t>
+      </w:r>
+      <w:bookmarkEnd w:id="19"/>
+    </w:p>
+    <w:p>
+      <w:pPr>
+        <w:pStyle w:val="Prrafodelista"/>
         <w:numPr>
           <w:ilvl w:val="0"/>
-          <w:numId w:val="5"/>
+          <w:numId w:val="7"/>
         </w:numPr>
       </w:pPr>
       <w:r>
-        <w:t>Capturas de la ejecución de comandos Maven</w:t>
-      </w:r>
-    </w:p>
-    <w:p>
-      <w:r>
+        <w:t>Java JDK 17 o superior</w:t>
+      </w:r>
+    </w:p>
+    <w:p>
+      <w:pPr>
+        <w:pStyle w:val="Prrafodelista"/>
+        <w:numPr>
+          <w:ilvl w:val="0"/>
+          <w:numId w:val="7"/>
+        </w:numPr>
+      </w:pPr>
+      <w:r>
+        <w:t>Apache Maven</w:t>
+      </w:r>
+    </w:p>
+    <w:p>
+      <w:pPr>
+        <w:pStyle w:val="Prrafodelista"/>
+        <w:numPr>
+          <w:ilvl w:val="0"/>
+          <w:numId w:val="7"/>
+        </w:numPr>
+      </w:pPr>
+      <w:r>
+        <w:t>Entorno de desarrollo compatible (IntelliJ IDEA)</w:t>
+      </w:r>
+    </w:p>
+    <w:p>
+      <w:pPr>
+        <w:pStyle w:val="Ttulo3"/>
+      </w:pPr>
+      <w:bookmarkStart w:id="20" w:name="_Toc220866296"/>
+      <w:r>
+        <w:lastRenderedPageBreak/>
+        <w:t>Procedimiento de Ejecución</w:t>
+      </w:r>
+      <w:bookmarkEnd w:id="20"/>
+    </w:p>
+    <w:p>
+      <w:pPr>
+        <w:pStyle w:val="Prrafodelista"/>
+        <w:numPr>
+          <w:ilvl w:val="0"/>
+          <w:numId w:val="8"/>
+        </w:numPr>
+        <w:tabs>
+          <w:tab w:val="clear" w:pos="720"/>
+          <w:tab w:val="num" w:pos="1890"/>
+        </w:tabs>
+        <w:ind w:left="1350"/>
+      </w:pPr>
+      <w:r>
+        <w:t>Clonar el repositorio del proyecto desde GitHub.</w:t>
+      </w:r>
+    </w:p>
+    <w:p>
+      <w:pPr>
+        <w:pStyle w:val="Prrafodelista"/>
+        <w:numPr>
+          <w:ilvl w:val="0"/>
+          <w:numId w:val="8"/>
+        </w:numPr>
+        <w:tabs>
+          <w:tab w:val="clear" w:pos="720"/>
+          <w:tab w:val="num" w:pos="1890"/>
+        </w:tabs>
+        <w:ind w:left="1350"/>
+      </w:pPr>
+      <w:r>
+        <w:t>Abrir el proyecto en el entorno de desarrollo.</w:t>
+      </w:r>
+    </w:p>
+    <w:p>
+      <w:pPr>
+        <w:pStyle w:val="Prrafodelista"/>
+        <w:numPr>
+          <w:ilvl w:val="0"/>
+          <w:numId w:val="8"/>
+        </w:numPr>
+        <w:tabs>
+          <w:tab w:val="clear" w:pos="720"/>
+          <w:tab w:val="num" w:pos="1890"/>
+        </w:tabs>
+        <w:ind w:left="1350"/>
+      </w:pPr>
+      <w:r>
+        <w:t>Ejecutar los comandos del ciclo de vida de Maven:</w:t>
+      </w:r>
+    </w:p>
+    <w:p>
+      <w:pPr>
+        <w:pStyle w:val="Prrafodelista"/>
+        <w:ind w:left="1350" w:firstLine="0"/>
+        <w:jc w:val="center"/>
+      </w:pPr>
+      <w:r>
+        <w:rPr>
+          <w:noProof/>
+        </w:rPr>
         <w:drawing>
-          <wp:inline distT="0" distB="0" distL="0" distR="0" wp14:anchorId="08FE6E92" wp14:editId="4FABEE26">
-            <wp:extent cx="5400040" cy="3037840"/>
+          <wp:inline distT="0" distB="0" distL="0" distR="0" wp14:anchorId="0A04A0B8" wp14:editId="6E9673BB">
+            <wp:extent cx="990686" cy="800169"/>
             <wp:effectExtent l="0" t="0" r="0" b="0"/>
-            <wp:docPr id="17" name="Imagen 17"/>
+            <wp:docPr id="13" name="Imagen 13"/>
             <wp:cNvGraphicFramePr>
               <a:graphicFrameLocks xmlns:a="http://schemas.openxmlformats.org/drawingml/2006/main" noChangeAspect="1"/>
             </wp:cNvGraphicFramePr>
@@ -1794,7 +3283,7 @@
                   <pic:spPr>
                     <a:xfrm>
                       <a:off x="0" y="0"/>
-                      <a:ext cx="5400040" cy="3037840"/>
+                      <a:ext cx="990686" cy="800169"/>
                     </a:xfrm>
                     <a:prstGeom prst="rect">
                       <a:avLst/>
@@ -1809,6 +3298,75 @@
     </w:p>
     <w:p>
       <w:pPr>
+        <w:pStyle w:val="Prrafodelista"/>
+        <w:numPr>
+          <w:ilvl w:val="0"/>
+          <w:numId w:val="8"/>
+        </w:numPr>
+        <w:tabs>
+          <w:tab w:val="clear" w:pos="720"/>
+          <w:tab w:val="num" w:pos="1890"/>
+        </w:tabs>
+        <w:ind w:left="1350"/>
+      </w:pPr>
+      <w:r>
+        <w:t xml:space="preserve">Verificar la generación del artefacto en la carpeta </w:t>
+      </w:r>
+      <w:r>
+        <w:rPr>
+          <w:rStyle w:val="CdigoHTML"/>
+          <w:rFonts w:eastAsiaTheme="minorHAnsi"/>
+        </w:rPr>
+        <w:t>target</w:t>
+      </w:r>
+      <w:r>
+        <w:t>.</w:t>
+      </w:r>
+    </w:p>
+    <w:p>
+      <w:pPr>
+        <w:pStyle w:val="Ttulo2"/>
+      </w:pPr>
+      <w:bookmarkStart w:id="21" w:name="_Toc220866297"/>
+      <w:r>
+        <w:t>10. Reflexión Final</w:t>
+      </w:r>
+      <w:bookmarkEnd w:id="21"/>
+    </w:p>
+    <w:p>
+      <w:r>
+        <w:t>El desarrollo de este proyecto permitió comprender la importancia de la gestión de la configuración del software dentro del proceso de desarrollo. El uso de Maven facilitó la automatización de tareas repetitivas y promovió una estructura ordenada del proyecto.</w:t>
+      </w:r>
+    </w:p>
+    <w:p>
+      <w:r>
+        <w:t>Además, la implementación de pruebas unitarias resaltó la relevancia de aplicar buenas prácticas de aseguramiento de calidad desde las primeras etapas del desarrollo. En conclusión, Apache Maven se presenta como una herramienta clave para el desarrollo de aplicaciones Java modernas, contribuyendo a la eficiencia, calidad y mantenibilidad del software.</w:t>
+      </w:r>
+    </w:p>
+    <w:p>
+      <w:pPr>
+        <w:pStyle w:val="Ttulo2"/>
+      </w:pPr>
+      <w:bookmarkStart w:id="22" w:name="_Toc220866298"/>
+      <w:r>
+        <w:t>11. Anexos</w:t>
+      </w:r>
+      <w:bookmarkEnd w:id="22"/>
+    </w:p>
+    <w:p>
+      <w:pPr>
+        <w:pStyle w:val="NormalWeb"/>
+      </w:pPr>
+      <w:r>
+        <w:rPr>
+          <w:rStyle w:val="Textoennegrita"/>
+          <w:rFonts w:eastAsiaTheme="majorEastAsia"/>
+        </w:rPr>
+        <w:t>EVIDENCIAS A INSERTAR:</w:t>
+      </w:r>
+    </w:p>
+    <w:p>
+      <w:pPr>
         <w:pStyle w:val="NormalWeb"/>
         <w:numPr>
           <w:ilvl w:val="0"/>
@@ -1816,20 +3374,19 @@
         </w:numPr>
       </w:pPr>
       <w:r>
-        <w:t>Capturas de pruebas unitarias</w:t>
-      </w:r>
-    </w:p>
-    <w:p>
-      <w:pPr>
-        <w:pStyle w:val="NormalWeb"/>
-        <w:ind w:left="720"/>
-      </w:pPr>
-      <w:r>
+        <w:t>Capturas del proyecto en IntelliJ IDEA</w:t>
+      </w:r>
+    </w:p>
+    <w:p>
+      <w:r>
+        <w:rPr>
+          <w:noProof/>
+        </w:rPr>
         <w:drawing>
-          <wp:inline distT="0" distB="0" distL="0" distR="0" wp14:anchorId="0DAE483C" wp14:editId="3B0BE565">
-            <wp:extent cx="5400040" cy="961390"/>
+          <wp:inline distT="0" distB="0" distL="0" distR="0" wp14:anchorId="518132F9" wp14:editId="2DA55FDF">
+            <wp:extent cx="5400040" cy="3037840"/>
             <wp:effectExtent l="0" t="0" r="0" b="0"/>
-            <wp:docPr id="15" name="Imagen 15"/>
+            <wp:docPr id="16" name="Imagen 16"/>
             <wp:cNvGraphicFramePr>
               <a:graphicFrameLocks xmlns:a="http://schemas.openxmlformats.org/drawingml/2006/main" noChangeAspect="1"/>
             </wp:cNvGraphicFramePr>
@@ -1849,6 +3406,119 @@
                   <pic:spPr>
                     <a:xfrm>
                       <a:off x="0" y="0"/>
+                      <a:ext cx="5400040" cy="3037840"/>
+                    </a:xfrm>
+                    <a:prstGeom prst="rect">
+                      <a:avLst/>
+                    </a:prstGeom>
+                  </pic:spPr>
+                </pic:pic>
+              </a:graphicData>
+            </a:graphic>
+          </wp:inline>
+        </w:drawing>
+      </w:r>
+    </w:p>
+    <w:p>
+      <w:pPr>
+        <w:pStyle w:val="NormalWeb"/>
+        <w:numPr>
+          <w:ilvl w:val="0"/>
+          <w:numId w:val="5"/>
+        </w:numPr>
+      </w:pPr>
+      <w:r>
+        <w:lastRenderedPageBreak/>
+        <w:t>Capturas de la ejecución de comandos Maven</w:t>
+      </w:r>
+    </w:p>
+    <w:p>
+      <w:r>
+        <w:rPr>
+          <w:noProof/>
+        </w:rPr>
+        <w:drawing>
+          <wp:inline distT="0" distB="0" distL="0" distR="0" wp14:anchorId="08FE6E92" wp14:editId="4FABEE26">
+            <wp:extent cx="5400040" cy="3037840"/>
+            <wp:effectExtent l="0" t="0" r="0" b="0"/>
+            <wp:docPr id="17" name="Imagen 17"/>
+            <wp:cNvGraphicFramePr>
+              <a:graphicFrameLocks xmlns:a="http://schemas.openxmlformats.org/drawingml/2006/main" noChangeAspect="1"/>
+            </wp:cNvGraphicFramePr>
+            <a:graphic xmlns:a="http://schemas.openxmlformats.org/drawingml/2006/main">
+              <a:graphicData uri="http://schemas.openxmlformats.org/drawingml/2006/picture">
+                <pic:pic xmlns:pic="http://schemas.openxmlformats.org/drawingml/2006/picture">
+                  <pic:nvPicPr>
+                    <pic:cNvPr id="1" name=""/>
+                    <pic:cNvPicPr/>
+                  </pic:nvPicPr>
+                  <pic:blipFill>
+                    <a:blip r:embed="rId17"/>
+                    <a:stretch>
+                      <a:fillRect/>
+                    </a:stretch>
+                  </pic:blipFill>
+                  <pic:spPr>
+                    <a:xfrm>
+                      <a:off x="0" y="0"/>
+                      <a:ext cx="5400040" cy="3037840"/>
+                    </a:xfrm>
+                    <a:prstGeom prst="rect">
+                      <a:avLst/>
+                    </a:prstGeom>
+                  </pic:spPr>
+                </pic:pic>
+              </a:graphicData>
+            </a:graphic>
+          </wp:inline>
+        </w:drawing>
+      </w:r>
+    </w:p>
+    <w:p>
+      <w:pPr>
+        <w:pStyle w:val="NormalWeb"/>
+        <w:numPr>
+          <w:ilvl w:val="0"/>
+          <w:numId w:val="5"/>
+        </w:numPr>
+      </w:pPr>
+      <w:r>
+        <w:t>Capturas de pruebas unitarias</w:t>
+      </w:r>
+    </w:p>
+    <w:p>
+      <w:pPr>
+        <w:pStyle w:val="NormalWeb"/>
+        <w:ind w:left="720"/>
+      </w:pPr>
+      <w:r>
+        <w:rPr>
+          <w:noProof/>
+        </w:rPr>
+        <w:drawing>
+          <wp:inline distT="0" distB="0" distL="0" distR="0" wp14:anchorId="0DAE483C" wp14:editId="3B0BE565">
+            <wp:extent cx="5400040" cy="961390"/>
+            <wp:effectExtent l="0" t="0" r="0" b="0"/>
+            <wp:docPr id="15" name="Imagen 15"/>
+            <wp:cNvGraphicFramePr>
+              <a:graphicFrameLocks xmlns:a="http://schemas.openxmlformats.org/drawingml/2006/main" noChangeAspect="1"/>
+            </wp:cNvGraphicFramePr>
+            <a:graphic xmlns:a="http://schemas.openxmlformats.org/drawingml/2006/main">
+              <a:graphicData uri="http://schemas.openxmlformats.org/drawingml/2006/picture">
+                <pic:pic xmlns:pic="http://schemas.openxmlformats.org/drawingml/2006/picture">
+                  <pic:nvPicPr>
+                    <pic:cNvPr id="1" name=""/>
+                    <pic:cNvPicPr/>
+                  </pic:nvPicPr>
+                  <pic:blipFill>
+                    <a:blip r:embed="rId18"/>
+                    <a:stretch>
+                      <a:fillRect/>
+                    </a:stretch>
+                  </pic:blipFill>
+                  <pic:spPr>
+                    <a:xfrm>
+                      <a:off x="0" y="0"/>
                       <a:ext cx="5400040" cy="961390"/>
                     </a:xfrm>
                     <a:prstGeom prst="rect">
@@ -1871,12 +3541,9 @@
         </w:numPr>
       </w:pPr>
       <w:r>
-        <w:t>Enlace al repositorio GitHub</w:t>
-      </w:r>
-      <w:r>
-        <w:t xml:space="preserve">: </w:t>
-      </w:r>
-      <w:hyperlink r:id="rId17" w:history="1">
+        <w:t xml:space="preserve">Enlace al repositorio GitHub: </w:t>
+      </w:r>
+      <w:hyperlink r:id="rId19" w:history="1">
         <w:r>
           <w:rPr>
             <w:rStyle w:val="Hipervnculo"/>
@@ -1897,10 +3564,27 @@
         </w:numPr>
       </w:pPr>
       <w:r>
-        <w:t>Enlace al video de presentación en YouTube</w:t>
+        <w:t>Enlace al video de presentación en</w:t>
+      </w:r>
+      <w:r>
+        <w:t xml:space="preserve"> Drive</w:t>
       </w:r>
       <w:r>
         <w:t>:</w:t>
+      </w:r>
+      <w:r>
+        <w:t xml:space="preserve"> </w:t>
+      </w:r>
+      <w:hyperlink r:id="rId20" w:history="1">
+        <w:r>
+          <w:rPr>
+            <w:rStyle w:val="Hipervnculo"/>
+          </w:rPr>
+          <w:t>https://drive.google.com/file/d/10evL4QavEAQVgjIF0JalS68lXy4nDZpV/view?usp=sharing</w:t>
+        </w:r>
+      </w:hyperlink>
+      <w:r>
+        <w:t xml:space="preserve"> </w:t>
       </w:r>
     </w:p>
     <w:sectPr>
@@ -3435,6 +5119,7 @@
   <w:style w:type="character" w:default="1" w:styleId="Fuentedeprrafopredeter">
     <w:name w:val="Default Paragraph Font"/>
     <w:uiPriority w:val="1"/>
+    <w:semiHidden/>
     <w:unhideWhenUsed/>
   </w:style>
   <w:style w:type="table" w:default="1" w:styleId="Tablanormal">
@@ -3587,6 +5272,64 @@
     <w:pPr>
       <w:ind w:left="720"/>
       <w:contextualSpacing/>
+    </w:pPr>
+  </w:style>
+  <w:style w:type="paragraph" w:styleId="TtuloTDC">
+    <w:name w:val="TOC Heading"/>
+    <w:basedOn w:val="Ttulo1"/>
+    <w:next w:val="Normal"/>
+    <w:uiPriority w:val="39"/>
+    <w:unhideWhenUsed/>
+    <w:qFormat/>
+    <w:rsid w:val="00E77862"/>
+    <w:pPr>
+      <w:spacing w:line="259" w:lineRule="auto"/>
+      <w:ind w:firstLine="0"/>
+      <w:jc w:val="left"/>
+      <w:outlineLvl w:val="9"/>
+    </w:pPr>
+    <w:rPr>
+      <w:rFonts w:asciiTheme="majorHAnsi" w:hAnsiTheme="majorHAnsi"/>
+      <w:b w:val="0"/>
+      <w:lang w:eastAsia="es-EC"/>
+    </w:rPr>
+  </w:style>
+  <w:style w:type="paragraph" w:styleId="TDC1">
+    <w:name w:val="toc 1"/>
+    <w:basedOn w:val="Normal"/>
+    <w:next w:val="Normal"/>
+    <w:autoRedefine/>
+    <w:uiPriority w:val="39"/>
+    <w:unhideWhenUsed/>
+    <w:rsid w:val="00E77862"/>
+    <w:pPr>
+      <w:spacing w:after="100"/>
+    </w:pPr>
+  </w:style>
+  <w:style w:type="paragraph" w:styleId="TDC2">
+    <w:name w:val="toc 2"/>
+    <w:basedOn w:val="Normal"/>
+    <w:next w:val="Normal"/>
+    <w:autoRedefine/>
+    <w:uiPriority w:val="39"/>
+    <w:unhideWhenUsed/>
+    <w:rsid w:val="00E77862"/>
+    <w:pPr>
+      <w:spacing w:after="100"/>
+      <w:ind w:left="220"/>
+    </w:pPr>
+  </w:style>
+  <w:style w:type="paragraph" w:styleId="TDC3">
+    <w:name w:val="toc 3"/>
+    <w:basedOn w:val="Normal"/>
+    <w:next w:val="Normal"/>
+    <w:autoRedefine/>
+    <w:uiPriority w:val="39"/>
+    <w:unhideWhenUsed/>
+    <w:rsid w:val="00E77862"/>
+    <w:pPr>
+      <w:spacing w:after="100"/>
+      <w:ind w:left="440"/>
     </w:pPr>
   </w:style>
 </w:styles>
@@ -3885,4 +5628,16 @@
     </a:ext>
   </a:extLst>
 </a:theme>
+</file>
+
+<file path=customXml/item1.xml><?xml version="1.0" encoding="utf-8"?>
+<b:Sources xmlns:b="http://schemas.openxmlformats.org/officeDocument/2006/bibliography" xmlns="http://schemas.openxmlformats.org/officeDocument/2006/bibliography" SelectedStyle="\APASixthEditionOfficeOnline.xsl" StyleName="APA" Version="6"/>
+</file>
+
+<file path=customXml/itemProps1.xml><?xml version="1.0" encoding="utf-8"?>
+<ds:datastoreItem xmlns:ds="http://schemas.openxmlformats.org/officeDocument/2006/customXml" ds:itemID="{23AEB2B5-8A1A-42D0-8838-114A55A32E44}">
+  <ds:schemaRefs>
+    <ds:schemaRef ds:uri="http://schemas.openxmlformats.org/officeDocument/2006/bibliography"/>
+  </ds:schemaRefs>
+</ds:datastoreItem>
 </file>